--- a/doc/N04_3_ApplicationDevelopment_SRS.docx
+++ b/doc/N04_3_ApplicationDevelopment_SRS.docx
@@ -1,6 +1,6 @@
 
 <file path=word/document.xml><?xml version="1.0" encoding="utf-8"?>
-<w:document xmlns:wpc="http://schemas.microsoft.com/office/word/2010/wordprocessingCanvas" xmlns:cx="http://schemas.microsoft.com/office/drawing/2014/chartex" xmlns:cx1="http://schemas.microsoft.com/office/drawing/2015/9/8/chartex" xmlns:cx2="http://schemas.microsoft.com/office/drawing/2015/10/21/chartex" xmlns:cx3="http://schemas.microsoft.com/office/drawing/2016/5/9/chartex" xmlns:cx4="http://schemas.microsoft.com/office/drawing/2016/5/10/chartex" xmlns:cx5="http://schemas.microsoft.com/office/drawing/2016/5/11/chartex" xmlns:cx6="http://schemas.microsoft.com/office/drawing/2016/5/12/chartex" xmlns:cx7="http://schemas.microsoft.com/office/drawing/2016/5/13/chartex" xmlns:cx8="http://schemas.microsoft.com/office/drawing/2016/5/14/chartex" xmlns:mc="http://schemas.openxmlformats.org/markup-compatibility/2006" xmlns:aink="http://schemas.microsoft.com/office/drawing/2016/ink" xmlns:am3d="http://schemas.microsoft.com/office/drawing/2017/model3d" xmlns:o="urn:schemas-microsoft-com:office:office" xmlns:r="http://schemas.openxmlformats.org/officeDocument/2006/relationships" xmlns:m="http://schemas.openxmlformats.org/officeDocument/2006/math" xmlns:v="urn:schemas-microsoft-com:vml" xmlns:wp14="http://schemas.microsoft.com/office/word/2010/wordprocessingDrawing" xmlns:wp="http://schemas.openxmlformats.org/drawingml/2006/wordprocessingDrawing" xmlns:w10="urn:schemas-microsoft-com:office:word" xmlns:w="http://schemas.openxmlformats.org/wordprocessingml/2006/main" xmlns:w14="http://schemas.microsoft.com/office/word/2010/wordml" xmlns:w15="http://schemas.microsoft.com/office/word/2012/wordml" xmlns:w16cex="http://schemas.microsoft.com/office/word/2018/wordml/cex" xmlns:w16cid="http://schemas.microsoft.com/office/word/2016/wordml/cid" xmlns:w16="http://schemas.microsoft.com/office/word/2018/wordml" xmlns:w16se="http://schemas.microsoft.com/office/word/2015/wordml/symex" xmlns:wpg="http://schemas.microsoft.com/office/word/2010/wordprocessingGroup" xmlns:wpi="http://schemas.microsoft.com/office/word/2010/wordprocessingInk" xmlns:wne="http://schemas.microsoft.com/office/word/2006/wordml" xmlns:wps="http://schemas.microsoft.com/office/word/2010/wordprocessingShape" mc:Ignorable="w14 w15 w16se w16cid w16 w16cex wp14">
+<w:document xmlns:wpc="http://schemas.microsoft.com/office/word/2010/wordprocessingCanvas" xmlns:cx="http://schemas.microsoft.com/office/drawing/2014/chartex" xmlns:cx1="http://schemas.microsoft.com/office/drawing/2015/9/8/chartex" xmlns:cx2="http://schemas.microsoft.com/office/drawing/2015/10/21/chartex" xmlns:cx3="http://schemas.microsoft.com/office/drawing/2016/5/9/chartex" xmlns:cx4="http://schemas.microsoft.com/office/drawing/2016/5/10/chartex" xmlns:cx5="http://schemas.microsoft.com/office/drawing/2016/5/11/chartex" xmlns:cx6="http://schemas.microsoft.com/office/drawing/2016/5/12/chartex" xmlns:cx7="http://schemas.microsoft.com/office/drawing/2016/5/13/chartex" xmlns:cx8="http://schemas.microsoft.com/office/drawing/2016/5/14/chartex" xmlns:mc="http://schemas.openxmlformats.org/markup-compatibility/2006" xmlns:aink="http://schemas.microsoft.com/office/drawing/2016/ink" xmlns:am3d="http://schemas.microsoft.com/office/drawing/2017/model3d" xmlns:o="urn:schemas-microsoft-com:office:office" xmlns:oel="http://schemas.microsoft.com/office/2019/extlst" xmlns:r="http://schemas.openxmlformats.org/officeDocument/2006/relationships" xmlns:m="http://schemas.openxmlformats.org/officeDocument/2006/math" xmlns:v="urn:schemas-microsoft-com:vml" xmlns:wp14="http://schemas.microsoft.com/office/word/2010/wordprocessingDrawing" xmlns:wp="http://schemas.openxmlformats.org/drawingml/2006/wordprocessingDrawing" xmlns:w10="urn:schemas-microsoft-com:office:word" xmlns:w="http://schemas.openxmlformats.org/wordprocessingml/2006/main" xmlns:w14="http://schemas.microsoft.com/office/word/2010/wordml" xmlns:w15="http://schemas.microsoft.com/office/word/2012/wordml" xmlns:w16cex="http://schemas.microsoft.com/office/word/2018/wordml/cex" xmlns:w16cid="http://schemas.microsoft.com/office/word/2016/wordml/cid" xmlns:w16="http://schemas.microsoft.com/office/word/2018/wordml" xmlns:w16du="http://schemas.microsoft.com/office/word/2023/wordml/word16du" xmlns:w16sdtdh="http://schemas.microsoft.com/office/word/2020/wordml/sdtdatahash" xmlns:w16sdtfl="http://schemas.microsoft.com/office/word/2024/wordml/sdtformatlock" xmlns:w16se="http://schemas.microsoft.com/office/word/2015/wordml/symex" xmlns:wpg="http://schemas.microsoft.com/office/word/2010/wordprocessingGroup" xmlns:wpi="http://schemas.microsoft.com/office/word/2010/wordprocessingInk" xmlns:wne="http://schemas.microsoft.com/office/word/2006/wordml" xmlns:wps="http://schemas.microsoft.com/office/word/2010/wordprocessingShape" mc:Ignorable="w14 w15 w16se w16cid w16 w16cex w16sdtdh w16sdtfl w16du wp14">
   <w:body>
     <w:sdt>
       <w:sdtPr>
@@ -240,7 +240,6 @@
             <w:dataBinding w:prefixMappings="xmlns:ns0='http://purl.org/dc/elements/1.1/' xmlns:ns1='http://schemas.openxmlformats.org/package/2006/metadata/core-properties' " w:xpath="/ns1:coreProperties[1]/ns0:title[1]" w:storeItemID="{6C3C8BC8-F283-45AE-878A-BAB7291924A1}"/>
             <w:text/>
           </w:sdtPr>
-          <w:sdtEndPr/>
           <w:sdtContent>
             <w:p>
               <w:pPr>
@@ -269,7 +268,7 @@
                   <w:sz w:val="72"/>
                   <w:szCs w:val="72"/>
                 </w:rPr>
-                <w:t>Tên đồ án</w:t>
+                <w:t>HỆ THỐNG QUẢN LÝ PHÒNG KHÁM NHA KHOA</w:t>
               </w:r>
               <w:r>
                 <w:rPr>
@@ -280,7 +279,18 @@
                   <w:sz w:val="72"/>
                   <w:szCs w:val="72"/>
                 </w:rPr>
-                <w:t xml:space="preserve"> - nhómXX</w:t>
+                <w:t xml:space="preserve"> </w:t>
+              </w:r>
+              <w:r>
+                <w:rPr>
+                  <w:rFonts w:ascii="Times New Roman" w:eastAsiaTheme="majorEastAsia" w:hAnsi="Times New Roman" w:cs="Times New Roman"/>
+                  <w:b/>
+                  <w:caps/>
+                  <w:color w:val="000000" w:themeColor="text1"/>
+                  <w:sz w:val="72"/>
+                  <w:szCs w:val="72"/>
+                </w:rPr>
+                <w:t>– nhóm 04</w:t>
               </w:r>
             </w:p>
           </w:sdtContent>
@@ -302,7 +312,6 @@
             <w:dataBinding w:prefixMappings="xmlns:ns0='http://purl.org/dc/elements/1.1/' xmlns:ns1='http://schemas.openxmlformats.org/package/2006/metadata/core-properties' " w:xpath="/ns1:coreProperties[1]/ns0:subject[1]" w:storeItemID="{6C3C8BC8-F283-45AE-878A-BAB7291924A1}"/>
             <w:text/>
           </w:sdtPr>
-          <w:sdtEndPr/>
           <w:sdtContent>
             <w:p>
               <w:pPr>
@@ -420,7 +429,6 @@
                                     <w:calendar w:val="gregorian"/>
                                   </w:date>
                                 </w:sdtPr>
-                                <w:sdtEndPr/>
                                 <w:sdtContent>
                                   <w:p>
                                     <w:pPr>
@@ -443,7 +451,7 @@
                                         <w:sz w:val="26"/>
                                         <w:szCs w:val="28"/>
                                       </w:rPr>
-                                      <w:t>tp hỒ CHÍ MINH, THÁNG 8 NĂM 201</w:t>
+                                      <w:t xml:space="preserve">tp hỒ CHÍ MINH, THÁNG </w:t>
                                     </w:r>
                                     <w:r>
                                       <w:rPr>
@@ -453,7 +461,27 @@
                                         <w:sz w:val="26"/>
                                         <w:szCs w:val="28"/>
                                       </w:rPr>
-                                      <w:t>8</w:t>
+                                      <w:t>9</w:t>
+                                    </w:r>
+                                    <w:r>
+                                      <w:rPr>
+                                        <w:rFonts w:ascii="Times New Roman" w:hAnsi="Times New Roman" w:cs="Times New Roman"/>
+                                        <w:caps/>
+                                        <w:color w:val="000000" w:themeColor="text1"/>
+                                        <w:sz w:val="26"/>
+                                        <w:szCs w:val="28"/>
+                                      </w:rPr>
+                                      <w:t xml:space="preserve"> NĂM 20</w:t>
+                                    </w:r>
+                                    <w:r>
+                                      <w:rPr>
+                                        <w:rFonts w:ascii="Times New Roman" w:hAnsi="Times New Roman" w:cs="Times New Roman"/>
+                                        <w:caps/>
+                                        <w:color w:val="000000" w:themeColor="text1"/>
+                                        <w:sz w:val="26"/>
+                                        <w:szCs w:val="28"/>
+                                      </w:rPr>
+                                      <w:t>26</w:t>
                                     </w:r>
                                   </w:p>
                                 </w:sdtContent>
@@ -482,7 +510,6 @@
                                     <w:dataBinding w:prefixMappings="xmlns:ns0='http://schemas.openxmlformats.org/officeDocument/2006/extended-properties' " w:xpath="/ns0:Properties[1]/ns0:Company[1]" w:storeItemID="{6668398D-A668-4E3E-A5EB-62B293D839F1}"/>
                                     <w:text/>
                                   </w:sdtPr>
-                                  <w:sdtEndPr/>
                                   <w:sdtContent>
                                     <w:r>
                                       <w:rPr>
@@ -518,7 +545,6 @@
                                     <w:dataBinding w:prefixMappings="xmlns:ns0='http://schemas.microsoft.com/office/2006/coverPageProps' " w:xpath="/ns0:CoverPageProperties[1]/ns0:CompanyAddress[1]" w:storeItemID="{55AF091B-3C7A-41E3-B477-F2FDAA23CFDA}"/>
                                     <w:text/>
                                   </w:sdtPr>
-                                  <w:sdtEndPr/>
                                   <w:sdtContent>
                                     <w:r>
                                       <w:rPr>
@@ -557,7 +583,7 @@
                     <v:stroke joinstyle="miter"/>
                     <v:path gradientshapeok="t" o:connecttype="rect"/>
                   </v:shapetype>
-                  <v:shape id="Text Box 142" o:spid="_x0000_s1026" type="#_x0000_t202" style="position:absolute;left:0;text-align:left;margin-left:0;margin-top:0;width:516pt;height:43.9pt;z-index:251659264;visibility:visible;mso-wrap-style:square;mso-width-percent:1000;mso-height-percent:0;mso-top-percent:850;mso-wrap-distance-left:9pt;mso-wrap-distance-top:0;mso-wrap-distance-right:9pt;mso-wrap-distance-bottom:0;mso-position-horizontal:center;mso-position-horizontal-relative:margin;mso-position-vertical-relative:page;mso-width-percent:1000;mso-height-percent:0;mso-top-percent:850;mso-width-relative:margin;mso-height-relative:margin;v-text-anchor:bottom" o:gfxdata="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" filled="f" stroked="f" strokeweight=".5pt">
+                  <v:shape id="Text Box 142" o:spid="_x0000_s1026" type="#_x0000_t202" style="position:absolute;left:0;text-align:left;margin-left:0;margin-top:0;width:516pt;height:43.9pt;z-index:251659264;visibility:visible;mso-wrap-style:square;mso-width-percent:1000;mso-height-percent:0;mso-top-percent:850;mso-wrap-distance-left:9pt;mso-wrap-distance-top:0;mso-wrap-distance-right:9pt;mso-wrap-distance-bottom:0;mso-position-horizontal:center;mso-position-horizontal-relative:margin;mso-position-vertical-relative:page;mso-width-percent:1000;mso-height-percent:0;mso-top-percent:850;mso-width-relative:margin;mso-height-relative:margin;v-text-anchor:bottom" o:gfxdata="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" filled="f" stroked="f" strokeweight=".5pt">
                     <v:textbox style="mso-fit-shape-to-text:t" inset="0,0,0,0">
                       <w:txbxContent>
                         <w:sdt>
@@ -580,7 +606,6 @@
                               <w:calendar w:val="gregorian"/>
                             </w:date>
                           </w:sdtPr>
-                          <w:sdtEndPr/>
                           <w:sdtContent>
                             <w:p>
                               <w:pPr>
@@ -603,7 +628,7 @@
                                   <w:sz w:val="26"/>
                                   <w:szCs w:val="28"/>
                                 </w:rPr>
-                                <w:t>tp hỒ CHÍ MINH, THÁNG 8 NĂM 201</w:t>
+                                <w:t xml:space="preserve">tp hỒ CHÍ MINH, THÁNG </w:t>
                               </w:r>
                               <w:r>
                                 <w:rPr>
@@ -613,7 +638,27 @@
                                   <w:sz w:val="26"/>
                                   <w:szCs w:val="28"/>
                                 </w:rPr>
-                                <w:t>8</w:t>
+                                <w:t>9</w:t>
+                              </w:r>
+                              <w:r>
+                                <w:rPr>
+                                  <w:rFonts w:ascii="Times New Roman" w:hAnsi="Times New Roman" w:cs="Times New Roman"/>
+                                  <w:caps/>
+                                  <w:color w:val="000000" w:themeColor="text1"/>
+                                  <w:sz w:val="26"/>
+                                  <w:szCs w:val="28"/>
+                                </w:rPr>
+                                <w:t xml:space="preserve"> NĂM 20</w:t>
+                              </w:r>
+                              <w:r>
+                                <w:rPr>
+                                  <w:rFonts w:ascii="Times New Roman" w:hAnsi="Times New Roman" w:cs="Times New Roman"/>
+                                  <w:caps/>
+                                  <w:color w:val="000000" w:themeColor="text1"/>
+                                  <w:sz w:val="26"/>
+                                  <w:szCs w:val="28"/>
+                                </w:rPr>
+                                <w:t>26</w:t>
                               </w:r>
                             </w:p>
                           </w:sdtContent>
@@ -642,7 +687,6 @@
                               <w:dataBinding w:prefixMappings="xmlns:ns0='http://schemas.openxmlformats.org/officeDocument/2006/extended-properties' " w:xpath="/ns0:Properties[1]/ns0:Company[1]" w:storeItemID="{6668398D-A668-4E3E-A5EB-62B293D839F1}"/>
                               <w:text/>
                             </w:sdtPr>
-                            <w:sdtEndPr/>
                             <w:sdtContent>
                               <w:r>
                                 <w:rPr>
@@ -678,7 +722,6 @@
                               <w:dataBinding w:prefixMappings="xmlns:ns0='http://schemas.microsoft.com/office/2006/coverPageProps' " w:xpath="/ns0:CoverPageProperties[1]/ns0:CompanyAddress[1]" w:storeItemID="{55AF091B-3C7A-41E3-B477-F2FDAA23CFDA}"/>
                               <w:text/>
                             </w:sdtPr>
-                            <w:sdtEndPr/>
                             <w:sdtContent>
                               <w:r>
                                 <w:rPr>
@@ -774,7 +817,7 @@
               <w:noProof/>
               <w:sz w:val="24"/>
               <w:szCs w:val="24"/>
-              <w:lang w:val="en-VN"/>
+              <w:lang/>
             </w:rPr>
           </w:pPr>
           <w:r>
@@ -817,7 +860,7 @@
                 <w:noProof/>
                 <w:sz w:val="24"/>
                 <w:szCs w:val="24"/>
-                <w:lang w:val="en-VN"/>
+                <w:lang/>
               </w:rPr>
               <w:tab/>
             </w:r>
@@ -892,7 +935,7 @@
               <w:noProof/>
               <w:sz w:val="24"/>
               <w:szCs w:val="24"/>
-              <w:lang w:val="en-VN"/>
+              <w:lang/>
             </w:rPr>
           </w:pPr>
           <w:hyperlink w:anchor="_Toc83627355" w:history="1">
@@ -910,7 +953,7 @@
                 <w:noProof/>
                 <w:sz w:val="24"/>
                 <w:szCs w:val="24"/>
-                <w:lang w:val="en-VN"/>
+                <w:lang/>
               </w:rPr>
               <w:tab/>
             </w:r>
@@ -984,7 +1027,7 @@
               <w:noProof/>
               <w:sz w:val="24"/>
               <w:szCs w:val="24"/>
-              <w:lang w:val="en-VN"/>
+              <w:lang/>
             </w:rPr>
           </w:pPr>
           <w:hyperlink w:anchor="_Toc83627356" w:history="1">
@@ -1002,7 +1045,7 @@
                 <w:noProof/>
                 <w:sz w:val="24"/>
                 <w:szCs w:val="24"/>
-                <w:lang w:val="en-VN"/>
+                <w:lang/>
               </w:rPr>
               <w:tab/>
             </w:r>
@@ -1076,7 +1119,7 @@
               <w:noProof/>
               <w:sz w:val="24"/>
               <w:szCs w:val="24"/>
-              <w:lang w:val="en-VN"/>
+              <w:lang/>
             </w:rPr>
           </w:pPr>
           <w:hyperlink w:anchor="_Toc83627357" w:history="1">
@@ -1094,7 +1137,7 @@
                 <w:noProof/>
                 <w:sz w:val="24"/>
                 <w:szCs w:val="24"/>
-                <w:lang w:val="en-VN"/>
+                <w:lang/>
               </w:rPr>
               <w:tab/>
             </w:r>
@@ -1168,7 +1211,7 @@
               <w:noProof/>
               <w:sz w:val="24"/>
               <w:szCs w:val="24"/>
-              <w:lang w:val="en-VN"/>
+              <w:lang/>
             </w:rPr>
           </w:pPr>
           <w:hyperlink w:anchor="_Toc83627358" w:history="1">
@@ -1186,7 +1229,7 @@
                 <w:noProof/>
                 <w:sz w:val="24"/>
                 <w:szCs w:val="24"/>
-                <w:lang w:val="en-VN"/>
+                <w:lang/>
               </w:rPr>
               <w:tab/>
             </w:r>
@@ -1260,7 +1303,7 @@
               <w:noProof/>
               <w:sz w:val="24"/>
               <w:szCs w:val="24"/>
-              <w:lang w:val="en-VN"/>
+              <w:lang/>
             </w:rPr>
           </w:pPr>
           <w:hyperlink w:anchor="_Toc83627359" w:history="1">
@@ -1279,7 +1322,7 @@
                 <w:noProof/>
                 <w:sz w:val="24"/>
                 <w:szCs w:val="24"/>
-                <w:lang w:val="en-VN"/>
+                <w:lang/>
               </w:rPr>
               <w:tab/>
             </w:r>
@@ -1354,7 +1397,7 @@
               <w:noProof/>
               <w:sz w:val="24"/>
               <w:szCs w:val="24"/>
-              <w:lang w:val="en-VN"/>
+              <w:lang/>
             </w:rPr>
           </w:pPr>
           <w:hyperlink w:anchor="_Toc83627360" w:history="1">
@@ -1372,7 +1415,7 @@
                 <w:noProof/>
                 <w:sz w:val="24"/>
                 <w:szCs w:val="24"/>
-                <w:lang w:val="en-VN"/>
+                <w:lang/>
               </w:rPr>
               <w:tab/>
             </w:r>
@@ -1446,7 +1489,7 @@
               <w:noProof/>
               <w:sz w:val="24"/>
               <w:szCs w:val="24"/>
-              <w:lang w:val="en-VN"/>
+              <w:lang/>
             </w:rPr>
           </w:pPr>
           <w:hyperlink w:anchor="_Toc83627361" w:history="1">
@@ -1464,7 +1507,7 @@
                 <w:noProof/>
                 <w:sz w:val="24"/>
                 <w:szCs w:val="24"/>
-                <w:lang w:val="en-VN"/>
+                <w:lang/>
               </w:rPr>
               <w:tab/>
             </w:r>
@@ -1538,7 +1581,7 @@
               <w:noProof/>
               <w:sz w:val="24"/>
               <w:szCs w:val="24"/>
-              <w:lang w:val="en-VN"/>
+              <w:lang/>
             </w:rPr>
           </w:pPr>
           <w:hyperlink w:anchor="_Toc83627362" w:history="1">
@@ -1556,7 +1599,7 @@
                 <w:noProof/>
                 <w:sz w:val="24"/>
                 <w:szCs w:val="24"/>
-                <w:lang w:val="en-VN"/>
+                <w:lang/>
               </w:rPr>
               <w:tab/>
             </w:r>
@@ -1630,7 +1673,7 @@
               <w:noProof/>
               <w:sz w:val="24"/>
               <w:szCs w:val="24"/>
-              <w:lang w:val="en-VN"/>
+              <w:lang/>
             </w:rPr>
           </w:pPr>
           <w:hyperlink w:anchor="_Toc83627363" w:history="1">
@@ -1648,7 +1691,7 @@
                 <w:noProof/>
                 <w:sz w:val="24"/>
                 <w:szCs w:val="24"/>
-                <w:lang w:val="en-VN"/>
+                <w:lang/>
               </w:rPr>
               <w:tab/>
             </w:r>
@@ -1722,7 +1765,7 @@
               <w:noProof/>
               <w:sz w:val="24"/>
               <w:szCs w:val="24"/>
-              <w:lang w:val="en-VN"/>
+              <w:lang/>
             </w:rPr>
           </w:pPr>
           <w:hyperlink w:anchor="_Toc83627364" w:history="1">
@@ -1741,7 +1784,7 @@
                 <w:noProof/>
                 <w:sz w:val="24"/>
                 <w:szCs w:val="24"/>
-                <w:lang w:val="en-VN"/>
+                <w:lang/>
               </w:rPr>
               <w:tab/>
             </w:r>
@@ -1816,7 +1859,7 @@
               <w:noProof/>
               <w:sz w:val="24"/>
               <w:szCs w:val="24"/>
-              <w:lang w:val="en-VN"/>
+              <w:lang/>
             </w:rPr>
           </w:pPr>
           <w:hyperlink w:anchor="_Toc83627365" w:history="1">
@@ -1834,7 +1877,7 @@
                 <w:noProof/>
                 <w:sz w:val="24"/>
                 <w:szCs w:val="24"/>
-                <w:lang w:val="en-VN"/>
+                <w:lang/>
               </w:rPr>
               <w:tab/>
             </w:r>
@@ -1908,7 +1951,7 @@
               <w:noProof/>
               <w:sz w:val="24"/>
               <w:szCs w:val="24"/>
-              <w:lang w:val="en-VN"/>
+              <w:lang/>
             </w:rPr>
           </w:pPr>
           <w:hyperlink w:anchor="_Toc83627366" w:history="1">
@@ -1926,7 +1969,7 @@
                 <w:noProof/>
                 <w:sz w:val="24"/>
                 <w:szCs w:val="24"/>
-                <w:lang w:val="en-VN"/>
+                <w:lang/>
               </w:rPr>
               <w:tab/>
             </w:r>
@@ -2000,7 +2043,7 @@
               <w:noProof/>
               <w:sz w:val="24"/>
               <w:szCs w:val="24"/>
-              <w:lang w:val="en-VN"/>
+              <w:lang/>
             </w:rPr>
           </w:pPr>
           <w:hyperlink w:anchor="_Toc83627367" w:history="1">
@@ -2018,7 +2061,7 @@
                 <w:noProof/>
                 <w:sz w:val="24"/>
                 <w:szCs w:val="24"/>
-                <w:lang w:val="en-VN"/>
+                <w:lang/>
               </w:rPr>
               <w:tab/>
             </w:r>
@@ -2092,7 +2135,7 @@
               <w:noProof/>
               <w:sz w:val="24"/>
               <w:szCs w:val="24"/>
-              <w:lang w:val="en-VN"/>
+              <w:lang/>
             </w:rPr>
           </w:pPr>
           <w:hyperlink w:anchor="_Toc83627368" w:history="1">
@@ -2110,7 +2153,7 @@
                 <w:noProof/>
                 <w:sz w:val="24"/>
                 <w:szCs w:val="24"/>
-                <w:lang w:val="en-VN"/>
+                <w:lang/>
               </w:rPr>
               <w:tab/>
             </w:r>
@@ -2184,7 +2227,7 @@
               <w:noProof/>
               <w:sz w:val="24"/>
               <w:szCs w:val="24"/>
-              <w:lang w:val="en-VN"/>
+              <w:lang/>
             </w:rPr>
           </w:pPr>
           <w:hyperlink w:anchor="_Toc83627369" w:history="1">
@@ -2202,7 +2245,7 @@
                 <w:noProof/>
                 <w:sz w:val="24"/>
                 <w:szCs w:val="24"/>
-                <w:lang w:val="en-VN"/>
+                <w:lang/>
               </w:rPr>
               <w:tab/>
             </w:r>
@@ -2276,7 +2319,7 @@
               <w:noProof/>
               <w:sz w:val="24"/>
               <w:szCs w:val="24"/>
-              <w:lang w:val="en-VN"/>
+              <w:lang/>
             </w:rPr>
           </w:pPr>
           <w:hyperlink w:anchor="_Toc83627370" w:history="1">
@@ -2295,7 +2338,7 @@
                 <w:noProof/>
                 <w:sz w:val="24"/>
                 <w:szCs w:val="24"/>
-                <w:lang w:val="en-VN"/>
+                <w:lang/>
               </w:rPr>
               <w:tab/>
             </w:r>
@@ -2370,7 +2413,7 @@
               <w:noProof/>
               <w:sz w:val="24"/>
               <w:szCs w:val="24"/>
-              <w:lang w:val="en-VN"/>
+              <w:lang/>
             </w:rPr>
           </w:pPr>
           <w:hyperlink w:anchor="_Toc83627371" w:history="1">
@@ -2387,7 +2430,7 @@
                 <w:noProof/>
                 <w:sz w:val="24"/>
                 <w:szCs w:val="24"/>
-                <w:lang w:val="en-VN"/>
+                <w:lang/>
               </w:rPr>
               <w:tab/>
             </w:r>
@@ -2460,7 +2503,7 @@
               <w:noProof/>
               <w:sz w:val="24"/>
               <w:szCs w:val="24"/>
-              <w:lang w:val="en-VN"/>
+              <w:lang/>
             </w:rPr>
           </w:pPr>
           <w:hyperlink w:anchor="_Toc83627372" w:history="1">
@@ -2477,7 +2520,7 @@
                 <w:noProof/>
                 <w:sz w:val="24"/>
                 <w:szCs w:val="24"/>
-                <w:lang w:val="en-VN"/>
+                <w:lang/>
               </w:rPr>
               <w:tab/>
             </w:r>
@@ -2633,38 +2676,19 @@
     </w:p>
     <w:p>
       <w:pPr>
-        <w:pStyle w:val="notes"/>
-        <w:spacing w:before="0" w:after="120" w:line="240" w:lineRule="auto"/>
+        <w:ind w:firstLine="600"/>
+        <w:jc w:val="both"/>
+        <w:rPr>
+          <w:rFonts w:ascii="Times New Roman" w:hAnsi="Times New Roman" w:cs="Times New Roman"/>
+          <w:color w:val="000000" w:themeColor="text1"/>
+          <w:sz w:val="26"/>
+          <w:szCs w:val="26"/>
+        </w:rPr>
       </w:pPr>
       <w:r>
-        <w:t xml:space="preserve">&lt;Mục đích của tài liệu </w:t>
-      </w:r>
-      <w:r>
-        <w:rPr>
-          <w:b/>
-          <w:bCs/>
-        </w:rPr>
-        <w:t>SRS</w:t>
-      </w:r>
-      <w:r>
-        <w:t>: Tài liệu mô tả một cách đầy đủ, toàn diện các yêu cầu của ứng dụng – đó là  các yêu cầu chức năng, phi chức năng, các ràng buộc về mặt thiết kế...&gt;</w:t>
-      </w:r>
-    </w:p>
-    <w:p>
-      <w:pPr>
-        <w:ind w:firstLine="600"/>
-        <w:jc w:val="both"/>
         <w:rPr>
           <w:rFonts w:ascii="Times New Roman" w:hAnsi="Times New Roman" w:cs="Times New Roman"/>
-          <w:color w:val="FF0000"/>
-          <w:sz w:val="26"/>
-          <w:szCs w:val="26"/>
-        </w:rPr>
-      </w:pPr>
-      <w:r>
-        <w:rPr>
-          <w:rFonts w:ascii="Times New Roman" w:hAnsi="Times New Roman" w:cs="Times New Roman"/>
-          <w:color w:val="FF0000"/>
+          <w:color w:val="000000" w:themeColor="text1"/>
           <w:sz w:val="26"/>
           <w:szCs w:val="26"/>
         </w:rPr>
@@ -2673,7 +2697,7 @@
       <w:r>
         <w:rPr>
           <w:rFonts w:ascii="Times New Roman" w:hAnsi="Times New Roman" w:cs="Times New Roman"/>
-          <w:color w:val="FF0000"/>
+          <w:color w:val="000000" w:themeColor="text1"/>
           <w:sz w:val="26"/>
           <w:szCs w:val="26"/>
         </w:rPr>
@@ -2682,7 +2706,7 @@
       <w:r>
         <w:rPr>
           <w:rFonts w:ascii="Times New Roman" w:hAnsi="Times New Roman" w:cs="Times New Roman"/>
-          <w:color w:val="FF0000"/>
+          <w:color w:val="000000" w:themeColor="text1"/>
           <w:sz w:val="26"/>
           <w:szCs w:val="26"/>
         </w:rPr>
@@ -2715,25 +2739,281 @@
     </w:p>
     <w:p>
       <w:pPr>
-        <w:pStyle w:val="notes"/>
-        <w:spacing w:before="0" w:after="120" w:line="240" w:lineRule="auto"/>
+        <w:ind w:firstLine="600"/>
+        <w:rPr>
+          <w:rFonts w:ascii="Times New Roman" w:hAnsi="Times New Roman" w:cs="Times New Roman"/>
+          <w:sz w:val="26"/>
+          <w:szCs w:val="26"/>
+        </w:rPr>
       </w:pPr>
       <w:r>
-        <w:t>&lt;Mô tả ngắn gọn đặc điểm của ứng dụng; phạm vi, đối tượng phục vụ của ứng dụng; nhóm các hệ thống con&gt;</w:t>
+        <w:rPr>
+          <w:rFonts w:ascii="Times New Roman" w:hAnsi="Times New Roman" w:cs="Times New Roman"/>
+          <w:sz w:val="26"/>
+          <w:szCs w:val="26"/>
+        </w:rPr>
+        <w:t>Hệ thống phục vụ công tác quản lý toàn diện cho các phòng khám nha khoa quy mô vừa và nhỏ. Hệ thống số hóa toàn bộ quy trình vận hành giấy tờ thủ công sang nền tảng số hóa đồng bộ.</w:t>
+      </w:r>
+      <w:r>
+        <w:rPr>
+          <w:rFonts w:ascii="Times New Roman" w:hAnsi="Times New Roman" w:cs="Times New Roman"/>
+          <w:sz w:val="26"/>
+          <w:szCs w:val="26"/>
+        </w:rPr>
+        <w:t xml:space="preserve"> Ứ</w:t>
+      </w:r>
+      <w:r>
+        <w:rPr>
+          <w:rFonts w:ascii="Times New Roman" w:hAnsi="Times New Roman" w:cs="Times New Roman"/>
+          <w:sz w:val="26"/>
+          <w:szCs w:val="26"/>
+        </w:rPr>
+        <w:t>ng dụng bao gồm các nhóm chức năng chính</w:t>
+      </w:r>
+      <w:r>
+        <w:rPr>
+          <w:rFonts w:ascii="Times New Roman" w:hAnsi="Times New Roman" w:cs="Times New Roman"/>
+          <w:sz w:val="26"/>
+          <w:szCs w:val="26"/>
+        </w:rPr>
+        <w:t xml:space="preserve"> như</w:t>
+      </w:r>
+      <w:r>
+        <w:rPr>
+          <w:rFonts w:ascii="Times New Roman" w:hAnsi="Times New Roman" w:cs="Times New Roman"/>
+          <w:sz w:val="26"/>
+          <w:szCs w:val="26"/>
+        </w:rPr>
+        <w:t xml:space="preserve"> quản lý thông tin và hồ sơ bệnh nhân</w:t>
+      </w:r>
+      <w:r>
+        <w:rPr>
+          <w:rFonts w:ascii="Times New Roman" w:hAnsi="Times New Roman" w:cs="Times New Roman"/>
+          <w:sz w:val="26"/>
+          <w:szCs w:val="26"/>
+        </w:rPr>
+        <w:t>,</w:t>
+      </w:r>
+      <w:r>
+        <w:rPr>
+          <w:rFonts w:ascii="Times New Roman" w:hAnsi="Times New Roman" w:cs="Times New Roman"/>
+          <w:sz w:val="26"/>
+          <w:szCs w:val="26"/>
+        </w:rPr>
+        <w:t xml:space="preserve"> quản lý lịch hẹn và tiếp nhận</w:t>
+      </w:r>
+      <w:r>
+        <w:rPr>
+          <w:rFonts w:ascii="Times New Roman" w:hAnsi="Times New Roman" w:cs="Times New Roman"/>
+          <w:sz w:val="26"/>
+          <w:szCs w:val="26"/>
+        </w:rPr>
+        <w:t>,</w:t>
+      </w:r>
+      <w:r>
+        <w:rPr>
+          <w:rFonts w:ascii="Times New Roman" w:hAnsi="Times New Roman" w:cs="Times New Roman"/>
+          <w:sz w:val="26"/>
+          <w:szCs w:val="26"/>
+        </w:rPr>
+        <w:t xml:space="preserve"> khám và chẩn đoán</w:t>
+      </w:r>
+      <w:r>
+        <w:rPr>
+          <w:rFonts w:ascii="Times New Roman" w:hAnsi="Times New Roman" w:cs="Times New Roman"/>
+          <w:sz w:val="26"/>
+          <w:szCs w:val="26"/>
+        </w:rPr>
+        <w:t>,</w:t>
+      </w:r>
+      <w:r>
+        <w:rPr>
+          <w:rFonts w:ascii="Times New Roman" w:hAnsi="Times New Roman" w:cs="Times New Roman"/>
+          <w:sz w:val="26"/>
+          <w:szCs w:val="26"/>
+        </w:rPr>
+        <w:t xml:space="preserve"> điều trị và tái khám</w:t>
+      </w:r>
+      <w:r>
+        <w:rPr>
+          <w:rFonts w:ascii="Times New Roman" w:hAnsi="Times New Roman" w:cs="Times New Roman"/>
+          <w:sz w:val="26"/>
+          <w:szCs w:val="26"/>
+        </w:rPr>
+        <w:t>,</w:t>
+      </w:r>
+      <w:r>
+        <w:rPr>
+          <w:rFonts w:ascii="Times New Roman" w:hAnsi="Times New Roman" w:cs="Times New Roman"/>
+          <w:sz w:val="26"/>
+          <w:szCs w:val="26"/>
+        </w:rPr>
+        <w:t xml:space="preserve"> thanh toán và thống kê</w:t>
+      </w:r>
+      <w:r>
+        <w:rPr>
+          <w:rFonts w:ascii="Times New Roman" w:hAnsi="Times New Roman" w:cs="Times New Roman"/>
+          <w:sz w:val="26"/>
+          <w:szCs w:val="26"/>
+        </w:rPr>
+        <w:t>,</w:t>
+      </w:r>
+      <w:r>
+        <w:rPr>
+          <w:rFonts w:ascii="Times New Roman" w:hAnsi="Times New Roman" w:cs="Times New Roman"/>
+          <w:sz w:val="26"/>
+          <w:szCs w:val="26"/>
+        </w:rPr>
+        <w:t xml:space="preserve"> quản lý kho và vật tư.</w:t>
+      </w:r>
+      <w:r>
+        <w:rPr>
+          <w:rFonts w:ascii="Times New Roman" w:hAnsi="Times New Roman" w:cs="Times New Roman"/>
+          <w:sz w:val="26"/>
+          <w:szCs w:val="26"/>
+        </w:rPr>
+        <w:t xml:space="preserve"> Đối tượng phục vụ bao gồm đội ngũ nhân sự nội bộ của phòng khám</w:t>
+      </w:r>
+      <w:r>
+        <w:rPr>
+          <w:rFonts w:ascii="Times New Roman" w:hAnsi="Times New Roman" w:cs="Times New Roman"/>
+          <w:sz w:val="26"/>
+          <w:szCs w:val="26"/>
+        </w:rPr>
+        <w:t xml:space="preserve"> như</w:t>
+      </w:r>
+      <w:r>
+        <w:rPr>
+          <w:rFonts w:ascii="Times New Roman" w:hAnsi="Times New Roman" w:cs="Times New Roman"/>
+          <w:sz w:val="26"/>
+          <w:szCs w:val="26"/>
+        </w:rPr>
+        <w:t xml:space="preserve"> </w:t>
+      </w:r>
+      <w:r>
+        <w:rPr>
+          <w:rFonts w:ascii="Times New Roman" w:hAnsi="Times New Roman" w:cs="Times New Roman"/>
+          <w:sz w:val="26"/>
+          <w:szCs w:val="26"/>
+        </w:rPr>
+        <w:t>l</w:t>
+      </w:r>
+      <w:r>
+        <w:rPr>
+          <w:rFonts w:ascii="Times New Roman" w:hAnsi="Times New Roman" w:cs="Times New Roman"/>
+          <w:sz w:val="26"/>
+          <w:szCs w:val="26"/>
+        </w:rPr>
+        <w:t xml:space="preserve">ễ tân, </w:t>
+      </w:r>
+      <w:r>
+        <w:rPr>
+          <w:rFonts w:ascii="Times New Roman" w:hAnsi="Times New Roman" w:cs="Times New Roman"/>
+          <w:sz w:val="26"/>
+          <w:szCs w:val="26"/>
+        </w:rPr>
+        <w:t>n</w:t>
+      </w:r>
+      <w:r>
+        <w:rPr>
+          <w:rFonts w:ascii="Times New Roman" w:hAnsi="Times New Roman" w:cs="Times New Roman"/>
+          <w:sz w:val="26"/>
+          <w:szCs w:val="26"/>
+        </w:rPr>
+        <w:t xml:space="preserve">ha sĩ, </w:t>
+      </w:r>
+      <w:r>
+        <w:rPr>
+          <w:rFonts w:ascii="Times New Roman" w:hAnsi="Times New Roman" w:cs="Times New Roman"/>
+          <w:sz w:val="26"/>
+          <w:szCs w:val="26"/>
+        </w:rPr>
+        <w:t>y</w:t>
+      </w:r>
+      <w:r>
+        <w:rPr>
+          <w:rFonts w:ascii="Times New Roman" w:hAnsi="Times New Roman" w:cs="Times New Roman"/>
+          <w:sz w:val="26"/>
+          <w:szCs w:val="26"/>
+        </w:rPr>
+        <w:t xml:space="preserve"> tá, </w:t>
+      </w:r>
+      <w:r>
+        <w:rPr>
+          <w:rFonts w:ascii="Times New Roman" w:hAnsi="Times New Roman" w:cs="Times New Roman"/>
+          <w:sz w:val="26"/>
+          <w:szCs w:val="26"/>
+        </w:rPr>
+        <w:t>t</w:t>
+      </w:r>
+      <w:r>
+        <w:rPr>
+          <w:rFonts w:ascii="Times New Roman" w:hAnsi="Times New Roman" w:cs="Times New Roman"/>
+          <w:sz w:val="26"/>
+          <w:szCs w:val="26"/>
+        </w:rPr>
+        <w:t xml:space="preserve">hu ngân, </w:t>
+      </w:r>
+      <w:r>
+        <w:rPr>
+          <w:rFonts w:ascii="Times New Roman" w:hAnsi="Times New Roman" w:cs="Times New Roman"/>
+          <w:sz w:val="26"/>
+          <w:szCs w:val="26"/>
+        </w:rPr>
+        <w:t xml:space="preserve">nhân viên </w:t>
+      </w:r>
+      <w:r>
+        <w:rPr>
+          <w:rFonts w:ascii="Times New Roman" w:hAnsi="Times New Roman" w:cs="Times New Roman"/>
+          <w:sz w:val="26"/>
+          <w:szCs w:val="26"/>
+        </w:rPr>
+        <w:t>q</w:t>
+      </w:r>
+      <w:r>
+        <w:rPr>
+          <w:rFonts w:ascii="Times New Roman" w:hAnsi="Times New Roman" w:cs="Times New Roman"/>
+          <w:sz w:val="26"/>
+          <w:szCs w:val="26"/>
+        </w:rPr>
+        <w:t xml:space="preserve">uản lý, </w:t>
+      </w:r>
+      <w:r>
+        <w:rPr>
+          <w:rFonts w:ascii="Times New Roman" w:hAnsi="Times New Roman" w:cs="Times New Roman"/>
+          <w:sz w:val="26"/>
+          <w:szCs w:val="26"/>
+        </w:rPr>
+        <w:t>k</w:t>
+      </w:r>
+      <w:r>
+        <w:rPr>
+          <w:rFonts w:ascii="Times New Roman" w:hAnsi="Times New Roman" w:cs="Times New Roman"/>
+          <w:sz w:val="26"/>
+          <w:szCs w:val="26"/>
+        </w:rPr>
+        <w:t xml:space="preserve">ế toán và </w:t>
+      </w:r>
+      <w:r>
+        <w:rPr>
+          <w:rFonts w:ascii="Times New Roman" w:hAnsi="Times New Roman" w:cs="Times New Roman"/>
+          <w:sz w:val="26"/>
+          <w:szCs w:val="26"/>
+        </w:rPr>
+        <w:t>n</w:t>
+      </w:r>
+      <w:r>
+        <w:rPr>
+          <w:rFonts w:ascii="Times New Roman" w:hAnsi="Times New Roman" w:cs="Times New Roman"/>
+          <w:sz w:val="26"/>
+          <w:szCs w:val="26"/>
+        </w:rPr>
+        <w:t>hân viên kho.</w:t>
       </w:r>
     </w:p>
     <w:p>
       <w:pPr>
-        <w:pStyle w:val="notes"/>
-        <w:spacing w:before="0" w:after="120" w:line="240" w:lineRule="auto"/>
-      </w:pPr>
-      <w:r>
-        <w:t>[Chỉ ra được tài liệu này dùng cho đối tượng nào?]</w:t>
-      </w:r>
-    </w:p>
-    <w:p>
-      <w:pPr>
-        <w:spacing w:after="120" w:line="240" w:lineRule="auto"/>
+        <w:ind w:firstLine="600"/>
         <w:rPr>
           <w:rFonts w:ascii="Times New Roman" w:hAnsi="Times New Roman" w:cs="Times New Roman"/>
           <w:sz w:val="26"/>
@@ -2861,7 +3141,23 @@
                 <w:sz w:val="26"/>
                 <w:szCs w:val="26"/>
               </w:rPr>
-              <w:t>Giải thich</w:t>
+              <w:t>Giải th</w:t>
+            </w:r>
+            <w:r>
+              <w:rPr>
+                <w:rFonts w:ascii="Times New Roman" w:hAnsi="Times New Roman"/>
+                <w:sz w:val="26"/>
+                <w:szCs w:val="26"/>
+              </w:rPr>
+              <w:t>í</w:t>
+            </w:r>
+            <w:r>
+              <w:rPr>
+                <w:rFonts w:ascii="Times New Roman" w:hAnsi="Times New Roman"/>
+                <w:sz w:val="26"/>
+                <w:szCs w:val="26"/>
+              </w:rPr>
+              <w:t>ch</w:t>
             </w:r>
           </w:p>
         </w:tc>
@@ -5815,7 +6111,7 @@
                 </mc:Choice>
                 <mc:Fallback>
                   <w:pict>
-                    <v:line w14:anchorId="20454FE2" id="Straight Connector 2" o:spid="_x0000_s1026" style="position:absolute;z-index:251662336;visibility:visible;mso-wrap-style:square;mso-wrap-distance-left:9pt;mso-wrap-distance-top:0;mso-wrap-distance-right:9pt;mso-wrap-distance-bottom:0;mso-position-horizontal:absolute;mso-position-horizontal-relative:text;mso-position-vertical:absolute;mso-position-vertical-relative:text" from="71.75pt,10.4pt" to="131.4pt,37.8pt" o:gfxdata="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" strokecolor="#5b9bd5 [3204]" strokeweight=".5pt">
+                    <v:line w14:anchorId="20454FE2" id="Straight Connector 2" o:spid="_x0000_s1026" style="position:absolute;z-index:251662336;visibility:visible;mso-wrap-style:square;mso-wrap-distance-left:9pt;mso-wrap-distance-top:0;mso-wrap-distance-right:9pt;mso-wrap-distance-bottom:0;mso-position-horizontal:absolute;mso-position-horizontal-relative:text;mso-position-vertical:absolute;mso-position-vertical-relative:text" from="71.75pt,10.4pt" to="131.4pt,37.8pt" o:gfxdata="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" strokecolor="#5b9bd5 [3204]" strokeweight=".5pt">
                       <v:stroke joinstyle="miter"/>
                     </v:line>
                   </w:pict>
@@ -6031,7 +6327,7 @@
                 </mc:Choice>
                 <mc:Fallback>
                   <w:pict>
-                    <v:line w14:anchorId="675AE3B0" id="Straight Connector 4" o:spid="_x0000_s1026" style="position:absolute;z-index:251664384;visibility:visible;mso-wrap-style:square;mso-wrap-distance-left:9pt;mso-wrap-distance-top:0;mso-wrap-distance-right:9pt;mso-wrap-distance-bottom:0;mso-position-horizontal:absolute;mso-position-horizontal-relative:text;mso-position-vertical:absolute;mso-position-vertical-relative:text" from="72.25pt,5pt" to="178.65pt,5pt" o:gfxdata="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" strokecolor="#5b9bd5 [3204]" strokeweight=".5pt">
+                    <v:line w14:anchorId="675AE3B0" id="Straight Connector 4" o:spid="_x0000_s1026" style="position:absolute;z-index:251664384;visibility:visible;mso-wrap-style:square;mso-wrap-distance-left:9pt;mso-wrap-distance-top:0;mso-wrap-distance-right:9pt;mso-wrap-distance-bottom:0;mso-position-horizontal:absolute;mso-position-horizontal-relative:text;mso-position-vertical:absolute;mso-position-vertical-relative:text" from="72.25pt,5pt" to="178.65pt,5pt" o:gfxdata="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" strokecolor="#5b9bd5 [3204]" strokeweight=".5pt">
                       <v:stroke joinstyle="miter"/>
                     </v:line>
                   </w:pict>
@@ -6122,7 +6418,7 @@
           </mc:Choice>
           <mc:Fallback>
             <w:pict>
-              <v:line w14:anchorId="1ADCF60B" id="Straight Connector 5" o:spid="_x0000_s1026" style="position:absolute;z-index:251665408;visibility:visible;mso-wrap-style:square;mso-wrap-distance-left:9pt;mso-wrap-distance-top:0;mso-wrap-distance-right:9pt;mso-wrap-distance-bottom:0;mso-position-horizontal:absolute;mso-position-horizontal-relative:text;mso-position-vertical:absolute;mso-position-vertical-relative:text" from="403.25pt,20pt" to="403.25pt,54.95pt" o:gfxdata="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" strokecolor="#5b9bd5 [3204]" strokeweight=".5pt">
+              <v:line w14:anchorId="1ADCF60B" id="Straight Connector 5" o:spid="_x0000_s1026" style="position:absolute;z-index:251665408;visibility:visible;mso-wrap-style:square;mso-wrap-distance-left:9pt;mso-wrap-distance-top:0;mso-wrap-distance-right:9pt;mso-wrap-distance-bottom:0;mso-position-horizontal:absolute;mso-position-horizontal-relative:text;mso-position-vertical:absolute;mso-position-vertical-relative:text" from="403.25pt,20pt" to="403.25pt,54.95pt" o:gfxdata="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" strokecolor="#5b9bd5 [3204]" strokeweight=".5pt">
                 <v:stroke joinstyle="miter"/>
               </v:line>
             </w:pict>
@@ -6185,7 +6481,7 @@
           </mc:Choice>
           <mc:Fallback>
             <w:pict>
-              <v:line w14:anchorId="606A5493" id="Straight Connector 3" o:spid="_x0000_s1026" style="position:absolute;z-index:251663360;visibility:visible;mso-wrap-style:square;mso-wrap-distance-left:9pt;mso-wrap-distance-top:0;mso-wrap-distance-right:9pt;mso-wrap-distance-bottom:0;mso-position-horizontal:absolute;mso-position-horizontal-relative:text;mso-position-vertical:absolute;mso-position-vertical-relative:text" from="215.7pt,12.45pt" to="215.7pt,48.45pt" o:gfxdata="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" strokecolor="#5b9bd5 [3204]" strokeweight=".5pt">
+              <v:line w14:anchorId="606A5493" id="Straight Connector 3" o:spid="_x0000_s1026" style="position:absolute;z-index:251663360;visibility:visible;mso-wrap-style:square;mso-wrap-distance-left:9pt;mso-wrap-distance-top:0;mso-wrap-distance-right:9pt;mso-wrap-distance-bottom:0;mso-position-horizontal:absolute;mso-position-horizontal-relative:text;mso-position-vertical:absolute;mso-position-vertical-relative:text" from="215.7pt,12.45pt" to="215.7pt,48.45pt" o:gfxdata="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" strokecolor="#5b9bd5 [3204]" strokeweight=".5pt">
                 <v:stroke joinstyle="miter"/>
               </v:line>
             </w:pict>
@@ -6399,7 +6695,7 @@
 </file>
 
 <file path=word/endnotes.xml><?xml version="1.0" encoding="utf-8"?>
-<w:endnotes xmlns:wpc="http://schemas.microsoft.com/office/word/2010/wordprocessingCanvas" xmlns:cx="http://schemas.microsoft.com/office/drawing/2014/chartex" xmlns:cx1="http://schemas.microsoft.com/office/drawing/2015/9/8/chartex" xmlns:cx2="http://schemas.microsoft.com/office/drawing/2015/10/21/chartex" xmlns:cx3="http://schemas.microsoft.com/office/drawing/2016/5/9/chartex" xmlns:cx4="http://schemas.microsoft.com/office/drawing/2016/5/10/chartex" xmlns:cx5="http://schemas.microsoft.com/office/drawing/2016/5/11/chartex" xmlns:cx6="http://schemas.microsoft.com/office/drawing/2016/5/12/chartex" xmlns:cx7="http://schemas.microsoft.com/office/drawing/2016/5/13/chartex" xmlns:cx8="http://schemas.microsoft.com/office/drawing/2016/5/14/chartex" xmlns:mc="http://schemas.openxmlformats.org/markup-compatibility/2006" xmlns:aink="http://schemas.microsoft.com/office/drawing/2016/ink" xmlns:am3d="http://schemas.microsoft.com/office/drawing/2017/model3d" xmlns:o="urn:schemas-microsoft-com:office:office" xmlns:r="http://schemas.openxmlformats.org/officeDocument/2006/relationships" xmlns:m="http://schemas.openxmlformats.org/officeDocument/2006/math" xmlns:v="urn:schemas-microsoft-com:vml" xmlns:wp14="http://schemas.microsoft.com/office/word/2010/wordprocessingDrawing" xmlns:wp="http://schemas.openxmlformats.org/drawingml/2006/wordprocessingDrawing" xmlns:w10="urn:schemas-microsoft-com:office:word" xmlns:w="http://schemas.openxmlformats.org/wordprocessingml/2006/main" xmlns:w14="http://schemas.microsoft.com/office/word/2010/wordml" xmlns:w15="http://schemas.microsoft.com/office/word/2012/wordml" xmlns:w16cex="http://schemas.microsoft.com/office/word/2018/wordml/cex" xmlns:w16cid="http://schemas.microsoft.com/office/word/2016/wordml/cid" xmlns:w16="http://schemas.microsoft.com/office/word/2018/wordml" xmlns:w16se="http://schemas.microsoft.com/office/word/2015/wordml/symex" xmlns:wpg="http://schemas.microsoft.com/office/word/2010/wordprocessingGroup" xmlns:wpi="http://schemas.microsoft.com/office/word/2010/wordprocessingInk" xmlns:wne="http://schemas.microsoft.com/office/word/2006/wordml" xmlns:wps="http://schemas.microsoft.com/office/word/2010/wordprocessingShape" mc:Ignorable="w14 w15 w16se w16cid w16 w16cex wp14">
+<w:endnotes xmlns:wpc="http://schemas.microsoft.com/office/word/2010/wordprocessingCanvas" xmlns:cx="http://schemas.microsoft.com/office/drawing/2014/chartex" xmlns:cx1="http://schemas.microsoft.com/office/drawing/2015/9/8/chartex" xmlns:cx2="http://schemas.microsoft.com/office/drawing/2015/10/21/chartex" xmlns:cx3="http://schemas.microsoft.com/office/drawing/2016/5/9/chartex" xmlns:cx4="http://schemas.microsoft.com/office/drawing/2016/5/10/chartex" xmlns:cx5="http://schemas.microsoft.com/office/drawing/2016/5/11/chartex" xmlns:cx6="http://schemas.microsoft.com/office/drawing/2016/5/12/chartex" xmlns:cx7="http://schemas.microsoft.com/office/drawing/2016/5/13/chartex" xmlns:cx8="http://schemas.microsoft.com/office/drawing/2016/5/14/chartex" xmlns:mc="http://schemas.openxmlformats.org/markup-compatibility/2006" xmlns:aink="http://schemas.microsoft.com/office/drawing/2016/ink" xmlns:am3d="http://schemas.microsoft.com/office/drawing/2017/model3d" xmlns:o="urn:schemas-microsoft-com:office:office" xmlns:oel="http://schemas.microsoft.com/office/2019/extlst" xmlns:r="http://schemas.openxmlformats.org/officeDocument/2006/relationships" xmlns:m="http://schemas.openxmlformats.org/officeDocument/2006/math" xmlns:v="urn:schemas-microsoft-com:vml" xmlns:wp14="http://schemas.microsoft.com/office/word/2010/wordprocessingDrawing" xmlns:wp="http://schemas.openxmlformats.org/drawingml/2006/wordprocessingDrawing" xmlns:w10="urn:schemas-microsoft-com:office:word" xmlns:w="http://schemas.openxmlformats.org/wordprocessingml/2006/main" xmlns:w14="http://schemas.microsoft.com/office/word/2010/wordml" xmlns:w15="http://schemas.microsoft.com/office/word/2012/wordml" xmlns:w16cex="http://schemas.microsoft.com/office/word/2018/wordml/cex" xmlns:w16cid="http://schemas.microsoft.com/office/word/2016/wordml/cid" xmlns:w16="http://schemas.microsoft.com/office/word/2018/wordml" xmlns:w16du="http://schemas.microsoft.com/office/word/2023/wordml/word16du" xmlns:w16sdtdh="http://schemas.microsoft.com/office/word/2020/wordml/sdtdatahash" xmlns:w16sdtfl="http://schemas.microsoft.com/office/word/2024/wordml/sdtformatlock" xmlns:w16se="http://schemas.microsoft.com/office/word/2015/wordml/symex" xmlns:wpg="http://schemas.microsoft.com/office/word/2010/wordprocessingGroup" xmlns:wpi="http://schemas.microsoft.com/office/word/2010/wordprocessingInk" xmlns:wne="http://schemas.microsoft.com/office/word/2006/wordml" xmlns:wps="http://schemas.microsoft.com/office/word/2010/wordprocessingShape" mc:Ignorable="w14 w15 w16se w16cid w16 w16cex w16sdtdh w16sdtfl w16du wp14">
   <w:endnote w:type="separator" w:id="-1">
     <w:p>
       <w:pPr>
@@ -6424,7 +6720,7 @@
 </file>
 
 <file path=word/footer1.xml><?xml version="1.0" encoding="utf-8"?>
-<w:ftr xmlns:wpc="http://schemas.microsoft.com/office/word/2010/wordprocessingCanvas" xmlns:cx="http://schemas.microsoft.com/office/drawing/2014/chartex" xmlns:cx1="http://schemas.microsoft.com/office/drawing/2015/9/8/chartex" xmlns:cx2="http://schemas.microsoft.com/office/drawing/2015/10/21/chartex" xmlns:cx3="http://schemas.microsoft.com/office/drawing/2016/5/9/chartex" xmlns:cx4="http://schemas.microsoft.com/office/drawing/2016/5/10/chartex" xmlns:cx5="http://schemas.microsoft.com/office/drawing/2016/5/11/chartex" xmlns:cx6="http://schemas.microsoft.com/office/drawing/2016/5/12/chartex" xmlns:cx7="http://schemas.microsoft.com/office/drawing/2016/5/13/chartex" xmlns:cx8="http://schemas.microsoft.com/office/drawing/2016/5/14/chartex" xmlns:mc="http://schemas.openxmlformats.org/markup-compatibility/2006" xmlns:aink="http://schemas.microsoft.com/office/drawing/2016/ink" xmlns:am3d="http://schemas.microsoft.com/office/drawing/2017/model3d" xmlns:o="urn:schemas-microsoft-com:office:office" xmlns:r="http://schemas.openxmlformats.org/officeDocument/2006/relationships" xmlns:m="http://schemas.openxmlformats.org/officeDocument/2006/math" xmlns:v="urn:schemas-microsoft-com:vml" xmlns:wp14="http://schemas.microsoft.com/office/word/2010/wordprocessingDrawing" xmlns:wp="http://schemas.openxmlformats.org/drawingml/2006/wordprocessingDrawing" xmlns:w10="urn:schemas-microsoft-com:office:word" xmlns:w="http://schemas.openxmlformats.org/wordprocessingml/2006/main" xmlns:w14="http://schemas.microsoft.com/office/word/2010/wordml" xmlns:w15="http://schemas.microsoft.com/office/word/2012/wordml" xmlns:w16cex="http://schemas.microsoft.com/office/word/2018/wordml/cex" xmlns:w16cid="http://schemas.microsoft.com/office/word/2016/wordml/cid" xmlns:w16="http://schemas.microsoft.com/office/word/2018/wordml" xmlns:w16se="http://schemas.microsoft.com/office/word/2015/wordml/symex" xmlns:wpg="http://schemas.microsoft.com/office/word/2010/wordprocessingGroup" xmlns:wpi="http://schemas.microsoft.com/office/word/2010/wordprocessingInk" xmlns:wne="http://schemas.microsoft.com/office/word/2006/wordml" xmlns:wps="http://schemas.microsoft.com/office/word/2010/wordprocessingShape" mc:Ignorable="w14 w15 w16se w16cid w16 w16cex wp14">
+<w:ftr xmlns:wpc="http://schemas.microsoft.com/office/word/2010/wordprocessingCanvas" xmlns:cx="http://schemas.microsoft.com/office/drawing/2014/chartex" xmlns:cx1="http://schemas.microsoft.com/office/drawing/2015/9/8/chartex" xmlns:cx2="http://schemas.microsoft.com/office/drawing/2015/10/21/chartex" xmlns:cx3="http://schemas.microsoft.com/office/drawing/2016/5/9/chartex" xmlns:cx4="http://schemas.microsoft.com/office/drawing/2016/5/10/chartex" xmlns:cx5="http://schemas.microsoft.com/office/drawing/2016/5/11/chartex" xmlns:cx6="http://schemas.microsoft.com/office/drawing/2016/5/12/chartex" xmlns:cx7="http://schemas.microsoft.com/office/drawing/2016/5/13/chartex" xmlns:cx8="http://schemas.microsoft.com/office/drawing/2016/5/14/chartex" xmlns:mc="http://schemas.openxmlformats.org/markup-compatibility/2006" xmlns:aink="http://schemas.microsoft.com/office/drawing/2016/ink" xmlns:am3d="http://schemas.microsoft.com/office/drawing/2017/model3d" xmlns:o="urn:schemas-microsoft-com:office:office" xmlns:oel="http://schemas.microsoft.com/office/2019/extlst" xmlns:r="http://schemas.openxmlformats.org/officeDocument/2006/relationships" xmlns:m="http://schemas.openxmlformats.org/officeDocument/2006/math" xmlns:v="urn:schemas-microsoft-com:vml" xmlns:wp14="http://schemas.microsoft.com/office/word/2010/wordprocessingDrawing" xmlns:wp="http://schemas.openxmlformats.org/drawingml/2006/wordprocessingDrawing" xmlns:w10="urn:schemas-microsoft-com:office:word" xmlns:w="http://schemas.openxmlformats.org/wordprocessingml/2006/main" xmlns:w14="http://schemas.microsoft.com/office/word/2010/wordml" xmlns:w15="http://schemas.microsoft.com/office/word/2012/wordml" xmlns:w16cex="http://schemas.microsoft.com/office/word/2018/wordml/cex" xmlns:w16cid="http://schemas.microsoft.com/office/word/2016/wordml/cid" xmlns:w16="http://schemas.microsoft.com/office/word/2018/wordml" xmlns:w16du="http://schemas.microsoft.com/office/word/2023/wordml/word16du" xmlns:w16sdtdh="http://schemas.microsoft.com/office/word/2020/wordml/sdtdatahash" xmlns:w16sdtfl="http://schemas.microsoft.com/office/word/2024/wordml/sdtformatlock" xmlns:w16se="http://schemas.microsoft.com/office/word/2015/wordml/symex" xmlns:wpg="http://schemas.microsoft.com/office/word/2010/wordprocessingGroup" xmlns:wpi="http://schemas.microsoft.com/office/word/2010/wordprocessingInk" xmlns:wne="http://schemas.microsoft.com/office/word/2006/wordml" xmlns:wps="http://schemas.microsoft.com/office/word/2010/wordprocessingShape" mc:Ignorable="w14 w15 w16se w16cid w16 w16cex w16sdtdh w16sdtfl w16du wp14">
   <w:sdt>
     <w:sdtPr>
       <w:rPr>
@@ -6617,7 +6913,7 @@
 </file>
 
 <file path=word/footnotes.xml><?xml version="1.0" encoding="utf-8"?>
-<w:footnotes xmlns:wpc="http://schemas.microsoft.com/office/word/2010/wordprocessingCanvas" xmlns:cx="http://schemas.microsoft.com/office/drawing/2014/chartex" xmlns:cx1="http://schemas.microsoft.com/office/drawing/2015/9/8/chartex" xmlns:cx2="http://schemas.microsoft.com/office/drawing/2015/10/21/chartex" xmlns:cx3="http://schemas.microsoft.com/office/drawing/2016/5/9/chartex" xmlns:cx4="http://schemas.microsoft.com/office/drawing/2016/5/10/chartex" xmlns:cx5="http://schemas.microsoft.com/office/drawing/2016/5/11/chartex" xmlns:cx6="http://schemas.microsoft.com/office/drawing/2016/5/12/chartex" xmlns:cx7="http://schemas.microsoft.com/office/drawing/2016/5/13/chartex" xmlns:cx8="http://schemas.microsoft.com/office/drawing/2016/5/14/chartex" xmlns:mc="http://schemas.openxmlformats.org/markup-compatibility/2006" xmlns:aink="http://schemas.microsoft.com/office/drawing/2016/ink" xmlns:am3d="http://schemas.microsoft.com/office/drawing/2017/model3d" xmlns:o="urn:schemas-microsoft-com:office:office" xmlns:r="http://schemas.openxmlformats.org/officeDocument/2006/relationships" xmlns:m="http://schemas.openxmlformats.org/officeDocument/2006/math" xmlns:v="urn:schemas-microsoft-com:vml" xmlns:wp14="http://schemas.microsoft.com/office/word/2010/wordprocessingDrawing" xmlns:wp="http://schemas.openxmlformats.org/drawingml/2006/wordprocessingDrawing" xmlns:w10="urn:schemas-microsoft-com:office:word" xmlns:w="http://schemas.openxmlformats.org/wordprocessingml/2006/main" xmlns:w14="http://schemas.microsoft.com/office/word/2010/wordml" xmlns:w15="http://schemas.microsoft.com/office/word/2012/wordml" xmlns:w16cex="http://schemas.microsoft.com/office/word/2018/wordml/cex" xmlns:w16cid="http://schemas.microsoft.com/office/word/2016/wordml/cid" xmlns:w16="http://schemas.microsoft.com/office/word/2018/wordml" xmlns:w16se="http://schemas.microsoft.com/office/word/2015/wordml/symex" xmlns:wpg="http://schemas.microsoft.com/office/word/2010/wordprocessingGroup" xmlns:wpi="http://schemas.microsoft.com/office/word/2010/wordprocessingInk" xmlns:wne="http://schemas.microsoft.com/office/word/2006/wordml" xmlns:wps="http://schemas.microsoft.com/office/word/2010/wordprocessingShape" mc:Ignorable="w14 w15 w16se w16cid w16 w16cex wp14">
+<w:footnotes xmlns:wpc="http://schemas.microsoft.com/office/word/2010/wordprocessingCanvas" xmlns:cx="http://schemas.microsoft.com/office/drawing/2014/chartex" xmlns:cx1="http://schemas.microsoft.com/office/drawing/2015/9/8/chartex" xmlns:cx2="http://schemas.microsoft.com/office/drawing/2015/10/21/chartex" xmlns:cx3="http://schemas.microsoft.com/office/drawing/2016/5/9/chartex" xmlns:cx4="http://schemas.microsoft.com/office/drawing/2016/5/10/chartex" xmlns:cx5="http://schemas.microsoft.com/office/drawing/2016/5/11/chartex" xmlns:cx6="http://schemas.microsoft.com/office/drawing/2016/5/12/chartex" xmlns:cx7="http://schemas.microsoft.com/office/drawing/2016/5/13/chartex" xmlns:cx8="http://schemas.microsoft.com/office/drawing/2016/5/14/chartex" xmlns:mc="http://schemas.openxmlformats.org/markup-compatibility/2006" xmlns:aink="http://schemas.microsoft.com/office/drawing/2016/ink" xmlns:am3d="http://schemas.microsoft.com/office/drawing/2017/model3d" xmlns:o="urn:schemas-microsoft-com:office:office" xmlns:oel="http://schemas.microsoft.com/office/2019/extlst" xmlns:r="http://schemas.openxmlformats.org/officeDocument/2006/relationships" xmlns:m="http://schemas.openxmlformats.org/officeDocument/2006/math" xmlns:v="urn:schemas-microsoft-com:vml" xmlns:wp14="http://schemas.microsoft.com/office/word/2010/wordprocessingDrawing" xmlns:wp="http://schemas.openxmlformats.org/drawingml/2006/wordprocessingDrawing" xmlns:w10="urn:schemas-microsoft-com:office:word" xmlns:w="http://schemas.openxmlformats.org/wordprocessingml/2006/main" xmlns:w14="http://schemas.microsoft.com/office/word/2010/wordml" xmlns:w15="http://schemas.microsoft.com/office/word/2012/wordml" xmlns:w16cex="http://schemas.microsoft.com/office/word/2018/wordml/cex" xmlns:w16cid="http://schemas.microsoft.com/office/word/2016/wordml/cid" xmlns:w16="http://schemas.microsoft.com/office/word/2018/wordml" xmlns:w16du="http://schemas.microsoft.com/office/word/2023/wordml/word16du" xmlns:w16sdtdh="http://schemas.microsoft.com/office/word/2020/wordml/sdtdatahash" xmlns:w16sdtfl="http://schemas.microsoft.com/office/word/2024/wordml/sdtformatlock" xmlns:w16se="http://schemas.microsoft.com/office/word/2015/wordml/symex" xmlns:wpg="http://schemas.microsoft.com/office/word/2010/wordprocessingGroup" xmlns:wpi="http://schemas.microsoft.com/office/word/2010/wordprocessingInk" xmlns:wne="http://schemas.microsoft.com/office/word/2006/wordml" xmlns:wps="http://schemas.microsoft.com/office/word/2010/wordprocessingShape" mc:Ignorable="w14 w15 w16se w16cid w16 w16cex w16sdtdh w16sdtfl w16du wp14">
   <w:footnote w:type="separator" w:id="-1">
     <w:p>
       <w:pPr>
@@ -6642,7 +6938,7 @@
 </file>
 
 <file path=word/numbering.xml><?xml version="1.0" encoding="utf-8"?>
-<w:numbering xmlns:wpc="http://schemas.microsoft.com/office/word/2010/wordprocessingCanvas" xmlns:cx="http://schemas.microsoft.com/office/drawing/2014/chartex" xmlns:cx1="http://schemas.microsoft.com/office/drawing/2015/9/8/chartex" xmlns:cx2="http://schemas.microsoft.com/office/drawing/2015/10/21/chartex" xmlns:cx3="http://schemas.microsoft.com/office/drawing/2016/5/9/chartex" xmlns:cx4="http://schemas.microsoft.com/office/drawing/2016/5/10/chartex" xmlns:cx5="http://schemas.microsoft.com/office/drawing/2016/5/11/chartex" xmlns:cx6="http://schemas.microsoft.com/office/drawing/2016/5/12/chartex" xmlns:cx7="http://schemas.microsoft.com/office/drawing/2016/5/13/chartex" xmlns:cx8="http://schemas.microsoft.com/office/drawing/2016/5/14/chartex" xmlns:mc="http://schemas.openxmlformats.org/markup-compatibility/2006" xmlns:aink="http://schemas.microsoft.com/office/drawing/2016/ink" xmlns:am3d="http://schemas.microsoft.com/office/drawing/2017/model3d" xmlns:o="urn:schemas-microsoft-com:office:office" xmlns:r="http://schemas.openxmlformats.org/officeDocument/2006/relationships" xmlns:m="http://schemas.openxmlformats.org/officeDocument/2006/math" xmlns:v="urn:schemas-microsoft-com:vml" xmlns:wp14="http://schemas.microsoft.com/office/word/2010/wordprocessingDrawing" xmlns:wp="http://schemas.openxmlformats.org/drawingml/2006/wordprocessingDrawing" xmlns:w10="urn:schemas-microsoft-com:office:word" xmlns:w="http://schemas.openxmlformats.org/wordprocessingml/2006/main" xmlns:w14="http://schemas.microsoft.com/office/word/2010/wordml" xmlns:w15="http://schemas.microsoft.com/office/word/2012/wordml" xmlns:w16cex="http://schemas.microsoft.com/office/word/2018/wordml/cex" xmlns:w16cid="http://schemas.microsoft.com/office/word/2016/wordml/cid" xmlns:w16="http://schemas.microsoft.com/office/word/2018/wordml" xmlns:w16se="http://schemas.microsoft.com/office/word/2015/wordml/symex" xmlns:wpg="http://schemas.microsoft.com/office/word/2010/wordprocessingGroup" xmlns:wpi="http://schemas.microsoft.com/office/word/2010/wordprocessingInk" xmlns:wne="http://schemas.microsoft.com/office/word/2006/wordml" xmlns:wps="http://schemas.microsoft.com/office/word/2010/wordprocessingShape" mc:Ignorable="w14 w15 w16se w16cid w16 w16cex wp14">
+<w:numbering xmlns:wpc="http://schemas.microsoft.com/office/word/2010/wordprocessingCanvas" xmlns:cx="http://schemas.microsoft.com/office/drawing/2014/chartex" xmlns:cx1="http://schemas.microsoft.com/office/drawing/2015/9/8/chartex" xmlns:cx2="http://schemas.microsoft.com/office/drawing/2015/10/21/chartex" xmlns:cx3="http://schemas.microsoft.com/office/drawing/2016/5/9/chartex" xmlns:cx4="http://schemas.microsoft.com/office/drawing/2016/5/10/chartex" xmlns:cx5="http://schemas.microsoft.com/office/drawing/2016/5/11/chartex" xmlns:cx6="http://schemas.microsoft.com/office/drawing/2016/5/12/chartex" xmlns:cx7="http://schemas.microsoft.com/office/drawing/2016/5/13/chartex" xmlns:cx8="http://schemas.microsoft.com/office/drawing/2016/5/14/chartex" xmlns:mc="http://schemas.openxmlformats.org/markup-compatibility/2006" xmlns:aink="http://schemas.microsoft.com/office/drawing/2016/ink" xmlns:am3d="http://schemas.microsoft.com/office/drawing/2017/model3d" xmlns:o="urn:schemas-microsoft-com:office:office" xmlns:oel="http://schemas.microsoft.com/office/2019/extlst" xmlns:r="http://schemas.openxmlformats.org/officeDocument/2006/relationships" xmlns:m="http://schemas.openxmlformats.org/officeDocument/2006/math" xmlns:v="urn:schemas-microsoft-com:vml" xmlns:wp14="http://schemas.microsoft.com/office/word/2010/wordprocessingDrawing" xmlns:wp="http://schemas.openxmlformats.org/drawingml/2006/wordprocessingDrawing" xmlns:w10="urn:schemas-microsoft-com:office:word" xmlns:w="http://schemas.openxmlformats.org/wordprocessingml/2006/main" xmlns:w14="http://schemas.microsoft.com/office/word/2010/wordml" xmlns:w15="http://schemas.microsoft.com/office/word/2012/wordml" xmlns:w16cex="http://schemas.microsoft.com/office/word/2018/wordml/cex" xmlns:w16cid="http://schemas.microsoft.com/office/word/2016/wordml/cid" xmlns:w16="http://schemas.microsoft.com/office/word/2018/wordml" xmlns:w16du="http://schemas.microsoft.com/office/word/2023/wordml/word16du" xmlns:w16sdtdh="http://schemas.microsoft.com/office/word/2020/wordml/sdtdatahash" xmlns:w16sdtfl="http://schemas.microsoft.com/office/word/2024/wordml/sdtformatlock" xmlns:w16se="http://schemas.microsoft.com/office/word/2015/wordml/symex" xmlns:wpg="http://schemas.microsoft.com/office/word/2010/wordprocessingGroup" xmlns:wpi="http://schemas.microsoft.com/office/word/2010/wordprocessingInk" xmlns:wne="http://schemas.microsoft.com/office/word/2006/wordml" xmlns:wps="http://schemas.microsoft.com/office/word/2010/wordprocessingShape" mc:Ignorable="w14 w15 w16se w16cid w16 w16cex w16sdtdh w16sdtfl w16du wp14">
   <w:abstractNum w:abstractNumId="0" w15:restartNumberingAfterBreak="0">
     <w:nsid w:val="FFFFFFFB"/>
     <w:multiLevelType w:val="multilevel"/>
@@ -7038,74 +7334,74 @@
       </w:rPr>
     </w:lvl>
   </w:abstractNum>
-  <w:num w:numId="1">
+  <w:num w:numId="1" w16cid:durableId="342628141">
     <w:abstractNumId w:val="0"/>
   </w:num>
-  <w:num w:numId="2">
+  <w:num w:numId="2" w16cid:durableId="1982147934">
     <w:abstractNumId w:val="0"/>
   </w:num>
-  <w:num w:numId="3">
+  <w:num w:numId="3" w16cid:durableId="1661544781">
     <w:abstractNumId w:val="0"/>
   </w:num>
-  <w:num w:numId="4">
+  <w:num w:numId="4" w16cid:durableId="548227939">
     <w:abstractNumId w:val="0"/>
   </w:num>
-  <w:num w:numId="5">
+  <w:num w:numId="5" w16cid:durableId="1315257656">
     <w:abstractNumId w:val="0"/>
   </w:num>
-  <w:num w:numId="6">
+  <w:num w:numId="6" w16cid:durableId="1636448049">
     <w:abstractNumId w:val="0"/>
   </w:num>
-  <w:num w:numId="7">
+  <w:num w:numId="7" w16cid:durableId="211311808">
     <w:abstractNumId w:val="0"/>
   </w:num>
-  <w:num w:numId="8">
+  <w:num w:numId="8" w16cid:durableId="905338442">
     <w:abstractNumId w:val="0"/>
   </w:num>
-  <w:num w:numId="9">
+  <w:num w:numId="9" w16cid:durableId="1624461683">
     <w:abstractNumId w:val="0"/>
   </w:num>
-  <w:num w:numId="10">
+  <w:num w:numId="10" w16cid:durableId="1227760586">
     <w:abstractNumId w:val="0"/>
   </w:num>
-  <w:num w:numId="11">
+  <w:num w:numId="11" w16cid:durableId="882255904">
     <w:abstractNumId w:val="0"/>
   </w:num>
-  <w:num w:numId="12">
+  <w:num w:numId="12" w16cid:durableId="2083869781">
     <w:abstractNumId w:val="0"/>
   </w:num>
-  <w:num w:numId="13">
+  <w:num w:numId="13" w16cid:durableId="1091203186">
     <w:abstractNumId w:val="0"/>
   </w:num>
-  <w:num w:numId="14">
+  <w:num w:numId="14" w16cid:durableId="1230849495">
     <w:abstractNumId w:val="0"/>
   </w:num>
-  <w:num w:numId="15">
+  <w:num w:numId="15" w16cid:durableId="1466002905">
     <w:abstractNumId w:val="0"/>
   </w:num>
-  <w:num w:numId="16">
+  <w:num w:numId="16" w16cid:durableId="149712852">
     <w:abstractNumId w:val="0"/>
   </w:num>
-  <w:num w:numId="17">
+  <w:num w:numId="17" w16cid:durableId="802889728">
     <w:abstractNumId w:val="0"/>
   </w:num>
-  <w:num w:numId="18">
+  <w:num w:numId="18" w16cid:durableId="654988646">
     <w:abstractNumId w:val="3"/>
   </w:num>
-  <w:num w:numId="19">
+  <w:num w:numId="19" w16cid:durableId="224142090">
     <w:abstractNumId w:val="2"/>
   </w:num>
-  <w:num w:numId="20">
+  <w:num w:numId="20" w16cid:durableId="377514959">
     <w:abstractNumId w:val="0"/>
   </w:num>
-  <w:num w:numId="21">
+  <w:num w:numId="21" w16cid:durableId="1035733843">
     <w:abstractNumId w:val="1"/>
   </w:num>
 </w:numbering>
 </file>
 
 <file path=word/styles.xml><?xml version="1.0" encoding="utf-8"?>
-<w:styles xmlns:mc="http://schemas.openxmlformats.org/markup-compatibility/2006" xmlns:r="http://schemas.openxmlformats.org/officeDocument/2006/relationships" xmlns:w="http://schemas.openxmlformats.org/wordprocessingml/2006/main" xmlns:w14="http://schemas.microsoft.com/office/word/2010/wordml" xmlns:w15="http://schemas.microsoft.com/office/word/2012/wordml" xmlns:w16cex="http://schemas.microsoft.com/office/word/2018/wordml/cex" xmlns:w16cid="http://schemas.microsoft.com/office/word/2016/wordml/cid" xmlns:w16="http://schemas.microsoft.com/office/word/2018/wordml" xmlns:w16se="http://schemas.microsoft.com/office/word/2015/wordml/symex" mc:Ignorable="w14 w15 w16se w16cid w16 w16cex">
+<w:styles xmlns:mc="http://schemas.openxmlformats.org/markup-compatibility/2006" xmlns:r="http://schemas.openxmlformats.org/officeDocument/2006/relationships" xmlns:w="http://schemas.openxmlformats.org/wordprocessingml/2006/main" xmlns:w14="http://schemas.microsoft.com/office/word/2010/wordml" xmlns:w15="http://schemas.microsoft.com/office/word/2012/wordml" xmlns:w16cex="http://schemas.microsoft.com/office/word/2018/wordml/cex" xmlns:w16cid="http://schemas.microsoft.com/office/word/2016/wordml/cid" xmlns:w16="http://schemas.microsoft.com/office/word/2018/wordml" xmlns:w16du="http://schemas.microsoft.com/office/word/2023/wordml/word16du" xmlns:w16sdtdh="http://schemas.microsoft.com/office/word/2020/wordml/sdtdatahash" xmlns:w16sdtfl="http://schemas.microsoft.com/office/word/2024/wordml/sdtformatlock" xmlns:w16se="http://schemas.microsoft.com/office/word/2015/wordml/symex" mc:Ignorable="w14 w15 w16se w16cid w16 w16cex w16sdtdh w16sdtfl w16du">
   <w:docDefaults>
     <w:rPrDefault>
       <w:rPr>
@@ -7706,7 +8002,6 @@
   <w:style w:type="character" w:default="1" w:styleId="DefaultParagraphFont">
     <w:name w:val="Default Paragraph Font"/>
     <w:uiPriority w:val="1"/>
-    <w:semiHidden/>
     <w:unhideWhenUsed/>
   </w:style>
   <w:style w:type="table" w:default="1" w:styleId="TableNormal">
@@ -8097,7 +8392,7 @@
 </file>
 
 <file path=word/glossary/document.xml><?xml version="1.0" encoding="utf-8"?>
-<w:glossaryDocument xmlns:wpc="http://schemas.microsoft.com/office/word/2010/wordprocessingCanvas" xmlns:cx="http://schemas.microsoft.com/office/drawing/2014/chartex" xmlns:cx1="http://schemas.microsoft.com/office/drawing/2015/9/8/chartex" xmlns:cx2="http://schemas.microsoft.com/office/drawing/2015/10/21/chartex" xmlns:cx3="http://schemas.microsoft.com/office/drawing/2016/5/9/chartex" xmlns:cx4="http://schemas.microsoft.com/office/drawing/2016/5/10/chartex" xmlns:cx5="http://schemas.microsoft.com/office/drawing/2016/5/11/chartex" xmlns:cx6="http://schemas.microsoft.com/office/drawing/2016/5/12/chartex" xmlns:cx7="http://schemas.microsoft.com/office/drawing/2016/5/13/chartex" xmlns:cx8="http://schemas.microsoft.com/office/drawing/2016/5/14/chartex" xmlns:mc="http://schemas.openxmlformats.org/markup-compatibility/2006" xmlns:aink="http://schemas.microsoft.com/office/drawing/2016/ink" xmlns:am3d="http://schemas.microsoft.com/office/drawing/2017/model3d" xmlns:o="urn:schemas-microsoft-com:office:office" xmlns:r="http://schemas.openxmlformats.org/officeDocument/2006/relationships" xmlns:m="http://schemas.openxmlformats.org/officeDocument/2006/math" xmlns:v="urn:schemas-microsoft-com:vml" xmlns:wp14="http://schemas.microsoft.com/office/word/2010/wordprocessingDrawing" xmlns:wp="http://schemas.openxmlformats.org/drawingml/2006/wordprocessingDrawing" xmlns:w10="urn:schemas-microsoft-com:office:word" xmlns:w="http://schemas.openxmlformats.org/wordprocessingml/2006/main" xmlns:w14="http://schemas.microsoft.com/office/word/2010/wordml" xmlns:w15="http://schemas.microsoft.com/office/word/2012/wordml" xmlns:w16cex="http://schemas.microsoft.com/office/word/2018/wordml/cex" xmlns:w16cid="http://schemas.microsoft.com/office/word/2016/wordml/cid" xmlns:w16="http://schemas.microsoft.com/office/word/2018/wordml" xmlns:w16se="http://schemas.microsoft.com/office/word/2015/wordml/symex" xmlns:wpg="http://schemas.microsoft.com/office/word/2010/wordprocessingGroup" xmlns:wpi="http://schemas.microsoft.com/office/word/2010/wordprocessingInk" xmlns:wne="http://schemas.microsoft.com/office/word/2006/wordml" xmlns:wps="http://schemas.microsoft.com/office/word/2010/wordprocessingShape" mc:Ignorable="w14 w15 w16se w16cid w16 w16cex wp14">
+<w:glossaryDocument xmlns:wpc="http://schemas.microsoft.com/office/word/2010/wordprocessingCanvas" xmlns:cx="http://schemas.microsoft.com/office/drawing/2014/chartex" xmlns:cx1="http://schemas.microsoft.com/office/drawing/2015/9/8/chartex" xmlns:cx2="http://schemas.microsoft.com/office/drawing/2015/10/21/chartex" xmlns:cx3="http://schemas.microsoft.com/office/drawing/2016/5/9/chartex" xmlns:cx4="http://schemas.microsoft.com/office/drawing/2016/5/10/chartex" xmlns:cx5="http://schemas.microsoft.com/office/drawing/2016/5/11/chartex" xmlns:cx6="http://schemas.microsoft.com/office/drawing/2016/5/12/chartex" xmlns:cx7="http://schemas.microsoft.com/office/drawing/2016/5/13/chartex" xmlns:cx8="http://schemas.microsoft.com/office/drawing/2016/5/14/chartex" xmlns:mc="http://schemas.openxmlformats.org/markup-compatibility/2006" xmlns:aink="http://schemas.microsoft.com/office/drawing/2016/ink" xmlns:am3d="http://schemas.microsoft.com/office/drawing/2017/model3d" xmlns:o="urn:schemas-microsoft-com:office:office" xmlns:oel="http://schemas.microsoft.com/office/2019/extlst" xmlns:r="http://schemas.openxmlformats.org/officeDocument/2006/relationships" xmlns:m="http://schemas.openxmlformats.org/officeDocument/2006/math" xmlns:v="urn:schemas-microsoft-com:vml" xmlns:wp14="http://schemas.microsoft.com/office/word/2010/wordprocessingDrawing" xmlns:wp="http://schemas.openxmlformats.org/drawingml/2006/wordprocessingDrawing" xmlns:w10="urn:schemas-microsoft-com:office:word" xmlns:w="http://schemas.openxmlformats.org/wordprocessingml/2006/main" xmlns:w14="http://schemas.microsoft.com/office/word/2010/wordml" xmlns:w15="http://schemas.microsoft.com/office/word/2012/wordml" xmlns:w16cex="http://schemas.microsoft.com/office/word/2018/wordml/cex" xmlns:w16cid="http://schemas.microsoft.com/office/word/2016/wordml/cid" xmlns:w16="http://schemas.microsoft.com/office/word/2018/wordml" xmlns:w16du="http://schemas.microsoft.com/office/word/2023/wordml/word16du" xmlns:w16sdtdh="http://schemas.microsoft.com/office/word/2020/wordml/sdtdatahash" xmlns:w16sdtfl="http://schemas.microsoft.com/office/word/2024/wordml/sdtformatlock" xmlns:w16se="http://schemas.microsoft.com/office/word/2015/wordml/symex" xmlns:wpg="http://schemas.microsoft.com/office/word/2010/wordprocessingGroup" xmlns:wpi="http://schemas.microsoft.com/office/word/2010/wordprocessingInk" xmlns:wne="http://schemas.microsoft.com/office/word/2006/wordml" xmlns:wps="http://schemas.microsoft.com/office/word/2010/wordprocessingShape" mc:Ignorable="w14 w15 w16se w16cid w16 w16cex w16sdtdh w16sdtfl w16du wp14">
   <w:docParts>
     <w:docPart>
       <w:docPartPr>
@@ -8123,7 +8418,7 @@
             <w:rPr>
               <w:rFonts w:asciiTheme="majorHAnsi" w:eastAsiaTheme="majorEastAsia" w:hAnsiTheme="majorHAnsi" w:cstheme="majorBidi"/>
               <w:caps/>
-              <w:color w:val="4472C4" w:themeColor="accent1"/>
+              <w:color w:val="156082" w:themeColor="accent1"/>
               <w:sz w:val="80"/>
               <w:szCs w:val="80"/>
             </w:rPr>
@@ -8154,7 +8449,7 @@
           </w:pPr>
           <w:r>
             <w:rPr>
-              <w:color w:val="4472C4" w:themeColor="accent1"/>
+              <w:color w:val="156082" w:themeColor="accent1"/>
               <w:sz w:val="28"/>
               <w:szCs w:val="28"/>
             </w:rPr>
@@ -8168,13 +8463,13 @@
 </file>
 
 <file path=word/glossary/fontTable.xml><?xml version="1.0" encoding="utf-8"?>
-<w:fonts xmlns:mc="http://schemas.openxmlformats.org/markup-compatibility/2006" xmlns:r="http://schemas.openxmlformats.org/officeDocument/2006/relationships" xmlns:w="http://schemas.openxmlformats.org/wordprocessingml/2006/main" xmlns:w14="http://schemas.microsoft.com/office/word/2010/wordml" xmlns:w15="http://schemas.microsoft.com/office/word/2012/wordml" xmlns:w16cex="http://schemas.microsoft.com/office/word/2018/wordml/cex" xmlns:w16cid="http://schemas.microsoft.com/office/word/2016/wordml/cid" xmlns:w16="http://schemas.microsoft.com/office/word/2018/wordml" xmlns:w16se="http://schemas.microsoft.com/office/word/2015/wordml/symex" mc:Ignorable="w14 w15 w16se w16cid w16 w16cex">
+<w:fonts xmlns:mc="http://schemas.openxmlformats.org/markup-compatibility/2006" xmlns:r="http://schemas.openxmlformats.org/officeDocument/2006/relationships" xmlns:w="http://schemas.openxmlformats.org/wordprocessingml/2006/main" xmlns:w14="http://schemas.microsoft.com/office/word/2010/wordml" xmlns:w15="http://schemas.microsoft.com/office/word/2012/wordml" xmlns:w16cex="http://schemas.microsoft.com/office/word/2018/wordml/cex" xmlns:w16cid="http://schemas.microsoft.com/office/word/2016/wordml/cid" xmlns:w16="http://schemas.microsoft.com/office/word/2018/wordml" xmlns:w16du="http://schemas.microsoft.com/office/word/2023/wordml/word16du" xmlns:w16sdtdh="http://schemas.microsoft.com/office/word/2020/wordml/sdtdatahash" xmlns:w16sdtfl="http://schemas.microsoft.com/office/word/2024/wordml/sdtformatlock" xmlns:w16se="http://schemas.microsoft.com/office/word/2015/wordml/symex" mc:Ignorable="w14 w15 w16se w16cid w16 w16cex w16sdtdh w16sdtfl w16du">
   <w:font w:name="Calibri">
     <w:panose1 w:val="020F0502020204030204"/>
     <w:charset w:val="00"/>
     <w:family w:val="swiss"/>
     <w:pitch w:val="variable"/>
-    <w:sig w:usb0="E0002AFF" w:usb1="C000247B" w:usb2="00000009" w:usb3="00000000" w:csb0="000001FF" w:csb1="00000000"/>
+    <w:sig w:usb0="E4002EFF" w:usb1="C200247B" w:usb2="00000009" w:usb3="00000000" w:csb0="000001FF" w:csb1="00000000"/>
   </w:font>
   <w:font w:name="Courier New">
     <w:panose1 w:val="02070309020205020404"/>
@@ -8192,15 +8487,15 @@
   </w:font>
   <w:font w:name="Wingdings">
     <w:panose1 w:val="05000000000000000000"/>
-    <w:charset w:val="4D"/>
-    <w:family w:val="decorative"/>
+    <w:charset w:val="02"/>
+    <w:family w:val="auto"/>
     <w:pitch w:val="variable"/>
-    <w:sig w:usb0="00000003" w:usb1="00000000" w:usb2="00000000" w:usb3="00000000" w:csb0="80000001" w:csb1="00000000"/>
+    <w:sig w:usb0="00000000" w:usb1="10000000" w:usb2="00000000" w:usb3="00000000" w:csb0="80000000" w:csb1="00000000"/>
   </w:font>
   <w:font w:name="Symbol">
     <w:panose1 w:val="05050102010706020507"/>
     <w:charset w:val="02"/>
-    <w:family w:val="decorative"/>
+    <w:family w:val="roman"/>
     <w:pitch w:val="variable"/>
     <w:sig w:usb0="00000000" w:usb1="10000000" w:usb2="00000000" w:usb3="00000000" w:csb0="80000000" w:csb1="00000000"/>
   </w:font>
@@ -8209,20 +8504,32 @@
     <w:charset w:val="00"/>
     <w:family w:val="swiss"/>
     <w:pitch w:val="variable"/>
-    <w:sig w:usb0="E0002AFF" w:usb1="C0007843" w:usb2="00000009" w:usb3="00000000" w:csb0="000001FF" w:csb1="00000000"/>
+    <w:sig w:usb0="E0002EFF" w:usb1="C000785B" w:usb2="00000009" w:usb3="00000000" w:csb0="000001FF" w:csb1="00000000"/>
   </w:font>
   <w:font w:name="Calibri Light">
     <w:panose1 w:val="020F0302020204030204"/>
     <w:charset w:val="00"/>
     <w:family w:val="swiss"/>
     <w:pitch w:val="variable"/>
-    <w:sig w:usb0="E0002AFF" w:usb1="C000247B" w:usb2="00000009" w:usb3="00000000" w:csb0="000001FF" w:csb1="00000000"/>
+    <w:sig w:usb0="E4002EFF" w:usb1="C200247B" w:usb2="00000009" w:usb3="00000000" w:csb0="000001FF" w:csb1="00000000"/>
+  </w:font>
+  <w:font w:name="Aptos">
+    <w:charset w:val="00"/>
+    <w:family w:val="swiss"/>
+    <w:pitch w:val="variable"/>
+    <w:sig w:usb0="20000287" w:usb1="00000003" w:usb2="00000000" w:usb3="00000000" w:csb0="0000019F" w:csb1="00000000"/>
+  </w:font>
+  <w:font w:name="Aptos Display">
+    <w:charset w:val="00"/>
+    <w:family w:val="swiss"/>
+    <w:pitch w:val="variable"/>
+    <w:sig w:usb0="20000287" w:usb1="00000003" w:usb2="00000000" w:usb3="00000000" w:csb0="0000019F" w:csb1="00000000"/>
   </w:font>
 </w:fonts>
 </file>
 
 <file path=word/glossary/settings.xml><?xml version="1.0" encoding="utf-8"?>
-<w:settings xmlns:mc="http://schemas.openxmlformats.org/markup-compatibility/2006" xmlns:o="urn:schemas-microsoft-com:office:office" xmlns:r="http://schemas.openxmlformats.org/officeDocument/2006/relationships" xmlns:m="http://schemas.openxmlformats.org/officeDocument/2006/math" xmlns:v="urn:schemas-microsoft-com:vml" xmlns:w10="urn:schemas-microsoft-com:office:word" xmlns:w="http://schemas.openxmlformats.org/wordprocessingml/2006/main" xmlns:w14="http://schemas.microsoft.com/office/word/2010/wordml" xmlns:w15="http://schemas.microsoft.com/office/word/2012/wordml" xmlns:w16cex="http://schemas.microsoft.com/office/word/2018/wordml/cex" xmlns:w16cid="http://schemas.microsoft.com/office/word/2016/wordml/cid" xmlns:w16="http://schemas.microsoft.com/office/word/2018/wordml" xmlns:w16se="http://schemas.microsoft.com/office/word/2015/wordml/symex" xmlns:sl="http://schemas.openxmlformats.org/schemaLibrary/2006/main" mc:Ignorable="w14 w15 w16se w16cid w16 w16cex">
+<w:settings xmlns:mc="http://schemas.openxmlformats.org/markup-compatibility/2006" xmlns:o="urn:schemas-microsoft-com:office:office" xmlns:r="http://schemas.openxmlformats.org/officeDocument/2006/relationships" xmlns:m="http://schemas.openxmlformats.org/officeDocument/2006/math" xmlns:v="urn:schemas-microsoft-com:vml" xmlns:w10="urn:schemas-microsoft-com:office:word" xmlns:w="http://schemas.openxmlformats.org/wordprocessingml/2006/main" xmlns:w14="http://schemas.microsoft.com/office/word/2010/wordml" xmlns:w15="http://schemas.microsoft.com/office/word/2012/wordml" xmlns:w16cex="http://schemas.microsoft.com/office/word/2018/wordml/cex" xmlns:w16cid="http://schemas.microsoft.com/office/word/2016/wordml/cid" xmlns:w16="http://schemas.microsoft.com/office/word/2018/wordml" xmlns:w16du="http://schemas.microsoft.com/office/word/2023/wordml/word16du" xmlns:w16sdtdh="http://schemas.microsoft.com/office/word/2020/wordml/sdtdatahash" xmlns:w16sdtfl="http://schemas.microsoft.com/office/word/2024/wordml/sdtformatlock" xmlns:w16se="http://schemas.microsoft.com/office/word/2015/wordml/symex" xmlns:sl="http://schemas.openxmlformats.org/schemaLibrary/2006/main" mc:Ignorable="w14 w15 w16se w16cid w16 w16cex w16sdtdh w16sdtfl w16du">
   <w:view w:val="normal"/>
   <w:revisionView w:inkAnnotations="0"/>
   <w:defaultTabStop w:val="720"/>
@@ -8245,12 +8552,14 @@
     <w:rsid w:val="00314A2A"/>
     <w:rsid w:val="00416DE4"/>
     <w:rsid w:val="007D4F22"/>
+    <w:rsid w:val="007D731E"/>
     <w:rsid w:val="008179DC"/>
     <w:rsid w:val="00994E73"/>
     <w:rsid w:val="00AD256A"/>
     <w:rsid w:val="00B448D8"/>
     <w:rsid w:val="00B73467"/>
     <w:rsid w:val="00BE4664"/>
+    <w:rsid w:val="00D82FF4"/>
     <w:rsid w:val="00DD5612"/>
     <w:rsid w:val="00F152FF"/>
   </w:rsids>
@@ -8276,7 +8585,7 @@
 </file>
 
 <file path=word/glossary/styles.xml><?xml version="1.0" encoding="utf-8"?>
-<w:styles xmlns:mc="http://schemas.openxmlformats.org/markup-compatibility/2006" xmlns:r="http://schemas.openxmlformats.org/officeDocument/2006/relationships" xmlns:w="http://schemas.openxmlformats.org/wordprocessingml/2006/main" xmlns:w14="http://schemas.microsoft.com/office/word/2010/wordml" xmlns:w15="http://schemas.microsoft.com/office/word/2012/wordml" xmlns:w16cex="http://schemas.microsoft.com/office/word/2018/wordml/cex" xmlns:w16cid="http://schemas.microsoft.com/office/word/2016/wordml/cid" xmlns:w16="http://schemas.microsoft.com/office/word/2018/wordml" xmlns:w16se="http://schemas.microsoft.com/office/word/2015/wordml/symex" mc:Ignorable="w14 w15 w16se w16cid w16 w16cex">
+<w:styles xmlns:mc="http://schemas.openxmlformats.org/markup-compatibility/2006" xmlns:r="http://schemas.openxmlformats.org/officeDocument/2006/relationships" xmlns:w="http://schemas.openxmlformats.org/wordprocessingml/2006/main" xmlns:w14="http://schemas.microsoft.com/office/word/2010/wordml" xmlns:w15="http://schemas.microsoft.com/office/word/2012/wordml" xmlns:w16cex="http://schemas.microsoft.com/office/word/2018/wordml/cex" xmlns:w16cid="http://schemas.microsoft.com/office/word/2016/wordml/cid" xmlns:w16="http://schemas.microsoft.com/office/word/2018/wordml" xmlns:w16du="http://schemas.microsoft.com/office/word/2023/wordml/word16du" xmlns:w16sdtdh="http://schemas.microsoft.com/office/word/2020/wordml/sdtdatahash" xmlns:w16sdtfl="http://schemas.microsoft.com/office/word/2024/wordml/sdtformatlock" xmlns:w16se="http://schemas.microsoft.com/office/word/2015/wordml/symex" mc:Ignorable="w14 w15 w16se w16cid w16 w16cex w16sdtdh w16sdtfl w16du">
   <w:docDefaults>
     <w:rPrDefault>
       <w:rPr>
@@ -8713,7 +9022,7 @@
 </file>
 
 <file path=word/glossary/webSettings.xml><?xml version="1.0" encoding="utf-8"?>
-<w:webSettings xmlns:mc="http://schemas.openxmlformats.org/markup-compatibility/2006" xmlns:r="http://schemas.openxmlformats.org/officeDocument/2006/relationships" xmlns:w="http://schemas.openxmlformats.org/wordprocessingml/2006/main" xmlns:w14="http://schemas.microsoft.com/office/word/2010/wordml" xmlns:w15="http://schemas.microsoft.com/office/word/2012/wordml" xmlns:w16cex="http://schemas.microsoft.com/office/word/2018/wordml/cex" xmlns:w16cid="http://schemas.microsoft.com/office/word/2016/wordml/cid" xmlns:w16="http://schemas.microsoft.com/office/word/2018/wordml" xmlns:w16se="http://schemas.microsoft.com/office/word/2015/wordml/symex" mc:Ignorable="w14 w15 w16se w16cid w16 w16cex">
+<w:webSettings xmlns:mc="http://schemas.openxmlformats.org/markup-compatibility/2006" xmlns:r="http://schemas.openxmlformats.org/officeDocument/2006/relationships" xmlns:w="http://schemas.openxmlformats.org/wordprocessingml/2006/main" xmlns:w14="http://schemas.microsoft.com/office/word/2010/wordml" xmlns:w15="http://schemas.microsoft.com/office/word/2012/wordml" xmlns:w16cex="http://schemas.microsoft.com/office/word/2018/wordml/cex" xmlns:w16cid="http://schemas.microsoft.com/office/word/2016/wordml/cid" xmlns:w16="http://schemas.microsoft.com/office/word/2018/wordml" xmlns:w16du="http://schemas.microsoft.com/office/word/2023/wordml/word16du" xmlns:w16sdtdh="http://schemas.microsoft.com/office/word/2020/wordml/sdtdatahash" xmlns:w16sdtfl="http://schemas.microsoft.com/office/word/2024/wordml/sdtformatlock" xmlns:w16se="http://schemas.microsoft.com/office/word/2015/wordml/symex" mc:Ignorable="w14 w15 w16se w16cid w16 w16cex w16sdtdh w16sdtfl w16du">
   <w:optimizeForBrowser/>
   <w:allowPNG/>
 </w:webSettings>
@@ -8982,7 +9291,7 @@
 
 <file path=customXml/item1.xml><?xml version="1.0" encoding="utf-8"?>
 <CoverPageProperties xmlns="http://schemas.microsoft.com/office/2006/coverPageProps">
-  <PublishDate>tp hỒ CHÍ MINH, THÁNG 8 NĂM 2018</PublishDate>
+  <PublishDate>tp hỒ CHÍ MINH, THÁNG 9 NĂM 2026</PublishDate>
   <Abstract/>
   <CompanyAddress>Bộ môn Kỹ thuật phần mềm – Khoa Công nghệ thông tin – ĐH Công nghiệp TP. HCM</CompanyAddress>
   <CompanyPhone/>

--- a/doc/N04_3_ApplicationDevelopment_SRS.docx
+++ b/doc/N04_3_ApplicationDevelopment_SRS.docx
@@ -3230,19 +3230,7 @@
               <w:rPr>
                 <w:rFonts w:ascii="Times New Roman" w:hAnsi="Times New Roman" w:cs="Times New Roman"/>
               </w:rPr>
-              <w:t>Digital Imaging and</w:t>
-            </w:r>
-            <w:r>
-              <w:rPr>
-                <w:rFonts w:ascii="Times New Roman" w:hAnsi="Times New Roman" w:cs="Times New Roman"/>
-              </w:rPr>
-              <w:t xml:space="preserve"> </w:t>
-            </w:r>
-            <w:r>
-              <w:rPr>
-                <w:rFonts w:ascii="Times New Roman" w:hAnsi="Times New Roman" w:cs="Times New Roman"/>
-              </w:rPr>
-              <w:t>Communications in Medicine - Chuẩn lưu trữ phim X-quang y tế.</w:t>
+              <w:t>Digital Imaging and Communications in Medicine - Chuẩn lưu trữ phim X-quang y tế.</w:t>
             </w:r>
           </w:p>
         </w:tc>
@@ -4057,7 +4045,7 @@
     <w:p>
       <w:pPr>
         <w:spacing w:after="120" w:line="240" w:lineRule="auto"/>
-        <w:ind w:left="600"/>
+        <w:ind w:left="2880" w:hanging="2280"/>
         <w:rPr>
           <w:rFonts w:ascii="Times New Roman" w:hAnsi="Times New Roman" w:cs="Times New Roman"/>
           <w:i/>
@@ -4075,10 +4063,10 @@
           <w:szCs w:val="26"/>
         </w:rPr>
         <w:drawing>
-          <wp:inline distT="0" distB="0" distL="0" distR="0" wp14:anchorId="715A6B98" wp14:editId="6A662290">
-            <wp:extent cx="5910943" cy="4167345"/>
-            <wp:effectExtent l="0" t="0" r="0" b="5080"/>
-            <wp:docPr id="1453878960" name="Picture 1"/>
+          <wp:inline distT="0" distB="0" distL="0" distR="0" wp14:anchorId="30DDD5E9" wp14:editId="5489272D">
+            <wp:extent cx="5865217" cy="3922918"/>
+            <wp:effectExtent l="0" t="0" r="2540" b="1905"/>
+            <wp:docPr id="656515637" name="Picture 1"/>
             <wp:cNvGraphicFramePr>
               <a:graphicFrameLocks xmlns:a="http://schemas.openxmlformats.org/drawingml/2006/main" noChangeAspect="1"/>
             </wp:cNvGraphicFramePr>
@@ -4086,7 +4074,7 @@
               <a:graphicData uri="http://schemas.openxmlformats.org/drawingml/2006/picture">
                 <pic:pic xmlns:pic="http://schemas.openxmlformats.org/drawingml/2006/picture">
                   <pic:nvPicPr>
-                    <pic:cNvPr id="1453878960" name=""/>
+                    <pic:cNvPr id="656515637" name=""/>
                     <pic:cNvPicPr/>
                   </pic:nvPicPr>
                   <pic:blipFill>
@@ -4098,7 +4086,7 @@
                   <pic:spPr>
                     <a:xfrm>
                       <a:off x="0" y="0"/>
-                      <a:ext cx="5917165" cy="4171731"/>
+                      <a:ext cx="5871746" cy="3927285"/>
                     </a:xfrm>
                     <a:prstGeom prst="rect">
                       <a:avLst/>
@@ -5013,16 +5001,7 @@
                 <w:sz w:val="26"/>
                 <w:szCs w:val="26"/>
               </w:rPr>
-              <w:t>UC00</w:t>
-            </w:r>
-            <w:r>
-              <w:rPr>
-                <w:rFonts w:ascii="Times New Roman" w:hAnsi="Times New Roman" w:cs="Times New Roman"/>
-                <w:iCs/>
-                <w:sz w:val="26"/>
-                <w:szCs w:val="26"/>
-              </w:rPr>
-              <w:t>2</w:t>
+              <w:t>UC002</w:t>
             </w:r>
           </w:p>
         </w:tc>
@@ -5148,16 +5127,7 @@
                 <w:sz w:val="26"/>
                 <w:szCs w:val="26"/>
               </w:rPr>
-              <w:t>UC00</w:t>
-            </w:r>
-            <w:r>
-              <w:rPr>
-                <w:rFonts w:ascii="Times New Roman" w:hAnsi="Times New Roman" w:cs="Times New Roman"/>
-                <w:iCs/>
-                <w:sz w:val="26"/>
-                <w:szCs w:val="26"/>
-              </w:rPr>
-              <w:t>3</w:t>
+              <w:t>UC003</w:t>
             </w:r>
           </w:p>
         </w:tc>
@@ -5285,16 +5255,7 @@
                 <w:sz w:val="26"/>
                 <w:szCs w:val="26"/>
               </w:rPr>
-              <w:t>UC00</w:t>
-            </w:r>
-            <w:r>
-              <w:rPr>
-                <w:rFonts w:ascii="Times New Roman" w:hAnsi="Times New Roman" w:cs="Times New Roman"/>
-                <w:iCs/>
-                <w:sz w:val="26"/>
-                <w:szCs w:val="26"/>
-              </w:rPr>
-              <w:t>4</w:t>
+              <w:t>UC004</w:t>
             </w:r>
           </w:p>
         </w:tc>
@@ -5422,16 +5383,7 @@
                 <w:sz w:val="26"/>
                 <w:szCs w:val="26"/>
               </w:rPr>
-              <w:t>UC00</w:t>
-            </w:r>
-            <w:r>
-              <w:rPr>
-                <w:rFonts w:ascii="Times New Roman" w:hAnsi="Times New Roman" w:cs="Times New Roman"/>
-                <w:iCs/>
-                <w:sz w:val="26"/>
-                <w:szCs w:val="26"/>
-              </w:rPr>
-              <w:t>5</w:t>
+              <w:t>UC005</w:t>
             </w:r>
           </w:p>
         </w:tc>
@@ -5559,16 +5511,7 @@
                 <w:sz w:val="26"/>
                 <w:szCs w:val="26"/>
               </w:rPr>
-              <w:t>UC00</w:t>
-            </w:r>
-            <w:r>
-              <w:rPr>
-                <w:rFonts w:ascii="Times New Roman" w:hAnsi="Times New Roman" w:cs="Times New Roman"/>
-                <w:iCs/>
-                <w:sz w:val="26"/>
-                <w:szCs w:val="26"/>
-              </w:rPr>
-              <w:t>6</w:t>
+              <w:t>UC006</w:t>
             </w:r>
           </w:p>
         </w:tc>
@@ -5696,16 +5639,7 @@
                 <w:sz w:val="26"/>
                 <w:szCs w:val="26"/>
               </w:rPr>
-              <w:t>UC00</w:t>
-            </w:r>
-            <w:r>
-              <w:rPr>
-                <w:rFonts w:ascii="Times New Roman" w:hAnsi="Times New Roman" w:cs="Times New Roman"/>
-                <w:iCs/>
-                <w:sz w:val="26"/>
-                <w:szCs w:val="26"/>
-              </w:rPr>
-              <w:t>7</w:t>
+              <w:t>UC007</w:t>
             </w:r>
           </w:p>
         </w:tc>
@@ -5833,16 +5767,7 @@
                 <w:sz w:val="26"/>
                 <w:szCs w:val="26"/>
               </w:rPr>
-              <w:t>UC00</w:t>
-            </w:r>
-            <w:r>
-              <w:rPr>
-                <w:rFonts w:ascii="Times New Roman" w:hAnsi="Times New Roman" w:cs="Times New Roman"/>
-                <w:iCs/>
-                <w:sz w:val="26"/>
-                <w:szCs w:val="26"/>
-              </w:rPr>
-              <w:t>8</w:t>
+              <w:t>UC008</w:t>
             </w:r>
           </w:p>
         </w:tc>
@@ -5970,16 +5895,7 @@
                 <w:sz w:val="26"/>
                 <w:szCs w:val="26"/>
               </w:rPr>
-              <w:t>UC00</w:t>
-            </w:r>
-            <w:r>
-              <w:rPr>
-                <w:rFonts w:ascii="Times New Roman" w:hAnsi="Times New Roman" w:cs="Times New Roman"/>
-                <w:iCs/>
-                <w:sz w:val="26"/>
-                <w:szCs w:val="26"/>
-              </w:rPr>
-              <w:t>9</w:t>
+              <w:t>UC009</w:t>
             </w:r>
           </w:p>
         </w:tc>
@@ -6107,16 +6023,7 @@
                 <w:sz w:val="26"/>
                 <w:szCs w:val="26"/>
               </w:rPr>
-              <w:t>UC0</w:t>
-            </w:r>
-            <w:r>
-              <w:rPr>
-                <w:rFonts w:ascii="Times New Roman" w:hAnsi="Times New Roman" w:cs="Times New Roman"/>
-                <w:iCs/>
-                <w:sz w:val="26"/>
-                <w:szCs w:val="26"/>
-              </w:rPr>
-              <w:t>10</w:t>
+              <w:t>UC010</w:t>
             </w:r>
           </w:p>
         </w:tc>
@@ -6244,25 +6151,7 @@
                 <w:sz w:val="26"/>
                 <w:szCs w:val="26"/>
               </w:rPr>
-              <w:t>UC0</w:t>
-            </w:r>
-            <w:r>
-              <w:rPr>
-                <w:rFonts w:ascii="Times New Roman" w:hAnsi="Times New Roman" w:cs="Times New Roman"/>
-                <w:iCs/>
-                <w:sz w:val="26"/>
-                <w:szCs w:val="26"/>
-              </w:rPr>
-              <w:t>1</w:t>
-            </w:r>
-            <w:r>
-              <w:rPr>
-                <w:rFonts w:ascii="Times New Roman" w:hAnsi="Times New Roman" w:cs="Times New Roman"/>
-                <w:iCs/>
-                <w:sz w:val="26"/>
-                <w:szCs w:val="26"/>
-              </w:rPr>
-              <w:t>1</w:t>
+              <w:t>UC011</w:t>
             </w:r>
           </w:p>
         </w:tc>
@@ -6390,16 +6279,7 @@
                 <w:sz w:val="26"/>
                 <w:szCs w:val="26"/>
               </w:rPr>
-              <w:t>UC0</w:t>
-            </w:r>
-            <w:r>
-              <w:rPr>
-                <w:rFonts w:ascii="Times New Roman" w:hAnsi="Times New Roman" w:cs="Times New Roman"/>
-                <w:iCs/>
-                <w:sz w:val="26"/>
-                <w:szCs w:val="26"/>
-              </w:rPr>
-              <w:t>12</w:t>
+              <w:t>UC012</w:t>
             </w:r>
           </w:p>
         </w:tc>
@@ -6527,16 +6407,7 @@
                 <w:sz w:val="26"/>
                 <w:szCs w:val="26"/>
               </w:rPr>
-              <w:t>UC0</w:t>
-            </w:r>
-            <w:r>
-              <w:rPr>
-                <w:rFonts w:ascii="Times New Roman" w:hAnsi="Times New Roman" w:cs="Times New Roman"/>
-                <w:iCs/>
-                <w:sz w:val="26"/>
-                <w:szCs w:val="26"/>
-              </w:rPr>
-              <w:t>13</w:t>
+              <w:t>UC013</w:t>
             </w:r>
           </w:p>
         </w:tc>
@@ -6664,16 +6535,7 @@
                 <w:sz w:val="26"/>
                 <w:szCs w:val="26"/>
               </w:rPr>
-              <w:t>UC0</w:t>
-            </w:r>
-            <w:r>
-              <w:rPr>
-                <w:rFonts w:ascii="Times New Roman" w:hAnsi="Times New Roman" w:cs="Times New Roman"/>
-                <w:iCs/>
-                <w:sz w:val="26"/>
-                <w:szCs w:val="26"/>
-              </w:rPr>
-              <w:t>14</w:t>
+              <w:t>UC014</w:t>
             </w:r>
           </w:p>
         </w:tc>
@@ -6801,16 +6663,7 @@
                 <w:sz w:val="26"/>
                 <w:szCs w:val="26"/>
               </w:rPr>
-              <w:t>UC0</w:t>
-            </w:r>
-            <w:r>
-              <w:rPr>
-                <w:rFonts w:ascii="Times New Roman" w:hAnsi="Times New Roman" w:cs="Times New Roman"/>
-                <w:iCs/>
-                <w:sz w:val="26"/>
-                <w:szCs w:val="26"/>
-              </w:rPr>
-              <w:t>15</w:t>
+              <w:t>UC015</w:t>
             </w:r>
           </w:p>
         </w:tc>
@@ -6938,16 +6791,7 @@
                 <w:sz w:val="26"/>
                 <w:szCs w:val="26"/>
               </w:rPr>
-              <w:t>UC0</w:t>
-            </w:r>
-            <w:r>
-              <w:rPr>
-                <w:rFonts w:ascii="Times New Roman" w:hAnsi="Times New Roman" w:cs="Times New Roman"/>
-                <w:iCs/>
-                <w:sz w:val="26"/>
-                <w:szCs w:val="26"/>
-              </w:rPr>
-              <w:t>16</w:t>
+              <w:t>UC016</w:t>
             </w:r>
           </w:p>
         </w:tc>
@@ -7075,16 +6919,7 @@
                 <w:sz w:val="26"/>
                 <w:szCs w:val="26"/>
               </w:rPr>
-              <w:t>UC0</w:t>
-            </w:r>
-            <w:r>
-              <w:rPr>
-                <w:rFonts w:ascii="Times New Roman" w:hAnsi="Times New Roman" w:cs="Times New Roman"/>
-                <w:iCs/>
-                <w:sz w:val="26"/>
-                <w:szCs w:val="26"/>
-              </w:rPr>
-              <w:t>17</w:t>
+              <w:t>UC017</w:t>
             </w:r>
           </w:p>
         </w:tc>
@@ -7212,16 +7047,7 @@
                 <w:sz w:val="26"/>
                 <w:szCs w:val="26"/>
               </w:rPr>
-              <w:t>UC0</w:t>
-            </w:r>
-            <w:r>
-              <w:rPr>
-                <w:rFonts w:ascii="Times New Roman" w:hAnsi="Times New Roman" w:cs="Times New Roman"/>
-                <w:iCs/>
-                <w:sz w:val="26"/>
-                <w:szCs w:val="26"/>
-              </w:rPr>
-              <w:t>18</w:t>
+              <w:t>UC018</w:t>
             </w:r>
           </w:p>
         </w:tc>
@@ -7349,16 +7175,7 @@
                 <w:sz w:val="26"/>
                 <w:szCs w:val="26"/>
               </w:rPr>
-              <w:t>UC0</w:t>
-            </w:r>
-            <w:r>
-              <w:rPr>
-                <w:rFonts w:ascii="Times New Roman" w:hAnsi="Times New Roman" w:cs="Times New Roman"/>
-                <w:iCs/>
-                <w:sz w:val="26"/>
-                <w:szCs w:val="26"/>
-              </w:rPr>
-              <w:t>19</w:t>
+              <w:t>UC019</w:t>
             </w:r>
           </w:p>
         </w:tc>
@@ -7487,16 +7304,7 @@
                 <w:szCs w:val="26"/>
               </w:rPr>
               <w:lastRenderedPageBreak/>
-              <w:t>UC0</w:t>
-            </w:r>
-            <w:r>
-              <w:rPr>
-                <w:rFonts w:ascii="Times New Roman" w:hAnsi="Times New Roman" w:cs="Times New Roman"/>
-                <w:iCs/>
-                <w:sz w:val="26"/>
-                <w:szCs w:val="26"/>
-              </w:rPr>
-              <w:t>20</w:t>
+              <w:t>UC020</w:t>
             </w:r>
           </w:p>
         </w:tc>
@@ -7624,16 +7432,7 @@
                 <w:sz w:val="26"/>
                 <w:szCs w:val="26"/>
               </w:rPr>
-              <w:t>UC0</w:t>
-            </w:r>
-            <w:r>
-              <w:rPr>
-                <w:rFonts w:ascii="Times New Roman" w:hAnsi="Times New Roman" w:cs="Times New Roman"/>
-                <w:iCs/>
-                <w:sz w:val="26"/>
-                <w:szCs w:val="26"/>
-              </w:rPr>
-              <w:t>21</w:t>
+              <w:t>UC021</w:t>
             </w:r>
           </w:p>
         </w:tc>
@@ -7761,16 +7560,7 @@
                 <w:sz w:val="26"/>
                 <w:szCs w:val="26"/>
               </w:rPr>
-              <w:t>UC0</w:t>
-            </w:r>
-            <w:r>
-              <w:rPr>
-                <w:rFonts w:ascii="Times New Roman" w:hAnsi="Times New Roman" w:cs="Times New Roman"/>
-                <w:iCs/>
-                <w:sz w:val="26"/>
-                <w:szCs w:val="26"/>
-              </w:rPr>
-              <w:t>22</w:t>
+              <w:t>UC022</w:t>
             </w:r>
           </w:p>
         </w:tc>
@@ -7898,16 +7688,7 @@
                 <w:sz w:val="26"/>
                 <w:szCs w:val="26"/>
               </w:rPr>
-              <w:t>UC0</w:t>
-            </w:r>
-            <w:r>
-              <w:rPr>
-                <w:rFonts w:ascii="Times New Roman" w:hAnsi="Times New Roman" w:cs="Times New Roman"/>
-                <w:iCs/>
-                <w:sz w:val="26"/>
-                <w:szCs w:val="26"/>
-              </w:rPr>
-              <w:t>23</w:t>
+              <w:t>UC023</w:t>
             </w:r>
           </w:p>
         </w:tc>
@@ -8035,16 +7816,7 @@
                 <w:sz w:val="26"/>
                 <w:szCs w:val="26"/>
               </w:rPr>
-              <w:t>UC0</w:t>
-            </w:r>
-            <w:r>
-              <w:rPr>
-                <w:rFonts w:ascii="Times New Roman" w:hAnsi="Times New Roman" w:cs="Times New Roman"/>
-                <w:iCs/>
-                <w:sz w:val="26"/>
-                <w:szCs w:val="26"/>
-              </w:rPr>
-              <w:t>24</w:t>
+              <w:t>UC024</w:t>
             </w:r>
           </w:p>
         </w:tc>
@@ -8172,16 +7944,7 @@
                 <w:sz w:val="26"/>
                 <w:szCs w:val="26"/>
               </w:rPr>
-              <w:t>UC0</w:t>
-            </w:r>
-            <w:r>
-              <w:rPr>
-                <w:rFonts w:ascii="Times New Roman" w:hAnsi="Times New Roman" w:cs="Times New Roman"/>
-                <w:iCs/>
-                <w:sz w:val="26"/>
-                <w:szCs w:val="26"/>
-              </w:rPr>
-              <w:t>25</w:t>
+              <w:t>UC025</w:t>
             </w:r>
           </w:p>
         </w:tc>
@@ -8309,16 +8072,7 @@
                 <w:sz w:val="26"/>
                 <w:szCs w:val="26"/>
               </w:rPr>
-              <w:t>UC0</w:t>
-            </w:r>
-            <w:r>
-              <w:rPr>
-                <w:rFonts w:ascii="Times New Roman" w:hAnsi="Times New Roman" w:cs="Times New Roman"/>
-                <w:iCs/>
-                <w:sz w:val="26"/>
-                <w:szCs w:val="26"/>
-              </w:rPr>
-              <w:t>26</w:t>
+              <w:t>UC026</w:t>
             </w:r>
           </w:p>
         </w:tc>
@@ -8446,16 +8200,7 @@
                 <w:sz w:val="26"/>
                 <w:szCs w:val="26"/>
               </w:rPr>
-              <w:t>UC0</w:t>
-            </w:r>
-            <w:r>
-              <w:rPr>
-                <w:rFonts w:ascii="Times New Roman" w:hAnsi="Times New Roman" w:cs="Times New Roman"/>
-                <w:iCs/>
-                <w:sz w:val="26"/>
-                <w:szCs w:val="26"/>
-              </w:rPr>
-              <w:t>27</w:t>
+              <w:t>UC027</w:t>
             </w:r>
           </w:p>
         </w:tc>
@@ -8704,21 +8449,12 @@
           <w:szCs w:val="26"/>
         </w:rPr>
       </w:pPr>
-      <w:proofErr w:type="gramStart"/>
       <w:r>
         <w:rPr>
           <w:rFonts w:ascii="Times New Roman" w:hAnsi="Times New Roman" w:cs="Times New Roman"/>
           <w:b/>
         </w:rPr>
-        <w:t>An</w:t>
-      </w:r>
-      <w:proofErr w:type="gramEnd"/>
-      <w:r>
-        <w:rPr>
-          <w:rFonts w:ascii="Times New Roman" w:hAnsi="Times New Roman" w:cs="Times New Roman"/>
-          <w:b/>
-        </w:rPr>
-        <w:t xml:space="preserve"> ninh &amp; Bảo mật: </w:t>
+        <w:t xml:space="preserve">An ninh &amp; Bảo mật: </w:t>
       </w:r>
       <w:r>
         <w:rPr>
@@ -8794,15 +8530,7 @@
         <w:spacing w:before="0" w:after="120" w:line="240" w:lineRule="auto"/>
       </w:pPr>
       <w:r>
-        <w:t xml:space="preserve">&lt;Phần này mô tả một cách chi tiết từng yêu cầu cụ thể, cho phép các thành viên tham gia dự án căn cứ vào đó để xây dựng một phần mềm có chất lượng tốt nhất. Với cách tiếp cận theo mô hình UseCase (UC), các yêu cầu phần </w:t>
-      </w:r>
-      <w:proofErr w:type="gramStart"/>
-      <w:r>
-        <w:t>mềm  được</w:t>
-      </w:r>
-      <w:proofErr w:type="gramEnd"/>
-      <w:r>
-        <w:t xml:space="preserve"> mô tả theo các UC và trong các đặc tả bổ sung&gt;.</w:t>
+        <w:t>&lt;Phần này mô tả một cách chi tiết từng yêu cầu cụ thể, cho phép các thành viên tham gia dự án căn cứ vào đó để xây dựng một phần mềm có chất lượng tốt nhất. Với cách tiếp cận theo mô hình UseCase (UC), các yêu cầu phần mềm  được mô tả theo các UC và trong các đặc tả bổ sung&gt;.</w:t>
       </w:r>
     </w:p>
     <w:p>
@@ -9192,25 +8920,7 @@
                 <w:sz w:val="26"/>
                 <w:szCs w:val="26"/>
               </w:rPr>
-              <w:t xml:space="preserve">&lt;Kết quả thu được sau khi thực hiện đúng </w:t>
-            </w:r>
-            <w:proofErr w:type="gramStart"/>
-            <w:r>
-              <w:rPr>
-                <w:rFonts w:ascii="Times New Roman" w:hAnsi="Times New Roman"/>
-                <w:sz w:val="26"/>
-                <w:szCs w:val="26"/>
-              </w:rPr>
-              <w:t>&amp;  kết</w:t>
-            </w:r>
-            <w:proofErr w:type="gramEnd"/>
-            <w:r>
-              <w:rPr>
-                <w:rFonts w:ascii="Times New Roman" w:hAnsi="Times New Roman"/>
-                <w:sz w:val="26"/>
-                <w:szCs w:val="26"/>
-              </w:rPr>
-              <w:t xml:space="preserve"> thúc UseCase&gt;.</w:t>
+              <w:t>&lt;Kết quả thu được sau khi thực hiện đúng &amp;  kết thúc UseCase&gt;.</w:t>
             </w:r>
           </w:p>
         </w:tc>
@@ -9840,25 +9550,7 @@
                 <w:sz w:val="26"/>
                 <w:szCs w:val="26"/>
               </w:rPr>
-              <w:t xml:space="preserve">&lt;Kết quả thu được sau khi thực hiện đúng </w:t>
-            </w:r>
-            <w:proofErr w:type="gramStart"/>
-            <w:r>
-              <w:rPr>
-                <w:rFonts w:ascii="Times New Roman" w:hAnsi="Times New Roman"/>
-                <w:sz w:val="26"/>
-                <w:szCs w:val="26"/>
-              </w:rPr>
-              <w:t>&amp;  kết</w:t>
-            </w:r>
-            <w:proofErr w:type="gramEnd"/>
-            <w:r>
-              <w:rPr>
-                <w:rFonts w:ascii="Times New Roman" w:hAnsi="Times New Roman"/>
-                <w:sz w:val="26"/>
-                <w:szCs w:val="26"/>
-              </w:rPr>
-              <w:t xml:space="preserve"> thúc UseCase&gt;.</w:t>
+              <w:t>&lt;Kết quả thu được sau khi thực hiện đúng &amp;  kết thúc UseCase&gt;.</w:t>
             </w:r>
           </w:p>
         </w:tc>
@@ -10462,25 +10154,7 @@
                 <w:sz w:val="20"/>
                 <w:szCs w:val="20"/>
               </w:rPr>
-              <w:t>+</w:t>
-            </w:r>
-            <w:proofErr w:type="gramStart"/>
-            <w:r>
-              <w:rPr>
-                <w:rFonts w:ascii="Times New Roman" w:hAnsi="Times New Roman" w:cs="Times New Roman"/>
-                <w:sz w:val="20"/>
-                <w:szCs w:val="20"/>
-              </w:rPr>
-              <w:t>toString(</w:t>
-            </w:r>
-            <w:proofErr w:type="gramEnd"/>
-            <w:r>
-              <w:rPr>
-                <w:rFonts w:ascii="Times New Roman" w:hAnsi="Times New Roman" w:cs="Times New Roman"/>
-                <w:sz w:val="20"/>
-                <w:szCs w:val="20"/>
-              </w:rPr>
-              <w:t>): String</w:t>
+              <w:t>+toString(): String</w:t>
             </w:r>
           </w:p>
         </w:tc>
@@ -10886,25 +10560,7 @@
                 <w:sz w:val="20"/>
                 <w:szCs w:val="20"/>
               </w:rPr>
-              <w:t>+</w:t>
-            </w:r>
-            <w:proofErr w:type="gramStart"/>
-            <w:r>
-              <w:rPr>
-                <w:rFonts w:ascii="Times New Roman" w:hAnsi="Times New Roman" w:cs="Times New Roman"/>
-                <w:sz w:val="20"/>
-                <w:szCs w:val="20"/>
-              </w:rPr>
-              <w:t>toString(</w:t>
-            </w:r>
-            <w:proofErr w:type="gramEnd"/>
-            <w:r>
-              <w:rPr>
-                <w:rFonts w:ascii="Times New Roman" w:hAnsi="Times New Roman" w:cs="Times New Roman"/>
-                <w:sz w:val="20"/>
-                <w:szCs w:val="20"/>
-              </w:rPr>
-              <w:t>): String</w:t>
+              <w:t>+toString(): String</w:t>
             </w:r>
           </w:p>
         </w:tc>
@@ -12658,6 +12314,7 @@
   <w:style w:type="character" w:default="1" w:styleId="DefaultParagraphFont">
     <w:name w:val="Default Paragraph Font"/>
     <w:uiPriority w:val="1"/>
+    <w:semiHidden/>
     <w:unhideWhenUsed/>
   </w:style>
   <w:style w:type="table" w:default="1" w:styleId="TableNormal">
@@ -13196,6 +12853,7 @@
     <w:rsid w:val="002A48CE"/>
     <w:rsid w:val="00314A2A"/>
     <w:rsid w:val="00416DE4"/>
+    <w:rsid w:val="0046780C"/>
     <w:rsid w:val="007D4F22"/>
     <w:rsid w:val="007D731E"/>
     <w:rsid w:val="008179DC"/>
@@ -13204,6 +12862,7 @@
     <w:rsid w:val="00B448D8"/>
     <w:rsid w:val="00B73467"/>
     <w:rsid w:val="00BE4664"/>
+    <w:rsid w:val="00C92B2A"/>
     <w:rsid w:val="00D64BCC"/>
     <w:rsid w:val="00D82FF4"/>
     <w:rsid w:val="00DD5612"/>

--- a/doc/N04_3_ApplicationDevelopment_SRS.docx
+++ b/doc/N04_3_ApplicationDevelopment_SRS.docx
@@ -9076,14 +9076,6 @@
                 <w:szCs w:val="28"/>
               </w:rPr>
             </w:pPr>
-            <w:r>
-              <w:rPr>
-                <w:rFonts w:ascii="Times New Roman" w:hAnsi="Times New Roman" w:cs="Times New Roman"/>
-                <w:sz w:val="28"/>
-                <w:szCs w:val="28"/>
-              </w:rPr>
-              <w:t xml:space="preserve">2. Hiển thị danh sách tài khoản hiện có. </w:t>
-            </w:r>
           </w:p>
         </w:tc>
       </w:tr>
@@ -9103,6 +9095,50 @@
                 <w:szCs w:val="28"/>
               </w:rPr>
             </w:pPr>
+          </w:p>
+        </w:tc>
+        <w:tc>
+          <w:tcPr>
+            <w:tcW w:w="4053" w:type="dxa"/>
+          </w:tcPr>
+          <w:p>
+            <w:pPr>
+              <w:tabs>
+                <w:tab w:val="left" w:pos="425"/>
+              </w:tabs>
+              <w:rPr>
+                <w:rFonts w:ascii="Times New Roman" w:hAnsi="Times New Roman" w:cs="Times New Roman"/>
+                <w:sz w:val="28"/>
+                <w:szCs w:val="28"/>
+              </w:rPr>
+            </w:pPr>
+            <w:r>
+              <w:rPr>
+                <w:rFonts w:ascii="Times New Roman" w:hAnsi="Times New Roman" w:cs="Times New Roman"/>
+                <w:sz w:val="28"/>
+                <w:szCs w:val="28"/>
+              </w:rPr>
+              <w:t>2. Hiển thị danh sách tài khoản hiện có.</w:t>
+            </w:r>
+          </w:p>
+        </w:tc>
+      </w:tr>
+      <w:tr>
+        <w:tc>
+          <w:tcPr>
+            <w:tcW w:w="4518" w:type="dxa"/>
+          </w:tcPr>
+          <w:p>
+            <w:pPr>
+              <w:tabs>
+                <w:tab w:val="left" w:pos="425"/>
+              </w:tabs>
+              <w:rPr>
+                <w:rFonts w:ascii="Times New Roman" w:hAnsi="Times New Roman" w:cs="Times New Roman"/>
+                <w:sz w:val="28"/>
+                <w:szCs w:val="28"/>
+              </w:rPr>
+            </w:pPr>
             <w:r>
               <w:rPr>
                 <w:rFonts w:ascii="Times New Roman" w:hAnsi="Times New Roman" w:cs="Times New Roman"/>
@@ -9128,6 +9164,42 @@
                 <w:szCs w:val="28"/>
               </w:rPr>
             </w:pPr>
+          </w:p>
+        </w:tc>
+      </w:tr>
+      <w:tr>
+        <w:tc>
+          <w:tcPr>
+            <w:tcW w:w="4518" w:type="dxa"/>
+          </w:tcPr>
+          <w:p>
+            <w:pPr>
+              <w:tabs>
+                <w:tab w:val="left" w:pos="425"/>
+              </w:tabs>
+              <w:rPr>
+                <w:rFonts w:ascii="Times New Roman" w:hAnsi="Times New Roman" w:cs="Times New Roman"/>
+                <w:sz w:val="28"/>
+                <w:szCs w:val="28"/>
+              </w:rPr>
+            </w:pPr>
+          </w:p>
+        </w:tc>
+        <w:tc>
+          <w:tcPr>
+            <w:tcW w:w="4053" w:type="dxa"/>
+          </w:tcPr>
+          <w:p>
+            <w:pPr>
+              <w:tabs>
+                <w:tab w:val="left" w:pos="425"/>
+              </w:tabs>
+              <w:rPr>
+                <w:rFonts w:ascii="Times New Roman" w:hAnsi="Times New Roman" w:cs="Times New Roman"/>
+                <w:sz w:val="28"/>
+                <w:szCs w:val="28"/>
+              </w:rPr>
+            </w:pPr>
             <w:r>
               <w:rPr>
                 <w:rFonts w:ascii="Times New Roman" w:hAnsi="Times New Roman" w:cs="Times New Roman"/>
@@ -9224,6 +9296,42 @@
                 <w:szCs w:val="28"/>
               </w:rPr>
             </w:pPr>
+          </w:p>
+        </w:tc>
+      </w:tr>
+      <w:tr>
+        <w:tc>
+          <w:tcPr>
+            <w:tcW w:w="4518" w:type="dxa"/>
+          </w:tcPr>
+          <w:p>
+            <w:pPr>
+              <w:tabs>
+                <w:tab w:val="left" w:pos="425"/>
+              </w:tabs>
+              <w:rPr>
+                <w:rFonts w:ascii="Times New Roman" w:hAnsi="Times New Roman" w:cs="Times New Roman"/>
+                <w:sz w:val="28"/>
+                <w:szCs w:val="28"/>
+              </w:rPr>
+            </w:pPr>
+          </w:p>
+        </w:tc>
+        <w:tc>
+          <w:tcPr>
+            <w:tcW w:w="4053" w:type="dxa"/>
+          </w:tcPr>
+          <w:p>
+            <w:pPr>
+              <w:tabs>
+                <w:tab w:val="left" w:pos="425"/>
+              </w:tabs>
+              <w:rPr>
+                <w:rFonts w:ascii="Times New Roman" w:hAnsi="Times New Roman" w:cs="Times New Roman"/>
+                <w:sz w:val="28"/>
+                <w:szCs w:val="28"/>
+              </w:rPr>
+            </w:pPr>
             <w:r>
               <w:rPr>
                 <w:rFonts w:ascii="Times New Roman" w:hAnsi="Times New Roman" w:cs="Times New Roman"/>
@@ -9283,6 +9391,42 @@
               </w:rPr>
               <w:t>8. Chọn “Lưu thông tin”</w:t>
             </w:r>
+          </w:p>
+        </w:tc>
+        <w:tc>
+          <w:tcPr>
+            <w:tcW w:w="4053" w:type="dxa"/>
+          </w:tcPr>
+          <w:p>
+            <w:pPr>
+              <w:tabs>
+                <w:tab w:val="left" w:pos="425"/>
+              </w:tabs>
+              <w:rPr>
+                <w:rFonts w:ascii="Times New Roman" w:hAnsi="Times New Roman" w:cs="Times New Roman"/>
+                <w:sz w:val="28"/>
+                <w:szCs w:val="28"/>
+              </w:rPr>
+            </w:pPr>
+          </w:p>
+        </w:tc>
+      </w:tr>
+      <w:tr>
+        <w:tc>
+          <w:tcPr>
+            <w:tcW w:w="4518" w:type="dxa"/>
+          </w:tcPr>
+          <w:p>
+            <w:pPr>
+              <w:tabs>
+                <w:tab w:val="left" w:pos="425"/>
+              </w:tabs>
+              <w:rPr>
+                <w:rFonts w:ascii="Times New Roman" w:hAnsi="Times New Roman" w:cs="Times New Roman"/>
+                <w:sz w:val="28"/>
+                <w:szCs w:val="28"/>
+              </w:rPr>
+            </w:pPr>
           </w:p>
         </w:tc>
         <w:tc>
@@ -9385,7 +9529,16 @@
                 <w:sz w:val="28"/>
                 <w:szCs w:val="28"/>
               </w:rPr>
-              <w:t>Hệ thống hiển thị thông báo lỗi chi tiết, giữ nguyên thông tin đã nhập để người dùng sửa lại.</w:t>
+              <w:t xml:space="preserve">Hệ thống hiển thị thông báo lỗi chi tiết, giữ nguyên </w:t>
+            </w:r>
+            <w:r>
+              <w:rPr>
+                <w:rFonts w:ascii="Times New Roman" w:hAnsi="Times New Roman" w:cs="Times New Roman"/>
+                <w:sz w:val="28"/>
+                <w:szCs w:val="28"/>
+              </w:rPr>
+              <w:lastRenderedPageBreak/>
+              <w:t>thông tin đã nhập để người dùng sửa lại.</w:t>
             </w:r>
           </w:p>
         </w:tc>
@@ -9620,16 +9773,7 @@
                 <w:sz w:val="28"/>
                 <w:szCs w:val="28"/>
               </w:rPr>
-              <w:t xml:space="preserve">Giúp Nhân viên quản lý thêm mới, cập nhật hồ sơ nhân sự (bác </w:t>
-            </w:r>
-            <w:r>
-              <w:rPr>
-                <w:rFonts w:ascii="Times New Roman" w:hAnsi="Times New Roman" w:cs="Times New Roman"/>
-                <w:sz w:val="28"/>
-                <w:szCs w:val="28"/>
-              </w:rPr>
-              <w:lastRenderedPageBreak/>
-              <w:t>sĩ, y tá, lễ tân, thu ngân, kho, kế toán) bao gồm mã nhân viên, họ tên, chức danh, chuyên khoa, số chứng chỉ hành nghề và ca làm việc.</w:t>
+              <w:t>Giúp Nhân viên quản lý thêm mới, cập nhật hồ sơ nhân sự (bác sĩ, y tá, lễ tân, thu ngân, kho, kế toán) bao gồm mã nhân viên, họ tên, chức danh, chuyên khoa, số chứng chỉ hành nghề và ca làm việc.</w:t>
             </w:r>
           </w:p>
         </w:tc>
@@ -9656,7 +9800,6 @@
                 <w:sz w:val="28"/>
                 <w:szCs w:val="28"/>
               </w:rPr>
-              <w:lastRenderedPageBreak/>
               <w:t>Tiền điều kiện</w:t>
             </w:r>
           </w:p>
@@ -9979,6 +10122,42 @@
                 <w:szCs w:val="28"/>
               </w:rPr>
             </w:pPr>
+          </w:p>
+        </w:tc>
+      </w:tr>
+      <w:tr>
+        <w:tc>
+          <w:tcPr>
+            <w:tcW w:w="4518" w:type="dxa"/>
+          </w:tcPr>
+          <w:p>
+            <w:pPr>
+              <w:tabs>
+                <w:tab w:val="left" w:pos="425"/>
+              </w:tabs>
+              <w:rPr>
+                <w:rFonts w:ascii="Times New Roman" w:hAnsi="Times New Roman" w:cs="Times New Roman"/>
+                <w:sz w:val="28"/>
+                <w:szCs w:val="28"/>
+              </w:rPr>
+            </w:pPr>
+          </w:p>
+        </w:tc>
+        <w:tc>
+          <w:tcPr>
+            <w:tcW w:w="4053" w:type="dxa"/>
+          </w:tcPr>
+          <w:p>
+            <w:pPr>
+              <w:tabs>
+                <w:tab w:val="left" w:pos="425"/>
+              </w:tabs>
+              <w:rPr>
+                <w:rFonts w:ascii="Times New Roman" w:hAnsi="Times New Roman" w:cs="Times New Roman"/>
+                <w:sz w:val="28"/>
+                <w:szCs w:val="28"/>
+              </w:rPr>
+            </w:pPr>
             <w:r>
               <w:rPr>
                 <w:rFonts w:ascii="Times New Roman" w:hAnsi="Times New Roman" w:cs="Times New Roman"/>
@@ -10031,6 +10210,42 @@
                 <w:szCs w:val="28"/>
               </w:rPr>
             </w:pPr>
+          </w:p>
+        </w:tc>
+      </w:tr>
+      <w:tr>
+        <w:tc>
+          <w:tcPr>
+            <w:tcW w:w="4518" w:type="dxa"/>
+          </w:tcPr>
+          <w:p>
+            <w:pPr>
+              <w:tabs>
+                <w:tab w:val="left" w:pos="425"/>
+              </w:tabs>
+              <w:rPr>
+                <w:rFonts w:ascii="Times New Roman" w:hAnsi="Times New Roman" w:cs="Times New Roman"/>
+                <w:sz w:val="28"/>
+                <w:szCs w:val="28"/>
+              </w:rPr>
+            </w:pPr>
+          </w:p>
+        </w:tc>
+        <w:tc>
+          <w:tcPr>
+            <w:tcW w:w="4053" w:type="dxa"/>
+          </w:tcPr>
+          <w:p>
+            <w:pPr>
+              <w:tabs>
+                <w:tab w:val="left" w:pos="425"/>
+              </w:tabs>
+              <w:rPr>
+                <w:rFonts w:ascii="Times New Roman" w:hAnsi="Times New Roman" w:cs="Times New Roman"/>
+                <w:sz w:val="28"/>
+                <w:szCs w:val="28"/>
+              </w:rPr>
+            </w:pPr>
             <w:r>
               <w:rPr>
                 <w:rFonts w:ascii="Times New Roman" w:hAnsi="Times New Roman" w:cs="Times New Roman"/>
@@ -10083,14 +10298,6 @@
                 <w:szCs w:val="28"/>
               </w:rPr>
             </w:pPr>
-            <w:r>
-              <w:rPr>
-                <w:rFonts w:ascii="Times New Roman" w:hAnsi="Times New Roman" w:cs="Times New Roman"/>
-                <w:sz w:val="28"/>
-                <w:szCs w:val="28"/>
-              </w:rPr>
-              <w:t xml:space="preserve">6. Kiểm tra tính hợp lệ dữ liệu. </w:t>
-            </w:r>
           </w:p>
         </w:tc>
       </w:tr>
@@ -10110,6 +10317,50 @@
                 <w:szCs w:val="28"/>
               </w:rPr>
             </w:pPr>
+          </w:p>
+        </w:tc>
+        <w:tc>
+          <w:tcPr>
+            <w:tcW w:w="4053" w:type="dxa"/>
+          </w:tcPr>
+          <w:p>
+            <w:pPr>
+              <w:tabs>
+                <w:tab w:val="left" w:pos="425"/>
+              </w:tabs>
+              <w:rPr>
+                <w:rFonts w:ascii="Times New Roman" w:hAnsi="Times New Roman" w:cs="Times New Roman"/>
+                <w:sz w:val="28"/>
+                <w:szCs w:val="28"/>
+              </w:rPr>
+            </w:pPr>
+            <w:r>
+              <w:rPr>
+                <w:rFonts w:ascii="Times New Roman" w:hAnsi="Times New Roman" w:cs="Times New Roman"/>
+                <w:sz w:val="28"/>
+                <w:szCs w:val="28"/>
+              </w:rPr>
+              <w:t>6. Kiểm tra tính hợp lệ dữ liệu.</w:t>
+            </w:r>
+          </w:p>
+        </w:tc>
+      </w:tr>
+      <w:tr>
+        <w:tc>
+          <w:tcPr>
+            <w:tcW w:w="4518" w:type="dxa"/>
+          </w:tcPr>
+          <w:p>
+            <w:pPr>
+              <w:tabs>
+                <w:tab w:val="left" w:pos="425"/>
+              </w:tabs>
+              <w:rPr>
+                <w:rFonts w:ascii="Times New Roman" w:hAnsi="Times New Roman" w:cs="Times New Roman"/>
+                <w:sz w:val="28"/>
+                <w:szCs w:val="28"/>
+              </w:rPr>
+            </w:pPr>
             <w:r>
               <w:rPr>
                 <w:rFonts w:ascii="Times New Roman" w:hAnsi="Times New Roman" w:cs="Times New Roman"/>
@@ -10118,6 +10369,42 @@
               </w:rPr>
               <w:t>7. Chọn "Lưu hồ sơ"</w:t>
             </w:r>
+          </w:p>
+        </w:tc>
+        <w:tc>
+          <w:tcPr>
+            <w:tcW w:w="4053" w:type="dxa"/>
+          </w:tcPr>
+          <w:p>
+            <w:pPr>
+              <w:tabs>
+                <w:tab w:val="left" w:pos="425"/>
+              </w:tabs>
+              <w:rPr>
+                <w:rFonts w:ascii="Times New Roman" w:hAnsi="Times New Roman" w:cs="Times New Roman"/>
+                <w:sz w:val="28"/>
+                <w:szCs w:val="28"/>
+              </w:rPr>
+            </w:pPr>
+          </w:p>
+        </w:tc>
+      </w:tr>
+      <w:tr>
+        <w:tc>
+          <w:tcPr>
+            <w:tcW w:w="4518" w:type="dxa"/>
+          </w:tcPr>
+          <w:p>
+            <w:pPr>
+              <w:tabs>
+                <w:tab w:val="left" w:pos="425"/>
+              </w:tabs>
+              <w:rPr>
+                <w:rFonts w:ascii="Times New Roman" w:hAnsi="Times New Roman" w:cs="Times New Roman"/>
+                <w:sz w:val="28"/>
+                <w:szCs w:val="28"/>
+              </w:rPr>
+            </w:pPr>
           </w:p>
         </w:tc>
         <w:tc>
@@ -10204,6 +10491,7 @@
                 <w:sz w:val="28"/>
                 <w:szCs w:val="28"/>
               </w:rPr>
+              <w:lastRenderedPageBreak/>
               <w:t xml:space="preserve"> Mã nhân viên bị trùng hoặc định dạng thông tin sai</w:t>
             </w:r>
             <w:r>
@@ -10483,7 +10771,6 @@
                 <w:sz w:val="28"/>
                 <w:szCs w:val="28"/>
               </w:rPr>
-              <w:lastRenderedPageBreak/>
               <w:t>Tiền điều kiện</w:t>
             </w:r>
           </w:p>
@@ -10806,6 +11093,42 @@
                 <w:szCs w:val="28"/>
               </w:rPr>
             </w:pPr>
+          </w:p>
+        </w:tc>
+      </w:tr>
+      <w:tr>
+        <w:tc>
+          <w:tcPr>
+            <w:tcW w:w="4518" w:type="dxa"/>
+          </w:tcPr>
+          <w:p>
+            <w:pPr>
+              <w:tabs>
+                <w:tab w:val="left" w:pos="425"/>
+              </w:tabs>
+              <w:rPr>
+                <w:rFonts w:ascii="Times New Roman" w:hAnsi="Times New Roman" w:cs="Times New Roman"/>
+                <w:sz w:val="28"/>
+                <w:szCs w:val="28"/>
+              </w:rPr>
+            </w:pPr>
+          </w:p>
+        </w:tc>
+        <w:tc>
+          <w:tcPr>
+            <w:tcW w:w="4053" w:type="dxa"/>
+          </w:tcPr>
+          <w:p>
+            <w:pPr>
+              <w:tabs>
+                <w:tab w:val="left" w:pos="425"/>
+              </w:tabs>
+              <w:rPr>
+                <w:rFonts w:ascii="Times New Roman" w:hAnsi="Times New Roman" w:cs="Times New Roman"/>
+                <w:sz w:val="28"/>
+                <w:szCs w:val="28"/>
+              </w:rPr>
+            </w:pPr>
             <w:r>
               <w:rPr>
                 <w:rFonts w:ascii="Times New Roman" w:hAnsi="Times New Roman" w:cs="Times New Roman"/>
@@ -10858,6 +11181,42 @@
                 <w:szCs w:val="28"/>
               </w:rPr>
             </w:pPr>
+          </w:p>
+        </w:tc>
+      </w:tr>
+      <w:tr>
+        <w:tc>
+          <w:tcPr>
+            <w:tcW w:w="4518" w:type="dxa"/>
+          </w:tcPr>
+          <w:p>
+            <w:pPr>
+              <w:tabs>
+                <w:tab w:val="left" w:pos="425"/>
+              </w:tabs>
+              <w:rPr>
+                <w:rFonts w:ascii="Times New Roman" w:hAnsi="Times New Roman" w:cs="Times New Roman"/>
+                <w:sz w:val="28"/>
+                <w:szCs w:val="28"/>
+              </w:rPr>
+            </w:pPr>
+          </w:p>
+        </w:tc>
+        <w:tc>
+          <w:tcPr>
+            <w:tcW w:w="4053" w:type="dxa"/>
+          </w:tcPr>
+          <w:p>
+            <w:pPr>
+              <w:tabs>
+                <w:tab w:val="left" w:pos="425"/>
+              </w:tabs>
+              <w:rPr>
+                <w:rFonts w:ascii="Times New Roman" w:hAnsi="Times New Roman" w:cs="Times New Roman"/>
+                <w:sz w:val="28"/>
+                <w:szCs w:val="28"/>
+              </w:rPr>
+            </w:pPr>
             <w:r>
               <w:rPr>
                 <w:rFonts w:ascii="Times New Roman" w:hAnsi="Times New Roman" w:cs="Times New Roman"/>
@@ -10954,6 +11313,42 @@
                 <w:szCs w:val="28"/>
               </w:rPr>
             </w:pPr>
+          </w:p>
+        </w:tc>
+      </w:tr>
+      <w:tr>
+        <w:tc>
+          <w:tcPr>
+            <w:tcW w:w="4518" w:type="dxa"/>
+          </w:tcPr>
+          <w:p>
+            <w:pPr>
+              <w:tabs>
+                <w:tab w:val="left" w:pos="425"/>
+              </w:tabs>
+              <w:rPr>
+                <w:rFonts w:ascii="Times New Roman" w:hAnsi="Times New Roman" w:cs="Times New Roman"/>
+                <w:sz w:val="28"/>
+                <w:szCs w:val="28"/>
+              </w:rPr>
+            </w:pPr>
+          </w:p>
+        </w:tc>
+        <w:tc>
+          <w:tcPr>
+            <w:tcW w:w="4053" w:type="dxa"/>
+          </w:tcPr>
+          <w:p>
+            <w:pPr>
+              <w:tabs>
+                <w:tab w:val="left" w:pos="425"/>
+              </w:tabs>
+              <w:rPr>
+                <w:rFonts w:ascii="Times New Roman" w:hAnsi="Times New Roman" w:cs="Times New Roman"/>
+                <w:sz w:val="28"/>
+                <w:szCs w:val="28"/>
+              </w:rPr>
+            </w:pPr>
             <w:r>
               <w:rPr>
                 <w:rFonts w:ascii="Times New Roman" w:hAnsi="Times New Roman" w:cs="Times New Roman"/>
@@ -11041,6 +11436,42 @@
               </w:rPr>
               <w:t>9. Bấm "Lưu dịch vụ".</w:t>
             </w:r>
+          </w:p>
+        </w:tc>
+        <w:tc>
+          <w:tcPr>
+            <w:tcW w:w="4053" w:type="dxa"/>
+          </w:tcPr>
+          <w:p>
+            <w:pPr>
+              <w:tabs>
+                <w:tab w:val="left" w:pos="425"/>
+              </w:tabs>
+              <w:rPr>
+                <w:rFonts w:ascii="Times New Roman" w:hAnsi="Times New Roman" w:cs="Times New Roman"/>
+                <w:sz w:val="28"/>
+                <w:szCs w:val="28"/>
+              </w:rPr>
+            </w:pPr>
+          </w:p>
+        </w:tc>
+      </w:tr>
+      <w:tr>
+        <w:tc>
+          <w:tcPr>
+            <w:tcW w:w="4518" w:type="dxa"/>
+          </w:tcPr>
+          <w:p>
+            <w:pPr>
+              <w:tabs>
+                <w:tab w:val="left" w:pos="425"/>
+              </w:tabs>
+              <w:rPr>
+                <w:rFonts w:ascii="Times New Roman" w:hAnsi="Times New Roman" w:cs="Times New Roman"/>
+                <w:sz w:val="28"/>
+                <w:szCs w:val="28"/>
+              </w:rPr>
+            </w:pPr>
           </w:p>
         </w:tc>
         <w:tc>
@@ -11097,6 +11528,7 @@
                 <w:sz w:val="28"/>
                 <w:szCs w:val="28"/>
               </w:rPr>
+              <w:lastRenderedPageBreak/>
               <w:t>Luồng thay thế</w:t>
             </w:r>
           </w:p>
@@ -11534,7 +11966,6 @@
                 <w:sz w:val="28"/>
                 <w:szCs w:val="28"/>
               </w:rPr>
-              <w:lastRenderedPageBreak/>
               <w:t>Actor phụ</w:t>
             </w:r>
           </w:p>
@@ -11693,6 +12124,42 @@
                 <w:szCs w:val="28"/>
               </w:rPr>
             </w:pPr>
+          </w:p>
+        </w:tc>
+      </w:tr>
+      <w:tr>
+        <w:tc>
+          <w:tcPr>
+            <w:tcW w:w="4518" w:type="dxa"/>
+          </w:tcPr>
+          <w:p>
+            <w:pPr>
+              <w:tabs>
+                <w:tab w:val="left" w:pos="425"/>
+              </w:tabs>
+              <w:rPr>
+                <w:rFonts w:ascii="Times New Roman" w:hAnsi="Times New Roman" w:cs="Times New Roman"/>
+                <w:sz w:val="28"/>
+                <w:szCs w:val="28"/>
+              </w:rPr>
+            </w:pPr>
+          </w:p>
+        </w:tc>
+        <w:tc>
+          <w:tcPr>
+            <w:tcW w:w="4053" w:type="dxa"/>
+          </w:tcPr>
+          <w:p>
+            <w:pPr>
+              <w:tabs>
+                <w:tab w:val="left" w:pos="425"/>
+              </w:tabs>
+              <w:rPr>
+                <w:rFonts w:ascii="Times New Roman" w:hAnsi="Times New Roman" w:cs="Times New Roman"/>
+                <w:sz w:val="28"/>
+                <w:szCs w:val="28"/>
+              </w:rPr>
+            </w:pPr>
             <w:r>
               <w:rPr>
                 <w:rFonts w:ascii="Times New Roman" w:hAnsi="Times New Roman" w:cs="Times New Roman"/>
@@ -11761,6 +12228,42 @@
                 <w:szCs w:val="28"/>
               </w:rPr>
             </w:pPr>
+          </w:p>
+        </w:tc>
+      </w:tr>
+      <w:tr>
+        <w:tc>
+          <w:tcPr>
+            <w:tcW w:w="4518" w:type="dxa"/>
+          </w:tcPr>
+          <w:p>
+            <w:pPr>
+              <w:tabs>
+                <w:tab w:val="left" w:pos="425"/>
+              </w:tabs>
+              <w:rPr>
+                <w:rFonts w:ascii="Times New Roman" w:hAnsi="Times New Roman" w:cs="Times New Roman"/>
+                <w:sz w:val="28"/>
+                <w:szCs w:val="28"/>
+              </w:rPr>
+            </w:pPr>
+          </w:p>
+        </w:tc>
+        <w:tc>
+          <w:tcPr>
+            <w:tcW w:w="4053" w:type="dxa"/>
+          </w:tcPr>
+          <w:p>
+            <w:pPr>
+              <w:tabs>
+                <w:tab w:val="left" w:pos="425"/>
+              </w:tabs>
+              <w:rPr>
+                <w:rFonts w:ascii="Times New Roman" w:hAnsi="Times New Roman" w:cs="Times New Roman"/>
+                <w:sz w:val="28"/>
+                <w:szCs w:val="28"/>
+              </w:rPr>
+            </w:pPr>
             <w:r>
               <w:rPr>
                 <w:rFonts w:ascii="Times New Roman" w:hAnsi="Times New Roman" w:cs="Times New Roman"/>
@@ -11813,6 +12316,42 @@
                 <w:szCs w:val="28"/>
               </w:rPr>
             </w:pPr>
+          </w:p>
+        </w:tc>
+      </w:tr>
+      <w:tr>
+        <w:tc>
+          <w:tcPr>
+            <w:tcW w:w="4518" w:type="dxa"/>
+          </w:tcPr>
+          <w:p>
+            <w:pPr>
+              <w:tabs>
+                <w:tab w:val="left" w:pos="425"/>
+              </w:tabs>
+              <w:rPr>
+                <w:rFonts w:ascii="Times New Roman" w:hAnsi="Times New Roman" w:cs="Times New Roman"/>
+                <w:sz w:val="28"/>
+                <w:szCs w:val="28"/>
+              </w:rPr>
+            </w:pPr>
+          </w:p>
+        </w:tc>
+        <w:tc>
+          <w:tcPr>
+            <w:tcW w:w="4053" w:type="dxa"/>
+          </w:tcPr>
+          <w:p>
+            <w:pPr>
+              <w:tabs>
+                <w:tab w:val="left" w:pos="425"/>
+              </w:tabs>
+              <w:rPr>
+                <w:rFonts w:ascii="Times New Roman" w:hAnsi="Times New Roman" w:cs="Times New Roman"/>
+                <w:sz w:val="28"/>
+                <w:szCs w:val="28"/>
+              </w:rPr>
+            </w:pPr>
             <w:r>
               <w:rPr>
                 <w:rFonts w:ascii="Times New Roman" w:hAnsi="Times New Roman" w:cs="Times New Roman"/>
@@ -11864,6 +12403,42 @@
               </w:rPr>
               <w:t>7. Bấm "Phê duyệt &amp; Xuất lịch".</w:t>
             </w:r>
+          </w:p>
+        </w:tc>
+        <w:tc>
+          <w:tcPr>
+            <w:tcW w:w="4053" w:type="dxa"/>
+          </w:tcPr>
+          <w:p>
+            <w:pPr>
+              <w:tabs>
+                <w:tab w:val="left" w:pos="425"/>
+              </w:tabs>
+              <w:rPr>
+                <w:rFonts w:ascii="Times New Roman" w:hAnsi="Times New Roman" w:cs="Times New Roman"/>
+                <w:sz w:val="28"/>
+                <w:szCs w:val="28"/>
+              </w:rPr>
+            </w:pPr>
+          </w:p>
+        </w:tc>
+      </w:tr>
+      <w:tr>
+        <w:tc>
+          <w:tcPr>
+            <w:tcW w:w="4518" w:type="dxa"/>
+          </w:tcPr>
+          <w:p>
+            <w:pPr>
+              <w:tabs>
+                <w:tab w:val="left" w:pos="425"/>
+              </w:tabs>
+              <w:rPr>
+                <w:rFonts w:ascii="Times New Roman" w:hAnsi="Times New Roman" w:cs="Times New Roman"/>
+                <w:sz w:val="28"/>
+                <w:szCs w:val="28"/>
+              </w:rPr>
+            </w:pPr>
           </w:p>
         </w:tc>
         <w:tc>
@@ -12504,199 +13079,271 @@
                 <w:sz w:val="28"/>
                 <w:szCs w:val="28"/>
               </w:rPr>
+              <w:t>1. Chọn menu "Báo cáo &amp; Thống kê".</w:t>
+            </w:r>
+          </w:p>
+        </w:tc>
+        <w:tc>
+          <w:tcPr>
+            <w:tcW w:w="4053" w:type="dxa"/>
+          </w:tcPr>
+          <w:p>
+            <w:pPr>
+              <w:tabs>
+                <w:tab w:val="left" w:pos="425"/>
+              </w:tabs>
+              <w:rPr>
+                <w:rFonts w:ascii="Times New Roman" w:hAnsi="Times New Roman" w:cs="Times New Roman"/>
+                <w:sz w:val="28"/>
+                <w:szCs w:val="28"/>
+              </w:rPr>
+            </w:pPr>
+          </w:p>
+        </w:tc>
+      </w:tr>
+      <w:tr>
+        <w:tc>
+          <w:tcPr>
+            <w:tcW w:w="4518" w:type="dxa"/>
+          </w:tcPr>
+          <w:p>
+            <w:pPr>
+              <w:tabs>
+                <w:tab w:val="left" w:pos="425"/>
+              </w:tabs>
+              <w:rPr>
+                <w:rFonts w:ascii="Times New Roman" w:hAnsi="Times New Roman" w:cs="Times New Roman"/>
+                <w:sz w:val="28"/>
+                <w:szCs w:val="28"/>
+              </w:rPr>
+            </w:pPr>
+          </w:p>
+        </w:tc>
+        <w:tc>
+          <w:tcPr>
+            <w:tcW w:w="4053" w:type="dxa"/>
+          </w:tcPr>
+          <w:p>
+            <w:pPr>
+              <w:tabs>
+                <w:tab w:val="left" w:pos="425"/>
+              </w:tabs>
+              <w:rPr>
+                <w:rFonts w:ascii="Times New Roman" w:hAnsi="Times New Roman" w:cs="Times New Roman"/>
+                <w:sz w:val="28"/>
+                <w:szCs w:val="28"/>
+              </w:rPr>
+            </w:pPr>
+            <w:r>
+              <w:rPr>
+                <w:rFonts w:ascii="Times New Roman" w:hAnsi="Times New Roman" w:cs="Times New Roman"/>
+                <w:sz w:val="28"/>
+                <w:szCs w:val="28"/>
+              </w:rPr>
+              <w:t>2. Hiển thị trung tâm phân tích dữ liệu cùng các tiêu chí bộ lọc.</w:t>
+            </w:r>
+          </w:p>
+        </w:tc>
+      </w:tr>
+      <w:tr>
+        <w:tc>
+          <w:tcPr>
+            <w:tcW w:w="4518" w:type="dxa"/>
+          </w:tcPr>
+          <w:p>
+            <w:pPr>
+              <w:tabs>
+                <w:tab w:val="left" w:pos="425"/>
+              </w:tabs>
+              <w:rPr>
+                <w:rFonts w:ascii="Times New Roman" w:hAnsi="Times New Roman" w:cs="Times New Roman"/>
+                <w:sz w:val="28"/>
+                <w:szCs w:val="28"/>
+              </w:rPr>
+            </w:pPr>
+            <w:r>
+              <w:rPr>
+                <w:rFonts w:ascii="Times New Roman" w:hAnsi="Times New Roman" w:cs="Times New Roman"/>
+                <w:sz w:val="28"/>
+                <w:szCs w:val="28"/>
+              </w:rPr>
+              <w:t>3. Chọn loại báo cáo.</w:t>
+            </w:r>
+          </w:p>
+        </w:tc>
+        <w:tc>
+          <w:tcPr>
+            <w:tcW w:w="4053" w:type="dxa"/>
+          </w:tcPr>
+          <w:p>
+            <w:pPr>
+              <w:tabs>
+                <w:tab w:val="left" w:pos="425"/>
+              </w:tabs>
+              <w:rPr>
+                <w:rFonts w:ascii="Times New Roman" w:hAnsi="Times New Roman" w:cs="Times New Roman"/>
+                <w:sz w:val="28"/>
+                <w:szCs w:val="28"/>
+              </w:rPr>
+            </w:pPr>
+          </w:p>
+        </w:tc>
+      </w:tr>
+      <w:tr>
+        <w:tc>
+          <w:tcPr>
+            <w:tcW w:w="4518" w:type="dxa"/>
+          </w:tcPr>
+          <w:p>
+            <w:pPr>
+              <w:tabs>
+                <w:tab w:val="left" w:pos="425"/>
+              </w:tabs>
+              <w:rPr>
+                <w:rFonts w:ascii="Times New Roman" w:hAnsi="Times New Roman" w:cs="Times New Roman"/>
+                <w:sz w:val="28"/>
+                <w:szCs w:val="28"/>
+              </w:rPr>
+            </w:pPr>
+            <w:r>
+              <w:rPr>
+                <w:rFonts w:ascii="Times New Roman" w:hAnsi="Times New Roman" w:cs="Times New Roman"/>
+                <w:sz w:val="28"/>
+                <w:szCs w:val="28"/>
+              </w:rPr>
+              <w:t>4. Thiết lập khoảng thời gian và bấm "Trích xuất dữ liệu".</w:t>
+            </w:r>
+          </w:p>
+        </w:tc>
+        <w:tc>
+          <w:tcPr>
+            <w:tcW w:w="4053" w:type="dxa"/>
+          </w:tcPr>
+          <w:p>
+            <w:pPr>
+              <w:tabs>
+                <w:tab w:val="left" w:pos="425"/>
+              </w:tabs>
+              <w:rPr>
+                <w:rFonts w:ascii="Times New Roman" w:hAnsi="Times New Roman" w:cs="Times New Roman"/>
+                <w:sz w:val="28"/>
+                <w:szCs w:val="28"/>
+              </w:rPr>
+            </w:pPr>
+          </w:p>
+        </w:tc>
+      </w:tr>
+      <w:tr>
+        <w:tc>
+          <w:tcPr>
+            <w:tcW w:w="4518" w:type="dxa"/>
+          </w:tcPr>
+          <w:p>
+            <w:pPr>
+              <w:tabs>
+                <w:tab w:val="left" w:pos="425"/>
+              </w:tabs>
+              <w:rPr>
+                <w:rFonts w:ascii="Times New Roman" w:hAnsi="Times New Roman" w:cs="Times New Roman"/>
+                <w:sz w:val="28"/>
+                <w:szCs w:val="28"/>
+              </w:rPr>
+            </w:pPr>
+          </w:p>
+        </w:tc>
+        <w:tc>
+          <w:tcPr>
+            <w:tcW w:w="4053" w:type="dxa"/>
+          </w:tcPr>
+          <w:p>
+            <w:pPr>
+              <w:tabs>
+                <w:tab w:val="left" w:pos="425"/>
+              </w:tabs>
+              <w:rPr>
+                <w:rFonts w:ascii="Times New Roman" w:hAnsi="Times New Roman" w:cs="Times New Roman"/>
+                <w:sz w:val="28"/>
+                <w:szCs w:val="28"/>
+              </w:rPr>
+            </w:pPr>
+            <w:r>
+              <w:rPr>
+                <w:rFonts w:ascii="Times New Roman" w:hAnsi="Times New Roman" w:cs="Times New Roman"/>
+                <w:sz w:val="28"/>
+                <w:szCs w:val="28"/>
+              </w:rPr>
+              <w:t>5. Kết nối dữ liệu thời gian thực từ các phân hệ Thu ngân, Bệnh án, Kho để tổng hợp.</w:t>
+            </w:r>
+          </w:p>
+        </w:tc>
+      </w:tr>
+      <w:tr>
+        <w:tc>
+          <w:tcPr>
+            <w:tcW w:w="4518" w:type="dxa"/>
+          </w:tcPr>
+          <w:p>
+            <w:pPr>
+              <w:tabs>
+                <w:tab w:val="left" w:pos="425"/>
+              </w:tabs>
+              <w:rPr>
+                <w:rFonts w:ascii="Times New Roman" w:hAnsi="Times New Roman" w:cs="Times New Roman"/>
+                <w:sz w:val="28"/>
+                <w:szCs w:val="28"/>
+              </w:rPr>
+            </w:pPr>
+          </w:p>
+        </w:tc>
+        <w:tc>
+          <w:tcPr>
+            <w:tcW w:w="4053" w:type="dxa"/>
+          </w:tcPr>
+          <w:p>
+            <w:pPr>
+              <w:tabs>
+                <w:tab w:val="left" w:pos="425"/>
+              </w:tabs>
+              <w:rPr>
+                <w:rFonts w:ascii="Times New Roman" w:hAnsi="Times New Roman" w:cs="Times New Roman"/>
+                <w:sz w:val="28"/>
+                <w:szCs w:val="28"/>
+              </w:rPr>
+            </w:pPr>
+            <w:r>
+              <w:rPr>
+                <w:rFonts w:ascii="Times New Roman" w:hAnsi="Times New Roman" w:cs="Times New Roman"/>
+                <w:sz w:val="28"/>
+                <w:szCs w:val="28"/>
+              </w:rPr>
+              <w:t>6. Trình bày số liệu dưới dạng bảng chi tiết và biểu đồ so sánh trực quan.</w:t>
+            </w:r>
+          </w:p>
+        </w:tc>
+      </w:tr>
+      <w:tr>
+        <w:tc>
+          <w:tcPr>
+            <w:tcW w:w="4518" w:type="dxa"/>
+          </w:tcPr>
+          <w:p>
+            <w:pPr>
+              <w:tabs>
+                <w:tab w:val="left" w:pos="425"/>
+              </w:tabs>
+              <w:rPr>
+                <w:rFonts w:ascii="Times New Roman" w:hAnsi="Times New Roman" w:cs="Times New Roman"/>
+                <w:sz w:val="28"/>
+                <w:szCs w:val="28"/>
+              </w:rPr>
+            </w:pPr>
+            <w:r>
+              <w:rPr>
+                <w:rFonts w:ascii="Times New Roman" w:hAnsi="Times New Roman" w:cs="Times New Roman"/>
+                <w:sz w:val="28"/>
+                <w:szCs w:val="28"/>
+              </w:rPr>
               <w:lastRenderedPageBreak/>
-              <w:t>1. Chọn menu "Báo cáo &amp; Thống kê".</w:t>
-            </w:r>
-          </w:p>
-        </w:tc>
-        <w:tc>
-          <w:tcPr>
-            <w:tcW w:w="4053" w:type="dxa"/>
-          </w:tcPr>
-          <w:p>
-            <w:pPr>
-              <w:tabs>
-                <w:tab w:val="left" w:pos="425"/>
-              </w:tabs>
-              <w:rPr>
-                <w:rFonts w:ascii="Times New Roman" w:hAnsi="Times New Roman" w:cs="Times New Roman"/>
-                <w:sz w:val="28"/>
-                <w:szCs w:val="28"/>
-              </w:rPr>
-            </w:pPr>
-            <w:r>
-              <w:rPr>
-                <w:rFonts w:ascii="Times New Roman" w:hAnsi="Times New Roman" w:cs="Times New Roman"/>
-                <w:sz w:val="28"/>
-                <w:szCs w:val="28"/>
-              </w:rPr>
-              <w:t>2. Hiển thị trung tâm phân tích dữ liệu cùng các tiêu chí bộ lọc.</w:t>
-            </w:r>
-          </w:p>
-        </w:tc>
-      </w:tr>
-      <w:tr>
-        <w:tc>
-          <w:tcPr>
-            <w:tcW w:w="4518" w:type="dxa"/>
-          </w:tcPr>
-          <w:p>
-            <w:pPr>
-              <w:tabs>
-                <w:tab w:val="left" w:pos="425"/>
-              </w:tabs>
-              <w:rPr>
-                <w:rFonts w:ascii="Times New Roman" w:hAnsi="Times New Roman" w:cs="Times New Roman"/>
-                <w:sz w:val="28"/>
-                <w:szCs w:val="28"/>
-              </w:rPr>
-            </w:pPr>
-            <w:r>
-              <w:rPr>
-                <w:rFonts w:ascii="Times New Roman" w:hAnsi="Times New Roman" w:cs="Times New Roman"/>
-                <w:sz w:val="28"/>
-                <w:szCs w:val="28"/>
-              </w:rPr>
-              <w:t>3. Chọn loại báo cáo.</w:t>
-            </w:r>
-          </w:p>
-        </w:tc>
-        <w:tc>
-          <w:tcPr>
-            <w:tcW w:w="4053" w:type="dxa"/>
-          </w:tcPr>
-          <w:p>
-            <w:pPr>
-              <w:tabs>
-                <w:tab w:val="left" w:pos="425"/>
-              </w:tabs>
-              <w:rPr>
-                <w:rFonts w:ascii="Times New Roman" w:hAnsi="Times New Roman" w:cs="Times New Roman"/>
-                <w:sz w:val="28"/>
-                <w:szCs w:val="28"/>
-              </w:rPr>
-            </w:pPr>
-          </w:p>
-        </w:tc>
-      </w:tr>
-      <w:tr>
-        <w:tc>
-          <w:tcPr>
-            <w:tcW w:w="4518" w:type="dxa"/>
-          </w:tcPr>
-          <w:p>
-            <w:pPr>
-              <w:tabs>
-                <w:tab w:val="left" w:pos="425"/>
-              </w:tabs>
-              <w:rPr>
-                <w:rFonts w:ascii="Times New Roman" w:hAnsi="Times New Roman" w:cs="Times New Roman"/>
-                <w:sz w:val="28"/>
-                <w:szCs w:val="28"/>
-              </w:rPr>
-            </w:pPr>
-            <w:r>
-              <w:rPr>
-                <w:rFonts w:ascii="Times New Roman" w:hAnsi="Times New Roman" w:cs="Times New Roman"/>
-                <w:sz w:val="28"/>
-                <w:szCs w:val="28"/>
-              </w:rPr>
-              <w:t>4. Thiết lập khoảng thời gian và bấm "Trích xuất dữ liệu".</w:t>
-            </w:r>
-          </w:p>
-        </w:tc>
-        <w:tc>
-          <w:tcPr>
-            <w:tcW w:w="4053" w:type="dxa"/>
-          </w:tcPr>
-          <w:p>
-            <w:pPr>
-              <w:tabs>
-                <w:tab w:val="left" w:pos="425"/>
-              </w:tabs>
-              <w:rPr>
-                <w:rFonts w:ascii="Times New Roman" w:hAnsi="Times New Roman" w:cs="Times New Roman"/>
-                <w:sz w:val="28"/>
-                <w:szCs w:val="28"/>
-              </w:rPr>
-            </w:pPr>
-            <w:r>
-              <w:rPr>
-                <w:rFonts w:ascii="Times New Roman" w:hAnsi="Times New Roman" w:cs="Times New Roman"/>
-                <w:sz w:val="28"/>
-                <w:szCs w:val="28"/>
-              </w:rPr>
-              <w:t>5. Kết nối dữ liệu thời gian thực từ các phân hệ Thu ngân, Bệnh án, Kho để tổng hợp.</w:t>
-            </w:r>
-          </w:p>
-        </w:tc>
-      </w:tr>
-      <w:tr>
-        <w:tc>
-          <w:tcPr>
-            <w:tcW w:w="4518" w:type="dxa"/>
-          </w:tcPr>
-          <w:p>
-            <w:pPr>
-              <w:tabs>
-                <w:tab w:val="left" w:pos="425"/>
-              </w:tabs>
-              <w:rPr>
-                <w:rFonts w:ascii="Times New Roman" w:hAnsi="Times New Roman" w:cs="Times New Roman"/>
-                <w:sz w:val="28"/>
-                <w:szCs w:val="28"/>
-              </w:rPr>
-            </w:pPr>
-          </w:p>
-        </w:tc>
-        <w:tc>
-          <w:tcPr>
-            <w:tcW w:w="4053" w:type="dxa"/>
-          </w:tcPr>
-          <w:p>
-            <w:pPr>
-              <w:tabs>
-                <w:tab w:val="left" w:pos="425"/>
-              </w:tabs>
-              <w:rPr>
-                <w:rFonts w:ascii="Times New Roman" w:hAnsi="Times New Roman" w:cs="Times New Roman"/>
-                <w:sz w:val="28"/>
-                <w:szCs w:val="28"/>
-              </w:rPr>
-            </w:pPr>
-            <w:r>
-              <w:rPr>
-                <w:rFonts w:ascii="Times New Roman" w:hAnsi="Times New Roman" w:cs="Times New Roman"/>
-                <w:sz w:val="28"/>
-                <w:szCs w:val="28"/>
-              </w:rPr>
-              <w:t>6. Trình bày số liệu dưới dạng bảng chi tiết và biểu đồ so sánh trực quan.</w:t>
-            </w:r>
-          </w:p>
-        </w:tc>
-      </w:tr>
-      <w:tr>
-        <w:tc>
-          <w:tcPr>
-            <w:tcW w:w="4518" w:type="dxa"/>
-          </w:tcPr>
-          <w:p>
-            <w:pPr>
-              <w:tabs>
-                <w:tab w:val="left" w:pos="425"/>
-              </w:tabs>
-              <w:rPr>
-                <w:rFonts w:ascii="Times New Roman" w:hAnsi="Times New Roman" w:cs="Times New Roman"/>
-                <w:sz w:val="28"/>
-                <w:szCs w:val="28"/>
-              </w:rPr>
-            </w:pPr>
-            <w:r>
-              <w:rPr>
-                <w:rFonts w:ascii="Times New Roman" w:hAnsi="Times New Roman" w:cs="Times New Roman"/>
-                <w:sz w:val="28"/>
-                <w:szCs w:val="28"/>
-              </w:rPr>
               <w:t>7. Rà soát số liệu và chọn "Xuất file".</w:t>
             </w:r>
           </w:p>
@@ -13402,6 +14049,42 @@
                 <w:szCs w:val="28"/>
               </w:rPr>
             </w:pPr>
+          </w:p>
+        </w:tc>
+      </w:tr>
+      <w:tr>
+        <w:tc>
+          <w:tcPr>
+            <w:tcW w:w="4518" w:type="dxa"/>
+          </w:tcPr>
+          <w:p>
+            <w:pPr>
+              <w:tabs>
+                <w:tab w:val="left" w:pos="425"/>
+              </w:tabs>
+              <w:rPr>
+                <w:rFonts w:ascii="Times New Roman" w:hAnsi="Times New Roman" w:cs="Times New Roman"/>
+                <w:sz w:val="28"/>
+                <w:szCs w:val="28"/>
+              </w:rPr>
+            </w:pPr>
+          </w:p>
+        </w:tc>
+        <w:tc>
+          <w:tcPr>
+            <w:tcW w:w="4053" w:type="dxa"/>
+          </w:tcPr>
+          <w:p>
+            <w:pPr>
+              <w:tabs>
+                <w:tab w:val="left" w:pos="425"/>
+              </w:tabs>
+              <w:rPr>
+                <w:rFonts w:ascii="Times New Roman" w:hAnsi="Times New Roman" w:cs="Times New Roman"/>
+                <w:sz w:val="28"/>
+                <w:szCs w:val="28"/>
+              </w:rPr>
+            </w:pPr>
             <w:r>
               <w:rPr>
                 <w:rFonts w:ascii="Times New Roman" w:hAnsi="Times New Roman" w:cs="Times New Roman"/>
@@ -13454,6 +14137,42 @@
                 <w:szCs w:val="28"/>
               </w:rPr>
             </w:pPr>
+          </w:p>
+        </w:tc>
+      </w:tr>
+      <w:tr>
+        <w:tc>
+          <w:tcPr>
+            <w:tcW w:w="4518" w:type="dxa"/>
+          </w:tcPr>
+          <w:p>
+            <w:pPr>
+              <w:tabs>
+                <w:tab w:val="left" w:pos="425"/>
+              </w:tabs>
+              <w:rPr>
+                <w:rFonts w:ascii="Times New Roman" w:hAnsi="Times New Roman" w:cs="Times New Roman"/>
+                <w:sz w:val="28"/>
+                <w:szCs w:val="28"/>
+              </w:rPr>
+            </w:pPr>
+          </w:p>
+        </w:tc>
+        <w:tc>
+          <w:tcPr>
+            <w:tcW w:w="4053" w:type="dxa"/>
+          </w:tcPr>
+          <w:p>
+            <w:pPr>
+              <w:tabs>
+                <w:tab w:val="left" w:pos="425"/>
+              </w:tabs>
+              <w:rPr>
+                <w:rFonts w:ascii="Times New Roman" w:hAnsi="Times New Roman" w:cs="Times New Roman"/>
+                <w:sz w:val="28"/>
+                <w:szCs w:val="28"/>
+              </w:rPr>
+            </w:pPr>
             <w:r>
               <w:rPr>
                 <w:rFonts w:ascii="Times New Roman" w:hAnsi="Times New Roman" w:cs="Times New Roman"/>
@@ -13487,7 +14206,6 @@
                 <w:sz w:val="28"/>
                 <w:szCs w:val="28"/>
               </w:rPr>
-              <w:lastRenderedPageBreak/>
               <w:t>5. Bổ sung Họ tên, Ngày sinh, Địa chỉ.</w:t>
             </w:r>
           </w:p>
@@ -13534,6 +14252,42 @@
               </w:rPr>
               <w:t>6. Chọn "Lưu hồ sơ".</w:t>
             </w:r>
+          </w:p>
+        </w:tc>
+        <w:tc>
+          <w:tcPr>
+            <w:tcW w:w="4053" w:type="dxa"/>
+          </w:tcPr>
+          <w:p>
+            <w:pPr>
+              <w:tabs>
+                <w:tab w:val="left" w:pos="425"/>
+              </w:tabs>
+              <w:rPr>
+                <w:rFonts w:ascii="Times New Roman" w:hAnsi="Times New Roman" w:cs="Times New Roman"/>
+                <w:sz w:val="28"/>
+                <w:szCs w:val="28"/>
+              </w:rPr>
+            </w:pPr>
+          </w:p>
+        </w:tc>
+      </w:tr>
+      <w:tr>
+        <w:tc>
+          <w:tcPr>
+            <w:tcW w:w="4518" w:type="dxa"/>
+          </w:tcPr>
+          <w:p>
+            <w:pPr>
+              <w:tabs>
+                <w:tab w:val="left" w:pos="425"/>
+              </w:tabs>
+              <w:rPr>
+                <w:rFonts w:ascii="Times New Roman" w:hAnsi="Times New Roman" w:cs="Times New Roman"/>
+                <w:sz w:val="28"/>
+                <w:szCs w:val="28"/>
+              </w:rPr>
+            </w:pPr>
           </w:p>
         </w:tc>
         <w:tc>
@@ -13664,6 +14418,7 @@
                 <w:sz w:val="28"/>
                 <w:szCs w:val="28"/>
               </w:rPr>
+              <w:lastRenderedPageBreak/>
               <w:t>Bệnh nhân dùng chung SĐT với người nhà (đã có trên CSDL) -&gt; Lễ tân check chọn "Tạo mới hồ sơ liên kết cùng SĐT".</w:t>
             </w:r>
           </w:p>
@@ -14237,6 +14992,42 @@
                 <w:szCs w:val="28"/>
               </w:rPr>
             </w:pPr>
+          </w:p>
+        </w:tc>
+      </w:tr>
+      <w:tr>
+        <w:tc>
+          <w:tcPr>
+            <w:tcW w:w="4518" w:type="dxa"/>
+          </w:tcPr>
+          <w:p>
+            <w:pPr>
+              <w:tabs>
+                <w:tab w:val="left" w:pos="425"/>
+              </w:tabs>
+              <w:rPr>
+                <w:rFonts w:ascii="Times New Roman" w:hAnsi="Times New Roman" w:cs="Times New Roman"/>
+                <w:sz w:val="28"/>
+                <w:szCs w:val="28"/>
+              </w:rPr>
+            </w:pPr>
+          </w:p>
+        </w:tc>
+        <w:tc>
+          <w:tcPr>
+            <w:tcW w:w="4053" w:type="dxa"/>
+          </w:tcPr>
+          <w:p>
+            <w:pPr>
+              <w:tabs>
+                <w:tab w:val="left" w:pos="425"/>
+              </w:tabs>
+              <w:rPr>
+                <w:rFonts w:ascii="Times New Roman" w:hAnsi="Times New Roman" w:cs="Times New Roman"/>
+                <w:sz w:val="28"/>
+                <w:szCs w:val="28"/>
+              </w:rPr>
+            </w:pPr>
             <w:r>
               <w:rPr>
                 <w:rFonts w:ascii="Times New Roman" w:hAnsi="Times New Roman" w:cs="Times New Roman"/>
@@ -14289,6 +15080,42 @@
                 <w:szCs w:val="28"/>
               </w:rPr>
             </w:pPr>
+          </w:p>
+        </w:tc>
+      </w:tr>
+      <w:tr>
+        <w:tc>
+          <w:tcPr>
+            <w:tcW w:w="4518" w:type="dxa"/>
+          </w:tcPr>
+          <w:p>
+            <w:pPr>
+              <w:tabs>
+                <w:tab w:val="left" w:pos="425"/>
+              </w:tabs>
+              <w:rPr>
+                <w:rFonts w:ascii="Times New Roman" w:hAnsi="Times New Roman" w:cs="Times New Roman"/>
+                <w:sz w:val="28"/>
+                <w:szCs w:val="28"/>
+              </w:rPr>
+            </w:pPr>
+          </w:p>
+        </w:tc>
+        <w:tc>
+          <w:tcPr>
+            <w:tcW w:w="4053" w:type="dxa"/>
+          </w:tcPr>
+          <w:p>
+            <w:pPr>
+              <w:tabs>
+                <w:tab w:val="left" w:pos="425"/>
+              </w:tabs>
+              <w:rPr>
+                <w:rFonts w:ascii="Times New Roman" w:hAnsi="Times New Roman" w:cs="Times New Roman"/>
+                <w:sz w:val="28"/>
+                <w:szCs w:val="28"/>
+              </w:rPr>
+            </w:pPr>
             <w:r>
               <w:rPr>
                 <w:rFonts w:ascii="Times New Roman" w:hAnsi="Times New Roman" w:cs="Times New Roman"/>
@@ -14324,6 +15151,42 @@
               </w:rPr>
               <w:t>5. Thống nhất ngày giờ với bệnh nhân và chọn khung giờ trên hệ thống.</w:t>
             </w:r>
+          </w:p>
+        </w:tc>
+        <w:tc>
+          <w:tcPr>
+            <w:tcW w:w="4053" w:type="dxa"/>
+          </w:tcPr>
+          <w:p>
+            <w:pPr>
+              <w:tabs>
+                <w:tab w:val="left" w:pos="425"/>
+              </w:tabs>
+              <w:rPr>
+                <w:rFonts w:ascii="Times New Roman" w:hAnsi="Times New Roman" w:cs="Times New Roman"/>
+                <w:sz w:val="28"/>
+                <w:szCs w:val="28"/>
+              </w:rPr>
+            </w:pPr>
+          </w:p>
+        </w:tc>
+      </w:tr>
+      <w:tr>
+        <w:tc>
+          <w:tcPr>
+            <w:tcW w:w="4518" w:type="dxa"/>
+          </w:tcPr>
+          <w:p>
+            <w:pPr>
+              <w:tabs>
+                <w:tab w:val="left" w:pos="425"/>
+              </w:tabs>
+              <w:rPr>
+                <w:rFonts w:ascii="Times New Roman" w:hAnsi="Times New Roman" w:cs="Times New Roman"/>
+                <w:sz w:val="28"/>
+                <w:szCs w:val="28"/>
+              </w:rPr>
+            </w:pPr>
           </w:p>
         </w:tc>
         <w:tc>
@@ -15036,6 +15899,42 @@
                 <w:szCs w:val="28"/>
               </w:rPr>
             </w:pPr>
+          </w:p>
+        </w:tc>
+      </w:tr>
+      <w:tr>
+        <w:tc>
+          <w:tcPr>
+            <w:tcW w:w="4518" w:type="dxa"/>
+          </w:tcPr>
+          <w:p>
+            <w:pPr>
+              <w:tabs>
+                <w:tab w:val="left" w:pos="425"/>
+              </w:tabs>
+              <w:rPr>
+                <w:rFonts w:ascii="Times New Roman" w:hAnsi="Times New Roman" w:cs="Times New Roman"/>
+                <w:sz w:val="28"/>
+                <w:szCs w:val="28"/>
+              </w:rPr>
+            </w:pPr>
+          </w:p>
+        </w:tc>
+        <w:tc>
+          <w:tcPr>
+            <w:tcW w:w="4053" w:type="dxa"/>
+          </w:tcPr>
+          <w:p>
+            <w:pPr>
+              <w:tabs>
+                <w:tab w:val="left" w:pos="425"/>
+              </w:tabs>
+              <w:rPr>
+                <w:rFonts w:ascii="Times New Roman" w:hAnsi="Times New Roman" w:cs="Times New Roman"/>
+                <w:sz w:val="28"/>
+                <w:szCs w:val="28"/>
+              </w:rPr>
+            </w:pPr>
             <w:r>
               <w:rPr>
                 <w:rFonts w:ascii="Times New Roman" w:hAnsi="Times New Roman" w:cs="Times New Roman"/>
@@ -15088,6 +15987,42 @@
                 <w:szCs w:val="28"/>
               </w:rPr>
             </w:pPr>
+          </w:p>
+        </w:tc>
+      </w:tr>
+      <w:tr>
+        <w:tc>
+          <w:tcPr>
+            <w:tcW w:w="4518" w:type="dxa"/>
+          </w:tcPr>
+          <w:p>
+            <w:pPr>
+              <w:tabs>
+                <w:tab w:val="left" w:pos="425"/>
+              </w:tabs>
+              <w:rPr>
+                <w:rFonts w:ascii="Times New Roman" w:hAnsi="Times New Roman" w:cs="Times New Roman"/>
+                <w:sz w:val="28"/>
+                <w:szCs w:val="28"/>
+              </w:rPr>
+            </w:pPr>
+          </w:p>
+        </w:tc>
+        <w:tc>
+          <w:tcPr>
+            <w:tcW w:w="4053" w:type="dxa"/>
+          </w:tcPr>
+          <w:p>
+            <w:pPr>
+              <w:tabs>
+                <w:tab w:val="left" w:pos="425"/>
+              </w:tabs>
+              <w:rPr>
+                <w:rFonts w:ascii="Times New Roman" w:hAnsi="Times New Roman" w:cs="Times New Roman"/>
+                <w:sz w:val="28"/>
+                <w:szCs w:val="28"/>
+              </w:rPr>
+            </w:pPr>
             <w:r>
               <w:rPr>
                 <w:rFonts w:ascii="Times New Roman" w:hAnsi="Times New Roman" w:cs="Times New Roman"/>
@@ -15148,6 +16083,42 @@
                 <w:szCs w:val="28"/>
               </w:rPr>
             </w:pPr>
+          </w:p>
+        </w:tc>
+      </w:tr>
+      <w:tr>
+        <w:tc>
+          <w:tcPr>
+            <w:tcW w:w="4518" w:type="dxa"/>
+          </w:tcPr>
+          <w:p>
+            <w:pPr>
+              <w:tabs>
+                <w:tab w:val="left" w:pos="425"/>
+              </w:tabs>
+              <w:rPr>
+                <w:rFonts w:ascii="Times New Roman" w:hAnsi="Times New Roman" w:cs="Times New Roman"/>
+                <w:sz w:val="28"/>
+                <w:szCs w:val="28"/>
+              </w:rPr>
+            </w:pPr>
+          </w:p>
+        </w:tc>
+        <w:tc>
+          <w:tcPr>
+            <w:tcW w:w="4053" w:type="dxa"/>
+          </w:tcPr>
+          <w:p>
+            <w:pPr>
+              <w:tabs>
+                <w:tab w:val="left" w:pos="425"/>
+              </w:tabs>
+              <w:rPr>
+                <w:rFonts w:ascii="Times New Roman" w:hAnsi="Times New Roman" w:cs="Times New Roman"/>
+                <w:sz w:val="28"/>
+                <w:szCs w:val="28"/>
+              </w:rPr>
+            </w:pPr>
             <w:r>
               <w:rPr>
                 <w:rFonts w:ascii="Times New Roman" w:hAnsi="Times New Roman" w:cs="Times New Roman"/>
@@ -15183,6 +16154,42 @@
               </w:rPr>
               <w:t>7. Ghi chú tình trạng và bấm "Đặt lịch".</w:t>
             </w:r>
+          </w:p>
+        </w:tc>
+        <w:tc>
+          <w:tcPr>
+            <w:tcW w:w="4053" w:type="dxa"/>
+          </w:tcPr>
+          <w:p>
+            <w:pPr>
+              <w:tabs>
+                <w:tab w:val="left" w:pos="425"/>
+              </w:tabs>
+              <w:rPr>
+                <w:rFonts w:ascii="Times New Roman" w:hAnsi="Times New Roman" w:cs="Times New Roman"/>
+                <w:sz w:val="28"/>
+                <w:szCs w:val="28"/>
+              </w:rPr>
+            </w:pPr>
+          </w:p>
+        </w:tc>
+      </w:tr>
+      <w:tr>
+        <w:tc>
+          <w:tcPr>
+            <w:tcW w:w="4518" w:type="dxa"/>
+          </w:tcPr>
+          <w:p>
+            <w:pPr>
+              <w:tabs>
+                <w:tab w:val="left" w:pos="425"/>
+              </w:tabs>
+              <w:rPr>
+                <w:rFonts w:ascii="Times New Roman" w:hAnsi="Times New Roman" w:cs="Times New Roman"/>
+                <w:sz w:val="28"/>
+                <w:szCs w:val="28"/>
+              </w:rPr>
+            </w:pPr>
           </w:p>
         </w:tc>
         <w:tc>
@@ -15329,7 +16336,6 @@
                 <w:sz w:val="28"/>
                 <w:szCs w:val="28"/>
               </w:rPr>
-              <w:lastRenderedPageBreak/>
               <w:t>Khung giờ vừa chọn bị Lễ tân khác đặt trùng ở cùng giây -&gt; Hệ thống báo "Khung giờ đã được đặt, vui lòng chọn giờ khác".</w:t>
             </w:r>
           </w:p>
@@ -15903,6 +16909,42 @@
                 <w:szCs w:val="28"/>
               </w:rPr>
             </w:pPr>
+          </w:p>
+        </w:tc>
+      </w:tr>
+      <w:tr>
+        <w:tc>
+          <w:tcPr>
+            <w:tcW w:w="4518" w:type="dxa"/>
+          </w:tcPr>
+          <w:p>
+            <w:pPr>
+              <w:tabs>
+                <w:tab w:val="left" w:pos="425"/>
+              </w:tabs>
+              <w:rPr>
+                <w:rFonts w:ascii="Times New Roman" w:hAnsi="Times New Roman" w:cs="Times New Roman"/>
+                <w:sz w:val="28"/>
+                <w:szCs w:val="28"/>
+              </w:rPr>
+            </w:pPr>
+          </w:p>
+        </w:tc>
+        <w:tc>
+          <w:tcPr>
+            <w:tcW w:w="4053" w:type="dxa"/>
+          </w:tcPr>
+          <w:p>
+            <w:pPr>
+              <w:tabs>
+                <w:tab w:val="left" w:pos="425"/>
+              </w:tabs>
+              <w:rPr>
+                <w:rFonts w:ascii="Times New Roman" w:hAnsi="Times New Roman" w:cs="Times New Roman"/>
+                <w:sz w:val="28"/>
+                <w:szCs w:val="28"/>
+              </w:rPr>
+            </w:pPr>
             <w:r>
               <w:rPr>
                 <w:rFonts w:ascii="Times New Roman" w:hAnsi="Times New Roman" w:cs="Times New Roman"/>
@@ -15963,6 +17005,42 @@
                 <w:szCs w:val="28"/>
               </w:rPr>
             </w:pPr>
+          </w:p>
+        </w:tc>
+      </w:tr>
+      <w:tr>
+        <w:tc>
+          <w:tcPr>
+            <w:tcW w:w="4518" w:type="dxa"/>
+          </w:tcPr>
+          <w:p>
+            <w:pPr>
+              <w:tabs>
+                <w:tab w:val="left" w:pos="425"/>
+              </w:tabs>
+              <w:rPr>
+                <w:rFonts w:ascii="Times New Roman" w:hAnsi="Times New Roman" w:cs="Times New Roman"/>
+                <w:sz w:val="28"/>
+                <w:szCs w:val="28"/>
+              </w:rPr>
+            </w:pPr>
+          </w:p>
+        </w:tc>
+        <w:tc>
+          <w:tcPr>
+            <w:tcW w:w="4053" w:type="dxa"/>
+          </w:tcPr>
+          <w:p>
+            <w:pPr>
+              <w:tabs>
+                <w:tab w:val="left" w:pos="425"/>
+              </w:tabs>
+              <w:rPr>
+                <w:rFonts w:ascii="Times New Roman" w:hAnsi="Times New Roman" w:cs="Times New Roman"/>
+                <w:sz w:val="28"/>
+                <w:szCs w:val="28"/>
+              </w:rPr>
+            </w:pPr>
             <w:r>
               <w:rPr>
                 <w:rFonts w:ascii="Times New Roman" w:hAnsi="Times New Roman" w:cs="Times New Roman"/>
@@ -16040,6 +17118,7 @@
                 <w:sz w:val="28"/>
                 <w:szCs w:val="28"/>
               </w:rPr>
+              <w:lastRenderedPageBreak/>
               <w:t>6. Chọn trạng thái phản hồi (Xác nhận đến / Đổi ngày / Hủy tái khám) và ghi chú chi tiết.</w:t>
             </w:r>
           </w:p>
@@ -16256,7 +17335,6 @@
                 <w:sz w:val="28"/>
                 <w:szCs w:val="28"/>
               </w:rPr>
-              <w:lastRenderedPageBreak/>
               <w:t xml:space="preserve">- </w:t>
             </w:r>
             <w:r>
@@ -16851,6 +17929,7 @@
                 <w:sz w:val="28"/>
                 <w:szCs w:val="28"/>
               </w:rPr>
+              <w:lastRenderedPageBreak/>
               <w:t>1. Bệnh nhân tới quầy, Lễ tân nhập SĐT để tìm kiếm.</w:t>
             </w:r>
           </w:p>
@@ -16870,6 +17949,42 @@
                 <w:szCs w:val="28"/>
               </w:rPr>
             </w:pPr>
+          </w:p>
+        </w:tc>
+      </w:tr>
+      <w:tr>
+        <w:tc>
+          <w:tcPr>
+            <w:tcW w:w="4518" w:type="dxa"/>
+          </w:tcPr>
+          <w:p>
+            <w:pPr>
+              <w:tabs>
+                <w:tab w:val="left" w:pos="425"/>
+              </w:tabs>
+              <w:rPr>
+                <w:rFonts w:ascii="Times New Roman" w:hAnsi="Times New Roman" w:cs="Times New Roman"/>
+                <w:sz w:val="28"/>
+                <w:szCs w:val="28"/>
+              </w:rPr>
+            </w:pPr>
+          </w:p>
+        </w:tc>
+        <w:tc>
+          <w:tcPr>
+            <w:tcW w:w="4053" w:type="dxa"/>
+          </w:tcPr>
+          <w:p>
+            <w:pPr>
+              <w:tabs>
+                <w:tab w:val="left" w:pos="425"/>
+              </w:tabs>
+              <w:rPr>
+                <w:rFonts w:ascii="Times New Roman" w:hAnsi="Times New Roman" w:cs="Times New Roman"/>
+                <w:sz w:val="28"/>
+                <w:szCs w:val="28"/>
+              </w:rPr>
+            </w:pPr>
             <w:r>
               <w:rPr>
                 <w:rFonts w:ascii="Times New Roman" w:hAnsi="Times New Roman" w:cs="Times New Roman"/>
@@ -16922,6 +18037,42 @@
                 <w:szCs w:val="28"/>
               </w:rPr>
             </w:pPr>
+          </w:p>
+        </w:tc>
+      </w:tr>
+      <w:tr>
+        <w:tc>
+          <w:tcPr>
+            <w:tcW w:w="4518" w:type="dxa"/>
+          </w:tcPr>
+          <w:p>
+            <w:pPr>
+              <w:tabs>
+                <w:tab w:val="left" w:pos="425"/>
+              </w:tabs>
+              <w:rPr>
+                <w:rFonts w:ascii="Times New Roman" w:hAnsi="Times New Roman" w:cs="Times New Roman"/>
+                <w:sz w:val="28"/>
+                <w:szCs w:val="28"/>
+              </w:rPr>
+            </w:pPr>
+          </w:p>
+        </w:tc>
+        <w:tc>
+          <w:tcPr>
+            <w:tcW w:w="4053" w:type="dxa"/>
+          </w:tcPr>
+          <w:p>
+            <w:pPr>
+              <w:tabs>
+                <w:tab w:val="left" w:pos="425"/>
+              </w:tabs>
+              <w:rPr>
+                <w:rFonts w:ascii="Times New Roman" w:hAnsi="Times New Roman" w:cs="Times New Roman"/>
+                <w:sz w:val="28"/>
+                <w:szCs w:val="28"/>
+              </w:rPr>
+            </w:pPr>
             <w:r>
               <w:rPr>
                 <w:rFonts w:ascii="Times New Roman" w:hAnsi="Times New Roman" w:cs="Times New Roman"/>
@@ -16990,6 +18141,42 @@
                 <w:szCs w:val="28"/>
               </w:rPr>
             </w:pPr>
+          </w:p>
+        </w:tc>
+      </w:tr>
+      <w:tr>
+        <w:tc>
+          <w:tcPr>
+            <w:tcW w:w="4518" w:type="dxa"/>
+          </w:tcPr>
+          <w:p>
+            <w:pPr>
+              <w:tabs>
+                <w:tab w:val="left" w:pos="425"/>
+              </w:tabs>
+              <w:rPr>
+                <w:rFonts w:ascii="Times New Roman" w:hAnsi="Times New Roman" w:cs="Times New Roman"/>
+                <w:sz w:val="28"/>
+                <w:szCs w:val="28"/>
+              </w:rPr>
+            </w:pPr>
+          </w:p>
+        </w:tc>
+        <w:tc>
+          <w:tcPr>
+            <w:tcW w:w="4053" w:type="dxa"/>
+          </w:tcPr>
+          <w:p>
+            <w:pPr>
+              <w:tabs>
+                <w:tab w:val="left" w:pos="425"/>
+              </w:tabs>
+              <w:rPr>
+                <w:rFonts w:ascii="Times New Roman" w:hAnsi="Times New Roman" w:cs="Times New Roman"/>
+                <w:sz w:val="28"/>
+                <w:szCs w:val="28"/>
+              </w:rPr>
+            </w:pPr>
             <w:r>
               <w:rPr>
                 <w:rFonts w:ascii="Times New Roman" w:hAnsi="Times New Roman" w:cs="Times New Roman"/>
@@ -17042,6 +18229,42 @@
                 <w:szCs w:val="28"/>
               </w:rPr>
             </w:pPr>
+          </w:p>
+        </w:tc>
+      </w:tr>
+      <w:tr>
+        <w:tc>
+          <w:tcPr>
+            <w:tcW w:w="4518" w:type="dxa"/>
+          </w:tcPr>
+          <w:p>
+            <w:pPr>
+              <w:tabs>
+                <w:tab w:val="left" w:pos="425"/>
+              </w:tabs>
+              <w:rPr>
+                <w:rFonts w:ascii="Times New Roman" w:hAnsi="Times New Roman" w:cs="Times New Roman"/>
+                <w:sz w:val="28"/>
+                <w:szCs w:val="28"/>
+              </w:rPr>
+            </w:pPr>
+          </w:p>
+        </w:tc>
+        <w:tc>
+          <w:tcPr>
+            <w:tcW w:w="4053" w:type="dxa"/>
+          </w:tcPr>
+          <w:p>
+            <w:pPr>
+              <w:tabs>
+                <w:tab w:val="left" w:pos="425"/>
+              </w:tabs>
+              <w:rPr>
+                <w:rFonts w:ascii="Times New Roman" w:hAnsi="Times New Roman" w:cs="Times New Roman"/>
+                <w:sz w:val="28"/>
+                <w:szCs w:val="28"/>
+              </w:rPr>
+            </w:pPr>
             <w:r>
               <w:rPr>
                 <w:rFonts w:ascii="Times New Roman" w:hAnsi="Times New Roman" w:cs="Times New Roman"/>
@@ -17108,16 +18331,7 @@
                 <w:sz w:val="28"/>
                 <w:szCs w:val="28"/>
               </w:rPr>
-              <w:t xml:space="preserve">àn hình tại phòng chờ, đồng thời hiện thông báo trên màn hình </w:t>
-            </w:r>
-            <w:r>
-              <w:rPr>
-                <w:rFonts w:ascii="Times New Roman" w:hAnsi="Times New Roman" w:cs="Times New Roman"/>
-                <w:sz w:val="28"/>
-                <w:szCs w:val="28"/>
-              </w:rPr>
-              <w:lastRenderedPageBreak/>
-              <w:t xml:space="preserve">máy tính của </w:t>
+              <w:t xml:space="preserve">àn hình tại phòng chờ, đồng thời hiện thông báo trên màn hình máy tính của </w:t>
             </w:r>
             <w:r>
               <w:rPr>
@@ -17158,7 +18372,6 @@
                 <w:sz w:val="28"/>
                 <w:szCs w:val="28"/>
               </w:rPr>
-              <w:lastRenderedPageBreak/>
               <w:t>Luồng thay thế</w:t>
             </w:r>
           </w:p>
@@ -17508,6 +18721,7 @@
                 <w:sz w:val="28"/>
                 <w:szCs w:val="28"/>
               </w:rPr>
+              <w:lastRenderedPageBreak/>
               <w:t>Hậu điều kiện</w:t>
             </w:r>
           </w:p>
@@ -17778,6 +18992,42 @@
                 <w:szCs w:val="28"/>
               </w:rPr>
             </w:pPr>
+          </w:p>
+        </w:tc>
+      </w:tr>
+      <w:tr>
+        <w:tc>
+          <w:tcPr>
+            <w:tcW w:w="4518" w:type="dxa"/>
+          </w:tcPr>
+          <w:p>
+            <w:pPr>
+              <w:tabs>
+                <w:tab w:val="left" w:pos="425"/>
+              </w:tabs>
+              <w:rPr>
+                <w:rFonts w:ascii="Times New Roman" w:hAnsi="Times New Roman" w:cs="Times New Roman"/>
+                <w:sz w:val="28"/>
+                <w:szCs w:val="28"/>
+              </w:rPr>
+            </w:pPr>
+          </w:p>
+        </w:tc>
+        <w:tc>
+          <w:tcPr>
+            <w:tcW w:w="4053" w:type="dxa"/>
+          </w:tcPr>
+          <w:p>
+            <w:pPr>
+              <w:tabs>
+                <w:tab w:val="left" w:pos="425"/>
+              </w:tabs>
+              <w:rPr>
+                <w:rFonts w:ascii="Times New Roman" w:hAnsi="Times New Roman" w:cs="Times New Roman"/>
+                <w:sz w:val="28"/>
+                <w:szCs w:val="28"/>
+              </w:rPr>
+            </w:pPr>
             <w:r>
               <w:rPr>
                 <w:rFonts w:ascii="Times New Roman" w:hAnsi="Times New Roman" w:cs="Times New Roman"/>
@@ -17830,6 +19080,42 @@
                 <w:szCs w:val="28"/>
               </w:rPr>
             </w:pPr>
+          </w:p>
+        </w:tc>
+      </w:tr>
+      <w:tr>
+        <w:tc>
+          <w:tcPr>
+            <w:tcW w:w="4518" w:type="dxa"/>
+          </w:tcPr>
+          <w:p>
+            <w:pPr>
+              <w:tabs>
+                <w:tab w:val="left" w:pos="425"/>
+              </w:tabs>
+              <w:rPr>
+                <w:rFonts w:ascii="Times New Roman" w:hAnsi="Times New Roman" w:cs="Times New Roman"/>
+                <w:sz w:val="28"/>
+                <w:szCs w:val="28"/>
+              </w:rPr>
+            </w:pPr>
+          </w:p>
+        </w:tc>
+        <w:tc>
+          <w:tcPr>
+            <w:tcW w:w="4053" w:type="dxa"/>
+          </w:tcPr>
+          <w:p>
+            <w:pPr>
+              <w:tabs>
+                <w:tab w:val="left" w:pos="425"/>
+              </w:tabs>
+              <w:rPr>
+                <w:rFonts w:ascii="Times New Roman" w:hAnsi="Times New Roman" w:cs="Times New Roman"/>
+                <w:sz w:val="28"/>
+                <w:szCs w:val="28"/>
+              </w:rPr>
+            </w:pPr>
             <w:r>
               <w:rPr>
                 <w:rFonts w:ascii="Times New Roman" w:hAnsi="Times New Roman" w:cs="Times New Roman"/>
@@ -17882,6 +19168,42 @@
                 <w:szCs w:val="28"/>
               </w:rPr>
             </w:pPr>
+          </w:p>
+        </w:tc>
+      </w:tr>
+      <w:tr>
+        <w:tc>
+          <w:tcPr>
+            <w:tcW w:w="4518" w:type="dxa"/>
+          </w:tcPr>
+          <w:p>
+            <w:pPr>
+              <w:tabs>
+                <w:tab w:val="left" w:pos="425"/>
+              </w:tabs>
+              <w:rPr>
+                <w:rFonts w:ascii="Times New Roman" w:hAnsi="Times New Roman" w:cs="Times New Roman"/>
+                <w:sz w:val="28"/>
+                <w:szCs w:val="28"/>
+              </w:rPr>
+            </w:pPr>
+          </w:p>
+        </w:tc>
+        <w:tc>
+          <w:tcPr>
+            <w:tcW w:w="4053" w:type="dxa"/>
+          </w:tcPr>
+          <w:p>
+            <w:pPr>
+              <w:tabs>
+                <w:tab w:val="left" w:pos="425"/>
+              </w:tabs>
+              <w:rPr>
+                <w:rFonts w:ascii="Times New Roman" w:hAnsi="Times New Roman" w:cs="Times New Roman"/>
+                <w:sz w:val="28"/>
+                <w:szCs w:val="28"/>
+              </w:rPr>
+            </w:pPr>
             <w:r>
               <w:rPr>
                 <w:rFonts w:ascii="Times New Roman" w:hAnsi="Times New Roman" w:cs="Times New Roman"/>
@@ -17967,9 +19289,44 @@
                 <w:sz w:val="28"/>
                 <w:szCs w:val="28"/>
               </w:rPr>
-              <w:lastRenderedPageBreak/>
               <w:t>8. Bệnh nhân thanh toán xong, Thu ngân bấm "Hoàn tất thu tiền".</w:t>
             </w:r>
+          </w:p>
+        </w:tc>
+        <w:tc>
+          <w:tcPr>
+            <w:tcW w:w="4053" w:type="dxa"/>
+          </w:tcPr>
+          <w:p>
+            <w:pPr>
+              <w:tabs>
+                <w:tab w:val="left" w:pos="425"/>
+              </w:tabs>
+              <w:rPr>
+                <w:rFonts w:ascii="Times New Roman" w:hAnsi="Times New Roman" w:cs="Times New Roman"/>
+                <w:sz w:val="28"/>
+                <w:szCs w:val="28"/>
+              </w:rPr>
+            </w:pPr>
+          </w:p>
+        </w:tc>
+      </w:tr>
+      <w:tr>
+        <w:tc>
+          <w:tcPr>
+            <w:tcW w:w="4518" w:type="dxa"/>
+          </w:tcPr>
+          <w:p>
+            <w:pPr>
+              <w:tabs>
+                <w:tab w:val="left" w:pos="425"/>
+              </w:tabs>
+              <w:rPr>
+                <w:rFonts w:ascii="Times New Roman" w:hAnsi="Times New Roman" w:cs="Times New Roman"/>
+                <w:sz w:val="28"/>
+                <w:szCs w:val="28"/>
+              </w:rPr>
+            </w:pPr>
           </w:p>
         </w:tc>
         <w:tc>
@@ -18296,7 +19653,16 @@
                 <w:sz w:val="28"/>
                 <w:szCs w:val="28"/>
               </w:rPr>
-              <w:t>Giúp Nhân viên thu ngân lập, kiểm tra, xuất và in hóa đơn thanh toán sau khi thanh toán thành công; đồng thời xử lý yêu cầu hủy hóa đơn hoặc hoàn tiền khi được Quản lý phê duyệt.</w:t>
+              <w:t xml:space="preserve">Giúp Nhân viên thu ngân lập, kiểm tra, xuất và in hóa đơn thanh </w:t>
+            </w:r>
+            <w:r>
+              <w:rPr>
+                <w:rFonts w:ascii="Times New Roman" w:hAnsi="Times New Roman" w:cs="Times New Roman"/>
+                <w:sz w:val="28"/>
+                <w:szCs w:val="28"/>
+              </w:rPr>
+              <w:lastRenderedPageBreak/>
+              <w:t>toán sau khi thanh toán thành công; đồng thời xử lý yêu cầu hủy hóa đơn hoặc hoàn tiền khi được Quản lý phê duyệt.</w:t>
             </w:r>
           </w:p>
         </w:tc>
@@ -18323,6 +19689,7 @@
                 <w:sz w:val="28"/>
                 <w:szCs w:val="28"/>
               </w:rPr>
+              <w:lastRenderedPageBreak/>
               <w:t>Tiền điều kiện</w:t>
             </w:r>
           </w:p>
@@ -18671,6 +20038,42 @@
                 <w:szCs w:val="28"/>
               </w:rPr>
             </w:pPr>
+          </w:p>
+        </w:tc>
+      </w:tr>
+      <w:tr>
+        <w:tc>
+          <w:tcPr>
+            <w:tcW w:w="4518" w:type="dxa"/>
+          </w:tcPr>
+          <w:p>
+            <w:pPr>
+              <w:tabs>
+                <w:tab w:val="left" w:pos="425"/>
+              </w:tabs>
+              <w:rPr>
+                <w:rFonts w:ascii="Times New Roman" w:hAnsi="Times New Roman" w:cs="Times New Roman"/>
+                <w:sz w:val="28"/>
+                <w:szCs w:val="28"/>
+              </w:rPr>
+            </w:pPr>
+          </w:p>
+        </w:tc>
+        <w:tc>
+          <w:tcPr>
+            <w:tcW w:w="4053" w:type="dxa"/>
+          </w:tcPr>
+          <w:p>
+            <w:pPr>
+              <w:tabs>
+                <w:tab w:val="left" w:pos="425"/>
+              </w:tabs>
+              <w:rPr>
+                <w:rFonts w:ascii="Times New Roman" w:hAnsi="Times New Roman" w:cs="Times New Roman"/>
+                <w:sz w:val="28"/>
+                <w:szCs w:val="28"/>
+              </w:rPr>
+            </w:pPr>
             <w:r>
               <w:rPr>
                 <w:rFonts w:ascii="Times New Roman" w:hAnsi="Times New Roman" w:cs="Times New Roman"/>
@@ -18706,6 +20109,42 @@
               </w:rPr>
               <w:t>3. Chọn Máy in và bấm "Print".</w:t>
             </w:r>
+          </w:p>
+        </w:tc>
+        <w:tc>
+          <w:tcPr>
+            <w:tcW w:w="4053" w:type="dxa"/>
+          </w:tcPr>
+          <w:p>
+            <w:pPr>
+              <w:tabs>
+                <w:tab w:val="left" w:pos="425"/>
+              </w:tabs>
+              <w:rPr>
+                <w:rFonts w:ascii="Times New Roman" w:hAnsi="Times New Roman" w:cs="Times New Roman"/>
+                <w:sz w:val="28"/>
+                <w:szCs w:val="28"/>
+              </w:rPr>
+            </w:pPr>
+          </w:p>
+        </w:tc>
+      </w:tr>
+      <w:tr>
+        <w:tc>
+          <w:tcPr>
+            <w:tcW w:w="4518" w:type="dxa"/>
+          </w:tcPr>
+          <w:p>
+            <w:pPr>
+              <w:tabs>
+                <w:tab w:val="left" w:pos="425"/>
+              </w:tabs>
+              <w:rPr>
+                <w:rFonts w:ascii="Times New Roman" w:hAnsi="Times New Roman" w:cs="Times New Roman"/>
+                <w:sz w:val="28"/>
+                <w:szCs w:val="28"/>
+              </w:rPr>
+            </w:pPr>
           </w:p>
         </w:tc>
         <w:tc>
@@ -18923,33 +20362,249 @@
                 <w:sz w:val="28"/>
                 <w:szCs w:val="28"/>
               </w:rPr>
+              <w:t>UCID</w:t>
+            </w:r>
+          </w:p>
+        </w:tc>
+        <w:tc>
+          <w:tcPr>
+            <w:tcW w:w="4053" w:type="dxa"/>
+          </w:tcPr>
+          <w:p>
+            <w:pPr>
+              <w:tabs>
+                <w:tab w:val="left" w:pos="425"/>
+              </w:tabs>
+              <w:rPr>
+                <w:rFonts w:ascii="Times New Roman" w:hAnsi="Times New Roman" w:cs="Times New Roman"/>
+                <w:sz w:val="28"/>
+                <w:szCs w:val="28"/>
+              </w:rPr>
+            </w:pPr>
+            <w:r>
+              <w:rPr>
+                <w:rFonts w:ascii="Times New Roman" w:hAnsi="Times New Roman" w:cs="Times New Roman"/>
+                <w:sz w:val="28"/>
+                <w:szCs w:val="28"/>
+              </w:rPr>
+              <w:t>UC13</w:t>
+            </w:r>
+          </w:p>
+        </w:tc>
+      </w:tr>
+      <w:tr>
+        <w:tc>
+          <w:tcPr>
+            <w:tcW w:w="4518" w:type="dxa"/>
+          </w:tcPr>
+          <w:p>
+            <w:pPr>
+              <w:tabs>
+                <w:tab w:val="left" w:pos="425"/>
+              </w:tabs>
+              <w:rPr>
+                <w:rFonts w:ascii="Times New Roman" w:hAnsi="Times New Roman" w:cs="Times New Roman"/>
+                <w:sz w:val="28"/>
+                <w:szCs w:val="28"/>
+              </w:rPr>
+            </w:pPr>
+            <w:r>
+              <w:rPr>
+                <w:rFonts w:ascii="Times New Roman" w:hAnsi="Times New Roman" w:cs="Times New Roman"/>
+                <w:sz w:val="28"/>
+                <w:szCs w:val="28"/>
+              </w:rPr>
+              <w:t>Tên UC</w:t>
+            </w:r>
+          </w:p>
+        </w:tc>
+        <w:tc>
+          <w:tcPr>
+            <w:tcW w:w="4053" w:type="dxa"/>
+          </w:tcPr>
+          <w:p>
+            <w:pPr>
+              <w:tabs>
+                <w:tab w:val="left" w:pos="425"/>
+              </w:tabs>
+              <w:rPr>
+                <w:rFonts w:ascii="Times New Roman" w:hAnsi="Times New Roman" w:cs="Times New Roman"/>
+                <w:sz w:val="28"/>
+                <w:szCs w:val="28"/>
+              </w:rPr>
+            </w:pPr>
+            <w:r>
+              <w:rPr>
+                <w:rFonts w:ascii="Times New Roman" w:hAnsi="Times New Roman" w:cs="Times New Roman"/>
+                <w:sz w:val="28"/>
+                <w:szCs w:val="28"/>
+              </w:rPr>
+              <w:t>Theo dõi doanh thu và công nợ</w:t>
+            </w:r>
+          </w:p>
+        </w:tc>
+      </w:tr>
+      <w:tr>
+        <w:tc>
+          <w:tcPr>
+            <w:tcW w:w="4518" w:type="dxa"/>
+          </w:tcPr>
+          <w:p>
+            <w:pPr>
+              <w:tabs>
+                <w:tab w:val="left" w:pos="425"/>
+              </w:tabs>
+              <w:rPr>
+                <w:rFonts w:ascii="Times New Roman" w:hAnsi="Times New Roman" w:cs="Times New Roman"/>
+                <w:sz w:val="28"/>
+                <w:szCs w:val="28"/>
+              </w:rPr>
+            </w:pPr>
+            <w:r>
+              <w:rPr>
+                <w:rFonts w:ascii="Times New Roman" w:hAnsi="Times New Roman" w:cs="Times New Roman"/>
+                <w:sz w:val="28"/>
+                <w:szCs w:val="28"/>
+              </w:rPr>
+              <w:t>Mô tả</w:t>
+            </w:r>
+          </w:p>
+        </w:tc>
+        <w:tc>
+          <w:tcPr>
+            <w:tcW w:w="4053" w:type="dxa"/>
+          </w:tcPr>
+          <w:p>
+            <w:pPr>
+              <w:tabs>
+                <w:tab w:val="left" w:pos="425"/>
+              </w:tabs>
+              <w:rPr>
+                <w:rFonts w:ascii="Times New Roman" w:hAnsi="Times New Roman" w:cs="Times New Roman"/>
+                <w:sz w:val="28"/>
+                <w:szCs w:val="28"/>
+              </w:rPr>
+            </w:pPr>
+            <w:r>
+              <w:rPr>
+                <w:rFonts w:ascii="Times New Roman" w:hAnsi="Times New Roman" w:cs="Times New Roman"/>
+                <w:sz w:val="28"/>
+                <w:szCs w:val="28"/>
+              </w:rPr>
+              <w:t>Giúp Nhân viên thu ngân và Nhân viên kế toán theo dõi tình hình thu chi, doanh thu thực tế trong ca/ngày làm việc, danh sách công nợ trả góp của bệnh nhân và các đợt nộp tiền quá hạn.</w:t>
+            </w:r>
+          </w:p>
+        </w:tc>
+      </w:tr>
+      <w:tr>
+        <w:tc>
+          <w:tcPr>
+            <w:tcW w:w="4518" w:type="dxa"/>
+          </w:tcPr>
+          <w:p>
+            <w:pPr>
+              <w:tabs>
+                <w:tab w:val="left" w:pos="425"/>
+              </w:tabs>
+              <w:rPr>
+                <w:rFonts w:ascii="Times New Roman" w:hAnsi="Times New Roman" w:cs="Times New Roman"/>
+                <w:sz w:val="28"/>
+                <w:szCs w:val="28"/>
+              </w:rPr>
+            </w:pPr>
+            <w:r>
+              <w:rPr>
+                <w:rFonts w:ascii="Times New Roman" w:hAnsi="Times New Roman" w:cs="Times New Roman"/>
+                <w:sz w:val="28"/>
+                <w:szCs w:val="28"/>
+              </w:rPr>
+              <w:t>Tiền điều kiện</w:t>
+            </w:r>
+          </w:p>
+        </w:tc>
+        <w:tc>
+          <w:tcPr>
+            <w:tcW w:w="4053" w:type="dxa"/>
+          </w:tcPr>
+          <w:p>
+            <w:pPr>
+              <w:tabs>
+                <w:tab w:val="left" w:pos="425"/>
+              </w:tabs>
+              <w:rPr>
+                <w:rFonts w:ascii="Times New Roman" w:hAnsi="Times New Roman" w:cs="Times New Roman"/>
+                <w:sz w:val="28"/>
+                <w:szCs w:val="28"/>
+              </w:rPr>
+            </w:pPr>
+            <w:r>
+              <w:rPr>
+                <w:rFonts w:ascii="Times New Roman" w:hAnsi="Times New Roman" w:cs="Times New Roman"/>
+                <w:sz w:val="28"/>
+                <w:szCs w:val="28"/>
+              </w:rPr>
+              <w:t>Đã đăng nhập hệ thống với quyền Nhân viên thu ngân hoặc Nhân viên kế toán.</w:t>
+            </w:r>
+          </w:p>
+        </w:tc>
+      </w:tr>
+      <w:tr>
+        <w:tc>
+          <w:tcPr>
+            <w:tcW w:w="4518" w:type="dxa"/>
+          </w:tcPr>
+          <w:p>
+            <w:pPr>
+              <w:tabs>
+                <w:tab w:val="left" w:pos="425"/>
+              </w:tabs>
+              <w:rPr>
+                <w:rFonts w:ascii="Times New Roman" w:hAnsi="Times New Roman" w:cs="Times New Roman"/>
+                <w:sz w:val="28"/>
+                <w:szCs w:val="28"/>
+              </w:rPr>
+            </w:pPr>
+            <w:r>
+              <w:rPr>
+                <w:rFonts w:ascii="Times New Roman" w:hAnsi="Times New Roman" w:cs="Times New Roman"/>
+                <w:sz w:val="28"/>
+                <w:szCs w:val="28"/>
+              </w:rPr>
+              <w:t>Hậu điều kiện</w:t>
+            </w:r>
+          </w:p>
+        </w:tc>
+        <w:tc>
+          <w:tcPr>
+            <w:tcW w:w="4053" w:type="dxa"/>
+          </w:tcPr>
+          <w:p>
+            <w:pPr>
+              <w:tabs>
+                <w:tab w:val="left" w:pos="425"/>
+              </w:tabs>
+              <w:rPr>
+                <w:rFonts w:ascii="Times New Roman" w:hAnsi="Times New Roman" w:cs="Times New Roman"/>
+                <w:sz w:val="28"/>
+                <w:szCs w:val="28"/>
+              </w:rPr>
+            </w:pPr>
+            <w:r>
+              <w:rPr>
+                <w:rFonts w:ascii="Times New Roman" w:hAnsi="Times New Roman" w:cs="Times New Roman"/>
+                <w:sz w:val="28"/>
+                <w:szCs w:val="28"/>
+              </w:rPr>
+              <w:t xml:space="preserve">Bảng tổng hợp thu chi theo ca/ngày và danh sách công nợ trả </w:t>
+            </w:r>
+            <w:r>
+              <w:rPr>
+                <w:rFonts w:ascii="Times New Roman" w:hAnsi="Times New Roman" w:cs="Times New Roman"/>
+                <w:sz w:val="28"/>
+                <w:szCs w:val="28"/>
+              </w:rPr>
               <w:lastRenderedPageBreak/>
-              <w:t>UCID</w:t>
-            </w:r>
-          </w:p>
-        </w:tc>
-        <w:tc>
-          <w:tcPr>
-            <w:tcW w:w="4053" w:type="dxa"/>
-          </w:tcPr>
-          <w:p>
-            <w:pPr>
-              <w:tabs>
-                <w:tab w:val="left" w:pos="425"/>
-              </w:tabs>
-              <w:rPr>
-                <w:rFonts w:ascii="Times New Roman" w:hAnsi="Times New Roman" w:cs="Times New Roman"/>
-                <w:sz w:val="28"/>
-                <w:szCs w:val="28"/>
-              </w:rPr>
-            </w:pPr>
-            <w:r>
-              <w:rPr>
-                <w:rFonts w:ascii="Times New Roman" w:hAnsi="Times New Roman" w:cs="Times New Roman"/>
-                <w:sz w:val="28"/>
-                <w:szCs w:val="28"/>
-              </w:rPr>
-              <w:t>UC13</w:t>
+              <w:t>góp được hiển thị và cập nhật trong CSDL.</w:t>
             </w:r>
           </w:p>
         </w:tc>
@@ -18976,214 +20631,7 @@
                 <w:sz w:val="28"/>
                 <w:szCs w:val="28"/>
               </w:rPr>
-              <w:t>Tên UC</w:t>
-            </w:r>
-          </w:p>
-        </w:tc>
-        <w:tc>
-          <w:tcPr>
-            <w:tcW w:w="4053" w:type="dxa"/>
-          </w:tcPr>
-          <w:p>
-            <w:pPr>
-              <w:tabs>
-                <w:tab w:val="left" w:pos="425"/>
-              </w:tabs>
-              <w:rPr>
-                <w:rFonts w:ascii="Times New Roman" w:hAnsi="Times New Roman" w:cs="Times New Roman"/>
-                <w:sz w:val="28"/>
-                <w:szCs w:val="28"/>
-              </w:rPr>
-            </w:pPr>
-            <w:r>
-              <w:rPr>
-                <w:rFonts w:ascii="Times New Roman" w:hAnsi="Times New Roman" w:cs="Times New Roman"/>
-                <w:sz w:val="28"/>
-                <w:szCs w:val="28"/>
-              </w:rPr>
-              <w:t>Theo dõi doanh thu và công nợ</w:t>
-            </w:r>
-          </w:p>
-        </w:tc>
-      </w:tr>
-      <w:tr>
-        <w:tc>
-          <w:tcPr>
-            <w:tcW w:w="4518" w:type="dxa"/>
-          </w:tcPr>
-          <w:p>
-            <w:pPr>
-              <w:tabs>
-                <w:tab w:val="left" w:pos="425"/>
-              </w:tabs>
-              <w:rPr>
-                <w:rFonts w:ascii="Times New Roman" w:hAnsi="Times New Roman" w:cs="Times New Roman"/>
-                <w:sz w:val="28"/>
-                <w:szCs w:val="28"/>
-              </w:rPr>
-            </w:pPr>
-            <w:r>
-              <w:rPr>
-                <w:rFonts w:ascii="Times New Roman" w:hAnsi="Times New Roman" w:cs="Times New Roman"/>
-                <w:sz w:val="28"/>
-                <w:szCs w:val="28"/>
-              </w:rPr>
-              <w:t>Mô tả</w:t>
-            </w:r>
-          </w:p>
-        </w:tc>
-        <w:tc>
-          <w:tcPr>
-            <w:tcW w:w="4053" w:type="dxa"/>
-          </w:tcPr>
-          <w:p>
-            <w:pPr>
-              <w:tabs>
-                <w:tab w:val="left" w:pos="425"/>
-              </w:tabs>
-              <w:rPr>
-                <w:rFonts w:ascii="Times New Roman" w:hAnsi="Times New Roman" w:cs="Times New Roman"/>
-                <w:sz w:val="28"/>
-                <w:szCs w:val="28"/>
-              </w:rPr>
-            </w:pPr>
-            <w:r>
-              <w:rPr>
-                <w:rFonts w:ascii="Times New Roman" w:hAnsi="Times New Roman" w:cs="Times New Roman"/>
-                <w:sz w:val="28"/>
-                <w:szCs w:val="28"/>
-              </w:rPr>
-              <w:t>Giúp Nhân viên thu ngân và Nhân viên kế toán theo dõi tình hình thu chi, doanh thu thực tế trong ca/ngày làm việc, danh sách công nợ trả góp của bệnh nhân và các đợt nộp tiền quá hạn.</w:t>
-            </w:r>
-          </w:p>
-        </w:tc>
-      </w:tr>
-      <w:tr>
-        <w:tc>
-          <w:tcPr>
-            <w:tcW w:w="4518" w:type="dxa"/>
-          </w:tcPr>
-          <w:p>
-            <w:pPr>
-              <w:tabs>
-                <w:tab w:val="left" w:pos="425"/>
-              </w:tabs>
-              <w:rPr>
-                <w:rFonts w:ascii="Times New Roman" w:hAnsi="Times New Roman" w:cs="Times New Roman"/>
-                <w:sz w:val="28"/>
-                <w:szCs w:val="28"/>
-              </w:rPr>
-            </w:pPr>
-            <w:r>
-              <w:rPr>
-                <w:rFonts w:ascii="Times New Roman" w:hAnsi="Times New Roman" w:cs="Times New Roman"/>
-                <w:sz w:val="28"/>
-                <w:szCs w:val="28"/>
-              </w:rPr>
-              <w:t>Tiền điều kiện</w:t>
-            </w:r>
-          </w:p>
-        </w:tc>
-        <w:tc>
-          <w:tcPr>
-            <w:tcW w:w="4053" w:type="dxa"/>
-          </w:tcPr>
-          <w:p>
-            <w:pPr>
-              <w:tabs>
-                <w:tab w:val="left" w:pos="425"/>
-              </w:tabs>
-              <w:rPr>
-                <w:rFonts w:ascii="Times New Roman" w:hAnsi="Times New Roman" w:cs="Times New Roman"/>
-                <w:sz w:val="28"/>
-                <w:szCs w:val="28"/>
-              </w:rPr>
-            </w:pPr>
-            <w:r>
-              <w:rPr>
-                <w:rFonts w:ascii="Times New Roman" w:hAnsi="Times New Roman" w:cs="Times New Roman"/>
-                <w:sz w:val="28"/>
-                <w:szCs w:val="28"/>
-              </w:rPr>
-              <w:t>Đã đăng nhập hệ thống với quyền Nhân viên thu ngân hoặc Nhân viên kế toán.</w:t>
-            </w:r>
-          </w:p>
-        </w:tc>
-      </w:tr>
-      <w:tr>
-        <w:tc>
-          <w:tcPr>
-            <w:tcW w:w="4518" w:type="dxa"/>
-          </w:tcPr>
-          <w:p>
-            <w:pPr>
-              <w:tabs>
-                <w:tab w:val="left" w:pos="425"/>
-              </w:tabs>
-              <w:rPr>
-                <w:rFonts w:ascii="Times New Roman" w:hAnsi="Times New Roman" w:cs="Times New Roman"/>
-                <w:sz w:val="28"/>
-                <w:szCs w:val="28"/>
-              </w:rPr>
-            </w:pPr>
-            <w:r>
-              <w:rPr>
-                <w:rFonts w:ascii="Times New Roman" w:hAnsi="Times New Roman" w:cs="Times New Roman"/>
-                <w:sz w:val="28"/>
-                <w:szCs w:val="28"/>
-              </w:rPr>
-              <w:t>Hậu điều kiện</w:t>
-            </w:r>
-          </w:p>
-        </w:tc>
-        <w:tc>
-          <w:tcPr>
-            <w:tcW w:w="4053" w:type="dxa"/>
-          </w:tcPr>
-          <w:p>
-            <w:pPr>
-              <w:tabs>
-                <w:tab w:val="left" w:pos="425"/>
-              </w:tabs>
-              <w:rPr>
-                <w:rFonts w:ascii="Times New Roman" w:hAnsi="Times New Roman" w:cs="Times New Roman"/>
-                <w:sz w:val="28"/>
-                <w:szCs w:val="28"/>
-              </w:rPr>
-            </w:pPr>
-            <w:r>
-              <w:rPr>
-                <w:rFonts w:ascii="Times New Roman" w:hAnsi="Times New Roman" w:cs="Times New Roman"/>
-                <w:sz w:val="28"/>
-                <w:szCs w:val="28"/>
-              </w:rPr>
-              <w:t>Bảng tổng hợp thu chi theo ca/ngày và danh sách công nợ trả góp được hiển thị và cập nhật trong CSDL.</w:t>
-            </w:r>
-          </w:p>
-        </w:tc>
-      </w:tr>
-      <w:tr>
-        <w:tc>
-          <w:tcPr>
-            <w:tcW w:w="4518" w:type="dxa"/>
-          </w:tcPr>
-          <w:p>
-            <w:pPr>
-              <w:tabs>
-                <w:tab w:val="left" w:pos="425"/>
-              </w:tabs>
-              <w:rPr>
-                <w:rFonts w:ascii="Times New Roman" w:hAnsi="Times New Roman" w:cs="Times New Roman"/>
-                <w:sz w:val="28"/>
-                <w:szCs w:val="28"/>
-              </w:rPr>
-            </w:pPr>
-            <w:r>
-              <w:rPr>
-                <w:rFonts w:ascii="Times New Roman" w:hAnsi="Times New Roman" w:cs="Times New Roman"/>
-                <w:sz w:val="28"/>
-                <w:szCs w:val="28"/>
-              </w:rPr>
+              <w:lastRenderedPageBreak/>
               <w:t>Actor chính</w:t>
             </w:r>
           </w:p>
@@ -19402,6 +20850,42 @@
                 <w:szCs w:val="28"/>
               </w:rPr>
             </w:pPr>
+          </w:p>
+        </w:tc>
+      </w:tr>
+      <w:tr>
+        <w:tc>
+          <w:tcPr>
+            <w:tcW w:w="4518" w:type="dxa"/>
+          </w:tcPr>
+          <w:p>
+            <w:pPr>
+              <w:tabs>
+                <w:tab w:val="left" w:pos="425"/>
+              </w:tabs>
+              <w:rPr>
+                <w:rFonts w:ascii="Times New Roman" w:hAnsi="Times New Roman" w:cs="Times New Roman"/>
+                <w:sz w:val="28"/>
+                <w:szCs w:val="28"/>
+              </w:rPr>
+            </w:pPr>
+          </w:p>
+        </w:tc>
+        <w:tc>
+          <w:tcPr>
+            <w:tcW w:w="4053" w:type="dxa"/>
+          </w:tcPr>
+          <w:p>
+            <w:pPr>
+              <w:tabs>
+                <w:tab w:val="left" w:pos="425"/>
+              </w:tabs>
+              <w:rPr>
+                <w:rFonts w:ascii="Times New Roman" w:hAnsi="Times New Roman" w:cs="Times New Roman"/>
+                <w:sz w:val="28"/>
+                <w:szCs w:val="28"/>
+              </w:rPr>
+            </w:pPr>
             <w:r>
               <w:rPr>
                 <w:rFonts w:ascii="Times New Roman" w:hAnsi="Times New Roman" w:cs="Times New Roman"/>
@@ -19454,6 +20938,42 @@
                 <w:szCs w:val="28"/>
               </w:rPr>
             </w:pPr>
+          </w:p>
+        </w:tc>
+      </w:tr>
+      <w:tr>
+        <w:tc>
+          <w:tcPr>
+            <w:tcW w:w="4518" w:type="dxa"/>
+          </w:tcPr>
+          <w:p>
+            <w:pPr>
+              <w:tabs>
+                <w:tab w:val="left" w:pos="425"/>
+              </w:tabs>
+              <w:rPr>
+                <w:rFonts w:ascii="Times New Roman" w:hAnsi="Times New Roman" w:cs="Times New Roman"/>
+                <w:sz w:val="28"/>
+                <w:szCs w:val="28"/>
+              </w:rPr>
+            </w:pPr>
+          </w:p>
+        </w:tc>
+        <w:tc>
+          <w:tcPr>
+            <w:tcW w:w="4053" w:type="dxa"/>
+          </w:tcPr>
+          <w:p>
+            <w:pPr>
+              <w:tabs>
+                <w:tab w:val="left" w:pos="425"/>
+              </w:tabs>
+              <w:rPr>
+                <w:rFonts w:ascii="Times New Roman" w:hAnsi="Times New Roman" w:cs="Times New Roman"/>
+                <w:sz w:val="28"/>
+                <w:szCs w:val="28"/>
+              </w:rPr>
+            </w:pPr>
             <w:r>
               <w:rPr>
                 <w:rFonts w:ascii="Times New Roman" w:hAnsi="Times New Roman" w:cs="Times New Roman"/>
@@ -19550,6 +21070,42 @@
                 <w:szCs w:val="28"/>
               </w:rPr>
             </w:pPr>
+          </w:p>
+        </w:tc>
+      </w:tr>
+      <w:tr>
+        <w:tc>
+          <w:tcPr>
+            <w:tcW w:w="4518" w:type="dxa"/>
+          </w:tcPr>
+          <w:p>
+            <w:pPr>
+              <w:tabs>
+                <w:tab w:val="left" w:pos="425"/>
+              </w:tabs>
+              <w:rPr>
+                <w:rFonts w:ascii="Times New Roman" w:hAnsi="Times New Roman" w:cs="Times New Roman"/>
+                <w:sz w:val="28"/>
+                <w:szCs w:val="28"/>
+              </w:rPr>
+            </w:pPr>
+          </w:p>
+        </w:tc>
+        <w:tc>
+          <w:tcPr>
+            <w:tcW w:w="4053" w:type="dxa"/>
+          </w:tcPr>
+          <w:p>
+            <w:pPr>
+              <w:tabs>
+                <w:tab w:val="left" w:pos="425"/>
+              </w:tabs>
+              <w:rPr>
+                <w:rFonts w:ascii="Times New Roman" w:hAnsi="Times New Roman" w:cs="Times New Roman"/>
+                <w:sz w:val="28"/>
+                <w:szCs w:val="28"/>
+              </w:rPr>
+            </w:pPr>
             <w:r>
               <w:rPr>
                 <w:rFonts w:ascii="Times New Roman" w:hAnsi="Times New Roman" w:cs="Times New Roman"/>
@@ -19585,6 +21141,42 @@
               </w:rPr>
               <w:t>8. Nhập lý do giải trình (nếu lệch tiền) và bấm "Chốt sổ ca trực".</w:t>
             </w:r>
+          </w:p>
+        </w:tc>
+        <w:tc>
+          <w:tcPr>
+            <w:tcW w:w="4053" w:type="dxa"/>
+          </w:tcPr>
+          <w:p>
+            <w:pPr>
+              <w:tabs>
+                <w:tab w:val="left" w:pos="425"/>
+              </w:tabs>
+              <w:rPr>
+                <w:rFonts w:ascii="Times New Roman" w:hAnsi="Times New Roman" w:cs="Times New Roman"/>
+                <w:sz w:val="28"/>
+                <w:szCs w:val="28"/>
+              </w:rPr>
+            </w:pPr>
+          </w:p>
+        </w:tc>
+      </w:tr>
+      <w:tr>
+        <w:tc>
+          <w:tcPr>
+            <w:tcW w:w="4518" w:type="dxa"/>
+          </w:tcPr>
+          <w:p>
+            <w:pPr>
+              <w:tabs>
+                <w:tab w:val="left" w:pos="425"/>
+              </w:tabs>
+              <w:rPr>
+                <w:rFonts w:ascii="Times New Roman" w:hAnsi="Times New Roman" w:cs="Times New Roman"/>
+                <w:sz w:val="28"/>
+                <w:szCs w:val="28"/>
+              </w:rPr>
+            </w:pPr>
           </w:p>
         </w:tc>
         <w:tc>
@@ -19749,8 +21341,8 @@
         <w:tblLook w:val="04A0" w:firstRow="1" w:lastRow="0" w:firstColumn="1" w:lastColumn="0" w:noHBand="0" w:noVBand="1"/>
       </w:tblPr>
       <w:tblGrid>
-        <w:gridCol w:w="2268"/>
-        <w:gridCol w:w="6803"/>
+        <w:gridCol w:w="4405"/>
+        <w:gridCol w:w="4666"/>
       </w:tblGrid>
       <w:tr>
         <w:trPr>
@@ -19758,7 +21350,7 @@
         </w:trPr>
         <w:tc>
           <w:tcPr>
-            <w:tcW w:w="2268" w:type="dxa"/>
+            <w:tcW w:w="4405" w:type="dxa"/>
             <w:tcBorders>
               <w:top w:val="single" w:sz="4" w:space="0" w:color="auto"/>
               <w:left w:val="single" w:sz="4" w:space="0" w:color="auto"/>
@@ -19790,7 +21382,7 @@
         </w:tc>
         <w:tc>
           <w:tcPr>
-            <w:tcW w:w="6803" w:type="dxa"/>
+            <w:tcW w:w="4666" w:type="dxa"/>
             <w:tcBorders>
               <w:top w:val="single" w:sz="4" w:space="0" w:color="auto"/>
               <w:left w:val="single" w:sz="4" w:space="0" w:color="auto"/>
@@ -19826,7 +21418,7 @@
         </w:trPr>
         <w:tc>
           <w:tcPr>
-            <w:tcW w:w="2268" w:type="dxa"/>
+            <w:tcW w:w="4405" w:type="dxa"/>
             <w:tcBorders>
               <w:top w:val="single" w:sz="4" w:space="0" w:color="auto"/>
               <w:left w:val="single" w:sz="4" w:space="0" w:color="auto"/>
@@ -19858,7 +21450,7 @@
         </w:tc>
         <w:tc>
           <w:tcPr>
-            <w:tcW w:w="6803" w:type="dxa"/>
+            <w:tcW w:w="4666" w:type="dxa"/>
             <w:tcBorders>
               <w:top w:val="single" w:sz="4" w:space="0" w:color="auto"/>
               <w:left w:val="single" w:sz="4" w:space="0" w:color="auto"/>
@@ -19894,7 +21486,7 @@
         </w:trPr>
         <w:tc>
           <w:tcPr>
-            <w:tcW w:w="2268" w:type="dxa"/>
+            <w:tcW w:w="4405" w:type="dxa"/>
             <w:tcBorders>
               <w:top w:val="single" w:sz="4" w:space="0" w:color="auto"/>
               <w:left w:val="single" w:sz="4" w:space="0" w:color="auto"/>
@@ -19920,13 +21512,14 @@
                 <w:sz w:val="26"/>
                 <w:szCs w:val="26"/>
               </w:rPr>
+              <w:lastRenderedPageBreak/>
               <w:t>Mô tả</w:t>
             </w:r>
           </w:p>
         </w:tc>
         <w:tc>
           <w:tcPr>
-            <w:tcW w:w="6803" w:type="dxa"/>
+            <w:tcW w:w="4666" w:type="dxa"/>
             <w:tcBorders>
               <w:top w:val="single" w:sz="4" w:space="0" w:color="auto"/>
               <w:left w:val="single" w:sz="4" w:space="0" w:color="auto"/>
@@ -19962,7 +21555,7 @@
         </w:trPr>
         <w:tc>
           <w:tcPr>
-            <w:tcW w:w="2268" w:type="dxa"/>
+            <w:tcW w:w="4405" w:type="dxa"/>
             <w:tcBorders>
               <w:top w:val="single" w:sz="4" w:space="0" w:color="auto"/>
               <w:left w:val="single" w:sz="4" w:space="0" w:color="auto"/>
@@ -19994,7 +21587,7 @@
         </w:tc>
         <w:tc>
           <w:tcPr>
-            <w:tcW w:w="6803" w:type="dxa"/>
+            <w:tcW w:w="4666" w:type="dxa"/>
             <w:tcBorders>
               <w:top w:val="single" w:sz="4" w:space="0" w:color="auto"/>
               <w:left w:val="single" w:sz="4" w:space="0" w:color="auto"/>
@@ -20030,7 +21623,7 @@
         </w:trPr>
         <w:tc>
           <w:tcPr>
-            <w:tcW w:w="2268" w:type="dxa"/>
+            <w:tcW w:w="4405" w:type="dxa"/>
             <w:tcBorders>
               <w:top w:val="single" w:sz="4" w:space="0" w:color="auto"/>
               <w:left w:val="single" w:sz="4" w:space="0" w:color="auto"/>
@@ -20062,7 +21655,7 @@
         </w:tc>
         <w:tc>
           <w:tcPr>
-            <w:tcW w:w="6803" w:type="dxa"/>
+            <w:tcW w:w="4666" w:type="dxa"/>
             <w:tcBorders>
               <w:top w:val="single" w:sz="4" w:space="0" w:color="auto"/>
               <w:left w:val="single" w:sz="4" w:space="0" w:color="auto"/>
@@ -20098,7 +21691,7 @@
         </w:trPr>
         <w:tc>
           <w:tcPr>
-            <w:tcW w:w="2268" w:type="dxa"/>
+            <w:tcW w:w="4405" w:type="dxa"/>
             <w:tcBorders>
               <w:top w:val="single" w:sz="4" w:space="0" w:color="auto"/>
               <w:left w:val="single" w:sz="4" w:space="0" w:color="auto"/>
@@ -20130,7 +21723,7 @@
         </w:tc>
         <w:tc>
           <w:tcPr>
-            <w:tcW w:w="6803" w:type="dxa"/>
+            <w:tcW w:w="4666" w:type="dxa"/>
             <w:tcBorders>
               <w:top w:val="single" w:sz="4" w:space="0" w:color="auto"/>
               <w:left w:val="single" w:sz="4" w:space="0" w:color="auto"/>
@@ -20166,7 +21759,7 @@
         </w:trPr>
         <w:tc>
           <w:tcPr>
-            <w:tcW w:w="2268" w:type="dxa"/>
+            <w:tcW w:w="4405" w:type="dxa"/>
             <w:tcBorders>
               <w:top w:val="single" w:sz="4" w:space="0" w:color="auto"/>
               <w:left w:val="single" w:sz="4" w:space="0" w:color="auto"/>
@@ -20198,7 +21791,7 @@
         </w:tc>
         <w:tc>
           <w:tcPr>
-            <w:tcW w:w="6803" w:type="dxa"/>
+            <w:tcW w:w="4666" w:type="dxa"/>
             <w:tcBorders>
               <w:top w:val="single" w:sz="4" w:space="0" w:color="auto"/>
               <w:left w:val="single" w:sz="4" w:space="0" w:color="auto"/>
@@ -20233,6 +21826,7 @@
               <w:bottom w:val="single" w:sz="4" w:space="0" w:color="auto"/>
               <w:right w:val="single" w:sz="4" w:space="0" w:color="auto"/>
             </w:tcBorders>
+            <w:shd w:val="clear" w:color="auto" w:fill="D9D9D9" w:themeFill="background1" w:themeFillShade="D9"/>
             <w:vAlign w:val="center"/>
             <w:hideMark/>
           </w:tcPr>
@@ -20263,7 +21857,7 @@
         </w:trPr>
         <w:tc>
           <w:tcPr>
-            <w:tcW w:w="2268" w:type="dxa"/>
+            <w:tcW w:w="4405" w:type="dxa"/>
             <w:tcBorders>
               <w:top w:val="single" w:sz="4" w:space="0" w:color="auto"/>
               <w:left w:val="single" w:sz="4" w:space="0" w:color="auto"/>
@@ -20276,15 +21870,20 @@
           <w:p>
             <w:pPr>
               <w:spacing w:after="0" w:line="240" w:lineRule="auto"/>
-              <w:rPr>
-                <w:rFonts w:ascii="Times New Roman" w:hAnsi="Times New Roman" w:cs="Times New Roman"/>
-                <w:sz w:val="26"/>
-                <w:szCs w:val="26"/>
-              </w:rPr>
-            </w:pPr>
-            <w:r>
-              <w:rPr>
-                <w:rFonts w:ascii="Times New Roman" w:hAnsi="Times New Roman" w:cs="Times New Roman"/>
+              <w:jc w:val="center"/>
+              <w:rPr>
+                <w:rFonts w:ascii="Times New Roman" w:hAnsi="Times New Roman" w:cs="Times New Roman"/>
+                <w:b/>
+                <w:bCs/>
+                <w:sz w:val="26"/>
+                <w:szCs w:val="26"/>
+              </w:rPr>
+            </w:pPr>
+            <w:r>
+              <w:rPr>
+                <w:rFonts w:ascii="Times New Roman" w:hAnsi="Times New Roman" w:cs="Times New Roman"/>
+                <w:b/>
+                <w:bCs/>
                 <w:sz w:val="26"/>
                 <w:szCs w:val="26"/>
               </w:rPr>
@@ -20294,7 +21893,7 @@
         </w:tc>
         <w:tc>
           <w:tcPr>
-            <w:tcW w:w="6803" w:type="dxa"/>
+            <w:tcW w:w="4666" w:type="dxa"/>
             <w:tcBorders>
               <w:top w:val="single" w:sz="4" w:space="0" w:color="auto"/>
               <w:left w:val="single" w:sz="4" w:space="0" w:color="auto"/>
@@ -20307,15 +21906,20 @@
           <w:p>
             <w:pPr>
               <w:spacing w:after="0" w:line="240" w:lineRule="auto"/>
-              <w:rPr>
-                <w:rFonts w:ascii="Times New Roman" w:hAnsi="Times New Roman" w:cs="Times New Roman"/>
-                <w:sz w:val="26"/>
-                <w:szCs w:val="26"/>
-              </w:rPr>
-            </w:pPr>
-            <w:r>
-              <w:rPr>
-                <w:rFonts w:ascii="Times New Roman" w:hAnsi="Times New Roman" w:cs="Times New Roman"/>
+              <w:jc w:val="center"/>
+              <w:rPr>
+                <w:rFonts w:ascii="Times New Roman" w:hAnsi="Times New Roman" w:cs="Times New Roman"/>
+                <w:b/>
+                <w:bCs/>
+                <w:sz w:val="26"/>
+                <w:szCs w:val="26"/>
+              </w:rPr>
+            </w:pPr>
+            <w:r>
+              <w:rPr>
+                <w:rFonts w:ascii="Times New Roman" w:hAnsi="Times New Roman" w:cs="Times New Roman"/>
+                <w:b/>
+                <w:bCs/>
                 <w:sz w:val="26"/>
                 <w:szCs w:val="26"/>
               </w:rPr>
@@ -20330,7 +21934,7 @@
         </w:trPr>
         <w:tc>
           <w:tcPr>
-            <w:tcW w:w="2268" w:type="dxa"/>
+            <w:tcW w:w="4405" w:type="dxa"/>
             <w:tcBorders>
               <w:top w:val="single" w:sz="4" w:space="0" w:color="auto"/>
               <w:left w:val="single" w:sz="4" w:space="0" w:color="auto"/>
@@ -20363,7 +21967,7 @@
         </w:tc>
         <w:tc>
           <w:tcPr>
-            <w:tcW w:w="6803" w:type="dxa"/>
+            <w:tcW w:w="4666" w:type="dxa"/>
             <w:tcBorders>
               <w:top w:val="single" w:sz="4" w:space="0" w:color="auto"/>
               <w:left w:val="single" w:sz="4" w:space="0" w:color="auto"/>
@@ -20383,15 +21987,6 @@
                 <w:lang w:val="vi-VN"/>
               </w:rPr>
             </w:pPr>
-            <w:r>
-              <w:rPr>
-                <w:rFonts w:ascii="Times New Roman" w:hAnsi="Times New Roman" w:cs="Times New Roman"/>
-                <w:sz w:val="26"/>
-                <w:szCs w:val="26"/>
-                <w:lang w:val="vi-VN"/>
-              </w:rPr>
-              <w:t>2. Hiển thị danh sách dữ liệu</w:t>
-            </w:r>
           </w:p>
         </w:tc>
       </w:tr>
@@ -20401,7 +21996,67 @@
         </w:trPr>
         <w:tc>
           <w:tcPr>
-            <w:tcW w:w="2268" w:type="dxa"/>
+            <w:tcW w:w="4405" w:type="dxa"/>
+            <w:tcBorders>
+              <w:top w:val="single" w:sz="4" w:space="0" w:color="auto"/>
+              <w:left w:val="single" w:sz="4" w:space="0" w:color="auto"/>
+              <w:bottom w:val="single" w:sz="4" w:space="0" w:color="auto"/>
+              <w:right w:val="single" w:sz="4" w:space="0" w:color="auto"/>
+            </w:tcBorders>
+            <w:vAlign w:val="center"/>
+          </w:tcPr>
+          <w:p>
+            <w:pPr>
+              <w:spacing w:after="0" w:line="240" w:lineRule="auto"/>
+              <w:rPr>
+                <w:rFonts w:ascii="Times New Roman" w:hAnsi="Times New Roman" w:cs="Times New Roman"/>
+                <w:sz w:val="26"/>
+                <w:szCs w:val="26"/>
+                <w:lang w:val="vi-VN"/>
+              </w:rPr>
+            </w:pPr>
+          </w:p>
+        </w:tc>
+        <w:tc>
+          <w:tcPr>
+            <w:tcW w:w="4666" w:type="dxa"/>
+            <w:tcBorders>
+              <w:top w:val="single" w:sz="4" w:space="0" w:color="auto"/>
+              <w:left w:val="single" w:sz="4" w:space="0" w:color="auto"/>
+              <w:bottom w:val="single" w:sz="4" w:space="0" w:color="auto"/>
+              <w:right w:val="single" w:sz="4" w:space="0" w:color="auto"/>
+            </w:tcBorders>
+            <w:vAlign w:val="center"/>
+          </w:tcPr>
+          <w:p>
+            <w:pPr>
+              <w:spacing w:after="0" w:line="240" w:lineRule="auto"/>
+              <w:rPr>
+                <w:rFonts w:ascii="Times New Roman" w:hAnsi="Times New Roman" w:cs="Times New Roman"/>
+                <w:sz w:val="26"/>
+                <w:szCs w:val="26"/>
+                <w:lang w:val="vi-VN"/>
+              </w:rPr>
+            </w:pPr>
+            <w:r>
+              <w:rPr>
+                <w:rFonts w:ascii="Times New Roman" w:hAnsi="Times New Roman" w:cs="Times New Roman"/>
+                <w:sz w:val="26"/>
+                <w:szCs w:val="26"/>
+                <w:lang w:val="vi-VN"/>
+              </w:rPr>
+              <w:t>2. Hiển thị danh sách dữ liệu</w:t>
+            </w:r>
+          </w:p>
+        </w:tc>
+      </w:tr>
+      <w:tr>
+        <w:trPr>
+          <w:jc w:val="center"/>
+        </w:trPr>
+        <w:tc>
+          <w:tcPr>
+            <w:tcW w:w="4405" w:type="dxa"/>
             <w:tcBorders>
               <w:top w:val="single" w:sz="4" w:space="0" w:color="auto"/>
               <w:left w:val="single" w:sz="4" w:space="0" w:color="auto"/>
@@ -20432,7 +22087,91 @@
         </w:tc>
         <w:tc>
           <w:tcPr>
-            <w:tcW w:w="6803" w:type="dxa"/>
+            <w:tcW w:w="4666" w:type="dxa"/>
+            <w:tcBorders>
+              <w:top w:val="single" w:sz="4" w:space="0" w:color="auto"/>
+              <w:left w:val="single" w:sz="4" w:space="0" w:color="auto"/>
+              <w:bottom w:val="single" w:sz="4" w:space="0" w:color="auto"/>
+              <w:right w:val="single" w:sz="4" w:space="0" w:color="auto"/>
+            </w:tcBorders>
+            <w:vAlign w:val="center"/>
+          </w:tcPr>
+          <w:p>
+            <w:pPr>
+              <w:spacing w:after="0" w:line="240" w:lineRule="auto"/>
+              <w:rPr>
+                <w:rFonts w:ascii="Times New Roman" w:hAnsi="Times New Roman" w:cs="Times New Roman"/>
+                <w:sz w:val="26"/>
+                <w:szCs w:val="26"/>
+              </w:rPr>
+            </w:pPr>
+          </w:p>
+        </w:tc>
+      </w:tr>
+      <w:tr>
+        <w:trPr>
+          <w:jc w:val="center"/>
+        </w:trPr>
+        <w:tc>
+          <w:tcPr>
+            <w:tcW w:w="4405" w:type="dxa"/>
+            <w:tcBorders>
+              <w:top w:val="single" w:sz="4" w:space="0" w:color="auto"/>
+              <w:left w:val="single" w:sz="4" w:space="0" w:color="auto"/>
+              <w:bottom w:val="single" w:sz="4" w:space="0" w:color="auto"/>
+              <w:right w:val="single" w:sz="4" w:space="0" w:color="auto"/>
+            </w:tcBorders>
+            <w:vAlign w:val="center"/>
+          </w:tcPr>
+          <w:p>
+            <w:pPr>
+              <w:spacing w:after="0" w:line="240" w:lineRule="auto"/>
+              <w:rPr>
+                <w:rFonts w:ascii="Times New Roman" w:hAnsi="Times New Roman" w:cs="Times New Roman"/>
+                <w:sz w:val="26"/>
+                <w:szCs w:val="26"/>
+              </w:rPr>
+            </w:pPr>
+          </w:p>
+        </w:tc>
+        <w:tc>
+          <w:tcPr>
+            <w:tcW w:w="4666" w:type="dxa"/>
+            <w:tcBorders>
+              <w:top w:val="single" w:sz="4" w:space="0" w:color="auto"/>
+              <w:left w:val="single" w:sz="4" w:space="0" w:color="auto"/>
+              <w:bottom w:val="single" w:sz="4" w:space="0" w:color="auto"/>
+              <w:right w:val="single" w:sz="4" w:space="0" w:color="auto"/>
+            </w:tcBorders>
+            <w:vAlign w:val="center"/>
+          </w:tcPr>
+          <w:p>
+            <w:pPr>
+              <w:spacing w:after="0" w:line="240" w:lineRule="auto"/>
+              <w:rPr>
+                <w:rFonts w:ascii="Times New Roman" w:hAnsi="Times New Roman" w:cs="Times New Roman"/>
+                <w:sz w:val="26"/>
+                <w:szCs w:val="26"/>
+              </w:rPr>
+            </w:pPr>
+            <w:r>
+              <w:rPr>
+                <w:rFonts w:ascii="Times New Roman" w:hAnsi="Times New Roman" w:cs="Times New Roman"/>
+                <w:sz w:val="26"/>
+                <w:szCs w:val="26"/>
+              </w:rPr>
+              <w:t>4. Hiển thị biểu mẫu nhập thông tin</w:t>
+            </w:r>
+          </w:p>
+        </w:tc>
+      </w:tr>
+      <w:tr>
+        <w:trPr>
+          <w:jc w:val="center"/>
+        </w:trPr>
+        <w:tc>
+          <w:tcPr>
+            <w:tcW w:w="4405" w:type="dxa"/>
             <w:tcBorders>
               <w:top w:val="single" w:sz="4" w:space="0" w:color="auto"/>
               <w:left w:val="single" w:sz="4" w:space="0" w:color="auto"/>
@@ -20457,18 +22196,13 @@
                 <w:sz w:val="26"/>
                 <w:szCs w:val="26"/>
               </w:rPr>
-              <w:t>4. Hiển thị biểu mẫu nhập thông tin</w:t>
-            </w:r>
-          </w:p>
-        </w:tc>
-      </w:tr>
-      <w:tr>
-        <w:trPr>
-          <w:jc w:val="center"/>
-        </w:trPr>
-        <w:tc>
-          <w:tcPr>
-            <w:tcW w:w="2268" w:type="dxa"/>
+              <w:t>5. Nhập thông tin cần thiết</w:t>
+            </w:r>
+          </w:p>
+        </w:tc>
+        <w:tc>
+          <w:tcPr>
+            <w:tcW w:w="4666" w:type="dxa"/>
             <w:tcBorders>
               <w:top w:val="single" w:sz="4" w:space="0" w:color="auto"/>
               <w:left w:val="single" w:sz="4" w:space="0" w:color="auto"/>
@@ -20487,19 +22221,73 @@
                 <w:szCs w:val="26"/>
               </w:rPr>
             </w:pPr>
-            <w:r>
-              <w:rPr>
-                <w:rFonts w:ascii="Times New Roman" w:hAnsi="Times New Roman" w:cs="Times New Roman"/>
-                <w:sz w:val="26"/>
-                <w:szCs w:val="26"/>
-              </w:rPr>
-              <w:t>5. Nhập thông tin cần thiết</w:t>
-            </w:r>
-          </w:p>
-        </w:tc>
-        <w:tc>
-          <w:tcPr>
-            <w:tcW w:w="6803" w:type="dxa"/>
+          </w:p>
+        </w:tc>
+      </w:tr>
+      <w:tr>
+        <w:trPr>
+          <w:jc w:val="center"/>
+        </w:trPr>
+        <w:tc>
+          <w:tcPr>
+            <w:tcW w:w="4405" w:type="dxa"/>
+            <w:tcBorders>
+              <w:top w:val="single" w:sz="4" w:space="0" w:color="auto"/>
+              <w:left w:val="single" w:sz="4" w:space="0" w:color="auto"/>
+              <w:bottom w:val="single" w:sz="4" w:space="0" w:color="auto"/>
+              <w:right w:val="single" w:sz="4" w:space="0" w:color="auto"/>
+            </w:tcBorders>
+            <w:vAlign w:val="center"/>
+          </w:tcPr>
+          <w:p>
+            <w:pPr>
+              <w:spacing w:after="0" w:line="240" w:lineRule="auto"/>
+              <w:rPr>
+                <w:rFonts w:ascii="Times New Roman" w:hAnsi="Times New Roman" w:cs="Times New Roman"/>
+                <w:sz w:val="26"/>
+                <w:szCs w:val="26"/>
+              </w:rPr>
+            </w:pPr>
+          </w:p>
+        </w:tc>
+        <w:tc>
+          <w:tcPr>
+            <w:tcW w:w="4666" w:type="dxa"/>
+            <w:tcBorders>
+              <w:top w:val="single" w:sz="4" w:space="0" w:color="auto"/>
+              <w:left w:val="single" w:sz="4" w:space="0" w:color="auto"/>
+              <w:bottom w:val="single" w:sz="4" w:space="0" w:color="auto"/>
+              <w:right w:val="single" w:sz="4" w:space="0" w:color="auto"/>
+            </w:tcBorders>
+            <w:vAlign w:val="center"/>
+          </w:tcPr>
+          <w:p>
+            <w:pPr>
+              <w:spacing w:after="0" w:line="240" w:lineRule="auto"/>
+              <w:rPr>
+                <w:rFonts w:ascii="Times New Roman" w:hAnsi="Times New Roman" w:cs="Times New Roman"/>
+                <w:sz w:val="26"/>
+                <w:szCs w:val="26"/>
+              </w:rPr>
+            </w:pPr>
+            <w:r>
+              <w:rPr>
+                <w:rFonts w:ascii="Times New Roman" w:hAnsi="Times New Roman" w:cs="Times New Roman"/>
+                <w:sz w:val="26"/>
+                <w:szCs w:val="26"/>
+              </w:rPr>
+              <w:t>6. Kiểm tra tính đầy đủ và hợp lệ của dữ liệu</w:t>
+            </w:r>
+          </w:p>
+        </w:tc>
+      </w:tr>
+      <w:tr>
+        <w:trPr>
+          <w:jc w:val="center"/>
+        </w:trPr>
+        <w:tc>
+          <w:tcPr>
+            <w:tcW w:w="4405" w:type="dxa"/>
             <w:tcBorders>
               <w:top w:val="single" w:sz="4" w:space="0" w:color="auto"/>
               <w:left w:val="single" w:sz="4" w:space="0" w:color="auto"/>
@@ -20524,18 +22312,13 @@
                 <w:sz w:val="26"/>
                 <w:szCs w:val="26"/>
               </w:rPr>
-              <w:t>6. Kiểm tra tính đầy đủ và hợp lệ của dữ liệu</w:t>
-            </w:r>
-          </w:p>
-        </w:tc>
-      </w:tr>
-      <w:tr>
-        <w:trPr>
-          <w:jc w:val="center"/>
-        </w:trPr>
-        <w:tc>
-          <w:tcPr>
-            <w:tcW w:w="2268" w:type="dxa"/>
+              <w:t>7. Chọn “Lưu”</w:t>
+            </w:r>
+          </w:p>
+        </w:tc>
+        <w:tc>
+          <w:tcPr>
+            <w:tcW w:w="4666" w:type="dxa"/>
             <w:tcBorders>
               <w:top w:val="single" w:sz="4" w:space="0" w:color="auto"/>
               <w:left w:val="single" w:sz="4" w:space="0" w:color="auto"/>
@@ -20554,19 +22337,16 @@
                 <w:szCs w:val="26"/>
               </w:rPr>
             </w:pPr>
-            <w:r>
-              <w:rPr>
-                <w:rFonts w:ascii="Times New Roman" w:hAnsi="Times New Roman" w:cs="Times New Roman"/>
-                <w:sz w:val="26"/>
-                <w:szCs w:val="26"/>
-              </w:rPr>
-              <w:t>7. Chọn “Lưu”</w:t>
-            </w:r>
-          </w:p>
-        </w:tc>
-        <w:tc>
-          <w:tcPr>
-            <w:tcW w:w="6803" w:type="dxa"/>
+          </w:p>
+        </w:tc>
+      </w:tr>
+      <w:tr>
+        <w:trPr>
+          <w:jc w:val="center"/>
+        </w:trPr>
+        <w:tc>
+          <w:tcPr>
+            <w:tcW w:w="4405" w:type="dxa"/>
             <w:tcBorders>
               <w:top w:val="single" w:sz="4" w:space="0" w:color="auto"/>
               <w:left w:val="single" w:sz="4" w:space="0" w:color="auto"/>
@@ -20574,7 +22354,28 @@
               <w:right w:val="single" w:sz="4" w:space="0" w:color="auto"/>
             </w:tcBorders>
             <w:vAlign w:val="center"/>
-            <w:hideMark/>
+          </w:tcPr>
+          <w:p>
+            <w:pPr>
+              <w:spacing w:after="0" w:line="240" w:lineRule="auto"/>
+              <w:rPr>
+                <w:rFonts w:ascii="Times New Roman" w:hAnsi="Times New Roman" w:cs="Times New Roman"/>
+                <w:sz w:val="26"/>
+                <w:szCs w:val="26"/>
+              </w:rPr>
+            </w:pPr>
+          </w:p>
+        </w:tc>
+        <w:tc>
+          <w:tcPr>
+            <w:tcW w:w="4666" w:type="dxa"/>
+            <w:tcBorders>
+              <w:top w:val="single" w:sz="4" w:space="0" w:color="auto"/>
+              <w:left w:val="single" w:sz="4" w:space="0" w:color="auto"/>
+              <w:bottom w:val="single" w:sz="4" w:space="0" w:color="auto"/>
+              <w:right w:val="single" w:sz="4" w:space="0" w:color="auto"/>
+            </w:tcBorders>
+            <w:vAlign w:val="center"/>
           </w:tcPr>
           <w:p>
             <w:pPr>
@@ -20610,6 +22411,7 @@
               <w:bottom w:val="single" w:sz="4" w:space="0" w:color="auto"/>
               <w:right w:val="single" w:sz="4" w:space="0" w:color="auto"/>
             </w:tcBorders>
+            <w:shd w:val="clear" w:color="auto" w:fill="D9D9D9" w:themeFill="background1" w:themeFillShade="D9"/>
             <w:vAlign w:val="center"/>
             <w:hideMark/>
           </w:tcPr>
@@ -20704,8 +22506,8 @@
         <w:tblLook w:val="04A0" w:firstRow="1" w:lastRow="0" w:firstColumn="1" w:lastColumn="0" w:noHBand="0" w:noVBand="1"/>
       </w:tblPr>
       <w:tblGrid>
-        <w:gridCol w:w="2268"/>
-        <w:gridCol w:w="6803"/>
+        <w:gridCol w:w="4405"/>
+        <w:gridCol w:w="4666"/>
       </w:tblGrid>
       <w:tr>
         <w:trPr>
@@ -20713,7 +22515,7 @@
         </w:trPr>
         <w:tc>
           <w:tcPr>
-            <w:tcW w:w="2268" w:type="dxa"/>
+            <w:tcW w:w="4405" w:type="dxa"/>
             <w:tcBorders>
               <w:top w:val="single" w:sz="4" w:space="0" w:color="auto"/>
               <w:left w:val="single" w:sz="4" w:space="0" w:color="auto"/>
@@ -20746,7 +22548,7 @@
         </w:tc>
         <w:tc>
           <w:tcPr>
-            <w:tcW w:w="6803" w:type="dxa"/>
+            <w:tcW w:w="4666" w:type="dxa"/>
             <w:tcBorders>
               <w:top w:val="single" w:sz="4" w:space="0" w:color="auto"/>
               <w:left w:val="single" w:sz="4" w:space="0" w:color="auto"/>
@@ -20782,7 +22584,7 @@
         </w:trPr>
         <w:tc>
           <w:tcPr>
-            <w:tcW w:w="2268" w:type="dxa"/>
+            <w:tcW w:w="4405" w:type="dxa"/>
             <w:tcBorders>
               <w:top w:val="single" w:sz="4" w:space="0" w:color="auto"/>
               <w:left w:val="single" w:sz="4" w:space="0" w:color="auto"/>
@@ -20814,7 +22616,7 @@
         </w:tc>
         <w:tc>
           <w:tcPr>
-            <w:tcW w:w="6803" w:type="dxa"/>
+            <w:tcW w:w="4666" w:type="dxa"/>
             <w:tcBorders>
               <w:top w:val="single" w:sz="4" w:space="0" w:color="auto"/>
               <w:left w:val="single" w:sz="4" w:space="0" w:color="auto"/>
@@ -20850,7 +22652,7 @@
         </w:trPr>
         <w:tc>
           <w:tcPr>
-            <w:tcW w:w="2268" w:type="dxa"/>
+            <w:tcW w:w="4405" w:type="dxa"/>
             <w:tcBorders>
               <w:top w:val="single" w:sz="4" w:space="0" w:color="auto"/>
               <w:left w:val="single" w:sz="4" w:space="0" w:color="auto"/>
@@ -20882,7 +22684,7 @@
         </w:tc>
         <w:tc>
           <w:tcPr>
-            <w:tcW w:w="6803" w:type="dxa"/>
+            <w:tcW w:w="4666" w:type="dxa"/>
             <w:tcBorders>
               <w:top w:val="single" w:sz="4" w:space="0" w:color="auto"/>
               <w:left w:val="single" w:sz="4" w:space="0" w:color="auto"/>
@@ -20918,7 +22720,7 @@
         </w:trPr>
         <w:tc>
           <w:tcPr>
-            <w:tcW w:w="2268" w:type="dxa"/>
+            <w:tcW w:w="4405" w:type="dxa"/>
             <w:tcBorders>
               <w:top w:val="single" w:sz="4" w:space="0" w:color="auto"/>
               <w:left w:val="single" w:sz="4" w:space="0" w:color="auto"/>
@@ -20950,7 +22752,7 @@
         </w:tc>
         <w:tc>
           <w:tcPr>
-            <w:tcW w:w="6803" w:type="dxa"/>
+            <w:tcW w:w="4666" w:type="dxa"/>
             <w:tcBorders>
               <w:top w:val="single" w:sz="4" w:space="0" w:color="auto"/>
               <w:left w:val="single" w:sz="4" w:space="0" w:color="auto"/>
@@ -20986,7 +22788,7 @@
         </w:trPr>
         <w:tc>
           <w:tcPr>
-            <w:tcW w:w="2268" w:type="dxa"/>
+            <w:tcW w:w="4405" w:type="dxa"/>
             <w:tcBorders>
               <w:top w:val="single" w:sz="4" w:space="0" w:color="auto"/>
               <w:left w:val="single" w:sz="4" w:space="0" w:color="auto"/>
@@ -21018,7 +22820,7 @@
         </w:tc>
         <w:tc>
           <w:tcPr>
-            <w:tcW w:w="6803" w:type="dxa"/>
+            <w:tcW w:w="4666" w:type="dxa"/>
             <w:tcBorders>
               <w:top w:val="single" w:sz="4" w:space="0" w:color="auto"/>
               <w:left w:val="single" w:sz="4" w:space="0" w:color="auto"/>
@@ -21054,7 +22856,7 @@
         </w:trPr>
         <w:tc>
           <w:tcPr>
-            <w:tcW w:w="2268" w:type="dxa"/>
+            <w:tcW w:w="4405" w:type="dxa"/>
             <w:tcBorders>
               <w:top w:val="single" w:sz="4" w:space="0" w:color="auto"/>
               <w:left w:val="single" w:sz="4" w:space="0" w:color="auto"/>
@@ -21086,7 +22888,7 @@
         </w:tc>
         <w:tc>
           <w:tcPr>
-            <w:tcW w:w="6803" w:type="dxa"/>
+            <w:tcW w:w="4666" w:type="dxa"/>
             <w:tcBorders>
               <w:top w:val="single" w:sz="4" w:space="0" w:color="auto"/>
               <w:left w:val="single" w:sz="4" w:space="0" w:color="auto"/>
@@ -21122,7 +22924,7 @@
         </w:trPr>
         <w:tc>
           <w:tcPr>
-            <w:tcW w:w="2268" w:type="dxa"/>
+            <w:tcW w:w="4405" w:type="dxa"/>
             <w:tcBorders>
               <w:top w:val="single" w:sz="4" w:space="0" w:color="auto"/>
               <w:left w:val="single" w:sz="4" w:space="0" w:color="auto"/>
@@ -21154,7 +22956,7 @@
         </w:tc>
         <w:tc>
           <w:tcPr>
-            <w:tcW w:w="6803" w:type="dxa"/>
+            <w:tcW w:w="4666" w:type="dxa"/>
             <w:tcBorders>
               <w:top w:val="single" w:sz="4" w:space="0" w:color="auto"/>
               <w:left w:val="single" w:sz="4" w:space="0" w:color="auto"/>
@@ -21189,6 +22991,7 @@
               <w:bottom w:val="single" w:sz="4" w:space="0" w:color="auto"/>
               <w:right w:val="single" w:sz="4" w:space="0" w:color="auto"/>
             </w:tcBorders>
+            <w:shd w:val="clear" w:color="auto" w:fill="D9D9D9" w:themeFill="background1" w:themeFillShade="D9"/>
             <w:vAlign w:val="center"/>
             <w:hideMark/>
           </w:tcPr>
@@ -21219,7 +23022,7 @@
         </w:trPr>
         <w:tc>
           <w:tcPr>
-            <w:tcW w:w="2268" w:type="dxa"/>
+            <w:tcW w:w="4405" w:type="dxa"/>
             <w:tcBorders>
               <w:top w:val="single" w:sz="4" w:space="0" w:color="auto"/>
               <w:left w:val="single" w:sz="4" w:space="0" w:color="auto"/>
@@ -21232,15 +23035,20 @@
           <w:p>
             <w:pPr>
               <w:spacing w:after="0" w:line="240" w:lineRule="auto"/>
-              <w:rPr>
-                <w:rFonts w:ascii="Times New Roman" w:hAnsi="Times New Roman" w:cs="Times New Roman"/>
-                <w:sz w:val="26"/>
-                <w:szCs w:val="26"/>
-              </w:rPr>
-            </w:pPr>
-            <w:r>
-              <w:rPr>
-                <w:rFonts w:ascii="Times New Roman" w:hAnsi="Times New Roman" w:cs="Times New Roman"/>
+              <w:jc w:val="center"/>
+              <w:rPr>
+                <w:rFonts w:ascii="Times New Roman" w:hAnsi="Times New Roman" w:cs="Times New Roman"/>
+                <w:b/>
+                <w:bCs/>
+                <w:sz w:val="26"/>
+                <w:szCs w:val="26"/>
+              </w:rPr>
+            </w:pPr>
+            <w:r>
+              <w:rPr>
+                <w:rFonts w:ascii="Times New Roman" w:hAnsi="Times New Roman" w:cs="Times New Roman"/>
+                <w:b/>
+                <w:bCs/>
                 <w:sz w:val="26"/>
                 <w:szCs w:val="26"/>
               </w:rPr>
@@ -21250,7 +23058,7 @@
         </w:tc>
         <w:tc>
           <w:tcPr>
-            <w:tcW w:w="6803" w:type="dxa"/>
+            <w:tcW w:w="4666" w:type="dxa"/>
             <w:tcBorders>
               <w:top w:val="single" w:sz="4" w:space="0" w:color="auto"/>
               <w:left w:val="single" w:sz="4" w:space="0" w:color="auto"/>
@@ -21263,15 +23071,20 @@
           <w:p>
             <w:pPr>
               <w:spacing w:after="0" w:line="240" w:lineRule="auto"/>
-              <w:rPr>
-                <w:rFonts w:ascii="Times New Roman" w:hAnsi="Times New Roman" w:cs="Times New Roman"/>
-                <w:sz w:val="26"/>
-                <w:szCs w:val="26"/>
-              </w:rPr>
-            </w:pPr>
-            <w:r>
-              <w:rPr>
-                <w:rFonts w:ascii="Times New Roman" w:hAnsi="Times New Roman" w:cs="Times New Roman"/>
+              <w:jc w:val="center"/>
+              <w:rPr>
+                <w:rFonts w:ascii="Times New Roman" w:hAnsi="Times New Roman" w:cs="Times New Roman"/>
+                <w:b/>
+                <w:bCs/>
+                <w:sz w:val="26"/>
+                <w:szCs w:val="26"/>
+              </w:rPr>
+            </w:pPr>
+            <w:r>
+              <w:rPr>
+                <w:rFonts w:ascii="Times New Roman" w:hAnsi="Times New Roman" w:cs="Times New Roman"/>
+                <w:b/>
+                <w:bCs/>
                 <w:sz w:val="26"/>
                 <w:szCs w:val="26"/>
               </w:rPr>
@@ -21286,7 +23099,7 @@
         </w:trPr>
         <w:tc>
           <w:tcPr>
-            <w:tcW w:w="2268" w:type="dxa"/>
+            <w:tcW w:w="4405" w:type="dxa"/>
             <w:tcBorders>
               <w:top w:val="single" w:sz="4" w:space="0" w:color="auto"/>
               <w:left w:val="single" w:sz="4" w:space="0" w:color="auto"/>
@@ -21319,7 +23132,7 @@
         </w:tc>
         <w:tc>
           <w:tcPr>
-            <w:tcW w:w="6803" w:type="dxa"/>
+            <w:tcW w:w="4666" w:type="dxa"/>
             <w:tcBorders>
               <w:top w:val="single" w:sz="4" w:space="0" w:color="auto"/>
               <w:left w:val="single" w:sz="4" w:space="0" w:color="auto"/>
@@ -21339,15 +23152,6 @@
                 <w:lang w:val="vi-VN"/>
               </w:rPr>
             </w:pPr>
-            <w:r>
-              <w:rPr>
-                <w:rFonts w:ascii="Times New Roman" w:hAnsi="Times New Roman" w:cs="Times New Roman"/>
-                <w:sz w:val="26"/>
-                <w:szCs w:val="26"/>
-                <w:lang w:val="vi-VN"/>
-              </w:rPr>
-              <w:t>2. Hiển thị danh sách dữ liệu</w:t>
-            </w:r>
           </w:p>
         </w:tc>
       </w:tr>
@@ -21357,7 +23161,67 @@
         </w:trPr>
         <w:tc>
           <w:tcPr>
-            <w:tcW w:w="2268" w:type="dxa"/>
+            <w:tcW w:w="4405" w:type="dxa"/>
+            <w:tcBorders>
+              <w:top w:val="single" w:sz="4" w:space="0" w:color="auto"/>
+              <w:left w:val="single" w:sz="4" w:space="0" w:color="auto"/>
+              <w:bottom w:val="single" w:sz="4" w:space="0" w:color="auto"/>
+              <w:right w:val="single" w:sz="4" w:space="0" w:color="auto"/>
+            </w:tcBorders>
+            <w:vAlign w:val="center"/>
+          </w:tcPr>
+          <w:p>
+            <w:pPr>
+              <w:spacing w:after="0" w:line="240" w:lineRule="auto"/>
+              <w:rPr>
+                <w:rFonts w:ascii="Times New Roman" w:hAnsi="Times New Roman" w:cs="Times New Roman"/>
+                <w:sz w:val="26"/>
+                <w:szCs w:val="26"/>
+                <w:lang w:val="vi-VN"/>
+              </w:rPr>
+            </w:pPr>
+          </w:p>
+        </w:tc>
+        <w:tc>
+          <w:tcPr>
+            <w:tcW w:w="4666" w:type="dxa"/>
+            <w:tcBorders>
+              <w:top w:val="single" w:sz="4" w:space="0" w:color="auto"/>
+              <w:left w:val="single" w:sz="4" w:space="0" w:color="auto"/>
+              <w:bottom w:val="single" w:sz="4" w:space="0" w:color="auto"/>
+              <w:right w:val="single" w:sz="4" w:space="0" w:color="auto"/>
+            </w:tcBorders>
+            <w:vAlign w:val="center"/>
+          </w:tcPr>
+          <w:p>
+            <w:pPr>
+              <w:spacing w:after="0" w:line="240" w:lineRule="auto"/>
+              <w:rPr>
+                <w:rFonts w:ascii="Times New Roman" w:hAnsi="Times New Roman" w:cs="Times New Roman"/>
+                <w:sz w:val="26"/>
+                <w:szCs w:val="26"/>
+                <w:lang w:val="vi-VN"/>
+              </w:rPr>
+            </w:pPr>
+            <w:r>
+              <w:rPr>
+                <w:rFonts w:ascii="Times New Roman" w:hAnsi="Times New Roman" w:cs="Times New Roman"/>
+                <w:sz w:val="26"/>
+                <w:szCs w:val="26"/>
+                <w:lang w:val="vi-VN"/>
+              </w:rPr>
+              <w:t>2. Hiển thị danh sách dữ liệu</w:t>
+            </w:r>
+          </w:p>
+        </w:tc>
+      </w:tr>
+      <w:tr>
+        <w:trPr>
+          <w:jc w:val="center"/>
+        </w:trPr>
+        <w:tc>
+          <w:tcPr>
+            <w:tcW w:w="4405" w:type="dxa"/>
             <w:tcBorders>
               <w:top w:val="single" w:sz="4" w:space="0" w:color="auto"/>
               <w:left w:val="single" w:sz="4" w:space="0" w:color="auto"/>
@@ -21390,7 +23254,7 @@
         </w:tc>
         <w:tc>
           <w:tcPr>
-            <w:tcW w:w="6803" w:type="dxa"/>
+            <w:tcW w:w="4666" w:type="dxa"/>
             <w:tcBorders>
               <w:top w:val="single" w:sz="4" w:space="0" w:color="auto"/>
               <w:left w:val="single" w:sz="4" w:space="0" w:color="auto"/>
@@ -21409,14 +23273,6 @@
                 <w:szCs w:val="26"/>
               </w:rPr>
             </w:pPr>
-            <w:r>
-              <w:rPr>
-                <w:rFonts w:ascii="Times New Roman" w:hAnsi="Times New Roman" w:cs="Times New Roman"/>
-                <w:sz w:val="26"/>
-                <w:szCs w:val="26"/>
-              </w:rPr>
-              <w:t>4. Hiển thị thông tin chi tiết</w:t>
-            </w:r>
           </w:p>
         </w:tc>
       </w:tr>
@@ -21426,7 +23282,65 @@
         </w:trPr>
         <w:tc>
           <w:tcPr>
-            <w:tcW w:w="2268" w:type="dxa"/>
+            <w:tcW w:w="4405" w:type="dxa"/>
+            <w:tcBorders>
+              <w:top w:val="single" w:sz="4" w:space="0" w:color="auto"/>
+              <w:left w:val="single" w:sz="4" w:space="0" w:color="auto"/>
+              <w:bottom w:val="single" w:sz="4" w:space="0" w:color="auto"/>
+              <w:right w:val="single" w:sz="4" w:space="0" w:color="auto"/>
+            </w:tcBorders>
+            <w:vAlign w:val="center"/>
+          </w:tcPr>
+          <w:p>
+            <w:pPr>
+              <w:spacing w:after="0" w:line="240" w:lineRule="auto"/>
+              <w:rPr>
+                <w:rFonts w:ascii="Times New Roman" w:hAnsi="Times New Roman" w:cs="Times New Roman"/>
+                <w:sz w:val="26"/>
+                <w:szCs w:val="26"/>
+                <w:lang w:val="vi-VN"/>
+              </w:rPr>
+            </w:pPr>
+          </w:p>
+        </w:tc>
+        <w:tc>
+          <w:tcPr>
+            <w:tcW w:w="4666" w:type="dxa"/>
+            <w:tcBorders>
+              <w:top w:val="single" w:sz="4" w:space="0" w:color="auto"/>
+              <w:left w:val="single" w:sz="4" w:space="0" w:color="auto"/>
+              <w:bottom w:val="single" w:sz="4" w:space="0" w:color="auto"/>
+              <w:right w:val="single" w:sz="4" w:space="0" w:color="auto"/>
+            </w:tcBorders>
+            <w:vAlign w:val="center"/>
+          </w:tcPr>
+          <w:p>
+            <w:pPr>
+              <w:spacing w:after="0" w:line="240" w:lineRule="auto"/>
+              <w:rPr>
+                <w:rFonts w:ascii="Times New Roman" w:hAnsi="Times New Roman" w:cs="Times New Roman"/>
+                <w:sz w:val="26"/>
+                <w:szCs w:val="26"/>
+              </w:rPr>
+            </w:pPr>
+            <w:r>
+              <w:rPr>
+                <w:rFonts w:ascii="Times New Roman" w:hAnsi="Times New Roman" w:cs="Times New Roman"/>
+                <w:sz w:val="26"/>
+                <w:szCs w:val="26"/>
+              </w:rPr>
+              <w:t>4. Hiển thị thông tin chi tiết</w:t>
+            </w:r>
+          </w:p>
+        </w:tc>
+      </w:tr>
+      <w:tr>
+        <w:trPr>
+          <w:jc w:val="center"/>
+        </w:trPr>
+        <w:tc>
+          <w:tcPr>
+            <w:tcW w:w="4405" w:type="dxa"/>
             <w:tcBorders>
               <w:top w:val="single" w:sz="4" w:space="0" w:color="auto"/>
               <w:left w:val="single" w:sz="4" w:space="0" w:color="auto"/>
@@ -21457,7 +23371,7 @@
         </w:tc>
         <w:tc>
           <w:tcPr>
-            <w:tcW w:w="6803" w:type="dxa"/>
+            <w:tcW w:w="4666" w:type="dxa"/>
             <w:tcBorders>
               <w:top w:val="single" w:sz="4" w:space="0" w:color="auto"/>
               <w:left w:val="single" w:sz="4" w:space="0" w:color="auto"/>
@@ -21465,7 +23379,55 @@
               <w:right w:val="single" w:sz="4" w:space="0" w:color="auto"/>
             </w:tcBorders>
             <w:vAlign w:val="center"/>
-            <w:hideMark/>
+          </w:tcPr>
+          <w:p>
+            <w:pPr>
+              <w:spacing w:after="0" w:line="240" w:lineRule="auto"/>
+              <w:rPr>
+                <w:rFonts w:ascii="Times New Roman" w:hAnsi="Times New Roman" w:cs="Times New Roman"/>
+                <w:sz w:val="26"/>
+                <w:szCs w:val="26"/>
+              </w:rPr>
+            </w:pPr>
+          </w:p>
+        </w:tc>
+      </w:tr>
+      <w:tr>
+        <w:trPr>
+          <w:jc w:val="center"/>
+        </w:trPr>
+        <w:tc>
+          <w:tcPr>
+            <w:tcW w:w="4405" w:type="dxa"/>
+            <w:tcBorders>
+              <w:top w:val="single" w:sz="4" w:space="0" w:color="auto"/>
+              <w:left w:val="single" w:sz="4" w:space="0" w:color="auto"/>
+              <w:bottom w:val="single" w:sz="4" w:space="0" w:color="auto"/>
+              <w:right w:val="single" w:sz="4" w:space="0" w:color="auto"/>
+            </w:tcBorders>
+            <w:vAlign w:val="center"/>
+          </w:tcPr>
+          <w:p>
+            <w:pPr>
+              <w:spacing w:after="0" w:line="240" w:lineRule="auto"/>
+              <w:rPr>
+                <w:rFonts w:ascii="Times New Roman" w:hAnsi="Times New Roman" w:cs="Times New Roman"/>
+                <w:sz w:val="26"/>
+                <w:szCs w:val="26"/>
+              </w:rPr>
+            </w:pPr>
+          </w:p>
+        </w:tc>
+        <w:tc>
+          <w:tcPr>
+            <w:tcW w:w="4666" w:type="dxa"/>
+            <w:tcBorders>
+              <w:top w:val="single" w:sz="4" w:space="0" w:color="auto"/>
+              <w:left w:val="single" w:sz="4" w:space="0" w:color="auto"/>
+              <w:bottom w:val="single" w:sz="4" w:space="0" w:color="auto"/>
+              <w:right w:val="single" w:sz="4" w:space="0" w:color="auto"/>
+            </w:tcBorders>
+            <w:vAlign w:val="center"/>
           </w:tcPr>
           <w:p>
             <w:pPr>
@@ -21501,6 +23463,7 @@
               <w:bottom w:val="single" w:sz="4" w:space="0" w:color="auto"/>
               <w:right w:val="single" w:sz="4" w:space="0" w:color="auto"/>
             </w:tcBorders>
+            <w:shd w:val="clear" w:color="auto" w:fill="D9D9D9" w:themeFill="background1" w:themeFillShade="D9"/>
             <w:vAlign w:val="center"/>
             <w:hideMark/>
           </w:tcPr>
@@ -21595,8 +23558,8 @@
         <w:tblLook w:val="04A0" w:firstRow="1" w:lastRow="0" w:firstColumn="1" w:lastColumn="0" w:noHBand="0" w:noVBand="1"/>
       </w:tblPr>
       <w:tblGrid>
-        <w:gridCol w:w="2268"/>
-        <w:gridCol w:w="6803"/>
+        <w:gridCol w:w="4405"/>
+        <w:gridCol w:w="4666"/>
       </w:tblGrid>
       <w:tr>
         <w:trPr>
@@ -21604,7 +23567,7 @@
         </w:trPr>
         <w:tc>
           <w:tcPr>
-            <w:tcW w:w="2268" w:type="dxa"/>
+            <w:tcW w:w="4405" w:type="dxa"/>
             <w:tcBorders>
               <w:top w:val="single" w:sz="4" w:space="0" w:color="auto"/>
               <w:left w:val="single" w:sz="4" w:space="0" w:color="auto"/>
@@ -21637,7 +23600,7 @@
         </w:tc>
         <w:tc>
           <w:tcPr>
-            <w:tcW w:w="6803" w:type="dxa"/>
+            <w:tcW w:w="4666" w:type="dxa"/>
             <w:tcBorders>
               <w:top w:val="single" w:sz="4" w:space="0" w:color="auto"/>
               <w:left w:val="single" w:sz="4" w:space="0" w:color="auto"/>
@@ -21673,7 +23636,7 @@
         </w:trPr>
         <w:tc>
           <w:tcPr>
-            <w:tcW w:w="2268" w:type="dxa"/>
+            <w:tcW w:w="4405" w:type="dxa"/>
             <w:tcBorders>
               <w:top w:val="single" w:sz="4" w:space="0" w:color="auto"/>
               <w:left w:val="single" w:sz="4" w:space="0" w:color="auto"/>
@@ -21705,7 +23668,7 @@
         </w:tc>
         <w:tc>
           <w:tcPr>
-            <w:tcW w:w="6803" w:type="dxa"/>
+            <w:tcW w:w="4666" w:type="dxa"/>
             <w:tcBorders>
               <w:top w:val="single" w:sz="4" w:space="0" w:color="auto"/>
               <w:left w:val="single" w:sz="4" w:space="0" w:color="auto"/>
@@ -21741,7 +23704,7 @@
         </w:trPr>
         <w:tc>
           <w:tcPr>
-            <w:tcW w:w="2268" w:type="dxa"/>
+            <w:tcW w:w="4405" w:type="dxa"/>
             <w:tcBorders>
               <w:top w:val="single" w:sz="4" w:space="0" w:color="auto"/>
               <w:left w:val="single" w:sz="4" w:space="0" w:color="auto"/>
@@ -21773,7 +23736,7 @@
         </w:tc>
         <w:tc>
           <w:tcPr>
-            <w:tcW w:w="6803" w:type="dxa"/>
+            <w:tcW w:w="4666" w:type="dxa"/>
             <w:tcBorders>
               <w:top w:val="single" w:sz="4" w:space="0" w:color="auto"/>
               <w:left w:val="single" w:sz="4" w:space="0" w:color="auto"/>
@@ -21809,7 +23772,7 @@
         </w:trPr>
         <w:tc>
           <w:tcPr>
-            <w:tcW w:w="2268" w:type="dxa"/>
+            <w:tcW w:w="4405" w:type="dxa"/>
             <w:tcBorders>
               <w:top w:val="single" w:sz="4" w:space="0" w:color="auto"/>
               <w:left w:val="single" w:sz="4" w:space="0" w:color="auto"/>
@@ -21841,7 +23804,7 @@
         </w:tc>
         <w:tc>
           <w:tcPr>
-            <w:tcW w:w="6803" w:type="dxa"/>
+            <w:tcW w:w="4666" w:type="dxa"/>
             <w:tcBorders>
               <w:top w:val="single" w:sz="4" w:space="0" w:color="auto"/>
               <w:left w:val="single" w:sz="4" w:space="0" w:color="auto"/>
@@ -21877,7 +23840,7 @@
         </w:trPr>
         <w:tc>
           <w:tcPr>
-            <w:tcW w:w="2268" w:type="dxa"/>
+            <w:tcW w:w="4405" w:type="dxa"/>
             <w:tcBorders>
               <w:top w:val="single" w:sz="4" w:space="0" w:color="auto"/>
               <w:left w:val="single" w:sz="4" w:space="0" w:color="auto"/>
@@ -21909,7 +23872,7 @@
         </w:tc>
         <w:tc>
           <w:tcPr>
-            <w:tcW w:w="6803" w:type="dxa"/>
+            <w:tcW w:w="4666" w:type="dxa"/>
             <w:tcBorders>
               <w:top w:val="single" w:sz="4" w:space="0" w:color="auto"/>
               <w:left w:val="single" w:sz="4" w:space="0" w:color="auto"/>
@@ -21945,7 +23908,7 @@
         </w:trPr>
         <w:tc>
           <w:tcPr>
-            <w:tcW w:w="2268" w:type="dxa"/>
+            <w:tcW w:w="4405" w:type="dxa"/>
             <w:tcBorders>
               <w:top w:val="single" w:sz="4" w:space="0" w:color="auto"/>
               <w:left w:val="single" w:sz="4" w:space="0" w:color="auto"/>
@@ -21977,7 +23940,7 @@
         </w:tc>
         <w:tc>
           <w:tcPr>
-            <w:tcW w:w="6803" w:type="dxa"/>
+            <w:tcW w:w="4666" w:type="dxa"/>
             <w:tcBorders>
               <w:top w:val="single" w:sz="4" w:space="0" w:color="auto"/>
               <w:left w:val="single" w:sz="4" w:space="0" w:color="auto"/>
@@ -22013,7 +23976,7 @@
         </w:trPr>
         <w:tc>
           <w:tcPr>
-            <w:tcW w:w="2268" w:type="dxa"/>
+            <w:tcW w:w="4405" w:type="dxa"/>
             <w:tcBorders>
               <w:top w:val="single" w:sz="4" w:space="0" w:color="auto"/>
               <w:left w:val="single" w:sz="4" w:space="0" w:color="auto"/>
@@ -22045,7 +24008,7 @@
         </w:tc>
         <w:tc>
           <w:tcPr>
-            <w:tcW w:w="6803" w:type="dxa"/>
+            <w:tcW w:w="4666" w:type="dxa"/>
             <w:tcBorders>
               <w:top w:val="single" w:sz="4" w:space="0" w:color="auto"/>
               <w:left w:val="single" w:sz="4" w:space="0" w:color="auto"/>
@@ -22080,6 +24043,7 @@
               <w:bottom w:val="single" w:sz="4" w:space="0" w:color="auto"/>
               <w:right w:val="single" w:sz="4" w:space="0" w:color="auto"/>
             </w:tcBorders>
+            <w:shd w:val="clear" w:color="auto" w:fill="D9D9D9" w:themeFill="background1" w:themeFillShade="D9"/>
             <w:vAlign w:val="center"/>
             <w:hideMark/>
           </w:tcPr>
@@ -22110,7 +24074,7 @@
         </w:trPr>
         <w:tc>
           <w:tcPr>
-            <w:tcW w:w="2268" w:type="dxa"/>
+            <w:tcW w:w="4405" w:type="dxa"/>
             <w:tcBorders>
               <w:top w:val="single" w:sz="4" w:space="0" w:color="auto"/>
               <w:left w:val="single" w:sz="4" w:space="0" w:color="auto"/>
@@ -22123,15 +24087,20 @@
           <w:p>
             <w:pPr>
               <w:spacing w:after="0" w:line="240" w:lineRule="auto"/>
-              <w:rPr>
-                <w:rFonts w:ascii="Times New Roman" w:hAnsi="Times New Roman" w:cs="Times New Roman"/>
-                <w:sz w:val="26"/>
-                <w:szCs w:val="26"/>
-              </w:rPr>
-            </w:pPr>
-            <w:r>
-              <w:rPr>
-                <w:rFonts w:ascii="Times New Roman" w:hAnsi="Times New Roman" w:cs="Times New Roman"/>
+              <w:jc w:val="center"/>
+              <w:rPr>
+                <w:rFonts w:ascii="Times New Roman" w:hAnsi="Times New Roman" w:cs="Times New Roman"/>
+                <w:b/>
+                <w:bCs/>
+                <w:sz w:val="26"/>
+                <w:szCs w:val="26"/>
+              </w:rPr>
+            </w:pPr>
+            <w:r>
+              <w:rPr>
+                <w:rFonts w:ascii="Times New Roman" w:hAnsi="Times New Roman" w:cs="Times New Roman"/>
+                <w:b/>
+                <w:bCs/>
                 <w:sz w:val="26"/>
                 <w:szCs w:val="26"/>
               </w:rPr>
@@ -22141,7 +24110,7 @@
         </w:tc>
         <w:tc>
           <w:tcPr>
-            <w:tcW w:w="6803" w:type="dxa"/>
+            <w:tcW w:w="4666" w:type="dxa"/>
             <w:tcBorders>
               <w:top w:val="single" w:sz="4" w:space="0" w:color="auto"/>
               <w:left w:val="single" w:sz="4" w:space="0" w:color="auto"/>
@@ -22154,15 +24123,20 @@
           <w:p>
             <w:pPr>
               <w:spacing w:after="0" w:line="240" w:lineRule="auto"/>
-              <w:rPr>
-                <w:rFonts w:ascii="Times New Roman" w:hAnsi="Times New Roman" w:cs="Times New Roman"/>
-                <w:sz w:val="26"/>
-                <w:szCs w:val="26"/>
-              </w:rPr>
-            </w:pPr>
-            <w:r>
-              <w:rPr>
-                <w:rFonts w:ascii="Times New Roman" w:hAnsi="Times New Roman" w:cs="Times New Roman"/>
+              <w:jc w:val="center"/>
+              <w:rPr>
+                <w:rFonts w:ascii="Times New Roman" w:hAnsi="Times New Roman" w:cs="Times New Roman"/>
+                <w:b/>
+                <w:bCs/>
+                <w:sz w:val="26"/>
+                <w:szCs w:val="26"/>
+              </w:rPr>
+            </w:pPr>
+            <w:r>
+              <w:rPr>
+                <w:rFonts w:ascii="Times New Roman" w:hAnsi="Times New Roman" w:cs="Times New Roman"/>
+                <w:b/>
+                <w:bCs/>
                 <w:sz w:val="26"/>
                 <w:szCs w:val="26"/>
               </w:rPr>
@@ -22177,7 +24151,7 @@
         </w:trPr>
         <w:tc>
           <w:tcPr>
-            <w:tcW w:w="2268" w:type="dxa"/>
+            <w:tcW w:w="4405" w:type="dxa"/>
             <w:tcBorders>
               <w:top w:val="single" w:sz="4" w:space="0" w:color="auto"/>
               <w:left w:val="single" w:sz="4" w:space="0" w:color="auto"/>
@@ -22210,7 +24184,95 @@
         </w:tc>
         <w:tc>
           <w:tcPr>
-            <w:tcW w:w="6803" w:type="dxa"/>
+            <w:tcW w:w="4666" w:type="dxa"/>
+            <w:tcBorders>
+              <w:top w:val="single" w:sz="4" w:space="0" w:color="auto"/>
+              <w:left w:val="single" w:sz="4" w:space="0" w:color="auto"/>
+              <w:bottom w:val="single" w:sz="4" w:space="0" w:color="auto"/>
+              <w:right w:val="single" w:sz="4" w:space="0" w:color="auto"/>
+            </w:tcBorders>
+            <w:vAlign w:val="center"/>
+          </w:tcPr>
+          <w:p>
+            <w:pPr>
+              <w:spacing w:after="0" w:line="240" w:lineRule="auto"/>
+              <w:rPr>
+                <w:rFonts w:ascii="Times New Roman" w:hAnsi="Times New Roman" w:cs="Times New Roman"/>
+                <w:sz w:val="26"/>
+                <w:szCs w:val="26"/>
+                <w:lang w:val="vi-VN"/>
+              </w:rPr>
+            </w:pPr>
+          </w:p>
+        </w:tc>
+      </w:tr>
+      <w:tr>
+        <w:trPr>
+          <w:jc w:val="center"/>
+        </w:trPr>
+        <w:tc>
+          <w:tcPr>
+            <w:tcW w:w="4405" w:type="dxa"/>
+            <w:tcBorders>
+              <w:top w:val="single" w:sz="4" w:space="0" w:color="auto"/>
+              <w:left w:val="single" w:sz="4" w:space="0" w:color="auto"/>
+              <w:bottom w:val="single" w:sz="4" w:space="0" w:color="auto"/>
+              <w:right w:val="single" w:sz="4" w:space="0" w:color="auto"/>
+            </w:tcBorders>
+            <w:vAlign w:val="center"/>
+          </w:tcPr>
+          <w:p>
+            <w:pPr>
+              <w:spacing w:after="0" w:line="240" w:lineRule="auto"/>
+              <w:rPr>
+                <w:rFonts w:ascii="Times New Roman" w:hAnsi="Times New Roman" w:cs="Times New Roman"/>
+                <w:sz w:val="26"/>
+                <w:szCs w:val="26"/>
+                <w:lang w:val="vi-VN"/>
+              </w:rPr>
+            </w:pPr>
+          </w:p>
+        </w:tc>
+        <w:tc>
+          <w:tcPr>
+            <w:tcW w:w="4666" w:type="dxa"/>
+            <w:tcBorders>
+              <w:top w:val="single" w:sz="4" w:space="0" w:color="auto"/>
+              <w:left w:val="single" w:sz="4" w:space="0" w:color="auto"/>
+              <w:bottom w:val="single" w:sz="4" w:space="0" w:color="auto"/>
+              <w:right w:val="single" w:sz="4" w:space="0" w:color="auto"/>
+            </w:tcBorders>
+            <w:vAlign w:val="center"/>
+          </w:tcPr>
+          <w:p>
+            <w:pPr>
+              <w:spacing w:after="0" w:line="240" w:lineRule="auto"/>
+              <w:rPr>
+                <w:rFonts w:ascii="Times New Roman" w:hAnsi="Times New Roman" w:cs="Times New Roman"/>
+                <w:sz w:val="26"/>
+                <w:szCs w:val="26"/>
+                <w:lang w:val="vi-VN"/>
+              </w:rPr>
+            </w:pPr>
+            <w:r>
+              <w:rPr>
+                <w:rFonts w:ascii="Times New Roman" w:hAnsi="Times New Roman" w:cs="Times New Roman"/>
+                <w:sz w:val="26"/>
+                <w:szCs w:val="26"/>
+                <w:lang w:val="vi-VN"/>
+              </w:rPr>
+              <w:t>2. Hiển thị danh sách dữ liệu</w:t>
+            </w:r>
+          </w:p>
+        </w:tc>
+      </w:tr>
+      <w:tr>
+        <w:trPr>
+          <w:jc w:val="center"/>
+        </w:trPr>
+        <w:tc>
+          <w:tcPr>
+            <w:tcW w:w="4405" w:type="dxa"/>
             <w:tcBorders>
               <w:top w:val="single" w:sz="4" w:space="0" w:color="auto"/>
               <w:left w:val="single" w:sz="4" w:space="0" w:color="auto"/>
@@ -22237,8 +24299,30 @@
                 <w:szCs w:val="26"/>
                 <w:lang w:val="vi-VN"/>
               </w:rPr>
-              <w:t>2. Hiển thị danh sách dữ liệu</w:t>
-            </w:r>
+              <w:t>3. Chọn bản ghi cần sửa</w:t>
+            </w:r>
+          </w:p>
+        </w:tc>
+        <w:tc>
+          <w:tcPr>
+            <w:tcW w:w="4666" w:type="dxa"/>
+            <w:tcBorders>
+              <w:top w:val="single" w:sz="4" w:space="0" w:color="auto"/>
+              <w:left w:val="single" w:sz="4" w:space="0" w:color="auto"/>
+              <w:bottom w:val="single" w:sz="4" w:space="0" w:color="auto"/>
+              <w:right w:val="single" w:sz="4" w:space="0" w:color="auto"/>
+            </w:tcBorders>
+            <w:vAlign w:val="center"/>
+          </w:tcPr>
+          <w:p>
+            <w:pPr>
+              <w:spacing w:after="0" w:line="240" w:lineRule="auto"/>
+              <w:rPr>
+                <w:rFonts w:ascii="Times New Roman" w:hAnsi="Times New Roman" w:cs="Times New Roman"/>
+                <w:sz w:val="26"/>
+                <w:szCs w:val="26"/>
+              </w:rPr>
+            </w:pPr>
           </w:p>
         </w:tc>
       </w:tr>
@@ -22248,7 +24332,65 @@
         </w:trPr>
         <w:tc>
           <w:tcPr>
-            <w:tcW w:w="2268" w:type="dxa"/>
+            <w:tcW w:w="4405" w:type="dxa"/>
+            <w:tcBorders>
+              <w:top w:val="single" w:sz="4" w:space="0" w:color="auto"/>
+              <w:left w:val="single" w:sz="4" w:space="0" w:color="auto"/>
+              <w:bottom w:val="single" w:sz="4" w:space="0" w:color="auto"/>
+              <w:right w:val="single" w:sz="4" w:space="0" w:color="auto"/>
+            </w:tcBorders>
+            <w:vAlign w:val="center"/>
+          </w:tcPr>
+          <w:p>
+            <w:pPr>
+              <w:spacing w:after="0" w:line="240" w:lineRule="auto"/>
+              <w:rPr>
+                <w:rFonts w:ascii="Times New Roman" w:hAnsi="Times New Roman" w:cs="Times New Roman"/>
+                <w:sz w:val="26"/>
+                <w:szCs w:val="26"/>
+                <w:lang w:val="vi-VN"/>
+              </w:rPr>
+            </w:pPr>
+          </w:p>
+        </w:tc>
+        <w:tc>
+          <w:tcPr>
+            <w:tcW w:w="4666" w:type="dxa"/>
+            <w:tcBorders>
+              <w:top w:val="single" w:sz="4" w:space="0" w:color="auto"/>
+              <w:left w:val="single" w:sz="4" w:space="0" w:color="auto"/>
+              <w:bottom w:val="single" w:sz="4" w:space="0" w:color="auto"/>
+              <w:right w:val="single" w:sz="4" w:space="0" w:color="auto"/>
+            </w:tcBorders>
+            <w:vAlign w:val="center"/>
+          </w:tcPr>
+          <w:p>
+            <w:pPr>
+              <w:spacing w:after="0" w:line="240" w:lineRule="auto"/>
+              <w:rPr>
+                <w:rFonts w:ascii="Times New Roman" w:hAnsi="Times New Roman" w:cs="Times New Roman"/>
+                <w:sz w:val="26"/>
+                <w:szCs w:val="26"/>
+              </w:rPr>
+            </w:pPr>
+            <w:r>
+              <w:rPr>
+                <w:rFonts w:ascii="Times New Roman" w:hAnsi="Times New Roman" w:cs="Times New Roman"/>
+                <w:sz w:val="26"/>
+                <w:szCs w:val="26"/>
+              </w:rPr>
+              <w:t>4. Hiển thị thông tin hiện tại</w:t>
+            </w:r>
+          </w:p>
+        </w:tc>
+      </w:tr>
+      <w:tr>
+        <w:trPr>
+          <w:jc w:val="center"/>
+        </w:trPr>
+        <w:tc>
+          <w:tcPr>
+            <w:tcW w:w="4405" w:type="dxa"/>
             <w:tcBorders>
               <w:top w:val="single" w:sz="4" w:space="0" w:color="auto"/>
               <w:left w:val="single" w:sz="4" w:space="0" w:color="auto"/>
@@ -22265,23 +24407,21 @@
                 <w:rFonts w:ascii="Times New Roman" w:hAnsi="Times New Roman" w:cs="Times New Roman"/>
                 <w:sz w:val="26"/>
                 <w:szCs w:val="26"/>
-                <w:lang w:val="vi-VN"/>
-              </w:rPr>
-            </w:pPr>
-            <w:r>
-              <w:rPr>
-                <w:rFonts w:ascii="Times New Roman" w:hAnsi="Times New Roman" w:cs="Times New Roman"/>
-                <w:sz w:val="26"/>
-                <w:szCs w:val="26"/>
-                <w:lang w:val="vi-VN"/>
-              </w:rPr>
-              <w:t>3. Chọn bản ghi cần sửa</w:t>
-            </w:r>
-          </w:p>
-        </w:tc>
-        <w:tc>
-          <w:tcPr>
-            <w:tcW w:w="6803" w:type="dxa"/>
+              </w:rPr>
+            </w:pPr>
+            <w:r>
+              <w:rPr>
+                <w:rFonts w:ascii="Times New Roman" w:hAnsi="Times New Roman" w:cs="Times New Roman"/>
+                <w:sz w:val="26"/>
+                <w:szCs w:val="26"/>
+              </w:rPr>
+              <w:t>5. Chỉnh sửa thông tin</w:t>
+            </w:r>
+          </w:p>
+        </w:tc>
+        <w:tc>
+          <w:tcPr>
+            <w:tcW w:w="4666" w:type="dxa"/>
             <w:tcBorders>
               <w:top w:val="single" w:sz="4" w:space="0" w:color="auto"/>
               <w:left w:val="single" w:sz="4" w:space="0" w:color="auto"/>
@@ -22300,14 +24440,6 @@
                 <w:szCs w:val="26"/>
               </w:rPr>
             </w:pPr>
-            <w:r>
-              <w:rPr>
-                <w:rFonts w:ascii="Times New Roman" w:hAnsi="Times New Roman" w:cs="Times New Roman"/>
-                <w:sz w:val="26"/>
-                <w:szCs w:val="26"/>
-              </w:rPr>
-              <w:t>4. Hiển thị thông tin hiện tại</w:t>
-            </w:r>
           </w:p>
         </w:tc>
       </w:tr>
@@ -22317,7 +24449,64 @@
         </w:trPr>
         <w:tc>
           <w:tcPr>
-            <w:tcW w:w="2268" w:type="dxa"/>
+            <w:tcW w:w="4405" w:type="dxa"/>
+            <w:tcBorders>
+              <w:top w:val="single" w:sz="4" w:space="0" w:color="auto"/>
+              <w:left w:val="single" w:sz="4" w:space="0" w:color="auto"/>
+              <w:bottom w:val="single" w:sz="4" w:space="0" w:color="auto"/>
+              <w:right w:val="single" w:sz="4" w:space="0" w:color="auto"/>
+            </w:tcBorders>
+            <w:vAlign w:val="center"/>
+          </w:tcPr>
+          <w:p>
+            <w:pPr>
+              <w:spacing w:after="0" w:line="240" w:lineRule="auto"/>
+              <w:rPr>
+                <w:rFonts w:ascii="Times New Roman" w:hAnsi="Times New Roman" w:cs="Times New Roman"/>
+                <w:sz w:val="26"/>
+                <w:szCs w:val="26"/>
+              </w:rPr>
+            </w:pPr>
+          </w:p>
+        </w:tc>
+        <w:tc>
+          <w:tcPr>
+            <w:tcW w:w="4666" w:type="dxa"/>
+            <w:tcBorders>
+              <w:top w:val="single" w:sz="4" w:space="0" w:color="auto"/>
+              <w:left w:val="single" w:sz="4" w:space="0" w:color="auto"/>
+              <w:bottom w:val="single" w:sz="4" w:space="0" w:color="auto"/>
+              <w:right w:val="single" w:sz="4" w:space="0" w:color="auto"/>
+            </w:tcBorders>
+            <w:vAlign w:val="center"/>
+          </w:tcPr>
+          <w:p>
+            <w:pPr>
+              <w:spacing w:after="0" w:line="240" w:lineRule="auto"/>
+              <w:rPr>
+                <w:rFonts w:ascii="Times New Roman" w:hAnsi="Times New Roman" w:cs="Times New Roman"/>
+                <w:sz w:val="26"/>
+                <w:szCs w:val="26"/>
+              </w:rPr>
+            </w:pPr>
+            <w:r>
+              <w:rPr>
+                <w:rFonts w:ascii="Times New Roman" w:hAnsi="Times New Roman" w:cs="Times New Roman"/>
+                <w:sz w:val="26"/>
+                <w:szCs w:val="26"/>
+              </w:rPr>
+              <w:t>6. Kiểm tra dữ liệu mới</w:t>
+            </w:r>
+          </w:p>
+        </w:tc>
+      </w:tr>
+      <w:tr>
+        <w:trPr>
+          <w:jc w:val="center"/>
+        </w:trPr>
+        <w:tc>
+          <w:tcPr>
+            <w:tcW w:w="4405" w:type="dxa"/>
             <w:tcBorders>
               <w:top w:val="single" w:sz="4" w:space="0" w:color="auto"/>
               <w:left w:val="single" w:sz="4" w:space="0" w:color="auto"/>
@@ -22342,13 +24531,13 @@
                 <w:sz w:val="26"/>
                 <w:szCs w:val="26"/>
               </w:rPr>
-              <w:t>5. Chỉnh sửa thông tin</w:t>
-            </w:r>
-          </w:p>
-        </w:tc>
-        <w:tc>
-          <w:tcPr>
-            <w:tcW w:w="6803" w:type="dxa"/>
+              <w:t>7. Chọn “Lưu”</w:t>
+            </w:r>
+          </w:p>
+        </w:tc>
+        <w:tc>
+          <w:tcPr>
+            <w:tcW w:w="4666" w:type="dxa"/>
             <w:tcBorders>
               <w:top w:val="single" w:sz="4" w:space="0" w:color="auto"/>
               <w:left w:val="single" w:sz="4" w:space="0" w:color="auto"/>
@@ -22367,14 +24556,6 @@
                 <w:szCs w:val="26"/>
               </w:rPr>
             </w:pPr>
-            <w:r>
-              <w:rPr>
-                <w:rFonts w:ascii="Times New Roman" w:hAnsi="Times New Roman" w:cs="Times New Roman"/>
-                <w:sz w:val="26"/>
-                <w:szCs w:val="26"/>
-              </w:rPr>
-              <w:t>6. Kiểm tra dữ liệu mới</w:t>
-            </w:r>
           </w:p>
         </w:tc>
       </w:tr>
@@ -22384,7 +24565,7 @@
         </w:trPr>
         <w:tc>
           <w:tcPr>
-            <w:tcW w:w="2268" w:type="dxa"/>
+            <w:tcW w:w="4405" w:type="dxa"/>
             <w:tcBorders>
               <w:top w:val="single" w:sz="4" w:space="0" w:color="auto"/>
               <w:left w:val="single" w:sz="4" w:space="0" w:color="auto"/>
@@ -22392,7 +24573,6 @@
               <w:right w:val="single" w:sz="4" w:space="0" w:color="auto"/>
             </w:tcBorders>
             <w:vAlign w:val="center"/>
-            <w:hideMark/>
           </w:tcPr>
           <w:p>
             <w:pPr>
@@ -22403,19 +24583,11 @@
                 <w:szCs w:val="26"/>
               </w:rPr>
             </w:pPr>
-            <w:r>
-              <w:rPr>
-                <w:rFonts w:ascii="Times New Roman" w:hAnsi="Times New Roman" w:cs="Times New Roman"/>
-                <w:sz w:val="26"/>
-                <w:szCs w:val="26"/>
-              </w:rPr>
-              <w:t>7. Chọn “Lưu”</w:t>
-            </w:r>
-          </w:p>
-        </w:tc>
-        <w:tc>
-          <w:tcPr>
-            <w:tcW w:w="6803" w:type="dxa"/>
+          </w:p>
+        </w:tc>
+        <w:tc>
+          <w:tcPr>
+            <w:tcW w:w="4666" w:type="dxa"/>
             <w:tcBorders>
               <w:top w:val="single" w:sz="4" w:space="0" w:color="auto"/>
               <w:left w:val="single" w:sz="4" w:space="0" w:color="auto"/>
@@ -22423,7 +24595,6 @@
               <w:right w:val="single" w:sz="4" w:space="0" w:color="auto"/>
             </w:tcBorders>
             <w:vAlign w:val="center"/>
-            <w:hideMark/>
           </w:tcPr>
           <w:p>
             <w:pPr>
@@ -22459,6 +24630,7 @@
               <w:bottom w:val="single" w:sz="4" w:space="0" w:color="auto"/>
               <w:right w:val="single" w:sz="4" w:space="0" w:color="auto"/>
             </w:tcBorders>
+            <w:shd w:val="clear" w:color="auto" w:fill="D9D9D9" w:themeFill="background1" w:themeFillShade="D9"/>
             <w:vAlign w:val="center"/>
             <w:hideMark/>
           </w:tcPr>
@@ -22578,8 +24750,8 @@
         <w:tblLook w:val="04A0" w:firstRow="1" w:lastRow="0" w:firstColumn="1" w:lastColumn="0" w:noHBand="0" w:noVBand="1"/>
       </w:tblPr>
       <w:tblGrid>
-        <w:gridCol w:w="2268"/>
-        <w:gridCol w:w="6803"/>
+        <w:gridCol w:w="4315"/>
+        <w:gridCol w:w="4756"/>
       </w:tblGrid>
       <w:tr>
         <w:trPr>
@@ -22587,7 +24759,7 @@
         </w:trPr>
         <w:tc>
           <w:tcPr>
-            <w:tcW w:w="2268" w:type="dxa"/>
+            <w:tcW w:w="4315" w:type="dxa"/>
             <w:tcBorders>
               <w:top w:val="single" w:sz="4" w:space="0" w:color="auto"/>
               <w:left w:val="single" w:sz="4" w:space="0" w:color="auto"/>
@@ -22619,7 +24791,7 @@
         </w:tc>
         <w:tc>
           <w:tcPr>
-            <w:tcW w:w="6803" w:type="dxa"/>
+            <w:tcW w:w="4756" w:type="dxa"/>
             <w:tcBorders>
               <w:top w:val="single" w:sz="4" w:space="0" w:color="auto"/>
               <w:left w:val="single" w:sz="4" w:space="0" w:color="auto"/>
@@ -22655,7 +24827,7 @@
         </w:trPr>
         <w:tc>
           <w:tcPr>
-            <w:tcW w:w="2268" w:type="dxa"/>
+            <w:tcW w:w="4315" w:type="dxa"/>
             <w:tcBorders>
               <w:top w:val="single" w:sz="4" w:space="0" w:color="auto"/>
               <w:left w:val="single" w:sz="4" w:space="0" w:color="auto"/>
@@ -22687,7 +24859,7 @@
         </w:tc>
         <w:tc>
           <w:tcPr>
-            <w:tcW w:w="6803" w:type="dxa"/>
+            <w:tcW w:w="4756" w:type="dxa"/>
             <w:tcBorders>
               <w:top w:val="single" w:sz="4" w:space="0" w:color="auto"/>
               <w:left w:val="single" w:sz="4" w:space="0" w:color="auto"/>
@@ -22723,7 +24895,7 @@
         </w:trPr>
         <w:tc>
           <w:tcPr>
-            <w:tcW w:w="2268" w:type="dxa"/>
+            <w:tcW w:w="4315" w:type="dxa"/>
             <w:tcBorders>
               <w:top w:val="single" w:sz="4" w:space="0" w:color="auto"/>
               <w:left w:val="single" w:sz="4" w:space="0" w:color="auto"/>
@@ -22755,7 +24927,7 @@
         </w:tc>
         <w:tc>
           <w:tcPr>
-            <w:tcW w:w="6803" w:type="dxa"/>
+            <w:tcW w:w="4756" w:type="dxa"/>
             <w:tcBorders>
               <w:top w:val="single" w:sz="4" w:space="0" w:color="auto"/>
               <w:left w:val="single" w:sz="4" w:space="0" w:color="auto"/>
@@ -22791,7 +24963,7 @@
         </w:trPr>
         <w:tc>
           <w:tcPr>
-            <w:tcW w:w="2268" w:type="dxa"/>
+            <w:tcW w:w="4315" w:type="dxa"/>
             <w:tcBorders>
               <w:top w:val="single" w:sz="4" w:space="0" w:color="auto"/>
               <w:left w:val="single" w:sz="4" w:space="0" w:color="auto"/>
@@ -22823,7 +24995,7 @@
         </w:tc>
         <w:tc>
           <w:tcPr>
-            <w:tcW w:w="6803" w:type="dxa"/>
+            <w:tcW w:w="4756" w:type="dxa"/>
             <w:tcBorders>
               <w:top w:val="single" w:sz="4" w:space="0" w:color="auto"/>
               <w:left w:val="single" w:sz="4" w:space="0" w:color="auto"/>
@@ -22859,7 +25031,7 @@
         </w:trPr>
         <w:tc>
           <w:tcPr>
-            <w:tcW w:w="2268" w:type="dxa"/>
+            <w:tcW w:w="4315" w:type="dxa"/>
             <w:tcBorders>
               <w:top w:val="single" w:sz="4" w:space="0" w:color="auto"/>
               <w:left w:val="single" w:sz="4" w:space="0" w:color="auto"/>
@@ -22891,7 +25063,7 @@
         </w:tc>
         <w:tc>
           <w:tcPr>
-            <w:tcW w:w="6803" w:type="dxa"/>
+            <w:tcW w:w="4756" w:type="dxa"/>
             <w:tcBorders>
               <w:top w:val="single" w:sz="4" w:space="0" w:color="auto"/>
               <w:left w:val="single" w:sz="4" w:space="0" w:color="auto"/>
@@ -22927,7 +25099,7 @@
         </w:trPr>
         <w:tc>
           <w:tcPr>
-            <w:tcW w:w="2268" w:type="dxa"/>
+            <w:tcW w:w="4315" w:type="dxa"/>
             <w:tcBorders>
               <w:top w:val="single" w:sz="4" w:space="0" w:color="auto"/>
               <w:left w:val="single" w:sz="4" w:space="0" w:color="auto"/>
@@ -22959,7 +25131,7 @@
         </w:tc>
         <w:tc>
           <w:tcPr>
-            <w:tcW w:w="6803" w:type="dxa"/>
+            <w:tcW w:w="4756" w:type="dxa"/>
             <w:tcBorders>
               <w:top w:val="single" w:sz="4" w:space="0" w:color="auto"/>
               <w:left w:val="single" w:sz="4" w:space="0" w:color="auto"/>
@@ -22995,7 +25167,7 @@
         </w:trPr>
         <w:tc>
           <w:tcPr>
-            <w:tcW w:w="2268" w:type="dxa"/>
+            <w:tcW w:w="4315" w:type="dxa"/>
             <w:tcBorders>
               <w:top w:val="single" w:sz="4" w:space="0" w:color="auto"/>
               <w:left w:val="single" w:sz="4" w:space="0" w:color="auto"/>
@@ -23027,7 +25199,7 @@
         </w:tc>
         <w:tc>
           <w:tcPr>
-            <w:tcW w:w="6803" w:type="dxa"/>
+            <w:tcW w:w="4756" w:type="dxa"/>
             <w:tcBorders>
               <w:top w:val="single" w:sz="4" w:space="0" w:color="auto"/>
               <w:left w:val="single" w:sz="4" w:space="0" w:color="auto"/>
@@ -23062,6 +25234,7 @@
               <w:bottom w:val="single" w:sz="4" w:space="0" w:color="auto"/>
               <w:right w:val="single" w:sz="4" w:space="0" w:color="auto"/>
             </w:tcBorders>
+            <w:shd w:val="clear" w:color="auto" w:fill="D9D9D9" w:themeFill="background1" w:themeFillShade="D9"/>
             <w:vAlign w:val="center"/>
             <w:hideMark/>
           </w:tcPr>
@@ -23092,7 +25265,7 @@
         </w:trPr>
         <w:tc>
           <w:tcPr>
-            <w:tcW w:w="2268" w:type="dxa"/>
+            <w:tcW w:w="4315" w:type="dxa"/>
             <w:tcBorders>
               <w:top w:val="single" w:sz="4" w:space="0" w:color="auto"/>
               <w:left w:val="single" w:sz="4" w:space="0" w:color="auto"/>
@@ -23105,15 +25278,20 @@
           <w:p>
             <w:pPr>
               <w:spacing w:after="0" w:line="240" w:lineRule="auto"/>
-              <w:rPr>
-                <w:rFonts w:ascii="Times New Roman" w:hAnsi="Times New Roman" w:cs="Times New Roman"/>
-                <w:sz w:val="26"/>
-                <w:szCs w:val="26"/>
-              </w:rPr>
-            </w:pPr>
-            <w:r>
-              <w:rPr>
-                <w:rFonts w:ascii="Times New Roman" w:hAnsi="Times New Roman" w:cs="Times New Roman"/>
+              <w:jc w:val="center"/>
+              <w:rPr>
+                <w:rFonts w:ascii="Times New Roman" w:hAnsi="Times New Roman" w:cs="Times New Roman"/>
+                <w:b/>
+                <w:bCs/>
+                <w:sz w:val="26"/>
+                <w:szCs w:val="26"/>
+              </w:rPr>
+            </w:pPr>
+            <w:r>
+              <w:rPr>
+                <w:rFonts w:ascii="Times New Roman" w:hAnsi="Times New Roman" w:cs="Times New Roman"/>
+                <w:b/>
+                <w:bCs/>
                 <w:sz w:val="26"/>
                 <w:szCs w:val="26"/>
               </w:rPr>
@@ -23123,7 +25301,7 @@
         </w:tc>
         <w:tc>
           <w:tcPr>
-            <w:tcW w:w="6803" w:type="dxa"/>
+            <w:tcW w:w="4756" w:type="dxa"/>
             <w:tcBorders>
               <w:top w:val="single" w:sz="4" w:space="0" w:color="auto"/>
               <w:left w:val="single" w:sz="4" w:space="0" w:color="auto"/>
@@ -23136,15 +25314,20 @@
           <w:p>
             <w:pPr>
               <w:spacing w:after="0" w:line="240" w:lineRule="auto"/>
-              <w:rPr>
-                <w:rFonts w:ascii="Times New Roman" w:hAnsi="Times New Roman" w:cs="Times New Roman"/>
-                <w:sz w:val="26"/>
-                <w:szCs w:val="26"/>
-              </w:rPr>
-            </w:pPr>
-            <w:r>
-              <w:rPr>
-                <w:rFonts w:ascii="Times New Roman" w:hAnsi="Times New Roman" w:cs="Times New Roman"/>
+              <w:jc w:val="center"/>
+              <w:rPr>
+                <w:rFonts w:ascii="Times New Roman" w:hAnsi="Times New Roman" w:cs="Times New Roman"/>
+                <w:b/>
+                <w:bCs/>
+                <w:sz w:val="26"/>
+                <w:szCs w:val="26"/>
+              </w:rPr>
+            </w:pPr>
+            <w:r>
+              <w:rPr>
+                <w:rFonts w:ascii="Times New Roman" w:hAnsi="Times New Roman" w:cs="Times New Roman"/>
+                <w:b/>
+                <w:bCs/>
                 <w:sz w:val="26"/>
                 <w:szCs w:val="26"/>
               </w:rPr>
@@ -23159,7 +25342,7 @@
         </w:trPr>
         <w:tc>
           <w:tcPr>
-            <w:tcW w:w="2268" w:type="dxa"/>
+            <w:tcW w:w="4315" w:type="dxa"/>
             <w:tcBorders>
               <w:top w:val="single" w:sz="4" w:space="0" w:color="auto"/>
               <w:left w:val="single" w:sz="4" w:space="0" w:color="auto"/>
@@ -23192,7 +25375,7 @@
         </w:tc>
         <w:tc>
           <w:tcPr>
-            <w:tcW w:w="6803" w:type="dxa"/>
+            <w:tcW w:w="4756" w:type="dxa"/>
             <w:tcBorders>
               <w:top w:val="single" w:sz="4" w:space="0" w:color="auto"/>
               <w:left w:val="single" w:sz="4" w:space="0" w:color="auto"/>
@@ -23212,15 +25395,6 @@
                 <w:lang w:val="vi-VN"/>
               </w:rPr>
             </w:pPr>
-            <w:r>
-              <w:rPr>
-                <w:rFonts w:ascii="Times New Roman" w:hAnsi="Times New Roman" w:cs="Times New Roman"/>
-                <w:sz w:val="26"/>
-                <w:szCs w:val="26"/>
-                <w:lang w:val="vi-VN"/>
-              </w:rPr>
-              <w:t>2. Hiển thị danh sách dữ liệu</w:t>
-            </w:r>
           </w:p>
         </w:tc>
       </w:tr>
@@ -23230,7 +25404,67 @@
         </w:trPr>
         <w:tc>
           <w:tcPr>
-            <w:tcW w:w="2268" w:type="dxa"/>
+            <w:tcW w:w="4315" w:type="dxa"/>
+            <w:tcBorders>
+              <w:top w:val="single" w:sz="4" w:space="0" w:color="auto"/>
+              <w:left w:val="single" w:sz="4" w:space="0" w:color="auto"/>
+              <w:bottom w:val="single" w:sz="4" w:space="0" w:color="auto"/>
+              <w:right w:val="single" w:sz="4" w:space="0" w:color="auto"/>
+            </w:tcBorders>
+            <w:vAlign w:val="center"/>
+          </w:tcPr>
+          <w:p>
+            <w:pPr>
+              <w:spacing w:after="0" w:line="240" w:lineRule="auto"/>
+              <w:rPr>
+                <w:rFonts w:ascii="Times New Roman" w:hAnsi="Times New Roman" w:cs="Times New Roman"/>
+                <w:sz w:val="26"/>
+                <w:szCs w:val="26"/>
+                <w:lang w:val="vi-VN"/>
+              </w:rPr>
+            </w:pPr>
+          </w:p>
+        </w:tc>
+        <w:tc>
+          <w:tcPr>
+            <w:tcW w:w="4756" w:type="dxa"/>
+            <w:tcBorders>
+              <w:top w:val="single" w:sz="4" w:space="0" w:color="auto"/>
+              <w:left w:val="single" w:sz="4" w:space="0" w:color="auto"/>
+              <w:bottom w:val="single" w:sz="4" w:space="0" w:color="auto"/>
+              <w:right w:val="single" w:sz="4" w:space="0" w:color="auto"/>
+            </w:tcBorders>
+            <w:vAlign w:val="center"/>
+          </w:tcPr>
+          <w:p>
+            <w:pPr>
+              <w:spacing w:after="0" w:line="240" w:lineRule="auto"/>
+              <w:rPr>
+                <w:rFonts w:ascii="Times New Roman" w:hAnsi="Times New Roman" w:cs="Times New Roman"/>
+                <w:sz w:val="26"/>
+                <w:szCs w:val="26"/>
+                <w:lang w:val="vi-VN"/>
+              </w:rPr>
+            </w:pPr>
+            <w:r>
+              <w:rPr>
+                <w:rFonts w:ascii="Times New Roman" w:hAnsi="Times New Roman" w:cs="Times New Roman"/>
+                <w:sz w:val="26"/>
+                <w:szCs w:val="26"/>
+                <w:lang w:val="vi-VN"/>
+              </w:rPr>
+              <w:t>2. Hiển thị danh sách dữ liệu</w:t>
+            </w:r>
+          </w:p>
+        </w:tc>
+      </w:tr>
+      <w:tr>
+        <w:trPr>
+          <w:jc w:val="center"/>
+        </w:trPr>
+        <w:tc>
+          <w:tcPr>
+            <w:tcW w:w="4315" w:type="dxa"/>
             <w:tcBorders>
               <w:top w:val="single" w:sz="4" w:space="0" w:color="auto"/>
               <w:left w:val="single" w:sz="4" w:space="0" w:color="auto"/>
@@ -23261,7 +25495,91 @@
         </w:tc>
         <w:tc>
           <w:tcPr>
-            <w:tcW w:w="6803" w:type="dxa"/>
+            <w:tcW w:w="4756" w:type="dxa"/>
+            <w:tcBorders>
+              <w:top w:val="single" w:sz="4" w:space="0" w:color="auto"/>
+              <w:left w:val="single" w:sz="4" w:space="0" w:color="auto"/>
+              <w:bottom w:val="single" w:sz="4" w:space="0" w:color="auto"/>
+              <w:right w:val="single" w:sz="4" w:space="0" w:color="auto"/>
+            </w:tcBorders>
+            <w:vAlign w:val="center"/>
+          </w:tcPr>
+          <w:p>
+            <w:pPr>
+              <w:spacing w:after="0" w:line="240" w:lineRule="auto"/>
+              <w:rPr>
+                <w:rFonts w:ascii="Times New Roman" w:hAnsi="Times New Roman" w:cs="Times New Roman"/>
+                <w:sz w:val="26"/>
+                <w:szCs w:val="26"/>
+              </w:rPr>
+            </w:pPr>
+          </w:p>
+        </w:tc>
+      </w:tr>
+      <w:tr>
+        <w:trPr>
+          <w:jc w:val="center"/>
+        </w:trPr>
+        <w:tc>
+          <w:tcPr>
+            <w:tcW w:w="4315" w:type="dxa"/>
+            <w:tcBorders>
+              <w:top w:val="single" w:sz="4" w:space="0" w:color="auto"/>
+              <w:left w:val="single" w:sz="4" w:space="0" w:color="auto"/>
+              <w:bottom w:val="single" w:sz="4" w:space="0" w:color="auto"/>
+              <w:right w:val="single" w:sz="4" w:space="0" w:color="auto"/>
+            </w:tcBorders>
+            <w:vAlign w:val="center"/>
+          </w:tcPr>
+          <w:p>
+            <w:pPr>
+              <w:spacing w:after="0" w:line="240" w:lineRule="auto"/>
+              <w:rPr>
+                <w:rFonts w:ascii="Times New Roman" w:hAnsi="Times New Roman" w:cs="Times New Roman"/>
+                <w:sz w:val="26"/>
+                <w:szCs w:val="26"/>
+              </w:rPr>
+            </w:pPr>
+          </w:p>
+        </w:tc>
+        <w:tc>
+          <w:tcPr>
+            <w:tcW w:w="4756" w:type="dxa"/>
+            <w:tcBorders>
+              <w:top w:val="single" w:sz="4" w:space="0" w:color="auto"/>
+              <w:left w:val="single" w:sz="4" w:space="0" w:color="auto"/>
+              <w:bottom w:val="single" w:sz="4" w:space="0" w:color="auto"/>
+              <w:right w:val="single" w:sz="4" w:space="0" w:color="auto"/>
+            </w:tcBorders>
+            <w:vAlign w:val="center"/>
+          </w:tcPr>
+          <w:p>
+            <w:pPr>
+              <w:spacing w:after="0" w:line="240" w:lineRule="auto"/>
+              <w:rPr>
+                <w:rFonts w:ascii="Times New Roman" w:hAnsi="Times New Roman" w:cs="Times New Roman"/>
+                <w:sz w:val="26"/>
+                <w:szCs w:val="26"/>
+              </w:rPr>
+            </w:pPr>
+            <w:r>
+              <w:rPr>
+                <w:rFonts w:ascii="Times New Roman" w:hAnsi="Times New Roman" w:cs="Times New Roman"/>
+                <w:sz w:val="26"/>
+                <w:szCs w:val="26"/>
+              </w:rPr>
+              <w:t>4. Hiển thị biểu mẫu nhập thông tin</w:t>
+            </w:r>
+          </w:p>
+        </w:tc>
+      </w:tr>
+      <w:tr>
+        <w:trPr>
+          <w:jc w:val="center"/>
+        </w:trPr>
+        <w:tc>
+          <w:tcPr>
+            <w:tcW w:w="4315" w:type="dxa"/>
             <w:tcBorders>
               <w:top w:val="single" w:sz="4" w:space="0" w:color="auto"/>
               <w:left w:val="single" w:sz="4" w:space="0" w:color="auto"/>
@@ -23286,8 +25604,30 @@
                 <w:sz w:val="26"/>
                 <w:szCs w:val="26"/>
               </w:rPr>
-              <w:t>4. Hiển thị biểu mẫu nhập thông tin</w:t>
-            </w:r>
+              <w:t>5. Nhập thông tin cần thiết</w:t>
+            </w:r>
+          </w:p>
+        </w:tc>
+        <w:tc>
+          <w:tcPr>
+            <w:tcW w:w="4756" w:type="dxa"/>
+            <w:tcBorders>
+              <w:top w:val="single" w:sz="4" w:space="0" w:color="auto"/>
+              <w:left w:val="single" w:sz="4" w:space="0" w:color="auto"/>
+              <w:bottom w:val="single" w:sz="4" w:space="0" w:color="auto"/>
+              <w:right w:val="single" w:sz="4" w:space="0" w:color="auto"/>
+            </w:tcBorders>
+            <w:vAlign w:val="center"/>
+          </w:tcPr>
+          <w:p>
+            <w:pPr>
+              <w:spacing w:after="0" w:line="240" w:lineRule="auto"/>
+              <w:rPr>
+                <w:rFonts w:ascii="Times New Roman" w:hAnsi="Times New Roman" w:cs="Times New Roman"/>
+                <w:sz w:val="26"/>
+                <w:szCs w:val="26"/>
+              </w:rPr>
+            </w:pPr>
           </w:p>
         </w:tc>
       </w:tr>
@@ -23297,7 +25637,64 @@
         </w:trPr>
         <w:tc>
           <w:tcPr>
-            <w:tcW w:w="2268" w:type="dxa"/>
+            <w:tcW w:w="4315" w:type="dxa"/>
+            <w:tcBorders>
+              <w:top w:val="single" w:sz="4" w:space="0" w:color="auto"/>
+              <w:left w:val="single" w:sz="4" w:space="0" w:color="auto"/>
+              <w:bottom w:val="single" w:sz="4" w:space="0" w:color="auto"/>
+              <w:right w:val="single" w:sz="4" w:space="0" w:color="auto"/>
+            </w:tcBorders>
+            <w:vAlign w:val="center"/>
+          </w:tcPr>
+          <w:p>
+            <w:pPr>
+              <w:spacing w:after="0" w:line="240" w:lineRule="auto"/>
+              <w:rPr>
+                <w:rFonts w:ascii="Times New Roman" w:hAnsi="Times New Roman" w:cs="Times New Roman"/>
+                <w:sz w:val="26"/>
+                <w:szCs w:val="26"/>
+              </w:rPr>
+            </w:pPr>
+          </w:p>
+        </w:tc>
+        <w:tc>
+          <w:tcPr>
+            <w:tcW w:w="4756" w:type="dxa"/>
+            <w:tcBorders>
+              <w:top w:val="single" w:sz="4" w:space="0" w:color="auto"/>
+              <w:left w:val="single" w:sz="4" w:space="0" w:color="auto"/>
+              <w:bottom w:val="single" w:sz="4" w:space="0" w:color="auto"/>
+              <w:right w:val="single" w:sz="4" w:space="0" w:color="auto"/>
+            </w:tcBorders>
+            <w:vAlign w:val="center"/>
+          </w:tcPr>
+          <w:p>
+            <w:pPr>
+              <w:spacing w:after="0" w:line="240" w:lineRule="auto"/>
+              <w:rPr>
+                <w:rFonts w:ascii="Times New Roman" w:hAnsi="Times New Roman" w:cs="Times New Roman"/>
+                <w:sz w:val="26"/>
+                <w:szCs w:val="26"/>
+              </w:rPr>
+            </w:pPr>
+            <w:r>
+              <w:rPr>
+                <w:rFonts w:ascii="Times New Roman" w:hAnsi="Times New Roman" w:cs="Times New Roman"/>
+                <w:sz w:val="26"/>
+                <w:szCs w:val="26"/>
+              </w:rPr>
+              <w:t>6. Kiểm tra tính đầy đủ và hợp lệ của dữ liệu</w:t>
+            </w:r>
+          </w:p>
+        </w:tc>
+      </w:tr>
+      <w:tr>
+        <w:trPr>
+          <w:jc w:val="center"/>
+        </w:trPr>
+        <w:tc>
+          <w:tcPr>
+            <w:tcW w:w="4315" w:type="dxa"/>
             <w:tcBorders>
               <w:top w:val="single" w:sz="4" w:space="0" w:color="auto"/>
               <w:left w:val="single" w:sz="4" w:space="0" w:color="auto"/>
@@ -23322,13 +25719,13 @@
                 <w:sz w:val="26"/>
                 <w:szCs w:val="26"/>
               </w:rPr>
-              <w:t>5. Nhập thông tin cần thiết</w:t>
-            </w:r>
-          </w:p>
-        </w:tc>
-        <w:tc>
-          <w:tcPr>
-            <w:tcW w:w="6803" w:type="dxa"/>
+              <w:t>7. Chọn “Lưu”</w:t>
+            </w:r>
+          </w:p>
+        </w:tc>
+        <w:tc>
+          <w:tcPr>
+            <w:tcW w:w="4756" w:type="dxa"/>
             <w:tcBorders>
               <w:top w:val="single" w:sz="4" w:space="0" w:color="auto"/>
               <w:left w:val="single" w:sz="4" w:space="0" w:color="auto"/>
@@ -23336,7 +25733,6 @@
               <w:right w:val="single" w:sz="4" w:space="0" w:color="auto"/>
             </w:tcBorders>
             <w:vAlign w:val="center"/>
-            <w:hideMark/>
           </w:tcPr>
           <w:p>
             <w:pPr>
@@ -23347,14 +25743,6 @@
                 <w:szCs w:val="26"/>
               </w:rPr>
             </w:pPr>
-            <w:r>
-              <w:rPr>
-                <w:rFonts w:ascii="Times New Roman" w:hAnsi="Times New Roman" w:cs="Times New Roman"/>
-                <w:sz w:val="26"/>
-                <w:szCs w:val="26"/>
-              </w:rPr>
-              <w:t>6. Kiểm tra tính đầy đủ và hợp lệ của dữ liệu</w:t>
-            </w:r>
           </w:p>
         </w:tc>
       </w:tr>
@@ -23364,7 +25752,7 @@
         </w:trPr>
         <w:tc>
           <w:tcPr>
-            <w:tcW w:w="2268" w:type="dxa"/>
+            <w:tcW w:w="4315" w:type="dxa"/>
             <w:tcBorders>
               <w:top w:val="single" w:sz="4" w:space="0" w:color="auto"/>
               <w:left w:val="single" w:sz="4" w:space="0" w:color="auto"/>
@@ -23372,7 +25760,6 @@
               <w:right w:val="single" w:sz="4" w:space="0" w:color="auto"/>
             </w:tcBorders>
             <w:vAlign w:val="center"/>
-            <w:hideMark/>
           </w:tcPr>
           <w:p>
             <w:pPr>
@@ -23383,19 +25770,11 @@
                 <w:szCs w:val="26"/>
               </w:rPr>
             </w:pPr>
-            <w:r>
-              <w:rPr>
-                <w:rFonts w:ascii="Times New Roman" w:hAnsi="Times New Roman" w:cs="Times New Roman"/>
-                <w:sz w:val="26"/>
-                <w:szCs w:val="26"/>
-              </w:rPr>
-              <w:t>7. Chọn “Lưu”</w:t>
-            </w:r>
-          </w:p>
-        </w:tc>
-        <w:tc>
-          <w:tcPr>
-            <w:tcW w:w="6803" w:type="dxa"/>
+          </w:p>
+        </w:tc>
+        <w:tc>
+          <w:tcPr>
+            <w:tcW w:w="4756" w:type="dxa"/>
             <w:tcBorders>
               <w:top w:val="single" w:sz="4" w:space="0" w:color="auto"/>
               <w:left w:val="single" w:sz="4" w:space="0" w:color="auto"/>
@@ -23403,7 +25782,6 @@
               <w:right w:val="single" w:sz="4" w:space="0" w:color="auto"/>
             </w:tcBorders>
             <w:vAlign w:val="center"/>
-            <w:hideMark/>
           </w:tcPr>
           <w:p>
             <w:pPr>
@@ -23439,6 +25817,7 @@
               <w:bottom w:val="single" w:sz="4" w:space="0" w:color="auto"/>
               <w:right w:val="single" w:sz="4" w:space="0" w:color="auto"/>
             </w:tcBorders>
+            <w:shd w:val="clear" w:color="auto" w:fill="D9D9D9" w:themeFill="background1" w:themeFillShade="D9"/>
             <w:vAlign w:val="center"/>
             <w:hideMark/>
           </w:tcPr>
@@ -23534,8 +25913,8 @@
         <w:tblLook w:val="04A0" w:firstRow="1" w:lastRow="0" w:firstColumn="1" w:lastColumn="0" w:noHBand="0" w:noVBand="1"/>
       </w:tblPr>
       <w:tblGrid>
-        <w:gridCol w:w="2268"/>
-        <w:gridCol w:w="6803"/>
+        <w:gridCol w:w="4315"/>
+        <w:gridCol w:w="4756"/>
       </w:tblGrid>
       <w:tr>
         <w:trPr>
@@ -23543,7 +25922,7 @@
         </w:trPr>
         <w:tc>
           <w:tcPr>
-            <w:tcW w:w="2268" w:type="dxa"/>
+            <w:tcW w:w="4315" w:type="dxa"/>
             <w:tcBorders>
               <w:top w:val="single" w:sz="4" w:space="0" w:color="auto"/>
               <w:left w:val="single" w:sz="4" w:space="0" w:color="auto"/>
@@ -23576,7 +25955,7 @@
         </w:tc>
         <w:tc>
           <w:tcPr>
-            <w:tcW w:w="6803" w:type="dxa"/>
+            <w:tcW w:w="4756" w:type="dxa"/>
             <w:tcBorders>
               <w:top w:val="single" w:sz="4" w:space="0" w:color="auto"/>
               <w:left w:val="single" w:sz="4" w:space="0" w:color="auto"/>
@@ -23612,7 +25991,7 @@
         </w:trPr>
         <w:tc>
           <w:tcPr>
-            <w:tcW w:w="2268" w:type="dxa"/>
+            <w:tcW w:w="4315" w:type="dxa"/>
             <w:tcBorders>
               <w:top w:val="single" w:sz="4" w:space="0" w:color="auto"/>
               <w:left w:val="single" w:sz="4" w:space="0" w:color="auto"/>
@@ -23644,7 +26023,7 @@
         </w:tc>
         <w:tc>
           <w:tcPr>
-            <w:tcW w:w="6803" w:type="dxa"/>
+            <w:tcW w:w="4756" w:type="dxa"/>
             <w:tcBorders>
               <w:top w:val="single" w:sz="4" w:space="0" w:color="auto"/>
               <w:left w:val="single" w:sz="4" w:space="0" w:color="auto"/>
@@ -23680,7 +26059,7 @@
         </w:trPr>
         <w:tc>
           <w:tcPr>
-            <w:tcW w:w="2268" w:type="dxa"/>
+            <w:tcW w:w="4315" w:type="dxa"/>
             <w:tcBorders>
               <w:top w:val="single" w:sz="4" w:space="0" w:color="auto"/>
               <w:left w:val="single" w:sz="4" w:space="0" w:color="auto"/>
@@ -23712,7 +26091,7 @@
         </w:tc>
         <w:tc>
           <w:tcPr>
-            <w:tcW w:w="6803" w:type="dxa"/>
+            <w:tcW w:w="4756" w:type="dxa"/>
             <w:tcBorders>
               <w:top w:val="single" w:sz="4" w:space="0" w:color="auto"/>
               <w:left w:val="single" w:sz="4" w:space="0" w:color="auto"/>
@@ -23748,7 +26127,7 @@
         </w:trPr>
         <w:tc>
           <w:tcPr>
-            <w:tcW w:w="2268" w:type="dxa"/>
+            <w:tcW w:w="4315" w:type="dxa"/>
             <w:tcBorders>
               <w:top w:val="single" w:sz="4" w:space="0" w:color="auto"/>
               <w:left w:val="single" w:sz="4" w:space="0" w:color="auto"/>
@@ -23780,7 +26159,7 @@
         </w:tc>
         <w:tc>
           <w:tcPr>
-            <w:tcW w:w="6803" w:type="dxa"/>
+            <w:tcW w:w="4756" w:type="dxa"/>
             <w:tcBorders>
               <w:top w:val="single" w:sz="4" w:space="0" w:color="auto"/>
               <w:left w:val="single" w:sz="4" w:space="0" w:color="auto"/>
@@ -23816,7 +26195,7 @@
         </w:trPr>
         <w:tc>
           <w:tcPr>
-            <w:tcW w:w="2268" w:type="dxa"/>
+            <w:tcW w:w="4315" w:type="dxa"/>
             <w:tcBorders>
               <w:top w:val="single" w:sz="4" w:space="0" w:color="auto"/>
               <w:left w:val="single" w:sz="4" w:space="0" w:color="auto"/>
@@ -23848,7 +26227,7 @@
         </w:tc>
         <w:tc>
           <w:tcPr>
-            <w:tcW w:w="6803" w:type="dxa"/>
+            <w:tcW w:w="4756" w:type="dxa"/>
             <w:tcBorders>
               <w:top w:val="single" w:sz="4" w:space="0" w:color="auto"/>
               <w:left w:val="single" w:sz="4" w:space="0" w:color="auto"/>
@@ -23884,7 +26263,7 @@
         </w:trPr>
         <w:tc>
           <w:tcPr>
-            <w:tcW w:w="2268" w:type="dxa"/>
+            <w:tcW w:w="4315" w:type="dxa"/>
             <w:tcBorders>
               <w:top w:val="single" w:sz="4" w:space="0" w:color="auto"/>
               <w:left w:val="single" w:sz="4" w:space="0" w:color="auto"/>
@@ -23916,7 +26295,7 @@
         </w:tc>
         <w:tc>
           <w:tcPr>
-            <w:tcW w:w="6803" w:type="dxa"/>
+            <w:tcW w:w="4756" w:type="dxa"/>
             <w:tcBorders>
               <w:top w:val="single" w:sz="4" w:space="0" w:color="auto"/>
               <w:left w:val="single" w:sz="4" w:space="0" w:color="auto"/>
@@ -23952,7 +26331,7 @@
         </w:trPr>
         <w:tc>
           <w:tcPr>
-            <w:tcW w:w="2268" w:type="dxa"/>
+            <w:tcW w:w="4315" w:type="dxa"/>
             <w:tcBorders>
               <w:top w:val="single" w:sz="4" w:space="0" w:color="auto"/>
               <w:left w:val="single" w:sz="4" w:space="0" w:color="auto"/>
@@ -23984,7 +26363,7 @@
         </w:tc>
         <w:tc>
           <w:tcPr>
-            <w:tcW w:w="6803" w:type="dxa"/>
+            <w:tcW w:w="4756" w:type="dxa"/>
             <w:tcBorders>
               <w:top w:val="single" w:sz="4" w:space="0" w:color="auto"/>
               <w:left w:val="single" w:sz="4" w:space="0" w:color="auto"/>
@@ -24019,6 +26398,7 @@
               <w:bottom w:val="single" w:sz="4" w:space="0" w:color="auto"/>
               <w:right w:val="single" w:sz="4" w:space="0" w:color="auto"/>
             </w:tcBorders>
+            <w:shd w:val="clear" w:color="auto" w:fill="D9D9D9" w:themeFill="background1" w:themeFillShade="D9"/>
             <w:vAlign w:val="center"/>
             <w:hideMark/>
           </w:tcPr>
@@ -24049,7 +26429,7 @@
         </w:trPr>
         <w:tc>
           <w:tcPr>
-            <w:tcW w:w="2268" w:type="dxa"/>
+            <w:tcW w:w="4315" w:type="dxa"/>
             <w:tcBorders>
               <w:top w:val="single" w:sz="4" w:space="0" w:color="auto"/>
               <w:left w:val="single" w:sz="4" w:space="0" w:color="auto"/>
@@ -24062,15 +26442,20 @@
           <w:p>
             <w:pPr>
               <w:spacing w:after="0" w:line="240" w:lineRule="auto"/>
-              <w:rPr>
-                <w:rFonts w:ascii="Times New Roman" w:hAnsi="Times New Roman" w:cs="Times New Roman"/>
-                <w:sz w:val="26"/>
-                <w:szCs w:val="26"/>
-              </w:rPr>
-            </w:pPr>
-            <w:r>
-              <w:rPr>
-                <w:rFonts w:ascii="Times New Roman" w:hAnsi="Times New Roman" w:cs="Times New Roman"/>
+              <w:jc w:val="center"/>
+              <w:rPr>
+                <w:rFonts w:ascii="Times New Roman" w:hAnsi="Times New Roman" w:cs="Times New Roman"/>
+                <w:b/>
+                <w:bCs/>
+                <w:sz w:val="26"/>
+                <w:szCs w:val="26"/>
+              </w:rPr>
+            </w:pPr>
+            <w:r>
+              <w:rPr>
+                <w:rFonts w:ascii="Times New Roman" w:hAnsi="Times New Roman" w:cs="Times New Roman"/>
+                <w:b/>
+                <w:bCs/>
                 <w:sz w:val="26"/>
                 <w:szCs w:val="26"/>
               </w:rPr>
@@ -24080,7 +26465,7 @@
         </w:tc>
         <w:tc>
           <w:tcPr>
-            <w:tcW w:w="6803" w:type="dxa"/>
+            <w:tcW w:w="4756" w:type="dxa"/>
             <w:tcBorders>
               <w:top w:val="single" w:sz="4" w:space="0" w:color="auto"/>
               <w:left w:val="single" w:sz="4" w:space="0" w:color="auto"/>
@@ -24093,15 +26478,20 @@
           <w:p>
             <w:pPr>
               <w:spacing w:after="0" w:line="240" w:lineRule="auto"/>
-              <w:rPr>
-                <w:rFonts w:ascii="Times New Roman" w:hAnsi="Times New Roman" w:cs="Times New Roman"/>
-                <w:sz w:val="26"/>
-                <w:szCs w:val="26"/>
-              </w:rPr>
-            </w:pPr>
-            <w:r>
-              <w:rPr>
-                <w:rFonts w:ascii="Times New Roman" w:hAnsi="Times New Roman" w:cs="Times New Roman"/>
+              <w:jc w:val="center"/>
+              <w:rPr>
+                <w:rFonts w:ascii="Times New Roman" w:hAnsi="Times New Roman" w:cs="Times New Roman"/>
+                <w:b/>
+                <w:bCs/>
+                <w:sz w:val="26"/>
+                <w:szCs w:val="26"/>
+              </w:rPr>
+            </w:pPr>
+            <w:r>
+              <w:rPr>
+                <w:rFonts w:ascii="Times New Roman" w:hAnsi="Times New Roman" w:cs="Times New Roman"/>
+                <w:b/>
+                <w:bCs/>
                 <w:sz w:val="26"/>
                 <w:szCs w:val="26"/>
               </w:rPr>
@@ -24116,7 +26506,7 @@
         </w:trPr>
         <w:tc>
           <w:tcPr>
-            <w:tcW w:w="2268" w:type="dxa"/>
+            <w:tcW w:w="4315" w:type="dxa"/>
             <w:tcBorders>
               <w:top w:val="single" w:sz="4" w:space="0" w:color="auto"/>
               <w:left w:val="single" w:sz="4" w:space="0" w:color="auto"/>
@@ -24149,7 +26539,7 @@
         </w:tc>
         <w:tc>
           <w:tcPr>
-            <w:tcW w:w="6803" w:type="dxa"/>
+            <w:tcW w:w="4756" w:type="dxa"/>
             <w:tcBorders>
               <w:top w:val="single" w:sz="4" w:space="0" w:color="auto"/>
               <w:left w:val="single" w:sz="4" w:space="0" w:color="auto"/>
@@ -24169,15 +26559,6 @@
                 <w:lang w:val="vi-VN"/>
               </w:rPr>
             </w:pPr>
-            <w:r>
-              <w:rPr>
-                <w:rFonts w:ascii="Times New Roman" w:hAnsi="Times New Roman" w:cs="Times New Roman"/>
-                <w:sz w:val="26"/>
-                <w:szCs w:val="26"/>
-                <w:lang w:val="vi-VN"/>
-              </w:rPr>
-              <w:t>2. Hiển thị danh sách dữ liệu</w:t>
-            </w:r>
           </w:p>
         </w:tc>
       </w:tr>
@@ -24187,7 +26568,67 @@
         </w:trPr>
         <w:tc>
           <w:tcPr>
-            <w:tcW w:w="2268" w:type="dxa"/>
+            <w:tcW w:w="4315" w:type="dxa"/>
+            <w:tcBorders>
+              <w:top w:val="single" w:sz="4" w:space="0" w:color="auto"/>
+              <w:left w:val="single" w:sz="4" w:space="0" w:color="auto"/>
+              <w:bottom w:val="single" w:sz="4" w:space="0" w:color="auto"/>
+              <w:right w:val="single" w:sz="4" w:space="0" w:color="auto"/>
+            </w:tcBorders>
+            <w:vAlign w:val="center"/>
+          </w:tcPr>
+          <w:p>
+            <w:pPr>
+              <w:spacing w:after="0" w:line="240" w:lineRule="auto"/>
+              <w:rPr>
+                <w:rFonts w:ascii="Times New Roman" w:hAnsi="Times New Roman" w:cs="Times New Roman"/>
+                <w:sz w:val="26"/>
+                <w:szCs w:val="26"/>
+                <w:lang w:val="vi-VN"/>
+              </w:rPr>
+            </w:pPr>
+          </w:p>
+        </w:tc>
+        <w:tc>
+          <w:tcPr>
+            <w:tcW w:w="4756" w:type="dxa"/>
+            <w:tcBorders>
+              <w:top w:val="single" w:sz="4" w:space="0" w:color="auto"/>
+              <w:left w:val="single" w:sz="4" w:space="0" w:color="auto"/>
+              <w:bottom w:val="single" w:sz="4" w:space="0" w:color="auto"/>
+              <w:right w:val="single" w:sz="4" w:space="0" w:color="auto"/>
+            </w:tcBorders>
+            <w:vAlign w:val="center"/>
+          </w:tcPr>
+          <w:p>
+            <w:pPr>
+              <w:spacing w:after="0" w:line="240" w:lineRule="auto"/>
+              <w:rPr>
+                <w:rFonts w:ascii="Times New Roman" w:hAnsi="Times New Roman" w:cs="Times New Roman"/>
+                <w:sz w:val="26"/>
+                <w:szCs w:val="26"/>
+                <w:lang w:val="vi-VN"/>
+              </w:rPr>
+            </w:pPr>
+            <w:r>
+              <w:rPr>
+                <w:rFonts w:ascii="Times New Roman" w:hAnsi="Times New Roman" w:cs="Times New Roman"/>
+                <w:sz w:val="26"/>
+                <w:szCs w:val="26"/>
+                <w:lang w:val="vi-VN"/>
+              </w:rPr>
+              <w:t>2. Hiển thị danh sách dữ liệu</w:t>
+            </w:r>
+          </w:p>
+        </w:tc>
+      </w:tr>
+      <w:tr>
+        <w:trPr>
+          <w:jc w:val="center"/>
+        </w:trPr>
+        <w:tc>
+          <w:tcPr>
+            <w:tcW w:w="4315" w:type="dxa"/>
             <w:tcBorders>
               <w:top w:val="single" w:sz="4" w:space="0" w:color="auto"/>
               <w:left w:val="single" w:sz="4" w:space="0" w:color="auto"/>
@@ -24220,7 +26661,7 @@
         </w:tc>
         <w:tc>
           <w:tcPr>
-            <w:tcW w:w="6803" w:type="dxa"/>
+            <w:tcW w:w="4756" w:type="dxa"/>
             <w:tcBorders>
               <w:top w:val="single" w:sz="4" w:space="0" w:color="auto"/>
               <w:left w:val="single" w:sz="4" w:space="0" w:color="auto"/>
@@ -24239,14 +26680,6 @@
                 <w:szCs w:val="26"/>
               </w:rPr>
             </w:pPr>
-            <w:r>
-              <w:rPr>
-                <w:rFonts w:ascii="Times New Roman" w:hAnsi="Times New Roman" w:cs="Times New Roman"/>
-                <w:sz w:val="26"/>
-                <w:szCs w:val="26"/>
-              </w:rPr>
-              <w:t>4. Hiển thị thông tin chi tiết</w:t>
-            </w:r>
           </w:p>
         </w:tc>
       </w:tr>
@@ -24256,7 +26689,65 @@
         </w:trPr>
         <w:tc>
           <w:tcPr>
-            <w:tcW w:w="2268" w:type="dxa"/>
+            <w:tcW w:w="4315" w:type="dxa"/>
+            <w:tcBorders>
+              <w:top w:val="single" w:sz="4" w:space="0" w:color="auto"/>
+              <w:left w:val="single" w:sz="4" w:space="0" w:color="auto"/>
+              <w:bottom w:val="single" w:sz="4" w:space="0" w:color="auto"/>
+              <w:right w:val="single" w:sz="4" w:space="0" w:color="auto"/>
+            </w:tcBorders>
+            <w:vAlign w:val="center"/>
+          </w:tcPr>
+          <w:p>
+            <w:pPr>
+              <w:spacing w:after="0" w:line="240" w:lineRule="auto"/>
+              <w:rPr>
+                <w:rFonts w:ascii="Times New Roman" w:hAnsi="Times New Roman" w:cs="Times New Roman"/>
+                <w:sz w:val="26"/>
+                <w:szCs w:val="26"/>
+                <w:lang w:val="vi-VN"/>
+              </w:rPr>
+            </w:pPr>
+          </w:p>
+        </w:tc>
+        <w:tc>
+          <w:tcPr>
+            <w:tcW w:w="4756" w:type="dxa"/>
+            <w:tcBorders>
+              <w:top w:val="single" w:sz="4" w:space="0" w:color="auto"/>
+              <w:left w:val="single" w:sz="4" w:space="0" w:color="auto"/>
+              <w:bottom w:val="single" w:sz="4" w:space="0" w:color="auto"/>
+              <w:right w:val="single" w:sz="4" w:space="0" w:color="auto"/>
+            </w:tcBorders>
+            <w:vAlign w:val="center"/>
+          </w:tcPr>
+          <w:p>
+            <w:pPr>
+              <w:spacing w:after="0" w:line="240" w:lineRule="auto"/>
+              <w:rPr>
+                <w:rFonts w:ascii="Times New Roman" w:hAnsi="Times New Roman" w:cs="Times New Roman"/>
+                <w:sz w:val="26"/>
+                <w:szCs w:val="26"/>
+              </w:rPr>
+            </w:pPr>
+            <w:r>
+              <w:rPr>
+                <w:rFonts w:ascii="Times New Roman" w:hAnsi="Times New Roman" w:cs="Times New Roman"/>
+                <w:sz w:val="26"/>
+                <w:szCs w:val="26"/>
+              </w:rPr>
+              <w:t>4. Hiển thị thông tin chi tiết</w:t>
+            </w:r>
+          </w:p>
+        </w:tc>
+      </w:tr>
+      <w:tr>
+        <w:trPr>
+          <w:jc w:val="center"/>
+        </w:trPr>
+        <w:tc>
+          <w:tcPr>
+            <w:tcW w:w="4315" w:type="dxa"/>
             <w:tcBorders>
               <w:top w:val="single" w:sz="4" w:space="0" w:color="auto"/>
               <w:left w:val="single" w:sz="4" w:space="0" w:color="auto"/>
@@ -24287,7 +26778,7 @@
         </w:tc>
         <w:tc>
           <w:tcPr>
-            <w:tcW w:w="6803" w:type="dxa"/>
+            <w:tcW w:w="4756" w:type="dxa"/>
             <w:tcBorders>
               <w:top w:val="single" w:sz="4" w:space="0" w:color="auto"/>
               <w:left w:val="single" w:sz="4" w:space="0" w:color="auto"/>
@@ -24295,7 +26786,55 @@
               <w:right w:val="single" w:sz="4" w:space="0" w:color="auto"/>
             </w:tcBorders>
             <w:vAlign w:val="center"/>
-            <w:hideMark/>
+          </w:tcPr>
+          <w:p>
+            <w:pPr>
+              <w:spacing w:after="0" w:line="240" w:lineRule="auto"/>
+              <w:rPr>
+                <w:rFonts w:ascii="Times New Roman" w:hAnsi="Times New Roman" w:cs="Times New Roman"/>
+                <w:sz w:val="26"/>
+                <w:szCs w:val="26"/>
+              </w:rPr>
+            </w:pPr>
+          </w:p>
+        </w:tc>
+      </w:tr>
+      <w:tr>
+        <w:trPr>
+          <w:jc w:val="center"/>
+        </w:trPr>
+        <w:tc>
+          <w:tcPr>
+            <w:tcW w:w="4315" w:type="dxa"/>
+            <w:tcBorders>
+              <w:top w:val="single" w:sz="4" w:space="0" w:color="auto"/>
+              <w:left w:val="single" w:sz="4" w:space="0" w:color="auto"/>
+              <w:bottom w:val="single" w:sz="4" w:space="0" w:color="auto"/>
+              <w:right w:val="single" w:sz="4" w:space="0" w:color="auto"/>
+            </w:tcBorders>
+            <w:vAlign w:val="center"/>
+          </w:tcPr>
+          <w:p>
+            <w:pPr>
+              <w:spacing w:after="0" w:line="240" w:lineRule="auto"/>
+              <w:rPr>
+                <w:rFonts w:ascii="Times New Roman" w:hAnsi="Times New Roman" w:cs="Times New Roman"/>
+                <w:sz w:val="26"/>
+                <w:szCs w:val="26"/>
+              </w:rPr>
+            </w:pPr>
+          </w:p>
+        </w:tc>
+        <w:tc>
+          <w:tcPr>
+            <w:tcW w:w="4756" w:type="dxa"/>
+            <w:tcBorders>
+              <w:top w:val="single" w:sz="4" w:space="0" w:color="auto"/>
+              <w:left w:val="single" w:sz="4" w:space="0" w:color="auto"/>
+              <w:bottom w:val="single" w:sz="4" w:space="0" w:color="auto"/>
+              <w:right w:val="single" w:sz="4" w:space="0" w:color="auto"/>
+            </w:tcBorders>
+            <w:vAlign w:val="center"/>
           </w:tcPr>
           <w:p>
             <w:pPr>
@@ -24331,6 +26870,7 @@
               <w:bottom w:val="single" w:sz="4" w:space="0" w:color="auto"/>
               <w:right w:val="single" w:sz="4" w:space="0" w:color="auto"/>
             </w:tcBorders>
+            <w:shd w:val="clear" w:color="auto" w:fill="D9D9D9" w:themeFill="background1" w:themeFillShade="D9"/>
             <w:vAlign w:val="center"/>
             <w:hideMark/>
           </w:tcPr>
@@ -24425,8 +26965,8 @@
         <w:tblLook w:val="04A0" w:firstRow="1" w:lastRow="0" w:firstColumn="1" w:lastColumn="0" w:noHBand="0" w:noVBand="1"/>
       </w:tblPr>
       <w:tblGrid>
-        <w:gridCol w:w="2268"/>
-        <w:gridCol w:w="6803"/>
+        <w:gridCol w:w="4315"/>
+        <w:gridCol w:w="4756"/>
       </w:tblGrid>
       <w:tr>
         <w:trPr>
@@ -24434,7 +26974,7 @@
         </w:trPr>
         <w:tc>
           <w:tcPr>
-            <w:tcW w:w="2268" w:type="dxa"/>
+            <w:tcW w:w="4315" w:type="dxa"/>
             <w:tcBorders>
               <w:top w:val="single" w:sz="4" w:space="0" w:color="auto"/>
               <w:left w:val="single" w:sz="4" w:space="0" w:color="auto"/>
@@ -24467,7 +27007,7 @@
         </w:tc>
         <w:tc>
           <w:tcPr>
-            <w:tcW w:w="6803" w:type="dxa"/>
+            <w:tcW w:w="4756" w:type="dxa"/>
             <w:tcBorders>
               <w:top w:val="single" w:sz="4" w:space="0" w:color="auto"/>
               <w:left w:val="single" w:sz="4" w:space="0" w:color="auto"/>
@@ -24503,7 +27043,7 @@
         </w:trPr>
         <w:tc>
           <w:tcPr>
-            <w:tcW w:w="2268" w:type="dxa"/>
+            <w:tcW w:w="4315" w:type="dxa"/>
             <w:tcBorders>
               <w:top w:val="single" w:sz="4" w:space="0" w:color="auto"/>
               <w:left w:val="single" w:sz="4" w:space="0" w:color="auto"/>
@@ -24535,7 +27075,7 @@
         </w:tc>
         <w:tc>
           <w:tcPr>
-            <w:tcW w:w="6803" w:type="dxa"/>
+            <w:tcW w:w="4756" w:type="dxa"/>
             <w:tcBorders>
               <w:top w:val="single" w:sz="4" w:space="0" w:color="auto"/>
               <w:left w:val="single" w:sz="4" w:space="0" w:color="auto"/>
@@ -24571,7 +27111,7 @@
         </w:trPr>
         <w:tc>
           <w:tcPr>
-            <w:tcW w:w="2268" w:type="dxa"/>
+            <w:tcW w:w="4315" w:type="dxa"/>
             <w:tcBorders>
               <w:top w:val="single" w:sz="4" w:space="0" w:color="auto"/>
               <w:left w:val="single" w:sz="4" w:space="0" w:color="auto"/>
@@ -24603,7 +27143,7 @@
         </w:tc>
         <w:tc>
           <w:tcPr>
-            <w:tcW w:w="6803" w:type="dxa"/>
+            <w:tcW w:w="4756" w:type="dxa"/>
             <w:tcBorders>
               <w:top w:val="single" w:sz="4" w:space="0" w:color="auto"/>
               <w:left w:val="single" w:sz="4" w:space="0" w:color="auto"/>
@@ -24639,7 +27179,7 @@
         </w:trPr>
         <w:tc>
           <w:tcPr>
-            <w:tcW w:w="2268" w:type="dxa"/>
+            <w:tcW w:w="4315" w:type="dxa"/>
             <w:tcBorders>
               <w:top w:val="single" w:sz="4" w:space="0" w:color="auto"/>
               <w:left w:val="single" w:sz="4" w:space="0" w:color="auto"/>
@@ -24671,7 +27211,7 @@
         </w:tc>
         <w:tc>
           <w:tcPr>
-            <w:tcW w:w="6803" w:type="dxa"/>
+            <w:tcW w:w="4756" w:type="dxa"/>
             <w:tcBorders>
               <w:top w:val="single" w:sz="4" w:space="0" w:color="auto"/>
               <w:left w:val="single" w:sz="4" w:space="0" w:color="auto"/>
@@ -24707,7 +27247,7 @@
         </w:trPr>
         <w:tc>
           <w:tcPr>
-            <w:tcW w:w="2268" w:type="dxa"/>
+            <w:tcW w:w="4315" w:type="dxa"/>
             <w:tcBorders>
               <w:top w:val="single" w:sz="4" w:space="0" w:color="auto"/>
               <w:left w:val="single" w:sz="4" w:space="0" w:color="auto"/>
@@ -24739,7 +27279,7 @@
         </w:tc>
         <w:tc>
           <w:tcPr>
-            <w:tcW w:w="6803" w:type="dxa"/>
+            <w:tcW w:w="4756" w:type="dxa"/>
             <w:tcBorders>
               <w:top w:val="single" w:sz="4" w:space="0" w:color="auto"/>
               <w:left w:val="single" w:sz="4" w:space="0" w:color="auto"/>
@@ -24775,7 +27315,7 @@
         </w:trPr>
         <w:tc>
           <w:tcPr>
-            <w:tcW w:w="2268" w:type="dxa"/>
+            <w:tcW w:w="4315" w:type="dxa"/>
             <w:tcBorders>
               <w:top w:val="single" w:sz="4" w:space="0" w:color="auto"/>
               <w:left w:val="single" w:sz="4" w:space="0" w:color="auto"/>
@@ -24807,7 +27347,7 @@
         </w:tc>
         <w:tc>
           <w:tcPr>
-            <w:tcW w:w="6803" w:type="dxa"/>
+            <w:tcW w:w="4756" w:type="dxa"/>
             <w:tcBorders>
               <w:top w:val="single" w:sz="4" w:space="0" w:color="auto"/>
               <w:left w:val="single" w:sz="4" w:space="0" w:color="auto"/>
@@ -24843,7 +27383,7 @@
         </w:trPr>
         <w:tc>
           <w:tcPr>
-            <w:tcW w:w="2268" w:type="dxa"/>
+            <w:tcW w:w="4315" w:type="dxa"/>
             <w:tcBorders>
               <w:top w:val="single" w:sz="4" w:space="0" w:color="auto"/>
               <w:left w:val="single" w:sz="4" w:space="0" w:color="auto"/>
@@ -24875,7 +27415,7 @@
         </w:tc>
         <w:tc>
           <w:tcPr>
-            <w:tcW w:w="6803" w:type="dxa"/>
+            <w:tcW w:w="4756" w:type="dxa"/>
             <w:tcBorders>
               <w:top w:val="single" w:sz="4" w:space="0" w:color="auto"/>
               <w:left w:val="single" w:sz="4" w:space="0" w:color="auto"/>
@@ -24893,6 +27433,632 @@
                 <w:szCs w:val="26"/>
               </w:rPr>
             </w:pPr>
+          </w:p>
+        </w:tc>
+      </w:tr>
+      <w:tr>
+        <w:trPr>
+          <w:jc w:val="center"/>
+        </w:trPr>
+        <w:tc>
+          <w:tcPr>
+            <w:tcW w:w="9071" w:type="dxa"/>
+            <w:gridSpan w:val="2"/>
+            <w:tcBorders>
+              <w:top w:val="single" w:sz="4" w:space="0" w:color="auto"/>
+              <w:left w:val="single" w:sz="4" w:space="0" w:color="auto"/>
+              <w:bottom w:val="single" w:sz="4" w:space="0" w:color="auto"/>
+              <w:right w:val="single" w:sz="4" w:space="0" w:color="auto"/>
+            </w:tcBorders>
+            <w:shd w:val="clear" w:color="auto" w:fill="D9D9D9" w:themeFill="background1" w:themeFillShade="D9"/>
+            <w:vAlign w:val="center"/>
+            <w:hideMark/>
+          </w:tcPr>
+          <w:p>
+            <w:pPr>
+              <w:spacing w:after="0" w:line="240" w:lineRule="auto"/>
+              <w:rPr>
+                <w:rFonts w:ascii="Times New Roman" w:hAnsi="Times New Roman" w:cs="Times New Roman"/>
+                <w:sz w:val="26"/>
+                <w:szCs w:val="26"/>
+              </w:rPr>
+            </w:pPr>
+            <w:r>
+              <w:rPr>
+                <w:rFonts w:ascii="Times New Roman" w:hAnsi="Times New Roman" w:cs="Times New Roman"/>
+                <w:b/>
+                <w:sz w:val="26"/>
+                <w:szCs w:val="26"/>
+              </w:rPr>
+              <w:t>Luồng chính</w:t>
+            </w:r>
+          </w:p>
+        </w:tc>
+      </w:tr>
+      <w:tr>
+        <w:trPr>
+          <w:jc w:val="center"/>
+        </w:trPr>
+        <w:tc>
+          <w:tcPr>
+            <w:tcW w:w="4315" w:type="dxa"/>
+            <w:tcBorders>
+              <w:top w:val="single" w:sz="4" w:space="0" w:color="auto"/>
+              <w:left w:val="single" w:sz="4" w:space="0" w:color="auto"/>
+              <w:bottom w:val="single" w:sz="4" w:space="0" w:color="auto"/>
+              <w:right w:val="single" w:sz="4" w:space="0" w:color="auto"/>
+            </w:tcBorders>
+            <w:vAlign w:val="center"/>
+            <w:hideMark/>
+          </w:tcPr>
+          <w:p>
+            <w:pPr>
+              <w:spacing w:after="0" w:line="240" w:lineRule="auto"/>
+              <w:jc w:val="center"/>
+              <w:rPr>
+                <w:rFonts w:ascii="Times New Roman" w:hAnsi="Times New Roman" w:cs="Times New Roman"/>
+                <w:b/>
+                <w:bCs/>
+                <w:sz w:val="26"/>
+                <w:szCs w:val="26"/>
+              </w:rPr>
+            </w:pPr>
+            <w:r>
+              <w:rPr>
+                <w:rFonts w:ascii="Times New Roman" w:hAnsi="Times New Roman" w:cs="Times New Roman"/>
+                <w:b/>
+                <w:bCs/>
+                <w:sz w:val="26"/>
+                <w:szCs w:val="26"/>
+              </w:rPr>
+              <w:t>Actor</w:t>
+            </w:r>
+          </w:p>
+        </w:tc>
+        <w:tc>
+          <w:tcPr>
+            <w:tcW w:w="4756" w:type="dxa"/>
+            <w:tcBorders>
+              <w:top w:val="single" w:sz="4" w:space="0" w:color="auto"/>
+              <w:left w:val="single" w:sz="4" w:space="0" w:color="auto"/>
+              <w:bottom w:val="single" w:sz="4" w:space="0" w:color="auto"/>
+              <w:right w:val="single" w:sz="4" w:space="0" w:color="auto"/>
+            </w:tcBorders>
+            <w:vAlign w:val="center"/>
+            <w:hideMark/>
+          </w:tcPr>
+          <w:p>
+            <w:pPr>
+              <w:spacing w:after="0" w:line="240" w:lineRule="auto"/>
+              <w:jc w:val="center"/>
+              <w:rPr>
+                <w:rFonts w:ascii="Times New Roman" w:hAnsi="Times New Roman" w:cs="Times New Roman"/>
+                <w:b/>
+                <w:bCs/>
+                <w:sz w:val="26"/>
+                <w:szCs w:val="26"/>
+              </w:rPr>
+            </w:pPr>
+            <w:r>
+              <w:rPr>
+                <w:rFonts w:ascii="Times New Roman" w:hAnsi="Times New Roman" w:cs="Times New Roman"/>
+                <w:b/>
+                <w:bCs/>
+                <w:sz w:val="26"/>
+                <w:szCs w:val="26"/>
+              </w:rPr>
+              <w:t>System</w:t>
+            </w:r>
+          </w:p>
+        </w:tc>
+      </w:tr>
+      <w:tr>
+        <w:trPr>
+          <w:jc w:val="center"/>
+        </w:trPr>
+        <w:tc>
+          <w:tcPr>
+            <w:tcW w:w="4315" w:type="dxa"/>
+            <w:tcBorders>
+              <w:top w:val="single" w:sz="4" w:space="0" w:color="auto"/>
+              <w:left w:val="single" w:sz="4" w:space="0" w:color="auto"/>
+              <w:bottom w:val="single" w:sz="4" w:space="0" w:color="auto"/>
+              <w:right w:val="single" w:sz="4" w:space="0" w:color="auto"/>
+            </w:tcBorders>
+            <w:vAlign w:val="center"/>
+            <w:hideMark/>
+          </w:tcPr>
+          <w:p>
+            <w:pPr>
+              <w:spacing w:after="0" w:line="240" w:lineRule="auto"/>
+              <w:rPr>
+                <w:rFonts w:ascii="Times New Roman" w:hAnsi="Times New Roman" w:cs="Times New Roman"/>
+                <w:sz w:val="26"/>
+                <w:szCs w:val="26"/>
+                <w:lang w:val="vi-VN"/>
+              </w:rPr>
+            </w:pPr>
+            <w:r>
+              <w:rPr>
+                <w:rFonts w:ascii="Times New Roman" w:hAnsi="Times New Roman" w:cs="Times New Roman"/>
+                <w:sz w:val="26"/>
+                <w:szCs w:val="26"/>
+                <w:lang w:val="vi-VN"/>
+              </w:rPr>
+              <w:t>1. Chọn chức năng Quản lý đơn thuốc</w:t>
+            </w:r>
+          </w:p>
+        </w:tc>
+        <w:tc>
+          <w:tcPr>
+            <w:tcW w:w="4756" w:type="dxa"/>
+            <w:tcBorders>
+              <w:top w:val="single" w:sz="4" w:space="0" w:color="auto"/>
+              <w:left w:val="single" w:sz="4" w:space="0" w:color="auto"/>
+              <w:bottom w:val="single" w:sz="4" w:space="0" w:color="auto"/>
+              <w:right w:val="single" w:sz="4" w:space="0" w:color="auto"/>
+            </w:tcBorders>
+            <w:vAlign w:val="center"/>
+            <w:hideMark/>
+          </w:tcPr>
+          <w:p>
+            <w:pPr>
+              <w:spacing w:after="0" w:line="240" w:lineRule="auto"/>
+              <w:rPr>
+                <w:rFonts w:ascii="Times New Roman" w:hAnsi="Times New Roman" w:cs="Times New Roman"/>
+                <w:sz w:val="26"/>
+                <w:szCs w:val="26"/>
+                <w:lang w:val="vi-VN"/>
+              </w:rPr>
+            </w:pPr>
+          </w:p>
+        </w:tc>
+      </w:tr>
+      <w:tr>
+        <w:trPr>
+          <w:jc w:val="center"/>
+        </w:trPr>
+        <w:tc>
+          <w:tcPr>
+            <w:tcW w:w="4315" w:type="dxa"/>
+            <w:tcBorders>
+              <w:top w:val="single" w:sz="4" w:space="0" w:color="auto"/>
+              <w:left w:val="single" w:sz="4" w:space="0" w:color="auto"/>
+              <w:bottom w:val="single" w:sz="4" w:space="0" w:color="auto"/>
+              <w:right w:val="single" w:sz="4" w:space="0" w:color="auto"/>
+            </w:tcBorders>
+            <w:vAlign w:val="center"/>
+          </w:tcPr>
+          <w:p>
+            <w:pPr>
+              <w:spacing w:after="0" w:line="240" w:lineRule="auto"/>
+              <w:rPr>
+                <w:rFonts w:ascii="Times New Roman" w:hAnsi="Times New Roman" w:cs="Times New Roman"/>
+                <w:sz w:val="26"/>
+                <w:szCs w:val="26"/>
+                <w:lang w:val="vi-VN"/>
+              </w:rPr>
+            </w:pPr>
+          </w:p>
+        </w:tc>
+        <w:tc>
+          <w:tcPr>
+            <w:tcW w:w="4756" w:type="dxa"/>
+            <w:tcBorders>
+              <w:top w:val="single" w:sz="4" w:space="0" w:color="auto"/>
+              <w:left w:val="single" w:sz="4" w:space="0" w:color="auto"/>
+              <w:bottom w:val="single" w:sz="4" w:space="0" w:color="auto"/>
+              <w:right w:val="single" w:sz="4" w:space="0" w:color="auto"/>
+            </w:tcBorders>
+            <w:vAlign w:val="center"/>
+          </w:tcPr>
+          <w:p>
+            <w:pPr>
+              <w:spacing w:after="0" w:line="240" w:lineRule="auto"/>
+              <w:rPr>
+                <w:rFonts w:ascii="Times New Roman" w:hAnsi="Times New Roman" w:cs="Times New Roman"/>
+                <w:sz w:val="26"/>
+                <w:szCs w:val="26"/>
+                <w:lang w:val="vi-VN"/>
+              </w:rPr>
+            </w:pPr>
+            <w:r>
+              <w:rPr>
+                <w:rFonts w:ascii="Times New Roman" w:hAnsi="Times New Roman" w:cs="Times New Roman"/>
+                <w:sz w:val="26"/>
+                <w:szCs w:val="26"/>
+                <w:lang w:val="vi-VN"/>
+              </w:rPr>
+              <w:t>2. Hiển thị danh sách dữ liệu</w:t>
+            </w:r>
+          </w:p>
+        </w:tc>
+      </w:tr>
+      <w:tr>
+        <w:trPr>
+          <w:jc w:val="center"/>
+        </w:trPr>
+        <w:tc>
+          <w:tcPr>
+            <w:tcW w:w="4315" w:type="dxa"/>
+            <w:tcBorders>
+              <w:top w:val="single" w:sz="4" w:space="0" w:color="auto"/>
+              <w:left w:val="single" w:sz="4" w:space="0" w:color="auto"/>
+              <w:bottom w:val="single" w:sz="4" w:space="0" w:color="auto"/>
+              <w:right w:val="single" w:sz="4" w:space="0" w:color="auto"/>
+            </w:tcBorders>
+            <w:vAlign w:val="center"/>
+            <w:hideMark/>
+          </w:tcPr>
+          <w:p>
+            <w:pPr>
+              <w:spacing w:after="0" w:line="240" w:lineRule="auto"/>
+              <w:rPr>
+                <w:rFonts w:ascii="Times New Roman" w:hAnsi="Times New Roman" w:cs="Times New Roman"/>
+                <w:sz w:val="26"/>
+                <w:szCs w:val="26"/>
+                <w:lang w:val="vi-VN"/>
+              </w:rPr>
+            </w:pPr>
+            <w:r>
+              <w:rPr>
+                <w:rFonts w:ascii="Times New Roman" w:hAnsi="Times New Roman" w:cs="Times New Roman"/>
+                <w:sz w:val="26"/>
+                <w:szCs w:val="26"/>
+                <w:lang w:val="vi-VN"/>
+              </w:rPr>
+              <w:t>3. Chọn bản ghi cần sửa</w:t>
+            </w:r>
+          </w:p>
+        </w:tc>
+        <w:tc>
+          <w:tcPr>
+            <w:tcW w:w="4756" w:type="dxa"/>
+            <w:tcBorders>
+              <w:top w:val="single" w:sz="4" w:space="0" w:color="auto"/>
+              <w:left w:val="single" w:sz="4" w:space="0" w:color="auto"/>
+              <w:bottom w:val="single" w:sz="4" w:space="0" w:color="auto"/>
+              <w:right w:val="single" w:sz="4" w:space="0" w:color="auto"/>
+            </w:tcBorders>
+            <w:vAlign w:val="center"/>
+          </w:tcPr>
+          <w:p>
+            <w:pPr>
+              <w:spacing w:after="0" w:line="240" w:lineRule="auto"/>
+              <w:rPr>
+                <w:rFonts w:ascii="Times New Roman" w:hAnsi="Times New Roman" w:cs="Times New Roman"/>
+                <w:sz w:val="26"/>
+                <w:szCs w:val="26"/>
+              </w:rPr>
+            </w:pPr>
+          </w:p>
+        </w:tc>
+      </w:tr>
+      <w:tr>
+        <w:trPr>
+          <w:jc w:val="center"/>
+        </w:trPr>
+        <w:tc>
+          <w:tcPr>
+            <w:tcW w:w="4315" w:type="dxa"/>
+            <w:tcBorders>
+              <w:top w:val="single" w:sz="4" w:space="0" w:color="auto"/>
+              <w:left w:val="single" w:sz="4" w:space="0" w:color="auto"/>
+              <w:bottom w:val="single" w:sz="4" w:space="0" w:color="auto"/>
+              <w:right w:val="single" w:sz="4" w:space="0" w:color="auto"/>
+            </w:tcBorders>
+            <w:vAlign w:val="center"/>
+          </w:tcPr>
+          <w:p>
+            <w:pPr>
+              <w:spacing w:after="0" w:line="240" w:lineRule="auto"/>
+              <w:rPr>
+                <w:rFonts w:ascii="Times New Roman" w:hAnsi="Times New Roman" w:cs="Times New Roman"/>
+                <w:sz w:val="26"/>
+                <w:szCs w:val="26"/>
+                <w:lang w:val="vi-VN"/>
+              </w:rPr>
+            </w:pPr>
+          </w:p>
+        </w:tc>
+        <w:tc>
+          <w:tcPr>
+            <w:tcW w:w="4756" w:type="dxa"/>
+            <w:tcBorders>
+              <w:top w:val="single" w:sz="4" w:space="0" w:color="auto"/>
+              <w:left w:val="single" w:sz="4" w:space="0" w:color="auto"/>
+              <w:bottom w:val="single" w:sz="4" w:space="0" w:color="auto"/>
+              <w:right w:val="single" w:sz="4" w:space="0" w:color="auto"/>
+            </w:tcBorders>
+            <w:vAlign w:val="center"/>
+          </w:tcPr>
+          <w:p>
+            <w:pPr>
+              <w:spacing w:after="0" w:line="240" w:lineRule="auto"/>
+              <w:rPr>
+                <w:rFonts w:ascii="Times New Roman" w:hAnsi="Times New Roman" w:cs="Times New Roman"/>
+                <w:sz w:val="26"/>
+                <w:szCs w:val="26"/>
+              </w:rPr>
+            </w:pPr>
+            <w:r>
+              <w:rPr>
+                <w:rFonts w:ascii="Times New Roman" w:hAnsi="Times New Roman" w:cs="Times New Roman"/>
+                <w:sz w:val="26"/>
+                <w:szCs w:val="26"/>
+              </w:rPr>
+              <w:t>4. Hiển thị thông tin hiện tại</w:t>
+            </w:r>
+          </w:p>
+        </w:tc>
+      </w:tr>
+      <w:tr>
+        <w:trPr>
+          <w:jc w:val="center"/>
+        </w:trPr>
+        <w:tc>
+          <w:tcPr>
+            <w:tcW w:w="4315" w:type="dxa"/>
+            <w:tcBorders>
+              <w:top w:val="single" w:sz="4" w:space="0" w:color="auto"/>
+              <w:left w:val="single" w:sz="4" w:space="0" w:color="auto"/>
+              <w:bottom w:val="single" w:sz="4" w:space="0" w:color="auto"/>
+              <w:right w:val="single" w:sz="4" w:space="0" w:color="auto"/>
+            </w:tcBorders>
+            <w:vAlign w:val="center"/>
+            <w:hideMark/>
+          </w:tcPr>
+          <w:p>
+            <w:pPr>
+              <w:spacing w:after="0" w:line="240" w:lineRule="auto"/>
+              <w:rPr>
+                <w:rFonts w:ascii="Times New Roman" w:hAnsi="Times New Roman" w:cs="Times New Roman"/>
+                <w:sz w:val="26"/>
+                <w:szCs w:val="26"/>
+              </w:rPr>
+            </w:pPr>
+            <w:r>
+              <w:rPr>
+                <w:rFonts w:ascii="Times New Roman" w:hAnsi="Times New Roman" w:cs="Times New Roman"/>
+                <w:sz w:val="26"/>
+                <w:szCs w:val="26"/>
+              </w:rPr>
+              <w:t>5. Chỉnh sửa thông tin</w:t>
+            </w:r>
+          </w:p>
+        </w:tc>
+        <w:tc>
+          <w:tcPr>
+            <w:tcW w:w="4756" w:type="dxa"/>
+            <w:tcBorders>
+              <w:top w:val="single" w:sz="4" w:space="0" w:color="auto"/>
+              <w:left w:val="single" w:sz="4" w:space="0" w:color="auto"/>
+              <w:bottom w:val="single" w:sz="4" w:space="0" w:color="auto"/>
+              <w:right w:val="single" w:sz="4" w:space="0" w:color="auto"/>
+            </w:tcBorders>
+            <w:vAlign w:val="center"/>
+            <w:hideMark/>
+          </w:tcPr>
+          <w:p>
+            <w:pPr>
+              <w:spacing w:after="0" w:line="240" w:lineRule="auto"/>
+              <w:rPr>
+                <w:rFonts w:ascii="Times New Roman" w:hAnsi="Times New Roman" w:cs="Times New Roman"/>
+                <w:sz w:val="26"/>
+                <w:szCs w:val="26"/>
+              </w:rPr>
+            </w:pPr>
+          </w:p>
+        </w:tc>
+      </w:tr>
+      <w:tr>
+        <w:trPr>
+          <w:jc w:val="center"/>
+        </w:trPr>
+        <w:tc>
+          <w:tcPr>
+            <w:tcW w:w="4315" w:type="dxa"/>
+            <w:tcBorders>
+              <w:top w:val="single" w:sz="4" w:space="0" w:color="auto"/>
+              <w:left w:val="single" w:sz="4" w:space="0" w:color="auto"/>
+              <w:bottom w:val="single" w:sz="4" w:space="0" w:color="auto"/>
+              <w:right w:val="single" w:sz="4" w:space="0" w:color="auto"/>
+            </w:tcBorders>
+            <w:vAlign w:val="center"/>
+          </w:tcPr>
+          <w:p>
+            <w:pPr>
+              <w:spacing w:after="0" w:line="240" w:lineRule="auto"/>
+              <w:rPr>
+                <w:rFonts w:ascii="Times New Roman" w:hAnsi="Times New Roman" w:cs="Times New Roman"/>
+                <w:sz w:val="26"/>
+                <w:szCs w:val="26"/>
+              </w:rPr>
+            </w:pPr>
+          </w:p>
+        </w:tc>
+        <w:tc>
+          <w:tcPr>
+            <w:tcW w:w="4756" w:type="dxa"/>
+            <w:tcBorders>
+              <w:top w:val="single" w:sz="4" w:space="0" w:color="auto"/>
+              <w:left w:val="single" w:sz="4" w:space="0" w:color="auto"/>
+              <w:bottom w:val="single" w:sz="4" w:space="0" w:color="auto"/>
+              <w:right w:val="single" w:sz="4" w:space="0" w:color="auto"/>
+            </w:tcBorders>
+            <w:vAlign w:val="center"/>
+          </w:tcPr>
+          <w:p>
+            <w:pPr>
+              <w:spacing w:after="0" w:line="240" w:lineRule="auto"/>
+              <w:rPr>
+                <w:rFonts w:ascii="Times New Roman" w:hAnsi="Times New Roman" w:cs="Times New Roman"/>
+                <w:sz w:val="26"/>
+                <w:szCs w:val="26"/>
+              </w:rPr>
+            </w:pPr>
+            <w:r>
+              <w:rPr>
+                <w:rFonts w:ascii="Times New Roman" w:hAnsi="Times New Roman" w:cs="Times New Roman"/>
+                <w:sz w:val="26"/>
+                <w:szCs w:val="26"/>
+              </w:rPr>
+              <w:t>6. Kiểm tra dữ liệu mới</w:t>
+            </w:r>
+          </w:p>
+        </w:tc>
+      </w:tr>
+      <w:tr>
+        <w:trPr>
+          <w:jc w:val="center"/>
+        </w:trPr>
+        <w:tc>
+          <w:tcPr>
+            <w:tcW w:w="4315" w:type="dxa"/>
+            <w:tcBorders>
+              <w:top w:val="single" w:sz="4" w:space="0" w:color="auto"/>
+              <w:left w:val="single" w:sz="4" w:space="0" w:color="auto"/>
+              <w:bottom w:val="single" w:sz="4" w:space="0" w:color="auto"/>
+              <w:right w:val="single" w:sz="4" w:space="0" w:color="auto"/>
+            </w:tcBorders>
+            <w:vAlign w:val="center"/>
+            <w:hideMark/>
+          </w:tcPr>
+          <w:p>
+            <w:pPr>
+              <w:spacing w:after="0" w:line="240" w:lineRule="auto"/>
+              <w:rPr>
+                <w:rFonts w:ascii="Times New Roman" w:hAnsi="Times New Roman" w:cs="Times New Roman"/>
+                <w:sz w:val="26"/>
+                <w:szCs w:val="26"/>
+              </w:rPr>
+            </w:pPr>
+            <w:r>
+              <w:rPr>
+                <w:rFonts w:ascii="Times New Roman" w:hAnsi="Times New Roman" w:cs="Times New Roman"/>
+                <w:sz w:val="26"/>
+                <w:szCs w:val="26"/>
+              </w:rPr>
+              <w:t>7. Chọn “Lưu”</w:t>
+            </w:r>
+          </w:p>
+        </w:tc>
+        <w:tc>
+          <w:tcPr>
+            <w:tcW w:w="4756" w:type="dxa"/>
+            <w:tcBorders>
+              <w:top w:val="single" w:sz="4" w:space="0" w:color="auto"/>
+              <w:left w:val="single" w:sz="4" w:space="0" w:color="auto"/>
+              <w:bottom w:val="single" w:sz="4" w:space="0" w:color="auto"/>
+              <w:right w:val="single" w:sz="4" w:space="0" w:color="auto"/>
+            </w:tcBorders>
+            <w:vAlign w:val="center"/>
+          </w:tcPr>
+          <w:p>
+            <w:pPr>
+              <w:spacing w:after="0" w:line="240" w:lineRule="auto"/>
+              <w:rPr>
+                <w:rFonts w:ascii="Times New Roman" w:hAnsi="Times New Roman" w:cs="Times New Roman"/>
+                <w:sz w:val="26"/>
+                <w:szCs w:val="26"/>
+              </w:rPr>
+            </w:pPr>
+          </w:p>
+        </w:tc>
+      </w:tr>
+      <w:tr>
+        <w:trPr>
+          <w:jc w:val="center"/>
+        </w:trPr>
+        <w:tc>
+          <w:tcPr>
+            <w:tcW w:w="4315" w:type="dxa"/>
+            <w:tcBorders>
+              <w:top w:val="single" w:sz="4" w:space="0" w:color="auto"/>
+              <w:left w:val="single" w:sz="4" w:space="0" w:color="auto"/>
+              <w:bottom w:val="single" w:sz="4" w:space="0" w:color="auto"/>
+              <w:right w:val="single" w:sz="4" w:space="0" w:color="auto"/>
+            </w:tcBorders>
+            <w:vAlign w:val="center"/>
+          </w:tcPr>
+          <w:p>
+            <w:pPr>
+              <w:spacing w:after="0" w:line="240" w:lineRule="auto"/>
+              <w:rPr>
+                <w:rFonts w:ascii="Times New Roman" w:hAnsi="Times New Roman" w:cs="Times New Roman"/>
+                <w:sz w:val="26"/>
+                <w:szCs w:val="26"/>
+              </w:rPr>
+            </w:pPr>
+          </w:p>
+        </w:tc>
+        <w:tc>
+          <w:tcPr>
+            <w:tcW w:w="4756" w:type="dxa"/>
+            <w:tcBorders>
+              <w:top w:val="single" w:sz="4" w:space="0" w:color="auto"/>
+              <w:left w:val="single" w:sz="4" w:space="0" w:color="auto"/>
+              <w:bottom w:val="single" w:sz="4" w:space="0" w:color="auto"/>
+              <w:right w:val="single" w:sz="4" w:space="0" w:color="auto"/>
+            </w:tcBorders>
+            <w:vAlign w:val="center"/>
+          </w:tcPr>
+          <w:p>
+            <w:pPr>
+              <w:spacing w:after="0" w:line="240" w:lineRule="auto"/>
+              <w:rPr>
+                <w:rFonts w:ascii="Times New Roman" w:hAnsi="Times New Roman" w:cs="Times New Roman"/>
+                <w:sz w:val="26"/>
+                <w:szCs w:val="26"/>
+              </w:rPr>
+            </w:pPr>
+            <w:r>
+              <w:rPr>
+                <w:rFonts w:ascii="Times New Roman" w:hAnsi="Times New Roman" w:cs="Times New Roman"/>
+                <w:sz w:val="26"/>
+                <w:szCs w:val="26"/>
+              </w:rPr>
+              <w:t>8. Cập nhật CSDL và hiển thị kết quả</w:t>
+            </w:r>
+          </w:p>
+        </w:tc>
+      </w:tr>
+      <w:tr>
+        <w:trPr>
+          <w:jc w:val="center"/>
+        </w:trPr>
+        <w:tc>
+          <w:tcPr>
+            <w:tcW w:w="9071" w:type="dxa"/>
+            <w:gridSpan w:val="2"/>
+            <w:tcBorders>
+              <w:top w:val="single" w:sz="4" w:space="0" w:color="auto"/>
+              <w:left w:val="single" w:sz="4" w:space="0" w:color="auto"/>
+              <w:bottom w:val="single" w:sz="4" w:space="0" w:color="auto"/>
+              <w:right w:val="single" w:sz="4" w:space="0" w:color="auto"/>
+            </w:tcBorders>
+            <w:shd w:val="clear" w:color="auto" w:fill="D9D9D9" w:themeFill="background1" w:themeFillShade="D9"/>
+            <w:vAlign w:val="center"/>
+            <w:hideMark/>
+          </w:tcPr>
+          <w:p>
+            <w:pPr>
+              <w:spacing w:after="0" w:line="240" w:lineRule="auto"/>
+              <w:rPr>
+                <w:rFonts w:ascii="Times New Roman" w:hAnsi="Times New Roman" w:cs="Times New Roman"/>
+                <w:sz w:val="26"/>
+                <w:szCs w:val="26"/>
+              </w:rPr>
+            </w:pPr>
+            <w:r>
+              <w:rPr>
+                <w:rFonts w:ascii="Times New Roman" w:hAnsi="Times New Roman" w:cs="Times New Roman"/>
+                <w:b/>
+                <w:sz w:val="26"/>
+                <w:szCs w:val="26"/>
+              </w:rPr>
+              <w:t>Luồng thay thế</w:t>
+            </w:r>
           </w:p>
         </w:tc>
       </w:tr>
@@ -24911,423 +28077,6 @@
               <w:right w:val="single" w:sz="4" w:space="0" w:color="auto"/>
             </w:tcBorders>
             <w:vAlign w:val="center"/>
-            <w:hideMark/>
-          </w:tcPr>
-          <w:p>
-            <w:pPr>
-              <w:spacing w:after="0" w:line="240" w:lineRule="auto"/>
-              <w:rPr>
-                <w:rFonts w:ascii="Times New Roman" w:hAnsi="Times New Roman" w:cs="Times New Roman"/>
-                <w:sz w:val="26"/>
-                <w:szCs w:val="26"/>
-              </w:rPr>
-            </w:pPr>
-            <w:r>
-              <w:rPr>
-                <w:rFonts w:ascii="Times New Roman" w:hAnsi="Times New Roman" w:cs="Times New Roman"/>
-                <w:b/>
-                <w:sz w:val="26"/>
-                <w:szCs w:val="26"/>
-              </w:rPr>
-              <w:t>Luồng chính</w:t>
-            </w:r>
-          </w:p>
-        </w:tc>
-      </w:tr>
-      <w:tr>
-        <w:trPr>
-          <w:jc w:val="center"/>
-        </w:trPr>
-        <w:tc>
-          <w:tcPr>
-            <w:tcW w:w="2268" w:type="dxa"/>
-            <w:tcBorders>
-              <w:top w:val="single" w:sz="4" w:space="0" w:color="auto"/>
-              <w:left w:val="single" w:sz="4" w:space="0" w:color="auto"/>
-              <w:bottom w:val="single" w:sz="4" w:space="0" w:color="auto"/>
-              <w:right w:val="single" w:sz="4" w:space="0" w:color="auto"/>
-            </w:tcBorders>
-            <w:vAlign w:val="center"/>
-            <w:hideMark/>
-          </w:tcPr>
-          <w:p>
-            <w:pPr>
-              <w:spacing w:after="0" w:line="240" w:lineRule="auto"/>
-              <w:rPr>
-                <w:rFonts w:ascii="Times New Roman" w:hAnsi="Times New Roman" w:cs="Times New Roman"/>
-                <w:sz w:val="26"/>
-                <w:szCs w:val="26"/>
-              </w:rPr>
-            </w:pPr>
-            <w:r>
-              <w:rPr>
-                <w:rFonts w:ascii="Times New Roman" w:hAnsi="Times New Roman" w:cs="Times New Roman"/>
-                <w:sz w:val="26"/>
-                <w:szCs w:val="26"/>
-              </w:rPr>
-              <w:t>Actor</w:t>
-            </w:r>
-          </w:p>
-        </w:tc>
-        <w:tc>
-          <w:tcPr>
-            <w:tcW w:w="6803" w:type="dxa"/>
-            <w:tcBorders>
-              <w:top w:val="single" w:sz="4" w:space="0" w:color="auto"/>
-              <w:left w:val="single" w:sz="4" w:space="0" w:color="auto"/>
-              <w:bottom w:val="single" w:sz="4" w:space="0" w:color="auto"/>
-              <w:right w:val="single" w:sz="4" w:space="0" w:color="auto"/>
-            </w:tcBorders>
-            <w:vAlign w:val="center"/>
-            <w:hideMark/>
-          </w:tcPr>
-          <w:p>
-            <w:pPr>
-              <w:spacing w:after="0" w:line="240" w:lineRule="auto"/>
-              <w:rPr>
-                <w:rFonts w:ascii="Times New Roman" w:hAnsi="Times New Roman" w:cs="Times New Roman"/>
-                <w:sz w:val="26"/>
-                <w:szCs w:val="26"/>
-              </w:rPr>
-            </w:pPr>
-            <w:r>
-              <w:rPr>
-                <w:rFonts w:ascii="Times New Roman" w:hAnsi="Times New Roman" w:cs="Times New Roman"/>
-                <w:sz w:val="26"/>
-                <w:szCs w:val="26"/>
-              </w:rPr>
-              <w:t>System</w:t>
-            </w:r>
-          </w:p>
-        </w:tc>
-      </w:tr>
-      <w:tr>
-        <w:trPr>
-          <w:jc w:val="center"/>
-        </w:trPr>
-        <w:tc>
-          <w:tcPr>
-            <w:tcW w:w="2268" w:type="dxa"/>
-            <w:tcBorders>
-              <w:top w:val="single" w:sz="4" w:space="0" w:color="auto"/>
-              <w:left w:val="single" w:sz="4" w:space="0" w:color="auto"/>
-              <w:bottom w:val="single" w:sz="4" w:space="0" w:color="auto"/>
-              <w:right w:val="single" w:sz="4" w:space="0" w:color="auto"/>
-            </w:tcBorders>
-            <w:vAlign w:val="center"/>
-            <w:hideMark/>
-          </w:tcPr>
-          <w:p>
-            <w:pPr>
-              <w:spacing w:after="0" w:line="240" w:lineRule="auto"/>
-              <w:rPr>
-                <w:rFonts w:ascii="Times New Roman" w:hAnsi="Times New Roman" w:cs="Times New Roman"/>
-                <w:sz w:val="26"/>
-                <w:szCs w:val="26"/>
-                <w:lang w:val="vi-VN"/>
-              </w:rPr>
-            </w:pPr>
-            <w:r>
-              <w:rPr>
-                <w:rFonts w:ascii="Times New Roman" w:hAnsi="Times New Roman" w:cs="Times New Roman"/>
-                <w:sz w:val="26"/>
-                <w:szCs w:val="26"/>
-                <w:lang w:val="vi-VN"/>
-              </w:rPr>
-              <w:t>1. Chọn chức năng Quản lý đơn thuốc</w:t>
-            </w:r>
-          </w:p>
-        </w:tc>
-        <w:tc>
-          <w:tcPr>
-            <w:tcW w:w="6803" w:type="dxa"/>
-            <w:tcBorders>
-              <w:top w:val="single" w:sz="4" w:space="0" w:color="auto"/>
-              <w:left w:val="single" w:sz="4" w:space="0" w:color="auto"/>
-              <w:bottom w:val="single" w:sz="4" w:space="0" w:color="auto"/>
-              <w:right w:val="single" w:sz="4" w:space="0" w:color="auto"/>
-            </w:tcBorders>
-            <w:vAlign w:val="center"/>
-            <w:hideMark/>
-          </w:tcPr>
-          <w:p>
-            <w:pPr>
-              <w:spacing w:after="0" w:line="240" w:lineRule="auto"/>
-              <w:rPr>
-                <w:rFonts w:ascii="Times New Roman" w:hAnsi="Times New Roman" w:cs="Times New Roman"/>
-                <w:sz w:val="26"/>
-                <w:szCs w:val="26"/>
-                <w:lang w:val="vi-VN"/>
-              </w:rPr>
-            </w:pPr>
-            <w:r>
-              <w:rPr>
-                <w:rFonts w:ascii="Times New Roman" w:hAnsi="Times New Roman" w:cs="Times New Roman"/>
-                <w:sz w:val="26"/>
-                <w:szCs w:val="26"/>
-                <w:lang w:val="vi-VN"/>
-              </w:rPr>
-              <w:t>2. Hiển thị danh sách dữ liệu</w:t>
-            </w:r>
-          </w:p>
-        </w:tc>
-      </w:tr>
-      <w:tr>
-        <w:trPr>
-          <w:jc w:val="center"/>
-        </w:trPr>
-        <w:tc>
-          <w:tcPr>
-            <w:tcW w:w="2268" w:type="dxa"/>
-            <w:tcBorders>
-              <w:top w:val="single" w:sz="4" w:space="0" w:color="auto"/>
-              <w:left w:val="single" w:sz="4" w:space="0" w:color="auto"/>
-              <w:bottom w:val="single" w:sz="4" w:space="0" w:color="auto"/>
-              <w:right w:val="single" w:sz="4" w:space="0" w:color="auto"/>
-            </w:tcBorders>
-            <w:vAlign w:val="center"/>
-            <w:hideMark/>
-          </w:tcPr>
-          <w:p>
-            <w:pPr>
-              <w:spacing w:after="0" w:line="240" w:lineRule="auto"/>
-              <w:rPr>
-                <w:rFonts w:ascii="Times New Roman" w:hAnsi="Times New Roman" w:cs="Times New Roman"/>
-                <w:sz w:val="26"/>
-                <w:szCs w:val="26"/>
-                <w:lang w:val="vi-VN"/>
-              </w:rPr>
-            </w:pPr>
-            <w:r>
-              <w:rPr>
-                <w:rFonts w:ascii="Times New Roman" w:hAnsi="Times New Roman" w:cs="Times New Roman"/>
-                <w:sz w:val="26"/>
-                <w:szCs w:val="26"/>
-                <w:lang w:val="vi-VN"/>
-              </w:rPr>
-              <w:t>3. Chọn bản ghi cần sửa</w:t>
-            </w:r>
-          </w:p>
-        </w:tc>
-        <w:tc>
-          <w:tcPr>
-            <w:tcW w:w="6803" w:type="dxa"/>
-            <w:tcBorders>
-              <w:top w:val="single" w:sz="4" w:space="0" w:color="auto"/>
-              <w:left w:val="single" w:sz="4" w:space="0" w:color="auto"/>
-              <w:bottom w:val="single" w:sz="4" w:space="0" w:color="auto"/>
-              <w:right w:val="single" w:sz="4" w:space="0" w:color="auto"/>
-            </w:tcBorders>
-            <w:vAlign w:val="center"/>
-            <w:hideMark/>
-          </w:tcPr>
-          <w:p>
-            <w:pPr>
-              <w:spacing w:after="0" w:line="240" w:lineRule="auto"/>
-              <w:rPr>
-                <w:rFonts w:ascii="Times New Roman" w:hAnsi="Times New Roman" w:cs="Times New Roman"/>
-                <w:sz w:val="26"/>
-                <w:szCs w:val="26"/>
-              </w:rPr>
-            </w:pPr>
-            <w:r>
-              <w:rPr>
-                <w:rFonts w:ascii="Times New Roman" w:hAnsi="Times New Roman" w:cs="Times New Roman"/>
-                <w:sz w:val="26"/>
-                <w:szCs w:val="26"/>
-              </w:rPr>
-              <w:t>4. Hiển thị thông tin hiện tại</w:t>
-            </w:r>
-          </w:p>
-        </w:tc>
-      </w:tr>
-      <w:tr>
-        <w:trPr>
-          <w:jc w:val="center"/>
-        </w:trPr>
-        <w:tc>
-          <w:tcPr>
-            <w:tcW w:w="2268" w:type="dxa"/>
-            <w:tcBorders>
-              <w:top w:val="single" w:sz="4" w:space="0" w:color="auto"/>
-              <w:left w:val="single" w:sz="4" w:space="0" w:color="auto"/>
-              <w:bottom w:val="single" w:sz="4" w:space="0" w:color="auto"/>
-              <w:right w:val="single" w:sz="4" w:space="0" w:color="auto"/>
-            </w:tcBorders>
-            <w:vAlign w:val="center"/>
-            <w:hideMark/>
-          </w:tcPr>
-          <w:p>
-            <w:pPr>
-              <w:spacing w:after="0" w:line="240" w:lineRule="auto"/>
-              <w:rPr>
-                <w:rFonts w:ascii="Times New Roman" w:hAnsi="Times New Roman" w:cs="Times New Roman"/>
-                <w:sz w:val="26"/>
-                <w:szCs w:val="26"/>
-              </w:rPr>
-            </w:pPr>
-            <w:r>
-              <w:rPr>
-                <w:rFonts w:ascii="Times New Roman" w:hAnsi="Times New Roman" w:cs="Times New Roman"/>
-                <w:sz w:val="26"/>
-                <w:szCs w:val="26"/>
-              </w:rPr>
-              <w:t>5. Chỉnh sửa thông tin</w:t>
-            </w:r>
-          </w:p>
-        </w:tc>
-        <w:tc>
-          <w:tcPr>
-            <w:tcW w:w="6803" w:type="dxa"/>
-            <w:tcBorders>
-              <w:top w:val="single" w:sz="4" w:space="0" w:color="auto"/>
-              <w:left w:val="single" w:sz="4" w:space="0" w:color="auto"/>
-              <w:bottom w:val="single" w:sz="4" w:space="0" w:color="auto"/>
-              <w:right w:val="single" w:sz="4" w:space="0" w:color="auto"/>
-            </w:tcBorders>
-            <w:vAlign w:val="center"/>
-            <w:hideMark/>
-          </w:tcPr>
-          <w:p>
-            <w:pPr>
-              <w:spacing w:after="0" w:line="240" w:lineRule="auto"/>
-              <w:rPr>
-                <w:rFonts w:ascii="Times New Roman" w:hAnsi="Times New Roman" w:cs="Times New Roman"/>
-                <w:sz w:val="26"/>
-                <w:szCs w:val="26"/>
-              </w:rPr>
-            </w:pPr>
-            <w:r>
-              <w:rPr>
-                <w:rFonts w:ascii="Times New Roman" w:hAnsi="Times New Roman" w:cs="Times New Roman"/>
-                <w:sz w:val="26"/>
-                <w:szCs w:val="26"/>
-              </w:rPr>
-              <w:t>6. Kiểm tra dữ liệu mới</w:t>
-            </w:r>
-          </w:p>
-        </w:tc>
-      </w:tr>
-      <w:tr>
-        <w:trPr>
-          <w:jc w:val="center"/>
-        </w:trPr>
-        <w:tc>
-          <w:tcPr>
-            <w:tcW w:w="2268" w:type="dxa"/>
-            <w:tcBorders>
-              <w:top w:val="single" w:sz="4" w:space="0" w:color="auto"/>
-              <w:left w:val="single" w:sz="4" w:space="0" w:color="auto"/>
-              <w:bottom w:val="single" w:sz="4" w:space="0" w:color="auto"/>
-              <w:right w:val="single" w:sz="4" w:space="0" w:color="auto"/>
-            </w:tcBorders>
-            <w:vAlign w:val="center"/>
-            <w:hideMark/>
-          </w:tcPr>
-          <w:p>
-            <w:pPr>
-              <w:spacing w:after="0" w:line="240" w:lineRule="auto"/>
-              <w:rPr>
-                <w:rFonts w:ascii="Times New Roman" w:hAnsi="Times New Roman" w:cs="Times New Roman"/>
-                <w:sz w:val="26"/>
-                <w:szCs w:val="26"/>
-              </w:rPr>
-            </w:pPr>
-            <w:r>
-              <w:rPr>
-                <w:rFonts w:ascii="Times New Roman" w:hAnsi="Times New Roman" w:cs="Times New Roman"/>
-                <w:sz w:val="26"/>
-                <w:szCs w:val="26"/>
-              </w:rPr>
-              <w:t>7. Chọn “Lưu”</w:t>
-            </w:r>
-          </w:p>
-        </w:tc>
-        <w:tc>
-          <w:tcPr>
-            <w:tcW w:w="6803" w:type="dxa"/>
-            <w:tcBorders>
-              <w:top w:val="single" w:sz="4" w:space="0" w:color="auto"/>
-              <w:left w:val="single" w:sz="4" w:space="0" w:color="auto"/>
-              <w:bottom w:val="single" w:sz="4" w:space="0" w:color="auto"/>
-              <w:right w:val="single" w:sz="4" w:space="0" w:color="auto"/>
-            </w:tcBorders>
-            <w:vAlign w:val="center"/>
-            <w:hideMark/>
-          </w:tcPr>
-          <w:p>
-            <w:pPr>
-              <w:spacing w:after="0" w:line="240" w:lineRule="auto"/>
-              <w:rPr>
-                <w:rFonts w:ascii="Times New Roman" w:hAnsi="Times New Roman" w:cs="Times New Roman"/>
-                <w:sz w:val="26"/>
-                <w:szCs w:val="26"/>
-              </w:rPr>
-            </w:pPr>
-            <w:r>
-              <w:rPr>
-                <w:rFonts w:ascii="Times New Roman" w:hAnsi="Times New Roman" w:cs="Times New Roman"/>
-                <w:sz w:val="26"/>
-                <w:szCs w:val="26"/>
-              </w:rPr>
-              <w:t>8. Cập nhật CSDL và hiển thị kết quả</w:t>
-            </w:r>
-          </w:p>
-        </w:tc>
-      </w:tr>
-      <w:tr>
-        <w:trPr>
-          <w:jc w:val="center"/>
-        </w:trPr>
-        <w:tc>
-          <w:tcPr>
-            <w:tcW w:w="9071" w:type="dxa"/>
-            <w:gridSpan w:val="2"/>
-            <w:tcBorders>
-              <w:top w:val="single" w:sz="4" w:space="0" w:color="auto"/>
-              <w:left w:val="single" w:sz="4" w:space="0" w:color="auto"/>
-              <w:bottom w:val="single" w:sz="4" w:space="0" w:color="auto"/>
-              <w:right w:val="single" w:sz="4" w:space="0" w:color="auto"/>
-            </w:tcBorders>
-            <w:vAlign w:val="center"/>
-            <w:hideMark/>
-          </w:tcPr>
-          <w:p>
-            <w:pPr>
-              <w:spacing w:after="0" w:line="240" w:lineRule="auto"/>
-              <w:rPr>
-                <w:rFonts w:ascii="Times New Roman" w:hAnsi="Times New Roman" w:cs="Times New Roman"/>
-                <w:sz w:val="26"/>
-                <w:szCs w:val="26"/>
-              </w:rPr>
-            </w:pPr>
-            <w:r>
-              <w:rPr>
-                <w:rFonts w:ascii="Times New Roman" w:hAnsi="Times New Roman" w:cs="Times New Roman"/>
-                <w:b/>
-                <w:sz w:val="26"/>
-                <w:szCs w:val="26"/>
-              </w:rPr>
-              <w:t>Luồng thay thế</w:t>
-            </w:r>
-          </w:p>
-        </w:tc>
-      </w:tr>
-      <w:tr>
-        <w:trPr>
-          <w:jc w:val="center"/>
-        </w:trPr>
-        <w:tc>
-          <w:tcPr>
-            <w:tcW w:w="9071" w:type="dxa"/>
-            <w:gridSpan w:val="2"/>
-            <w:tcBorders>
-              <w:top w:val="single" w:sz="4" w:space="0" w:color="auto"/>
-              <w:left w:val="single" w:sz="4" w:space="0" w:color="auto"/>
-              <w:bottom w:val="single" w:sz="4" w:space="0" w:color="auto"/>
-              <w:right w:val="single" w:sz="4" w:space="0" w:color="auto"/>
-            </w:tcBorders>
-            <w:vAlign w:val="center"/>
           </w:tcPr>
           <w:p>
             <w:pPr>
@@ -25356,10 +28105,7 @@
     <w:p>
       <w:pPr>
         <w:pStyle w:val="ListParagraph"/>
-        <w:numPr>
-          <w:ilvl w:val="0"/>
-          <w:numId w:val="19"/>
-        </w:numPr>
+        <w:ind w:left="1080"/>
         <w:rPr>
           <w:rFonts w:ascii="Times New Roman" w:eastAsia="Arial" w:hAnsi="Times New Roman" w:cs="Times New Roman"/>
           <w:sz w:val="26"/>
@@ -25369,6 +28115,48 @@
       </w:pPr>
       <w:r>
         <w:rPr>
+          <w:rFonts w:ascii="Times New Roman" w:eastAsia="Arial" w:hAnsi="Times New Roman" w:cs="Times New Roman"/>
+          <w:sz w:val="26"/>
+          <w:szCs w:val="26"/>
+        </w:rPr>
+        <w:drawing>
+          <wp:inline distT="0" distB="0" distL="0" distR="0" wp14:anchorId="655C97C2" wp14:editId="2C36CEBC">
+            <wp:extent cx="4701947" cy="4008467"/>
+            <wp:effectExtent l="0" t="0" r="3810" b="0"/>
+            <wp:docPr id="536093252" name="Picture 1"/>
+            <wp:cNvGraphicFramePr>
+              <a:graphicFrameLocks xmlns:a="http://schemas.openxmlformats.org/drawingml/2006/main" noChangeAspect="1"/>
+            </wp:cNvGraphicFramePr>
+            <a:graphic xmlns:a="http://schemas.openxmlformats.org/drawingml/2006/main">
+              <a:graphicData uri="http://schemas.openxmlformats.org/drawingml/2006/picture">
+                <pic:pic xmlns:pic="http://schemas.openxmlformats.org/drawingml/2006/picture">
+                  <pic:nvPicPr>
+                    <pic:cNvPr id="536093252" name=""/>
+                    <pic:cNvPicPr/>
+                  </pic:nvPicPr>
+                  <pic:blipFill>
+                    <a:blip r:embed="rId11"/>
+                    <a:stretch>
+                      <a:fillRect/>
+                    </a:stretch>
+                  </pic:blipFill>
+                  <pic:spPr>
+                    <a:xfrm>
+                      <a:off x="0" y="0"/>
+                      <a:ext cx="4701947" cy="4008467"/>
+                    </a:xfrm>
+                    <a:prstGeom prst="rect">
+                      <a:avLst/>
+                    </a:prstGeom>
+                  </pic:spPr>
+                </pic:pic>
+              </a:graphicData>
+            </a:graphic>
+          </wp:inline>
+        </w:drawing>
+      </w:r>
+      <w:r>
+        <w:rPr>
           <w:rFonts w:ascii="Times New Roman" w:hAnsi="Times New Roman" w:cs="Times New Roman"/>
           <w:sz w:val="26"/>
           <w:szCs w:val="26"/>
@@ -25376,6 +28164,16 @@
         </w:rPr>
         <w:br w:type="page"/>
       </w:r>
+    </w:p>
+    <w:p>
+      <w:pPr>
+        <w:ind w:left="360"/>
+        <w:rPr>
+          <w:rFonts w:ascii="Times New Roman" w:eastAsia="Arial" w:hAnsi="Times New Roman" w:cs="Times New Roman"/>
+          <w:sz w:val="26"/>
+          <w:szCs w:val="26"/>
+        </w:rPr>
+      </w:pPr>
     </w:p>
     <w:p>
       <w:pPr>
@@ -25398,7 +28196,6 @@
           <w:sz w:val="24"/>
           <w:szCs w:val="24"/>
         </w:rPr>
-        <w:lastRenderedPageBreak/>
         <w:t>QUẢN LÝ TIẾN ĐỘ ĐIỀU TRỊ</w:t>
       </w:r>
     </w:p>
@@ -25409,8 +28206,8 @@
         <w:tblLook w:val="04A0" w:firstRow="1" w:lastRow="0" w:firstColumn="1" w:lastColumn="0" w:noHBand="0" w:noVBand="1"/>
       </w:tblPr>
       <w:tblGrid>
-        <w:gridCol w:w="2268"/>
-        <w:gridCol w:w="6803"/>
+        <w:gridCol w:w="4315"/>
+        <w:gridCol w:w="4756"/>
       </w:tblGrid>
       <w:tr>
         <w:trPr>
@@ -25418,7 +28215,7 @@
         </w:trPr>
         <w:tc>
           <w:tcPr>
-            <w:tcW w:w="2268" w:type="dxa"/>
+            <w:tcW w:w="4315" w:type="dxa"/>
             <w:tcBorders>
               <w:top w:val="single" w:sz="4" w:space="0" w:color="auto"/>
               <w:left w:val="single" w:sz="4" w:space="0" w:color="auto"/>
@@ -25450,7 +28247,7 @@
         </w:tc>
         <w:tc>
           <w:tcPr>
-            <w:tcW w:w="6803" w:type="dxa"/>
+            <w:tcW w:w="4756" w:type="dxa"/>
             <w:tcBorders>
               <w:top w:val="single" w:sz="4" w:space="0" w:color="auto"/>
               <w:left w:val="single" w:sz="4" w:space="0" w:color="auto"/>
@@ -25486,7 +28283,7 @@
         </w:trPr>
         <w:tc>
           <w:tcPr>
-            <w:tcW w:w="2268" w:type="dxa"/>
+            <w:tcW w:w="4315" w:type="dxa"/>
             <w:tcBorders>
               <w:top w:val="single" w:sz="4" w:space="0" w:color="auto"/>
               <w:left w:val="single" w:sz="4" w:space="0" w:color="auto"/>
@@ -25518,7 +28315,7 @@
         </w:tc>
         <w:tc>
           <w:tcPr>
-            <w:tcW w:w="6803" w:type="dxa"/>
+            <w:tcW w:w="4756" w:type="dxa"/>
             <w:tcBorders>
               <w:top w:val="single" w:sz="4" w:space="0" w:color="auto"/>
               <w:left w:val="single" w:sz="4" w:space="0" w:color="auto"/>
@@ -25554,7 +28351,7 @@
         </w:trPr>
         <w:tc>
           <w:tcPr>
-            <w:tcW w:w="2268" w:type="dxa"/>
+            <w:tcW w:w="4315" w:type="dxa"/>
             <w:tcBorders>
               <w:top w:val="single" w:sz="4" w:space="0" w:color="auto"/>
               <w:left w:val="single" w:sz="4" w:space="0" w:color="auto"/>
@@ -25586,7 +28383,7 @@
         </w:tc>
         <w:tc>
           <w:tcPr>
-            <w:tcW w:w="6803" w:type="dxa"/>
+            <w:tcW w:w="4756" w:type="dxa"/>
             <w:tcBorders>
               <w:top w:val="single" w:sz="4" w:space="0" w:color="auto"/>
               <w:left w:val="single" w:sz="4" w:space="0" w:color="auto"/>
@@ -25622,7 +28419,7 @@
         </w:trPr>
         <w:tc>
           <w:tcPr>
-            <w:tcW w:w="2268" w:type="dxa"/>
+            <w:tcW w:w="4315" w:type="dxa"/>
             <w:tcBorders>
               <w:top w:val="single" w:sz="4" w:space="0" w:color="auto"/>
               <w:left w:val="single" w:sz="4" w:space="0" w:color="auto"/>
@@ -25654,7 +28451,7 @@
         </w:tc>
         <w:tc>
           <w:tcPr>
-            <w:tcW w:w="6803" w:type="dxa"/>
+            <w:tcW w:w="4756" w:type="dxa"/>
             <w:tcBorders>
               <w:top w:val="single" w:sz="4" w:space="0" w:color="auto"/>
               <w:left w:val="single" w:sz="4" w:space="0" w:color="auto"/>
@@ -25690,7 +28487,7 @@
         </w:trPr>
         <w:tc>
           <w:tcPr>
-            <w:tcW w:w="2268" w:type="dxa"/>
+            <w:tcW w:w="4315" w:type="dxa"/>
             <w:tcBorders>
               <w:top w:val="single" w:sz="4" w:space="0" w:color="auto"/>
               <w:left w:val="single" w:sz="4" w:space="0" w:color="auto"/>
@@ -25722,7 +28519,7 @@
         </w:tc>
         <w:tc>
           <w:tcPr>
-            <w:tcW w:w="6803" w:type="dxa"/>
+            <w:tcW w:w="4756" w:type="dxa"/>
             <w:tcBorders>
               <w:top w:val="single" w:sz="4" w:space="0" w:color="auto"/>
               <w:left w:val="single" w:sz="4" w:space="0" w:color="auto"/>
@@ -25758,7 +28555,7 @@
         </w:trPr>
         <w:tc>
           <w:tcPr>
-            <w:tcW w:w="2268" w:type="dxa"/>
+            <w:tcW w:w="4315" w:type="dxa"/>
             <w:tcBorders>
               <w:top w:val="single" w:sz="4" w:space="0" w:color="auto"/>
               <w:left w:val="single" w:sz="4" w:space="0" w:color="auto"/>
@@ -25790,7 +28587,7 @@
         </w:tc>
         <w:tc>
           <w:tcPr>
-            <w:tcW w:w="6803" w:type="dxa"/>
+            <w:tcW w:w="4756" w:type="dxa"/>
             <w:tcBorders>
               <w:top w:val="single" w:sz="4" w:space="0" w:color="auto"/>
               <w:left w:val="single" w:sz="4" w:space="0" w:color="auto"/>
@@ -25826,7 +28623,7 @@
         </w:trPr>
         <w:tc>
           <w:tcPr>
-            <w:tcW w:w="2268" w:type="dxa"/>
+            <w:tcW w:w="4315" w:type="dxa"/>
             <w:tcBorders>
               <w:top w:val="single" w:sz="4" w:space="0" w:color="auto"/>
               <w:left w:val="single" w:sz="4" w:space="0" w:color="auto"/>
@@ -25858,7 +28655,7 @@
         </w:tc>
         <w:tc>
           <w:tcPr>
-            <w:tcW w:w="6803" w:type="dxa"/>
+            <w:tcW w:w="4756" w:type="dxa"/>
             <w:tcBorders>
               <w:top w:val="single" w:sz="4" w:space="0" w:color="auto"/>
               <w:left w:val="single" w:sz="4" w:space="0" w:color="auto"/>
@@ -25893,6 +28690,7 @@
               <w:bottom w:val="single" w:sz="4" w:space="0" w:color="auto"/>
               <w:right w:val="single" w:sz="4" w:space="0" w:color="auto"/>
             </w:tcBorders>
+            <w:shd w:val="clear" w:color="auto" w:fill="D9D9D9" w:themeFill="background1" w:themeFillShade="D9"/>
             <w:vAlign w:val="center"/>
             <w:hideMark/>
           </w:tcPr>
@@ -25923,7 +28721,7 @@
         </w:trPr>
         <w:tc>
           <w:tcPr>
-            <w:tcW w:w="2268" w:type="dxa"/>
+            <w:tcW w:w="4315" w:type="dxa"/>
             <w:tcBorders>
               <w:top w:val="single" w:sz="4" w:space="0" w:color="auto"/>
               <w:left w:val="single" w:sz="4" w:space="0" w:color="auto"/>
@@ -25936,15 +28734,20 @@
           <w:p>
             <w:pPr>
               <w:spacing w:after="0" w:line="240" w:lineRule="auto"/>
-              <w:rPr>
-                <w:rFonts w:ascii="Times New Roman" w:hAnsi="Times New Roman" w:cs="Times New Roman"/>
-                <w:sz w:val="26"/>
-                <w:szCs w:val="26"/>
-              </w:rPr>
-            </w:pPr>
-            <w:r>
-              <w:rPr>
-                <w:rFonts w:ascii="Times New Roman" w:hAnsi="Times New Roman" w:cs="Times New Roman"/>
+              <w:jc w:val="center"/>
+              <w:rPr>
+                <w:rFonts w:ascii="Times New Roman" w:hAnsi="Times New Roman" w:cs="Times New Roman"/>
+                <w:b/>
+                <w:bCs/>
+                <w:sz w:val="26"/>
+                <w:szCs w:val="26"/>
+              </w:rPr>
+            </w:pPr>
+            <w:r>
+              <w:rPr>
+                <w:rFonts w:ascii="Times New Roman" w:hAnsi="Times New Roman" w:cs="Times New Roman"/>
+                <w:b/>
+                <w:bCs/>
                 <w:sz w:val="26"/>
                 <w:szCs w:val="26"/>
               </w:rPr>
@@ -25954,7 +28757,7 @@
         </w:tc>
         <w:tc>
           <w:tcPr>
-            <w:tcW w:w="6803" w:type="dxa"/>
+            <w:tcW w:w="4756" w:type="dxa"/>
             <w:tcBorders>
               <w:top w:val="single" w:sz="4" w:space="0" w:color="auto"/>
               <w:left w:val="single" w:sz="4" w:space="0" w:color="auto"/>
@@ -25967,15 +28770,20 @@
           <w:p>
             <w:pPr>
               <w:spacing w:after="0" w:line="240" w:lineRule="auto"/>
-              <w:rPr>
-                <w:rFonts w:ascii="Times New Roman" w:hAnsi="Times New Roman" w:cs="Times New Roman"/>
-                <w:sz w:val="26"/>
-                <w:szCs w:val="26"/>
-              </w:rPr>
-            </w:pPr>
-            <w:r>
-              <w:rPr>
-                <w:rFonts w:ascii="Times New Roman" w:hAnsi="Times New Roman" w:cs="Times New Roman"/>
+              <w:jc w:val="center"/>
+              <w:rPr>
+                <w:rFonts w:ascii="Times New Roman" w:hAnsi="Times New Roman" w:cs="Times New Roman"/>
+                <w:b/>
+                <w:bCs/>
+                <w:sz w:val="26"/>
+                <w:szCs w:val="26"/>
+              </w:rPr>
+            </w:pPr>
+            <w:r>
+              <w:rPr>
+                <w:rFonts w:ascii="Times New Roman" w:hAnsi="Times New Roman" w:cs="Times New Roman"/>
+                <w:b/>
+                <w:bCs/>
                 <w:sz w:val="26"/>
                 <w:szCs w:val="26"/>
               </w:rPr>
@@ -25990,7 +28798,7 @@
         </w:trPr>
         <w:tc>
           <w:tcPr>
-            <w:tcW w:w="2268" w:type="dxa"/>
+            <w:tcW w:w="4315" w:type="dxa"/>
             <w:tcBorders>
               <w:top w:val="single" w:sz="4" w:space="0" w:color="auto"/>
               <w:left w:val="single" w:sz="4" w:space="0" w:color="auto"/>
@@ -26023,7 +28831,7 @@
         </w:tc>
         <w:tc>
           <w:tcPr>
-            <w:tcW w:w="6803" w:type="dxa"/>
+            <w:tcW w:w="4756" w:type="dxa"/>
             <w:tcBorders>
               <w:top w:val="single" w:sz="4" w:space="0" w:color="auto"/>
               <w:left w:val="single" w:sz="4" w:space="0" w:color="auto"/>
@@ -26043,15 +28851,6 @@
                 <w:lang w:val="vi-VN"/>
               </w:rPr>
             </w:pPr>
-            <w:r>
-              <w:rPr>
-                <w:rFonts w:ascii="Times New Roman" w:hAnsi="Times New Roman" w:cs="Times New Roman"/>
-                <w:sz w:val="26"/>
-                <w:szCs w:val="26"/>
-                <w:lang w:val="vi-VN"/>
-              </w:rPr>
-              <w:t>2. Hiển thị danh sách dữ liệu</w:t>
-            </w:r>
           </w:p>
         </w:tc>
       </w:tr>
@@ -26061,7 +28860,67 @@
         </w:trPr>
         <w:tc>
           <w:tcPr>
-            <w:tcW w:w="2268" w:type="dxa"/>
+            <w:tcW w:w="4315" w:type="dxa"/>
+            <w:tcBorders>
+              <w:top w:val="single" w:sz="4" w:space="0" w:color="auto"/>
+              <w:left w:val="single" w:sz="4" w:space="0" w:color="auto"/>
+              <w:bottom w:val="single" w:sz="4" w:space="0" w:color="auto"/>
+              <w:right w:val="single" w:sz="4" w:space="0" w:color="auto"/>
+            </w:tcBorders>
+            <w:vAlign w:val="center"/>
+          </w:tcPr>
+          <w:p>
+            <w:pPr>
+              <w:spacing w:after="0" w:line="240" w:lineRule="auto"/>
+              <w:rPr>
+                <w:rFonts w:ascii="Times New Roman" w:hAnsi="Times New Roman" w:cs="Times New Roman"/>
+                <w:sz w:val="26"/>
+                <w:szCs w:val="26"/>
+                <w:lang w:val="vi-VN"/>
+              </w:rPr>
+            </w:pPr>
+          </w:p>
+        </w:tc>
+        <w:tc>
+          <w:tcPr>
+            <w:tcW w:w="4756" w:type="dxa"/>
+            <w:tcBorders>
+              <w:top w:val="single" w:sz="4" w:space="0" w:color="auto"/>
+              <w:left w:val="single" w:sz="4" w:space="0" w:color="auto"/>
+              <w:bottom w:val="single" w:sz="4" w:space="0" w:color="auto"/>
+              <w:right w:val="single" w:sz="4" w:space="0" w:color="auto"/>
+            </w:tcBorders>
+            <w:vAlign w:val="center"/>
+          </w:tcPr>
+          <w:p>
+            <w:pPr>
+              <w:spacing w:after="0" w:line="240" w:lineRule="auto"/>
+              <w:rPr>
+                <w:rFonts w:ascii="Times New Roman" w:hAnsi="Times New Roman" w:cs="Times New Roman"/>
+                <w:sz w:val="26"/>
+                <w:szCs w:val="26"/>
+                <w:lang w:val="vi-VN"/>
+              </w:rPr>
+            </w:pPr>
+            <w:r>
+              <w:rPr>
+                <w:rFonts w:ascii="Times New Roman" w:hAnsi="Times New Roman" w:cs="Times New Roman"/>
+                <w:sz w:val="26"/>
+                <w:szCs w:val="26"/>
+                <w:lang w:val="vi-VN"/>
+              </w:rPr>
+              <w:t>2. Hiển thị danh sách dữ liệu</w:t>
+            </w:r>
+          </w:p>
+        </w:tc>
+      </w:tr>
+      <w:tr>
+        <w:trPr>
+          <w:jc w:val="center"/>
+        </w:trPr>
+        <w:tc>
+          <w:tcPr>
+            <w:tcW w:w="4315" w:type="dxa"/>
             <w:tcBorders>
               <w:top w:val="single" w:sz="4" w:space="0" w:color="auto"/>
               <w:left w:val="single" w:sz="4" w:space="0" w:color="auto"/>
@@ -26092,7 +28951,91 @@
         </w:tc>
         <w:tc>
           <w:tcPr>
-            <w:tcW w:w="6803" w:type="dxa"/>
+            <w:tcW w:w="4756" w:type="dxa"/>
+            <w:tcBorders>
+              <w:top w:val="single" w:sz="4" w:space="0" w:color="auto"/>
+              <w:left w:val="single" w:sz="4" w:space="0" w:color="auto"/>
+              <w:bottom w:val="single" w:sz="4" w:space="0" w:color="auto"/>
+              <w:right w:val="single" w:sz="4" w:space="0" w:color="auto"/>
+            </w:tcBorders>
+            <w:vAlign w:val="center"/>
+          </w:tcPr>
+          <w:p>
+            <w:pPr>
+              <w:spacing w:after="0" w:line="240" w:lineRule="auto"/>
+              <w:rPr>
+                <w:rFonts w:ascii="Times New Roman" w:hAnsi="Times New Roman" w:cs="Times New Roman"/>
+                <w:sz w:val="26"/>
+                <w:szCs w:val="26"/>
+              </w:rPr>
+            </w:pPr>
+          </w:p>
+        </w:tc>
+      </w:tr>
+      <w:tr>
+        <w:trPr>
+          <w:jc w:val="center"/>
+        </w:trPr>
+        <w:tc>
+          <w:tcPr>
+            <w:tcW w:w="4315" w:type="dxa"/>
+            <w:tcBorders>
+              <w:top w:val="single" w:sz="4" w:space="0" w:color="auto"/>
+              <w:left w:val="single" w:sz="4" w:space="0" w:color="auto"/>
+              <w:bottom w:val="single" w:sz="4" w:space="0" w:color="auto"/>
+              <w:right w:val="single" w:sz="4" w:space="0" w:color="auto"/>
+            </w:tcBorders>
+            <w:vAlign w:val="center"/>
+          </w:tcPr>
+          <w:p>
+            <w:pPr>
+              <w:spacing w:after="0" w:line="240" w:lineRule="auto"/>
+              <w:rPr>
+                <w:rFonts w:ascii="Times New Roman" w:hAnsi="Times New Roman" w:cs="Times New Roman"/>
+                <w:sz w:val="26"/>
+                <w:szCs w:val="26"/>
+              </w:rPr>
+            </w:pPr>
+          </w:p>
+        </w:tc>
+        <w:tc>
+          <w:tcPr>
+            <w:tcW w:w="4756" w:type="dxa"/>
+            <w:tcBorders>
+              <w:top w:val="single" w:sz="4" w:space="0" w:color="auto"/>
+              <w:left w:val="single" w:sz="4" w:space="0" w:color="auto"/>
+              <w:bottom w:val="single" w:sz="4" w:space="0" w:color="auto"/>
+              <w:right w:val="single" w:sz="4" w:space="0" w:color="auto"/>
+            </w:tcBorders>
+            <w:vAlign w:val="center"/>
+          </w:tcPr>
+          <w:p>
+            <w:pPr>
+              <w:spacing w:after="0" w:line="240" w:lineRule="auto"/>
+              <w:rPr>
+                <w:rFonts w:ascii="Times New Roman" w:hAnsi="Times New Roman" w:cs="Times New Roman"/>
+                <w:sz w:val="26"/>
+                <w:szCs w:val="26"/>
+              </w:rPr>
+            </w:pPr>
+            <w:r>
+              <w:rPr>
+                <w:rFonts w:ascii="Times New Roman" w:hAnsi="Times New Roman" w:cs="Times New Roman"/>
+                <w:sz w:val="26"/>
+                <w:szCs w:val="26"/>
+              </w:rPr>
+              <w:t>4. Hiển thị biểu mẫu nhập thông tin</w:t>
+            </w:r>
+          </w:p>
+        </w:tc>
+      </w:tr>
+      <w:tr>
+        <w:trPr>
+          <w:jc w:val="center"/>
+        </w:trPr>
+        <w:tc>
+          <w:tcPr>
+            <w:tcW w:w="4315" w:type="dxa"/>
             <w:tcBorders>
               <w:top w:val="single" w:sz="4" w:space="0" w:color="auto"/>
               <w:left w:val="single" w:sz="4" w:space="0" w:color="auto"/>
@@ -26117,8 +29060,30 @@
                 <w:sz w:val="26"/>
                 <w:szCs w:val="26"/>
               </w:rPr>
-              <w:t>4. Hiển thị biểu mẫu nhập thông tin</w:t>
-            </w:r>
+              <w:t>5. Nhập thông tin cần thiết</w:t>
+            </w:r>
+          </w:p>
+        </w:tc>
+        <w:tc>
+          <w:tcPr>
+            <w:tcW w:w="4756" w:type="dxa"/>
+            <w:tcBorders>
+              <w:top w:val="single" w:sz="4" w:space="0" w:color="auto"/>
+              <w:left w:val="single" w:sz="4" w:space="0" w:color="auto"/>
+              <w:bottom w:val="single" w:sz="4" w:space="0" w:color="auto"/>
+              <w:right w:val="single" w:sz="4" w:space="0" w:color="auto"/>
+            </w:tcBorders>
+            <w:vAlign w:val="center"/>
+          </w:tcPr>
+          <w:p>
+            <w:pPr>
+              <w:spacing w:after="0" w:line="240" w:lineRule="auto"/>
+              <w:rPr>
+                <w:rFonts w:ascii="Times New Roman" w:hAnsi="Times New Roman" w:cs="Times New Roman"/>
+                <w:sz w:val="26"/>
+                <w:szCs w:val="26"/>
+              </w:rPr>
+            </w:pPr>
           </w:p>
         </w:tc>
       </w:tr>
@@ -26128,7 +29093,64 @@
         </w:trPr>
         <w:tc>
           <w:tcPr>
-            <w:tcW w:w="2268" w:type="dxa"/>
+            <w:tcW w:w="4315" w:type="dxa"/>
+            <w:tcBorders>
+              <w:top w:val="single" w:sz="4" w:space="0" w:color="auto"/>
+              <w:left w:val="single" w:sz="4" w:space="0" w:color="auto"/>
+              <w:bottom w:val="single" w:sz="4" w:space="0" w:color="auto"/>
+              <w:right w:val="single" w:sz="4" w:space="0" w:color="auto"/>
+            </w:tcBorders>
+            <w:vAlign w:val="center"/>
+          </w:tcPr>
+          <w:p>
+            <w:pPr>
+              <w:spacing w:after="0" w:line="240" w:lineRule="auto"/>
+              <w:rPr>
+                <w:rFonts w:ascii="Times New Roman" w:hAnsi="Times New Roman" w:cs="Times New Roman"/>
+                <w:sz w:val="26"/>
+                <w:szCs w:val="26"/>
+              </w:rPr>
+            </w:pPr>
+          </w:p>
+        </w:tc>
+        <w:tc>
+          <w:tcPr>
+            <w:tcW w:w="4756" w:type="dxa"/>
+            <w:tcBorders>
+              <w:top w:val="single" w:sz="4" w:space="0" w:color="auto"/>
+              <w:left w:val="single" w:sz="4" w:space="0" w:color="auto"/>
+              <w:bottom w:val="single" w:sz="4" w:space="0" w:color="auto"/>
+              <w:right w:val="single" w:sz="4" w:space="0" w:color="auto"/>
+            </w:tcBorders>
+            <w:vAlign w:val="center"/>
+          </w:tcPr>
+          <w:p>
+            <w:pPr>
+              <w:spacing w:after="0" w:line="240" w:lineRule="auto"/>
+              <w:rPr>
+                <w:rFonts w:ascii="Times New Roman" w:hAnsi="Times New Roman" w:cs="Times New Roman"/>
+                <w:sz w:val="26"/>
+                <w:szCs w:val="26"/>
+              </w:rPr>
+            </w:pPr>
+            <w:r>
+              <w:rPr>
+                <w:rFonts w:ascii="Times New Roman" w:hAnsi="Times New Roman" w:cs="Times New Roman"/>
+                <w:sz w:val="26"/>
+                <w:szCs w:val="26"/>
+              </w:rPr>
+              <w:t>6. Kiểm tra tính đầy đủ và hợp lệ của dữ liệu</w:t>
+            </w:r>
+          </w:p>
+        </w:tc>
+      </w:tr>
+      <w:tr>
+        <w:trPr>
+          <w:jc w:val="center"/>
+        </w:trPr>
+        <w:tc>
+          <w:tcPr>
+            <w:tcW w:w="4315" w:type="dxa"/>
             <w:tcBorders>
               <w:top w:val="single" w:sz="4" w:space="0" w:color="auto"/>
               <w:left w:val="single" w:sz="4" w:space="0" w:color="auto"/>
@@ -26153,13 +29175,13 @@
                 <w:sz w:val="26"/>
                 <w:szCs w:val="26"/>
               </w:rPr>
-              <w:t>5. Nhập thông tin cần thiết</w:t>
-            </w:r>
-          </w:p>
-        </w:tc>
-        <w:tc>
-          <w:tcPr>
-            <w:tcW w:w="6803" w:type="dxa"/>
+              <w:t>7. Chọn “Lưu”</w:t>
+            </w:r>
+          </w:p>
+        </w:tc>
+        <w:tc>
+          <w:tcPr>
+            <w:tcW w:w="4756" w:type="dxa"/>
             <w:tcBorders>
               <w:top w:val="single" w:sz="4" w:space="0" w:color="auto"/>
               <w:left w:val="single" w:sz="4" w:space="0" w:color="auto"/>
@@ -26167,7 +29189,6 @@
               <w:right w:val="single" w:sz="4" w:space="0" w:color="auto"/>
             </w:tcBorders>
             <w:vAlign w:val="center"/>
-            <w:hideMark/>
           </w:tcPr>
           <w:p>
             <w:pPr>
@@ -26178,14 +29199,6 @@
                 <w:szCs w:val="26"/>
               </w:rPr>
             </w:pPr>
-            <w:r>
-              <w:rPr>
-                <w:rFonts w:ascii="Times New Roman" w:hAnsi="Times New Roman" w:cs="Times New Roman"/>
-                <w:sz w:val="26"/>
-                <w:szCs w:val="26"/>
-              </w:rPr>
-              <w:t>6. Kiểm tra tính đầy đủ và hợp lệ của dữ liệu</w:t>
-            </w:r>
           </w:p>
         </w:tc>
       </w:tr>
@@ -26195,7 +29208,7 @@
         </w:trPr>
         <w:tc>
           <w:tcPr>
-            <w:tcW w:w="2268" w:type="dxa"/>
+            <w:tcW w:w="4315" w:type="dxa"/>
             <w:tcBorders>
               <w:top w:val="single" w:sz="4" w:space="0" w:color="auto"/>
               <w:left w:val="single" w:sz="4" w:space="0" w:color="auto"/>
@@ -26203,7 +29216,6 @@
               <w:right w:val="single" w:sz="4" w:space="0" w:color="auto"/>
             </w:tcBorders>
             <w:vAlign w:val="center"/>
-            <w:hideMark/>
           </w:tcPr>
           <w:p>
             <w:pPr>
@@ -26214,19 +29226,11 @@
                 <w:szCs w:val="26"/>
               </w:rPr>
             </w:pPr>
-            <w:r>
-              <w:rPr>
-                <w:rFonts w:ascii="Times New Roman" w:hAnsi="Times New Roman" w:cs="Times New Roman"/>
-                <w:sz w:val="26"/>
-                <w:szCs w:val="26"/>
-              </w:rPr>
-              <w:t>7. Chọn “Lưu”</w:t>
-            </w:r>
-          </w:p>
-        </w:tc>
-        <w:tc>
-          <w:tcPr>
-            <w:tcW w:w="6803" w:type="dxa"/>
+          </w:p>
+        </w:tc>
+        <w:tc>
+          <w:tcPr>
+            <w:tcW w:w="4756" w:type="dxa"/>
             <w:tcBorders>
               <w:top w:val="single" w:sz="4" w:space="0" w:color="auto"/>
               <w:left w:val="single" w:sz="4" w:space="0" w:color="auto"/>
@@ -26234,7 +29238,6 @@
               <w:right w:val="single" w:sz="4" w:space="0" w:color="auto"/>
             </w:tcBorders>
             <w:vAlign w:val="center"/>
-            <w:hideMark/>
           </w:tcPr>
           <w:p>
             <w:pPr>
@@ -26270,6 +29273,7 @@
               <w:bottom w:val="single" w:sz="4" w:space="0" w:color="auto"/>
               <w:right w:val="single" w:sz="4" w:space="0" w:color="auto"/>
             </w:tcBorders>
+            <w:shd w:val="clear" w:color="auto" w:fill="D9D9D9" w:themeFill="background1" w:themeFillShade="D9"/>
             <w:vAlign w:val="center"/>
             <w:hideMark/>
           </w:tcPr>
@@ -26364,8 +29368,8 @@
         <w:tblLook w:val="04A0" w:firstRow="1" w:lastRow="0" w:firstColumn="1" w:lastColumn="0" w:noHBand="0" w:noVBand="1"/>
       </w:tblPr>
       <w:tblGrid>
-        <w:gridCol w:w="2268"/>
-        <w:gridCol w:w="6803"/>
+        <w:gridCol w:w="4315"/>
+        <w:gridCol w:w="4756"/>
       </w:tblGrid>
       <w:tr>
         <w:trPr>
@@ -26373,7 +29377,7 @@
         </w:trPr>
         <w:tc>
           <w:tcPr>
-            <w:tcW w:w="2268" w:type="dxa"/>
+            <w:tcW w:w="4315" w:type="dxa"/>
             <w:tcBorders>
               <w:top w:val="single" w:sz="4" w:space="0" w:color="auto"/>
               <w:left w:val="single" w:sz="4" w:space="0" w:color="auto"/>
@@ -26406,7 +29410,7 @@
         </w:tc>
         <w:tc>
           <w:tcPr>
-            <w:tcW w:w="6803" w:type="dxa"/>
+            <w:tcW w:w="4756" w:type="dxa"/>
             <w:tcBorders>
               <w:top w:val="single" w:sz="4" w:space="0" w:color="auto"/>
               <w:left w:val="single" w:sz="4" w:space="0" w:color="auto"/>
@@ -26442,7 +29446,7 @@
         </w:trPr>
         <w:tc>
           <w:tcPr>
-            <w:tcW w:w="2268" w:type="dxa"/>
+            <w:tcW w:w="4315" w:type="dxa"/>
             <w:tcBorders>
               <w:top w:val="single" w:sz="4" w:space="0" w:color="auto"/>
               <w:left w:val="single" w:sz="4" w:space="0" w:color="auto"/>
@@ -26474,7 +29478,7 @@
         </w:tc>
         <w:tc>
           <w:tcPr>
-            <w:tcW w:w="6803" w:type="dxa"/>
+            <w:tcW w:w="4756" w:type="dxa"/>
             <w:tcBorders>
               <w:top w:val="single" w:sz="4" w:space="0" w:color="auto"/>
               <w:left w:val="single" w:sz="4" w:space="0" w:color="auto"/>
@@ -26510,7 +29514,7 @@
         </w:trPr>
         <w:tc>
           <w:tcPr>
-            <w:tcW w:w="2268" w:type="dxa"/>
+            <w:tcW w:w="4315" w:type="dxa"/>
             <w:tcBorders>
               <w:top w:val="single" w:sz="4" w:space="0" w:color="auto"/>
               <w:left w:val="single" w:sz="4" w:space="0" w:color="auto"/>
@@ -26542,7 +29546,7 @@
         </w:tc>
         <w:tc>
           <w:tcPr>
-            <w:tcW w:w="6803" w:type="dxa"/>
+            <w:tcW w:w="4756" w:type="dxa"/>
             <w:tcBorders>
               <w:top w:val="single" w:sz="4" w:space="0" w:color="auto"/>
               <w:left w:val="single" w:sz="4" w:space="0" w:color="auto"/>
@@ -26578,7 +29582,7 @@
         </w:trPr>
         <w:tc>
           <w:tcPr>
-            <w:tcW w:w="2268" w:type="dxa"/>
+            <w:tcW w:w="4315" w:type="dxa"/>
             <w:tcBorders>
               <w:top w:val="single" w:sz="4" w:space="0" w:color="auto"/>
               <w:left w:val="single" w:sz="4" w:space="0" w:color="auto"/>
@@ -26610,7 +29614,7 @@
         </w:tc>
         <w:tc>
           <w:tcPr>
-            <w:tcW w:w="6803" w:type="dxa"/>
+            <w:tcW w:w="4756" w:type="dxa"/>
             <w:tcBorders>
               <w:top w:val="single" w:sz="4" w:space="0" w:color="auto"/>
               <w:left w:val="single" w:sz="4" w:space="0" w:color="auto"/>
@@ -26646,7 +29650,7 @@
         </w:trPr>
         <w:tc>
           <w:tcPr>
-            <w:tcW w:w="2268" w:type="dxa"/>
+            <w:tcW w:w="4315" w:type="dxa"/>
             <w:tcBorders>
               <w:top w:val="single" w:sz="4" w:space="0" w:color="auto"/>
               <w:left w:val="single" w:sz="4" w:space="0" w:color="auto"/>
@@ -26678,7 +29682,7 @@
         </w:tc>
         <w:tc>
           <w:tcPr>
-            <w:tcW w:w="6803" w:type="dxa"/>
+            <w:tcW w:w="4756" w:type="dxa"/>
             <w:tcBorders>
               <w:top w:val="single" w:sz="4" w:space="0" w:color="auto"/>
               <w:left w:val="single" w:sz="4" w:space="0" w:color="auto"/>
@@ -26714,7 +29718,7 @@
         </w:trPr>
         <w:tc>
           <w:tcPr>
-            <w:tcW w:w="2268" w:type="dxa"/>
+            <w:tcW w:w="4315" w:type="dxa"/>
             <w:tcBorders>
               <w:top w:val="single" w:sz="4" w:space="0" w:color="auto"/>
               <w:left w:val="single" w:sz="4" w:space="0" w:color="auto"/>
@@ -26746,7 +29750,7 @@
         </w:tc>
         <w:tc>
           <w:tcPr>
-            <w:tcW w:w="6803" w:type="dxa"/>
+            <w:tcW w:w="4756" w:type="dxa"/>
             <w:tcBorders>
               <w:top w:val="single" w:sz="4" w:space="0" w:color="auto"/>
               <w:left w:val="single" w:sz="4" w:space="0" w:color="auto"/>
@@ -26782,7 +29786,7 @@
         </w:trPr>
         <w:tc>
           <w:tcPr>
-            <w:tcW w:w="2268" w:type="dxa"/>
+            <w:tcW w:w="4315" w:type="dxa"/>
             <w:tcBorders>
               <w:top w:val="single" w:sz="4" w:space="0" w:color="auto"/>
               <w:left w:val="single" w:sz="4" w:space="0" w:color="auto"/>
@@ -26814,7 +29818,7 @@
         </w:tc>
         <w:tc>
           <w:tcPr>
-            <w:tcW w:w="6803" w:type="dxa"/>
+            <w:tcW w:w="4756" w:type="dxa"/>
             <w:tcBorders>
               <w:top w:val="single" w:sz="4" w:space="0" w:color="auto"/>
               <w:left w:val="single" w:sz="4" w:space="0" w:color="auto"/>
@@ -26849,6 +29853,7 @@
               <w:bottom w:val="single" w:sz="4" w:space="0" w:color="auto"/>
               <w:right w:val="single" w:sz="4" w:space="0" w:color="auto"/>
             </w:tcBorders>
+            <w:shd w:val="clear" w:color="auto" w:fill="D9D9D9" w:themeFill="background1" w:themeFillShade="D9"/>
             <w:vAlign w:val="center"/>
             <w:hideMark/>
           </w:tcPr>
@@ -26879,7 +29884,7 @@
         </w:trPr>
         <w:tc>
           <w:tcPr>
-            <w:tcW w:w="2268" w:type="dxa"/>
+            <w:tcW w:w="4315" w:type="dxa"/>
             <w:tcBorders>
               <w:top w:val="single" w:sz="4" w:space="0" w:color="auto"/>
               <w:left w:val="single" w:sz="4" w:space="0" w:color="auto"/>
@@ -26892,15 +29897,20 @@
           <w:p>
             <w:pPr>
               <w:spacing w:after="0" w:line="240" w:lineRule="auto"/>
-              <w:rPr>
-                <w:rFonts w:ascii="Times New Roman" w:hAnsi="Times New Roman" w:cs="Times New Roman"/>
-                <w:sz w:val="26"/>
-                <w:szCs w:val="26"/>
-              </w:rPr>
-            </w:pPr>
-            <w:r>
-              <w:rPr>
-                <w:rFonts w:ascii="Times New Roman" w:hAnsi="Times New Roman" w:cs="Times New Roman"/>
+              <w:jc w:val="center"/>
+              <w:rPr>
+                <w:rFonts w:ascii="Times New Roman" w:hAnsi="Times New Roman" w:cs="Times New Roman"/>
+                <w:b/>
+                <w:bCs/>
+                <w:sz w:val="26"/>
+                <w:szCs w:val="26"/>
+              </w:rPr>
+            </w:pPr>
+            <w:r>
+              <w:rPr>
+                <w:rFonts w:ascii="Times New Roman" w:hAnsi="Times New Roman" w:cs="Times New Roman"/>
+                <w:b/>
+                <w:bCs/>
                 <w:sz w:val="26"/>
                 <w:szCs w:val="26"/>
               </w:rPr>
@@ -26910,7 +29920,7 @@
         </w:tc>
         <w:tc>
           <w:tcPr>
-            <w:tcW w:w="6803" w:type="dxa"/>
+            <w:tcW w:w="4756" w:type="dxa"/>
             <w:tcBorders>
               <w:top w:val="single" w:sz="4" w:space="0" w:color="auto"/>
               <w:left w:val="single" w:sz="4" w:space="0" w:color="auto"/>
@@ -26923,15 +29933,20 @@
           <w:p>
             <w:pPr>
               <w:spacing w:after="0" w:line="240" w:lineRule="auto"/>
-              <w:rPr>
-                <w:rFonts w:ascii="Times New Roman" w:hAnsi="Times New Roman" w:cs="Times New Roman"/>
-                <w:sz w:val="26"/>
-                <w:szCs w:val="26"/>
-              </w:rPr>
-            </w:pPr>
-            <w:r>
-              <w:rPr>
-                <w:rFonts w:ascii="Times New Roman" w:hAnsi="Times New Roman" w:cs="Times New Roman"/>
+              <w:jc w:val="center"/>
+              <w:rPr>
+                <w:rFonts w:ascii="Times New Roman" w:hAnsi="Times New Roman" w:cs="Times New Roman"/>
+                <w:b/>
+                <w:bCs/>
+                <w:sz w:val="26"/>
+                <w:szCs w:val="26"/>
+              </w:rPr>
+            </w:pPr>
+            <w:r>
+              <w:rPr>
+                <w:rFonts w:ascii="Times New Roman" w:hAnsi="Times New Roman" w:cs="Times New Roman"/>
+                <w:b/>
+                <w:bCs/>
                 <w:sz w:val="26"/>
                 <w:szCs w:val="26"/>
               </w:rPr>
@@ -26946,7 +29961,7 @@
         </w:trPr>
         <w:tc>
           <w:tcPr>
-            <w:tcW w:w="2268" w:type="dxa"/>
+            <w:tcW w:w="4315" w:type="dxa"/>
             <w:tcBorders>
               <w:top w:val="single" w:sz="4" w:space="0" w:color="auto"/>
               <w:left w:val="single" w:sz="4" w:space="0" w:color="auto"/>
@@ -26979,7 +29994,7 @@
         </w:tc>
         <w:tc>
           <w:tcPr>
-            <w:tcW w:w="6803" w:type="dxa"/>
+            <w:tcW w:w="4756" w:type="dxa"/>
             <w:tcBorders>
               <w:top w:val="single" w:sz="4" w:space="0" w:color="auto"/>
               <w:left w:val="single" w:sz="4" w:space="0" w:color="auto"/>
@@ -26999,15 +30014,6 @@
                 <w:lang w:val="vi-VN"/>
               </w:rPr>
             </w:pPr>
-            <w:r>
-              <w:rPr>
-                <w:rFonts w:ascii="Times New Roman" w:hAnsi="Times New Roman" w:cs="Times New Roman"/>
-                <w:sz w:val="26"/>
-                <w:szCs w:val="26"/>
-                <w:lang w:val="vi-VN"/>
-              </w:rPr>
-              <w:t>2. Hiển thị danh sách dữ liệu</w:t>
-            </w:r>
           </w:p>
         </w:tc>
       </w:tr>
@@ -27017,7 +30023,67 @@
         </w:trPr>
         <w:tc>
           <w:tcPr>
-            <w:tcW w:w="2268" w:type="dxa"/>
+            <w:tcW w:w="4315" w:type="dxa"/>
+            <w:tcBorders>
+              <w:top w:val="single" w:sz="4" w:space="0" w:color="auto"/>
+              <w:left w:val="single" w:sz="4" w:space="0" w:color="auto"/>
+              <w:bottom w:val="single" w:sz="4" w:space="0" w:color="auto"/>
+              <w:right w:val="single" w:sz="4" w:space="0" w:color="auto"/>
+            </w:tcBorders>
+            <w:vAlign w:val="center"/>
+          </w:tcPr>
+          <w:p>
+            <w:pPr>
+              <w:spacing w:after="0" w:line="240" w:lineRule="auto"/>
+              <w:rPr>
+                <w:rFonts w:ascii="Times New Roman" w:hAnsi="Times New Roman" w:cs="Times New Roman"/>
+                <w:sz w:val="26"/>
+                <w:szCs w:val="26"/>
+                <w:lang w:val="vi-VN"/>
+              </w:rPr>
+            </w:pPr>
+          </w:p>
+        </w:tc>
+        <w:tc>
+          <w:tcPr>
+            <w:tcW w:w="4756" w:type="dxa"/>
+            <w:tcBorders>
+              <w:top w:val="single" w:sz="4" w:space="0" w:color="auto"/>
+              <w:left w:val="single" w:sz="4" w:space="0" w:color="auto"/>
+              <w:bottom w:val="single" w:sz="4" w:space="0" w:color="auto"/>
+              <w:right w:val="single" w:sz="4" w:space="0" w:color="auto"/>
+            </w:tcBorders>
+            <w:vAlign w:val="center"/>
+          </w:tcPr>
+          <w:p>
+            <w:pPr>
+              <w:spacing w:after="0" w:line="240" w:lineRule="auto"/>
+              <w:rPr>
+                <w:rFonts w:ascii="Times New Roman" w:hAnsi="Times New Roman" w:cs="Times New Roman"/>
+                <w:sz w:val="26"/>
+                <w:szCs w:val="26"/>
+                <w:lang w:val="vi-VN"/>
+              </w:rPr>
+            </w:pPr>
+            <w:r>
+              <w:rPr>
+                <w:rFonts w:ascii="Times New Roman" w:hAnsi="Times New Roman" w:cs="Times New Roman"/>
+                <w:sz w:val="26"/>
+                <w:szCs w:val="26"/>
+                <w:lang w:val="vi-VN"/>
+              </w:rPr>
+              <w:t>2. Hiển thị danh sách dữ liệu</w:t>
+            </w:r>
+          </w:p>
+        </w:tc>
+      </w:tr>
+      <w:tr>
+        <w:trPr>
+          <w:jc w:val="center"/>
+        </w:trPr>
+        <w:tc>
+          <w:tcPr>
+            <w:tcW w:w="4315" w:type="dxa"/>
             <w:tcBorders>
               <w:top w:val="single" w:sz="4" w:space="0" w:color="auto"/>
               <w:left w:val="single" w:sz="4" w:space="0" w:color="auto"/>
@@ -27050,7 +30116,92 @@
         </w:tc>
         <w:tc>
           <w:tcPr>
-            <w:tcW w:w="6803" w:type="dxa"/>
+            <w:tcW w:w="4756" w:type="dxa"/>
+            <w:tcBorders>
+              <w:top w:val="single" w:sz="4" w:space="0" w:color="auto"/>
+              <w:left w:val="single" w:sz="4" w:space="0" w:color="auto"/>
+              <w:bottom w:val="single" w:sz="4" w:space="0" w:color="auto"/>
+              <w:right w:val="single" w:sz="4" w:space="0" w:color="auto"/>
+            </w:tcBorders>
+            <w:vAlign w:val="center"/>
+          </w:tcPr>
+          <w:p>
+            <w:pPr>
+              <w:spacing w:after="0" w:line="240" w:lineRule="auto"/>
+              <w:rPr>
+                <w:rFonts w:ascii="Times New Roman" w:hAnsi="Times New Roman" w:cs="Times New Roman"/>
+                <w:sz w:val="26"/>
+                <w:szCs w:val="26"/>
+              </w:rPr>
+            </w:pPr>
+          </w:p>
+        </w:tc>
+      </w:tr>
+      <w:tr>
+        <w:trPr>
+          <w:jc w:val="center"/>
+        </w:trPr>
+        <w:tc>
+          <w:tcPr>
+            <w:tcW w:w="4315" w:type="dxa"/>
+            <w:tcBorders>
+              <w:top w:val="single" w:sz="4" w:space="0" w:color="auto"/>
+              <w:left w:val="single" w:sz="4" w:space="0" w:color="auto"/>
+              <w:bottom w:val="single" w:sz="4" w:space="0" w:color="auto"/>
+              <w:right w:val="single" w:sz="4" w:space="0" w:color="auto"/>
+            </w:tcBorders>
+            <w:vAlign w:val="center"/>
+          </w:tcPr>
+          <w:p>
+            <w:pPr>
+              <w:spacing w:after="0" w:line="240" w:lineRule="auto"/>
+              <w:rPr>
+                <w:rFonts w:ascii="Times New Roman" w:hAnsi="Times New Roman" w:cs="Times New Roman"/>
+                <w:sz w:val="26"/>
+                <w:szCs w:val="26"/>
+                <w:lang w:val="vi-VN"/>
+              </w:rPr>
+            </w:pPr>
+          </w:p>
+        </w:tc>
+        <w:tc>
+          <w:tcPr>
+            <w:tcW w:w="4756" w:type="dxa"/>
+            <w:tcBorders>
+              <w:top w:val="single" w:sz="4" w:space="0" w:color="auto"/>
+              <w:left w:val="single" w:sz="4" w:space="0" w:color="auto"/>
+              <w:bottom w:val="single" w:sz="4" w:space="0" w:color="auto"/>
+              <w:right w:val="single" w:sz="4" w:space="0" w:color="auto"/>
+            </w:tcBorders>
+            <w:vAlign w:val="center"/>
+          </w:tcPr>
+          <w:p>
+            <w:pPr>
+              <w:spacing w:after="0" w:line="240" w:lineRule="auto"/>
+              <w:rPr>
+                <w:rFonts w:ascii="Times New Roman" w:hAnsi="Times New Roman" w:cs="Times New Roman"/>
+                <w:sz w:val="26"/>
+                <w:szCs w:val="26"/>
+              </w:rPr>
+            </w:pPr>
+            <w:r>
+              <w:rPr>
+                <w:rFonts w:ascii="Times New Roman" w:hAnsi="Times New Roman" w:cs="Times New Roman"/>
+                <w:sz w:val="26"/>
+                <w:szCs w:val="26"/>
+              </w:rPr>
+              <w:t>4. Hiển thị thông tin chi tiết</w:t>
+            </w:r>
+          </w:p>
+        </w:tc>
+      </w:tr>
+      <w:tr>
+        <w:trPr>
+          <w:jc w:val="center"/>
+        </w:trPr>
+        <w:tc>
+          <w:tcPr>
+            <w:tcW w:w="4315" w:type="dxa"/>
             <w:tcBorders>
               <w:top w:val="single" w:sz="4" w:space="0" w:color="auto"/>
               <w:left w:val="single" w:sz="4" w:space="0" w:color="auto"/>
@@ -27075,18 +30226,13 @@
                 <w:sz w:val="26"/>
                 <w:szCs w:val="26"/>
               </w:rPr>
-              <w:t>4. Hiển thị thông tin chi tiết</w:t>
-            </w:r>
-          </w:p>
-        </w:tc>
-      </w:tr>
-      <w:tr>
-        <w:trPr>
-          <w:jc w:val="center"/>
-        </w:trPr>
-        <w:tc>
-          <w:tcPr>
-            <w:tcW w:w="2268" w:type="dxa"/>
+              <w:t>5. Xem thông tin</w:t>
+            </w:r>
+          </w:p>
+        </w:tc>
+        <w:tc>
+          <w:tcPr>
+            <w:tcW w:w="4756" w:type="dxa"/>
             <w:tcBorders>
               <w:top w:val="single" w:sz="4" w:space="0" w:color="auto"/>
               <w:left w:val="single" w:sz="4" w:space="0" w:color="auto"/>
@@ -27094,7 +30240,6 @@
               <w:right w:val="single" w:sz="4" w:space="0" w:color="auto"/>
             </w:tcBorders>
             <w:vAlign w:val="center"/>
-            <w:hideMark/>
           </w:tcPr>
           <w:p>
             <w:pPr>
@@ -27105,19 +30250,16 @@
                 <w:szCs w:val="26"/>
               </w:rPr>
             </w:pPr>
-            <w:r>
-              <w:rPr>
-                <w:rFonts w:ascii="Times New Roman" w:hAnsi="Times New Roman" w:cs="Times New Roman"/>
-                <w:sz w:val="26"/>
-                <w:szCs w:val="26"/>
-              </w:rPr>
-              <w:t>5. Xem thông tin</w:t>
-            </w:r>
-          </w:p>
-        </w:tc>
-        <w:tc>
-          <w:tcPr>
-            <w:tcW w:w="6803" w:type="dxa"/>
+          </w:p>
+        </w:tc>
+      </w:tr>
+      <w:tr>
+        <w:trPr>
+          <w:jc w:val="center"/>
+        </w:trPr>
+        <w:tc>
+          <w:tcPr>
+            <w:tcW w:w="4315" w:type="dxa"/>
             <w:tcBorders>
               <w:top w:val="single" w:sz="4" w:space="0" w:color="auto"/>
               <w:left w:val="single" w:sz="4" w:space="0" w:color="auto"/>
@@ -27125,7 +30267,28 @@
               <w:right w:val="single" w:sz="4" w:space="0" w:color="auto"/>
             </w:tcBorders>
             <w:vAlign w:val="center"/>
-            <w:hideMark/>
+          </w:tcPr>
+          <w:p>
+            <w:pPr>
+              <w:spacing w:after="0" w:line="240" w:lineRule="auto"/>
+              <w:rPr>
+                <w:rFonts w:ascii="Times New Roman" w:hAnsi="Times New Roman" w:cs="Times New Roman"/>
+                <w:sz w:val="26"/>
+                <w:szCs w:val="26"/>
+              </w:rPr>
+            </w:pPr>
+          </w:p>
+        </w:tc>
+        <w:tc>
+          <w:tcPr>
+            <w:tcW w:w="4756" w:type="dxa"/>
+            <w:tcBorders>
+              <w:top w:val="single" w:sz="4" w:space="0" w:color="auto"/>
+              <w:left w:val="single" w:sz="4" w:space="0" w:color="auto"/>
+              <w:bottom w:val="single" w:sz="4" w:space="0" w:color="auto"/>
+              <w:right w:val="single" w:sz="4" w:space="0" w:color="auto"/>
+            </w:tcBorders>
+            <w:vAlign w:val="center"/>
           </w:tcPr>
           <w:p>
             <w:pPr>
@@ -27161,6 +30324,7 @@
               <w:bottom w:val="single" w:sz="4" w:space="0" w:color="auto"/>
               <w:right w:val="single" w:sz="4" w:space="0" w:color="auto"/>
             </w:tcBorders>
+            <w:shd w:val="clear" w:color="auto" w:fill="D9D9D9" w:themeFill="background1" w:themeFillShade="D9"/>
             <w:vAlign w:val="center"/>
             <w:hideMark/>
           </w:tcPr>
@@ -27255,8 +30419,8 @@
         <w:tblLook w:val="04A0" w:firstRow="1" w:lastRow="0" w:firstColumn="1" w:lastColumn="0" w:noHBand="0" w:noVBand="1"/>
       </w:tblPr>
       <w:tblGrid>
-        <w:gridCol w:w="2268"/>
-        <w:gridCol w:w="6803"/>
+        <w:gridCol w:w="4315"/>
+        <w:gridCol w:w="4756"/>
       </w:tblGrid>
       <w:tr>
         <w:trPr>
@@ -27264,7 +30428,7 @@
         </w:trPr>
         <w:tc>
           <w:tcPr>
-            <w:tcW w:w="2268" w:type="dxa"/>
+            <w:tcW w:w="4315" w:type="dxa"/>
             <w:tcBorders>
               <w:top w:val="single" w:sz="4" w:space="0" w:color="auto"/>
               <w:left w:val="single" w:sz="4" w:space="0" w:color="auto"/>
@@ -27297,7 +30461,7 @@
         </w:tc>
         <w:tc>
           <w:tcPr>
-            <w:tcW w:w="6803" w:type="dxa"/>
+            <w:tcW w:w="4756" w:type="dxa"/>
             <w:tcBorders>
               <w:top w:val="single" w:sz="4" w:space="0" w:color="auto"/>
               <w:left w:val="single" w:sz="4" w:space="0" w:color="auto"/>
@@ -27333,7 +30497,7 @@
         </w:trPr>
         <w:tc>
           <w:tcPr>
-            <w:tcW w:w="2268" w:type="dxa"/>
+            <w:tcW w:w="4315" w:type="dxa"/>
             <w:tcBorders>
               <w:top w:val="single" w:sz="4" w:space="0" w:color="auto"/>
               <w:left w:val="single" w:sz="4" w:space="0" w:color="auto"/>
@@ -27365,7 +30529,7 @@
         </w:tc>
         <w:tc>
           <w:tcPr>
-            <w:tcW w:w="6803" w:type="dxa"/>
+            <w:tcW w:w="4756" w:type="dxa"/>
             <w:tcBorders>
               <w:top w:val="single" w:sz="4" w:space="0" w:color="auto"/>
               <w:left w:val="single" w:sz="4" w:space="0" w:color="auto"/>
@@ -27401,7 +30565,7 @@
         </w:trPr>
         <w:tc>
           <w:tcPr>
-            <w:tcW w:w="2268" w:type="dxa"/>
+            <w:tcW w:w="4315" w:type="dxa"/>
             <w:tcBorders>
               <w:top w:val="single" w:sz="4" w:space="0" w:color="auto"/>
               <w:left w:val="single" w:sz="4" w:space="0" w:color="auto"/>
@@ -27433,7 +30597,7 @@
         </w:tc>
         <w:tc>
           <w:tcPr>
-            <w:tcW w:w="6803" w:type="dxa"/>
+            <w:tcW w:w="4756" w:type="dxa"/>
             <w:tcBorders>
               <w:top w:val="single" w:sz="4" w:space="0" w:color="auto"/>
               <w:left w:val="single" w:sz="4" w:space="0" w:color="auto"/>
@@ -27469,7 +30633,7 @@
         </w:trPr>
         <w:tc>
           <w:tcPr>
-            <w:tcW w:w="2268" w:type="dxa"/>
+            <w:tcW w:w="4315" w:type="dxa"/>
             <w:tcBorders>
               <w:top w:val="single" w:sz="4" w:space="0" w:color="auto"/>
               <w:left w:val="single" w:sz="4" w:space="0" w:color="auto"/>
@@ -27501,7 +30665,7 @@
         </w:tc>
         <w:tc>
           <w:tcPr>
-            <w:tcW w:w="6803" w:type="dxa"/>
+            <w:tcW w:w="4756" w:type="dxa"/>
             <w:tcBorders>
               <w:top w:val="single" w:sz="4" w:space="0" w:color="auto"/>
               <w:left w:val="single" w:sz="4" w:space="0" w:color="auto"/>
@@ -27537,7 +30701,7 @@
         </w:trPr>
         <w:tc>
           <w:tcPr>
-            <w:tcW w:w="2268" w:type="dxa"/>
+            <w:tcW w:w="4315" w:type="dxa"/>
             <w:tcBorders>
               <w:top w:val="single" w:sz="4" w:space="0" w:color="auto"/>
               <w:left w:val="single" w:sz="4" w:space="0" w:color="auto"/>
@@ -27569,7 +30733,7 @@
         </w:tc>
         <w:tc>
           <w:tcPr>
-            <w:tcW w:w="6803" w:type="dxa"/>
+            <w:tcW w:w="4756" w:type="dxa"/>
             <w:tcBorders>
               <w:top w:val="single" w:sz="4" w:space="0" w:color="auto"/>
               <w:left w:val="single" w:sz="4" w:space="0" w:color="auto"/>
@@ -27605,7 +30769,7 @@
         </w:trPr>
         <w:tc>
           <w:tcPr>
-            <w:tcW w:w="2268" w:type="dxa"/>
+            <w:tcW w:w="4315" w:type="dxa"/>
             <w:tcBorders>
               <w:top w:val="single" w:sz="4" w:space="0" w:color="auto"/>
               <w:left w:val="single" w:sz="4" w:space="0" w:color="auto"/>
@@ -27637,7 +30801,7 @@
         </w:tc>
         <w:tc>
           <w:tcPr>
-            <w:tcW w:w="6803" w:type="dxa"/>
+            <w:tcW w:w="4756" w:type="dxa"/>
             <w:tcBorders>
               <w:top w:val="single" w:sz="4" w:space="0" w:color="auto"/>
               <w:left w:val="single" w:sz="4" w:space="0" w:color="auto"/>
@@ -27673,7 +30837,7 @@
         </w:trPr>
         <w:tc>
           <w:tcPr>
-            <w:tcW w:w="2268" w:type="dxa"/>
+            <w:tcW w:w="4315" w:type="dxa"/>
             <w:tcBorders>
               <w:top w:val="single" w:sz="4" w:space="0" w:color="auto"/>
               <w:left w:val="single" w:sz="4" w:space="0" w:color="auto"/>
@@ -27705,7 +30869,7 @@
         </w:tc>
         <w:tc>
           <w:tcPr>
-            <w:tcW w:w="6803" w:type="dxa"/>
+            <w:tcW w:w="4756" w:type="dxa"/>
             <w:tcBorders>
               <w:top w:val="single" w:sz="4" w:space="0" w:color="auto"/>
               <w:left w:val="single" w:sz="4" w:space="0" w:color="auto"/>
@@ -27740,6 +30904,7 @@
               <w:bottom w:val="single" w:sz="4" w:space="0" w:color="auto"/>
               <w:right w:val="single" w:sz="4" w:space="0" w:color="auto"/>
             </w:tcBorders>
+            <w:shd w:val="clear" w:color="auto" w:fill="D9D9D9" w:themeFill="background1" w:themeFillShade="D9"/>
             <w:vAlign w:val="center"/>
             <w:hideMark/>
           </w:tcPr>
@@ -27770,7 +30935,7 @@
         </w:trPr>
         <w:tc>
           <w:tcPr>
-            <w:tcW w:w="2268" w:type="dxa"/>
+            <w:tcW w:w="4315" w:type="dxa"/>
             <w:tcBorders>
               <w:top w:val="single" w:sz="4" w:space="0" w:color="auto"/>
               <w:left w:val="single" w:sz="4" w:space="0" w:color="auto"/>
@@ -27783,15 +30948,20 @@
           <w:p>
             <w:pPr>
               <w:spacing w:after="0" w:line="240" w:lineRule="auto"/>
-              <w:rPr>
-                <w:rFonts w:ascii="Times New Roman" w:hAnsi="Times New Roman" w:cs="Times New Roman"/>
-                <w:sz w:val="26"/>
-                <w:szCs w:val="26"/>
-              </w:rPr>
-            </w:pPr>
-            <w:r>
-              <w:rPr>
-                <w:rFonts w:ascii="Times New Roman" w:hAnsi="Times New Roman" w:cs="Times New Roman"/>
+              <w:jc w:val="center"/>
+              <w:rPr>
+                <w:rFonts w:ascii="Times New Roman" w:hAnsi="Times New Roman" w:cs="Times New Roman"/>
+                <w:b/>
+                <w:bCs/>
+                <w:sz w:val="26"/>
+                <w:szCs w:val="26"/>
+              </w:rPr>
+            </w:pPr>
+            <w:r>
+              <w:rPr>
+                <w:rFonts w:ascii="Times New Roman" w:hAnsi="Times New Roman" w:cs="Times New Roman"/>
+                <w:b/>
+                <w:bCs/>
                 <w:sz w:val="26"/>
                 <w:szCs w:val="26"/>
               </w:rPr>
@@ -27801,7 +30971,7 @@
         </w:tc>
         <w:tc>
           <w:tcPr>
-            <w:tcW w:w="6803" w:type="dxa"/>
+            <w:tcW w:w="4756" w:type="dxa"/>
             <w:tcBorders>
               <w:top w:val="single" w:sz="4" w:space="0" w:color="auto"/>
               <w:left w:val="single" w:sz="4" w:space="0" w:color="auto"/>
@@ -27814,15 +30984,20 @@
           <w:p>
             <w:pPr>
               <w:spacing w:after="0" w:line="240" w:lineRule="auto"/>
-              <w:rPr>
-                <w:rFonts w:ascii="Times New Roman" w:hAnsi="Times New Roman" w:cs="Times New Roman"/>
-                <w:sz w:val="26"/>
-                <w:szCs w:val="26"/>
-              </w:rPr>
-            </w:pPr>
-            <w:r>
-              <w:rPr>
-                <w:rFonts w:ascii="Times New Roman" w:hAnsi="Times New Roman" w:cs="Times New Roman"/>
+              <w:jc w:val="center"/>
+              <w:rPr>
+                <w:rFonts w:ascii="Times New Roman" w:hAnsi="Times New Roman" w:cs="Times New Roman"/>
+                <w:b/>
+                <w:bCs/>
+                <w:sz w:val="26"/>
+                <w:szCs w:val="26"/>
+              </w:rPr>
+            </w:pPr>
+            <w:r>
+              <w:rPr>
+                <w:rFonts w:ascii="Times New Roman" w:hAnsi="Times New Roman" w:cs="Times New Roman"/>
+                <w:b/>
+                <w:bCs/>
                 <w:sz w:val="26"/>
                 <w:szCs w:val="26"/>
               </w:rPr>
@@ -27837,7 +31012,7 @@
         </w:trPr>
         <w:tc>
           <w:tcPr>
-            <w:tcW w:w="2268" w:type="dxa"/>
+            <w:tcW w:w="4315" w:type="dxa"/>
             <w:tcBorders>
               <w:top w:val="single" w:sz="4" w:space="0" w:color="auto"/>
               <w:left w:val="single" w:sz="4" w:space="0" w:color="auto"/>
@@ -27870,7 +31045,95 @@
         </w:tc>
         <w:tc>
           <w:tcPr>
-            <w:tcW w:w="6803" w:type="dxa"/>
+            <w:tcW w:w="4756" w:type="dxa"/>
+            <w:tcBorders>
+              <w:top w:val="single" w:sz="4" w:space="0" w:color="auto"/>
+              <w:left w:val="single" w:sz="4" w:space="0" w:color="auto"/>
+              <w:bottom w:val="single" w:sz="4" w:space="0" w:color="auto"/>
+              <w:right w:val="single" w:sz="4" w:space="0" w:color="auto"/>
+            </w:tcBorders>
+            <w:vAlign w:val="center"/>
+          </w:tcPr>
+          <w:p>
+            <w:pPr>
+              <w:spacing w:after="0" w:line="240" w:lineRule="auto"/>
+              <w:rPr>
+                <w:rFonts w:ascii="Times New Roman" w:hAnsi="Times New Roman" w:cs="Times New Roman"/>
+                <w:sz w:val="26"/>
+                <w:szCs w:val="26"/>
+                <w:lang w:val="vi-VN"/>
+              </w:rPr>
+            </w:pPr>
+          </w:p>
+        </w:tc>
+      </w:tr>
+      <w:tr>
+        <w:trPr>
+          <w:jc w:val="center"/>
+        </w:trPr>
+        <w:tc>
+          <w:tcPr>
+            <w:tcW w:w="4315" w:type="dxa"/>
+            <w:tcBorders>
+              <w:top w:val="single" w:sz="4" w:space="0" w:color="auto"/>
+              <w:left w:val="single" w:sz="4" w:space="0" w:color="auto"/>
+              <w:bottom w:val="single" w:sz="4" w:space="0" w:color="auto"/>
+              <w:right w:val="single" w:sz="4" w:space="0" w:color="auto"/>
+            </w:tcBorders>
+            <w:vAlign w:val="center"/>
+          </w:tcPr>
+          <w:p>
+            <w:pPr>
+              <w:spacing w:after="0" w:line="240" w:lineRule="auto"/>
+              <w:rPr>
+                <w:rFonts w:ascii="Times New Roman" w:hAnsi="Times New Roman" w:cs="Times New Roman"/>
+                <w:sz w:val="26"/>
+                <w:szCs w:val="26"/>
+                <w:lang w:val="vi-VN"/>
+              </w:rPr>
+            </w:pPr>
+          </w:p>
+        </w:tc>
+        <w:tc>
+          <w:tcPr>
+            <w:tcW w:w="4756" w:type="dxa"/>
+            <w:tcBorders>
+              <w:top w:val="single" w:sz="4" w:space="0" w:color="auto"/>
+              <w:left w:val="single" w:sz="4" w:space="0" w:color="auto"/>
+              <w:bottom w:val="single" w:sz="4" w:space="0" w:color="auto"/>
+              <w:right w:val="single" w:sz="4" w:space="0" w:color="auto"/>
+            </w:tcBorders>
+            <w:vAlign w:val="center"/>
+          </w:tcPr>
+          <w:p>
+            <w:pPr>
+              <w:spacing w:after="0" w:line="240" w:lineRule="auto"/>
+              <w:rPr>
+                <w:rFonts w:ascii="Times New Roman" w:hAnsi="Times New Roman" w:cs="Times New Roman"/>
+                <w:sz w:val="26"/>
+                <w:szCs w:val="26"/>
+                <w:lang w:val="vi-VN"/>
+              </w:rPr>
+            </w:pPr>
+            <w:r>
+              <w:rPr>
+                <w:rFonts w:ascii="Times New Roman" w:hAnsi="Times New Roman" w:cs="Times New Roman"/>
+                <w:sz w:val="26"/>
+                <w:szCs w:val="26"/>
+                <w:lang w:val="vi-VN"/>
+              </w:rPr>
+              <w:t>2. Hiển thị danh sách dữ liệu</w:t>
+            </w:r>
+          </w:p>
+        </w:tc>
+      </w:tr>
+      <w:tr>
+        <w:trPr>
+          <w:jc w:val="center"/>
+        </w:trPr>
+        <w:tc>
+          <w:tcPr>
+            <w:tcW w:w="4315" w:type="dxa"/>
             <w:tcBorders>
               <w:top w:val="single" w:sz="4" w:space="0" w:color="auto"/>
               <w:left w:val="single" w:sz="4" w:space="0" w:color="auto"/>
@@ -27897,18 +31160,13 @@
                 <w:szCs w:val="26"/>
                 <w:lang w:val="vi-VN"/>
               </w:rPr>
-              <w:t>2. Hiển thị danh sách dữ liệu</w:t>
-            </w:r>
-          </w:p>
-        </w:tc>
-      </w:tr>
-      <w:tr>
-        <w:trPr>
-          <w:jc w:val="center"/>
-        </w:trPr>
-        <w:tc>
-          <w:tcPr>
-            <w:tcW w:w="2268" w:type="dxa"/>
+              <w:t>3. Chọn bản ghi cần sửa</w:t>
+            </w:r>
+          </w:p>
+        </w:tc>
+        <w:tc>
+          <w:tcPr>
+            <w:tcW w:w="4756" w:type="dxa"/>
             <w:tcBorders>
               <w:top w:val="single" w:sz="4" w:space="0" w:color="auto"/>
               <w:left w:val="single" w:sz="4" w:space="0" w:color="auto"/>
@@ -27925,23 +31183,76 @@
                 <w:rFonts w:ascii="Times New Roman" w:hAnsi="Times New Roman" w:cs="Times New Roman"/>
                 <w:sz w:val="26"/>
                 <w:szCs w:val="26"/>
+              </w:rPr>
+            </w:pPr>
+          </w:p>
+        </w:tc>
+      </w:tr>
+      <w:tr>
+        <w:trPr>
+          <w:jc w:val="center"/>
+        </w:trPr>
+        <w:tc>
+          <w:tcPr>
+            <w:tcW w:w="4315" w:type="dxa"/>
+            <w:tcBorders>
+              <w:top w:val="single" w:sz="4" w:space="0" w:color="auto"/>
+              <w:left w:val="single" w:sz="4" w:space="0" w:color="auto"/>
+              <w:bottom w:val="single" w:sz="4" w:space="0" w:color="auto"/>
+              <w:right w:val="single" w:sz="4" w:space="0" w:color="auto"/>
+            </w:tcBorders>
+            <w:vAlign w:val="center"/>
+          </w:tcPr>
+          <w:p>
+            <w:pPr>
+              <w:spacing w:after="0" w:line="240" w:lineRule="auto"/>
+              <w:rPr>
+                <w:rFonts w:ascii="Times New Roman" w:hAnsi="Times New Roman" w:cs="Times New Roman"/>
+                <w:sz w:val="26"/>
+                <w:szCs w:val="26"/>
                 <w:lang w:val="vi-VN"/>
               </w:rPr>
             </w:pPr>
-            <w:r>
-              <w:rPr>
-                <w:rFonts w:ascii="Times New Roman" w:hAnsi="Times New Roman" w:cs="Times New Roman"/>
-                <w:sz w:val="26"/>
-                <w:szCs w:val="26"/>
-                <w:lang w:val="vi-VN"/>
-              </w:rPr>
-              <w:t>3. Chọn bản ghi cần sửa</w:t>
-            </w:r>
-          </w:p>
-        </w:tc>
-        <w:tc>
-          <w:tcPr>
-            <w:tcW w:w="6803" w:type="dxa"/>
+          </w:p>
+        </w:tc>
+        <w:tc>
+          <w:tcPr>
+            <w:tcW w:w="4756" w:type="dxa"/>
+            <w:tcBorders>
+              <w:top w:val="single" w:sz="4" w:space="0" w:color="auto"/>
+              <w:left w:val="single" w:sz="4" w:space="0" w:color="auto"/>
+              <w:bottom w:val="single" w:sz="4" w:space="0" w:color="auto"/>
+              <w:right w:val="single" w:sz="4" w:space="0" w:color="auto"/>
+            </w:tcBorders>
+            <w:vAlign w:val="center"/>
+          </w:tcPr>
+          <w:p>
+            <w:pPr>
+              <w:spacing w:after="0" w:line="240" w:lineRule="auto"/>
+              <w:rPr>
+                <w:rFonts w:ascii="Times New Roman" w:hAnsi="Times New Roman" w:cs="Times New Roman"/>
+                <w:sz w:val="26"/>
+                <w:szCs w:val="26"/>
+              </w:rPr>
+            </w:pPr>
+            <w:r>
+              <w:rPr>
+                <w:rFonts w:ascii="Times New Roman" w:hAnsi="Times New Roman" w:cs="Times New Roman"/>
+                <w:sz w:val="26"/>
+                <w:szCs w:val="26"/>
+              </w:rPr>
+              <w:t>4. Hiển thị thông tin hiện tại</w:t>
+            </w:r>
+          </w:p>
+        </w:tc>
+      </w:tr>
+      <w:tr>
+        <w:trPr>
+          <w:jc w:val="center"/>
+        </w:trPr>
+        <w:tc>
+          <w:tcPr>
+            <w:tcW w:w="4315" w:type="dxa"/>
             <w:tcBorders>
               <w:top w:val="single" w:sz="4" w:space="0" w:color="auto"/>
               <w:left w:val="single" w:sz="4" w:space="0" w:color="auto"/>
@@ -27966,8 +31277,30 @@
                 <w:sz w:val="26"/>
                 <w:szCs w:val="26"/>
               </w:rPr>
-              <w:t>4. Hiển thị thông tin hiện tại</w:t>
-            </w:r>
+              <w:t>5. Chỉnh sửa thông tin</w:t>
+            </w:r>
+          </w:p>
+        </w:tc>
+        <w:tc>
+          <w:tcPr>
+            <w:tcW w:w="4756" w:type="dxa"/>
+            <w:tcBorders>
+              <w:top w:val="single" w:sz="4" w:space="0" w:color="auto"/>
+              <w:left w:val="single" w:sz="4" w:space="0" w:color="auto"/>
+              <w:bottom w:val="single" w:sz="4" w:space="0" w:color="auto"/>
+              <w:right w:val="single" w:sz="4" w:space="0" w:color="auto"/>
+            </w:tcBorders>
+            <w:vAlign w:val="center"/>
+          </w:tcPr>
+          <w:p>
+            <w:pPr>
+              <w:spacing w:after="0" w:line="240" w:lineRule="auto"/>
+              <w:rPr>
+                <w:rFonts w:ascii="Times New Roman" w:hAnsi="Times New Roman" w:cs="Times New Roman"/>
+                <w:sz w:val="26"/>
+                <w:szCs w:val="26"/>
+              </w:rPr>
+            </w:pPr>
           </w:p>
         </w:tc>
       </w:tr>
@@ -27977,7 +31310,64 @@
         </w:trPr>
         <w:tc>
           <w:tcPr>
-            <w:tcW w:w="2268" w:type="dxa"/>
+            <w:tcW w:w="4315" w:type="dxa"/>
+            <w:tcBorders>
+              <w:top w:val="single" w:sz="4" w:space="0" w:color="auto"/>
+              <w:left w:val="single" w:sz="4" w:space="0" w:color="auto"/>
+              <w:bottom w:val="single" w:sz="4" w:space="0" w:color="auto"/>
+              <w:right w:val="single" w:sz="4" w:space="0" w:color="auto"/>
+            </w:tcBorders>
+            <w:vAlign w:val="center"/>
+          </w:tcPr>
+          <w:p>
+            <w:pPr>
+              <w:spacing w:after="0" w:line="240" w:lineRule="auto"/>
+              <w:rPr>
+                <w:rFonts w:ascii="Times New Roman" w:hAnsi="Times New Roman" w:cs="Times New Roman"/>
+                <w:sz w:val="26"/>
+                <w:szCs w:val="26"/>
+              </w:rPr>
+            </w:pPr>
+          </w:p>
+        </w:tc>
+        <w:tc>
+          <w:tcPr>
+            <w:tcW w:w="4756" w:type="dxa"/>
+            <w:tcBorders>
+              <w:top w:val="single" w:sz="4" w:space="0" w:color="auto"/>
+              <w:left w:val="single" w:sz="4" w:space="0" w:color="auto"/>
+              <w:bottom w:val="single" w:sz="4" w:space="0" w:color="auto"/>
+              <w:right w:val="single" w:sz="4" w:space="0" w:color="auto"/>
+            </w:tcBorders>
+            <w:vAlign w:val="center"/>
+          </w:tcPr>
+          <w:p>
+            <w:pPr>
+              <w:spacing w:after="0" w:line="240" w:lineRule="auto"/>
+              <w:rPr>
+                <w:rFonts w:ascii="Times New Roman" w:hAnsi="Times New Roman" w:cs="Times New Roman"/>
+                <w:sz w:val="26"/>
+                <w:szCs w:val="26"/>
+              </w:rPr>
+            </w:pPr>
+            <w:r>
+              <w:rPr>
+                <w:rFonts w:ascii="Times New Roman" w:hAnsi="Times New Roman" w:cs="Times New Roman"/>
+                <w:sz w:val="26"/>
+                <w:szCs w:val="26"/>
+              </w:rPr>
+              <w:t>6. Kiểm tra dữ liệu mới</w:t>
+            </w:r>
+          </w:p>
+        </w:tc>
+      </w:tr>
+      <w:tr>
+        <w:trPr>
+          <w:jc w:val="center"/>
+        </w:trPr>
+        <w:tc>
+          <w:tcPr>
+            <w:tcW w:w="4315" w:type="dxa"/>
             <w:tcBorders>
               <w:top w:val="single" w:sz="4" w:space="0" w:color="auto"/>
               <w:left w:val="single" w:sz="4" w:space="0" w:color="auto"/>
@@ -28002,13 +31392,13 @@
                 <w:sz w:val="26"/>
                 <w:szCs w:val="26"/>
               </w:rPr>
-              <w:t>5. Chỉnh sửa thông tin</w:t>
-            </w:r>
-          </w:p>
-        </w:tc>
-        <w:tc>
-          <w:tcPr>
-            <w:tcW w:w="6803" w:type="dxa"/>
+              <w:t>7. Chọn “Lưu”</w:t>
+            </w:r>
+          </w:p>
+        </w:tc>
+        <w:tc>
+          <w:tcPr>
+            <w:tcW w:w="4756" w:type="dxa"/>
             <w:tcBorders>
               <w:top w:val="single" w:sz="4" w:space="0" w:color="auto"/>
               <w:left w:val="single" w:sz="4" w:space="0" w:color="auto"/>
@@ -28027,14 +31417,6 @@
                 <w:szCs w:val="26"/>
               </w:rPr>
             </w:pPr>
-            <w:r>
-              <w:rPr>
-                <w:rFonts w:ascii="Times New Roman" w:hAnsi="Times New Roman" w:cs="Times New Roman"/>
-                <w:sz w:val="26"/>
-                <w:szCs w:val="26"/>
-              </w:rPr>
-              <w:t>6. Kiểm tra dữ liệu mới</w:t>
-            </w:r>
           </w:p>
         </w:tc>
       </w:tr>
@@ -28044,7 +31426,7 @@
         </w:trPr>
         <w:tc>
           <w:tcPr>
-            <w:tcW w:w="2268" w:type="dxa"/>
+            <w:tcW w:w="4315" w:type="dxa"/>
             <w:tcBorders>
               <w:top w:val="single" w:sz="4" w:space="0" w:color="auto"/>
               <w:left w:val="single" w:sz="4" w:space="0" w:color="auto"/>
@@ -28052,7 +31434,6 @@
               <w:right w:val="single" w:sz="4" w:space="0" w:color="auto"/>
             </w:tcBorders>
             <w:vAlign w:val="center"/>
-            <w:hideMark/>
           </w:tcPr>
           <w:p>
             <w:pPr>
@@ -28063,19 +31444,11 @@
                 <w:szCs w:val="26"/>
               </w:rPr>
             </w:pPr>
-            <w:r>
-              <w:rPr>
-                <w:rFonts w:ascii="Times New Roman" w:hAnsi="Times New Roman" w:cs="Times New Roman"/>
-                <w:sz w:val="26"/>
-                <w:szCs w:val="26"/>
-              </w:rPr>
-              <w:t>7. Chọn “Lưu”</w:t>
-            </w:r>
-          </w:p>
-        </w:tc>
-        <w:tc>
-          <w:tcPr>
-            <w:tcW w:w="6803" w:type="dxa"/>
+          </w:p>
+        </w:tc>
+        <w:tc>
+          <w:tcPr>
+            <w:tcW w:w="4756" w:type="dxa"/>
             <w:tcBorders>
               <w:top w:val="single" w:sz="4" w:space="0" w:color="auto"/>
               <w:left w:val="single" w:sz="4" w:space="0" w:color="auto"/>
@@ -28083,7 +31456,6 @@
               <w:right w:val="single" w:sz="4" w:space="0" w:color="auto"/>
             </w:tcBorders>
             <w:vAlign w:val="center"/>
-            <w:hideMark/>
           </w:tcPr>
           <w:p>
             <w:pPr>
@@ -28119,6 +31491,7 @@
               <w:bottom w:val="single" w:sz="4" w:space="0" w:color="auto"/>
               <w:right w:val="single" w:sz="4" w:space="0" w:color="auto"/>
             </w:tcBorders>
+            <w:shd w:val="clear" w:color="auto" w:fill="D9D9D9" w:themeFill="background1" w:themeFillShade="D9"/>
             <w:vAlign w:val="center"/>
             <w:hideMark/>
           </w:tcPr>
@@ -28239,8 +31612,8 @@
         <w:tblLook w:val="04A0" w:firstRow="1" w:lastRow="0" w:firstColumn="1" w:lastColumn="0" w:noHBand="0" w:noVBand="1"/>
       </w:tblPr>
       <w:tblGrid>
-        <w:gridCol w:w="2268"/>
-        <w:gridCol w:w="6803"/>
+        <w:gridCol w:w="4315"/>
+        <w:gridCol w:w="4756"/>
       </w:tblGrid>
       <w:tr>
         <w:trPr>
@@ -28248,7 +31621,7 @@
         </w:trPr>
         <w:tc>
           <w:tcPr>
-            <w:tcW w:w="2268" w:type="dxa"/>
+            <w:tcW w:w="4315" w:type="dxa"/>
             <w:tcBorders>
               <w:top w:val="single" w:sz="4" w:space="0" w:color="auto"/>
               <w:left w:val="single" w:sz="4" w:space="0" w:color="auto"/>
@@ -28280,7 +31653,7 @@
         </w:tc>
         <w:tc>
           <w:tcPr>
-            <w:tcW w:w="6803" w:type="dxa"/>
+            <w:tcW w:w="4756" w:type="dxa"/>
             <w:tcBorders>
               <w:top w:val="single" w:sz="4" w:space="0" w:color="auto"/>
               <w:left w:val="single" w:sz="4" w:space="0" w:color="auto"/>
@@ -28316,7 +31689,7 @@
         </w:trPr>
         <w:tc>
           <w:tcPr>
-            <w:tcW w:w="2268" w:type="dxa"/>
+            <w:tcW w:w="4315" w:type="dxa"/>
             <w:tcBorders>
               <w:top w:val="single" w:sz="4" w:space="0" w:color="auto"/>
               <w:left w:val="single" w:sz="4" w:space="0" w:color="auto"/>
@@ -28348,7 +31721,7 @@
         </w:tc>
         <w:tc>
           <w:tcPr>
-            <w:tcW w:w="6803" w:type="dxa"/>
+            <w:tcW w:w="4756" w:type="dxa"/>
             <w:tcBorders>
               <w:top w:val="single" w:sz="4" w:space="0" w:color="auto"/>
               <w:left w:val="single" w:sz="4" w:space="0" w:color="auto"/>
@@ -28384,7 +31757,7 @@
         </w:trPr>
         <w:tc>
           <w:tcPr>
-            <w:tcW w:w="2268" w:type="dxa"/>
+            <w:tcW w:w="4315" w:type="dxa"/>
             <w:tcBorders>
               <w:top w:val="single" w:sz="4" w:space="0" w:color="auto"/>
               <w:left w:val="single" w:sz="4" w:space="0" w:color="auto"/>
@@ -28416,7 +31789,7 @@
         </w:tc>
         <w:tc>
           <w:tcPr>
-            <w:tcW w:w="6803" w:type="dxa"/>
+            <w:tcW w:w="4756" w:type="dxa"/>
             <w:tcBorders>
               <w:top w:val="single" w:sz="4" w:space="0" w:color="auto"/>
               <w:left w:val="single" w:sz="4" w:space="0" w:color="auto"/>
@@ -28452,7 +31825,7 @@
         </w:trPr>
         <w:tc>
           <w:tcPr>
-            <w:tcW w:w="2268" w:type="dxa"/>
+            <w:tcW w:w="4315" w:type="dxa"/>
             <w:tcBorders>
               <w:top w:val="single" w:sz="4" w:space="0" w:color="auto"/>
               <w:left w:val="single" w:sz="4" w:space="0" w:color="auto"/>
@@ -28484,7 +31857,7 @@
         </w:tc>
         <w:tc>
           <w:tcPr>
-            <w:tcW w:w="6803" w:type="dxa"/>
+            <w:tcW w:w="4756" w:type="dxa"/>
             <w:tcBorders>
               <w:top w:val="single" w:sz="4" w:space="0" w:color="auto"/>
               <w:left w:val="single" w:sz="4" w:space="0" w:color="auto"/>
@@ -28520,7 +31893,7 @@
         </w:trPr>
         <w:tc>
           <w:tcPr>
-            <w:tcW w:w="2268" w:type="dxa"/>
+            <w:tcW w:w="4315" w:type="dxa"/>
             <w:tcBorders>
               <w:top w:val="single" w:sz="4" w:space="0" w:color="auto"/>
               <w:left w:val="single" w:sz="4" w:space="0" w:color="auto"/>
@@ -28552,7 +31925,7 @@
         </w:tc>
         <w:tc>
           <w:tcPr>
-            <w:tcW w:w="6803" w:type="dxa"/>
+            <w:tcW w:w="4756" w:type="dxa"/>
             <w:tcBorders>
               <w:top w:val="single" w:sz="4" w:space="0" w:color="auto"/>
               <w:left w:val="single" w:sz="4" w:space="0" w:color="auto"/>
@@ -28588,7 +31961,7 @@
         </w:trPr>
         <w:tc>
           <w:tcPr>
-            <w:tcW w:w="2268" w:type="dxa"/>
+            <w:tcW w:w="4315" w:type="dxa"/>
             <w:tcBorders>
               <w:top w:val="single" w:sz="4" w:space="0" w:color="auto"/>
               <w:left w:val="single" w:sz="4" w:space="0" w:color="auto"/>
@@ -28620,7 +31993,7 @@
         </w:tc>
         <w:tc>
           <w:tcPr>
-            <w:tcW w:w="6803" w:type="dxa"/>
+            <w:tcW w:w="4756" w:type="dxa"/>
             <w:tcBorders>
               <w:top w:val="single" w:sz="4" w:space="0" w:color="auto"/>
               <w:left w:val="single" w:sz="4" w:space="0" w:color="auto"/>
@@ -28656,7 +32029,7 @@
         </w:trPr>
         <w:tc>
           <w:tcPr>
-            <w:tcW w:w="2268" w:type="dxa"/>
+            <w:tcW w:w="4315" w:type="dxa"/>
             <w:tcBorders>
               <w:top w:val="single" w:sz="4" w:space="0" w:color="auto"/>
               <w:left w:val="single" w:sz="4" w:space="0" w:color="auto"/>
@@ -28688,7 +32061,7 @@
         </w:tc>
         <w:tc>
           <w:tcPr>
-            <w:tcW w:w="6803" w:type="dxa"/>
+            <w:tcW w:w="4756" w:type="dxa"/>
             <w:tcBorders>
               <w:top w:val="single" w:sz="4" w:space="0" w:color="auto"/>
               <w:left w:val="single" w:sz="4" w:space="0" w:color="auto"/>
@@ -28723,6 +32096,7 @@
               <w:bottom w:val="single" w:sz="4" w:space="0" w:color="auto"/>
               <w:right w:val="single" w:sz="4" w:space="0" w:color="auto"/>
             </w:tcBorders>
+            <w:shd w:val="clear" w:color="auto" w:fill="D9D9D9" w:themeFill="background1" w:themeFillShade="D9"/>
             <w:vAlign w:val="center"/>
             <w:hideMark/>
           </w:tcPr>
@@ -28753,7 +32127,7 @@
         </w:trPr>
         <w:tc>
           <w:tcPr>
-            <w:tcW w:w="2268" w:type="dxa"/>
+            <w:tcW w:w="4315" w:type="dxa"/>
             <w:tcBorders>
               <w:top w:val="single" w:sz="4" w:space="0" w:color="auto"/>
               <w:left w:val="single" w:sz="4" w:space="0" w:color="auto"/>
@@ -28766,15 +32140,20 @@
           <w:p>
             <w:pPr>
               <w:spacing w:after="0" w:line="240" w:lineRule="auto"/>
-              <w:rPr>
-                <w:rFonts w:ascii="Times New Roman" w:hAnsi="Times New Roman" w:cs="Times New Roman"/>
-                <w:sz w:val="26"/>
-                <w:szCs w:val="26"/>
-              </w:rPr>
-            </w:pPr>
-            <w:r>
-              <w:rPr>
-                <w:rFonts w:ascii="Times New Roman" w:hAnsi="Times New Roman" w:cs="Times New Roman"/>
+              <w:jc w:val="center"/>
+              <w:rPr>
+                <w:rFonts w:ascii="Times New Roman" w:hAnsi="Times New Roman" w:cs="Times New Roman"/>
+                <w:b/>
+                <w:bCs/>
+                <w:sz w:val="26"/>
+                <w:szCs w:val="26"/>
+              </w:rPr>
+            </w:pPr>
+            <w:r>
+              <w:rPr>
+                <w:rFonts w:ascii="Times New Roman" w:hAnsi="Times New Roman" w:cs="Times New Roman"/>
+                <w:b/>
+                <w:bCs/>
                 <w:sz w:val="26"/>
                 <w:szCs w:val="26"/>
               </w:rPr>
@@ -28784,7 +32163,7 @@
         </w:tc>
         <w:tc>
           <w:tcPr>
-            <w:tcW w:w="6803" w:type="dxa"/>
+            <w:tcW w:w="4756" w:type="dxa"/>
             <w:tcBorders>
               <w:top w:val="single" w:sz="4" w:space="0" w:color="auto"/>
               <w:left w:val="single" w:sz="4" w:space="0" w:color="auto"/>
@@ -28797,15 +32176,20 @@
           <w:p>
             <w:pPr>
               <w:spacing w:after="0" w:line="240" w:lineRule="auto"/>
-              <w:rPr>
-                <w:rFonts w:ascii="Times New Roman" w:hAnsi="Times New Roman" w:cs="Times New Roman"/>
-                <w:sz w:val="26"/>
-                <w:szCs w:val="26"/>
-              </w:rPr>
-            </w:pPr>
-            <w:r>
-              <w:rPr>
-                <w:rFonts w:ascii="Times New Roman" w:hAnsi="Times New Roman" w:cs="Times New Roman"/>
+              <w:jc w:val="center"/>
+              <w:rPr>
+                <w:rFonts w:ascii="Times New Roman" w:hAnsi="Times New Roman" w:cs="Times New Roman"/>
+                <w:b/>
+                <w:bCs/>
+                <w:sz w:val="26"/>
+                <w:szCs w:val="26"/>
+              </w:rPr>
+            </w:pPr>
+            <w:r>
+              <w:rPr>
+                <w:rFonts w:ascii="Times New Roman" w:hAnsi="Times New Roman" w:cs="Times New Roman"/>
+                <w:b/>
+                <w:bCs/>
                 <w:sz w:val="26"/>
                 <w:szCs w:val="26"/>
               </w:rPr>
@@ -28820,7 +32204,7 @@
         </w:trPr>
         <w:tc>
           <w:tcPr>
-            <w:tcW w:w="2268" w:type="dxa"/>
+            <w:tcW w:w="4315" w:type="dxa"/>
             <w:tcBorders>
               <w:top w:val="single" w:sz="4" w:space="0" w:color="auto"/>
               <w:left w:val="single" w:sz="4" w:space="0" w:color="auto"/>
@@ -28853,7 +32237,7 @@
         </w:tc>
         <w:tc>
           <w:tcPr>
-            <w:tcW w:w="6803" w:type="dxa"/>
+            <w:tcW w:w="4756" w:type="dxa"/>
             <w:tcBorders>
               <w:top w:val="single" w:sz="4" w:space="0" w:color="auto"/>
               <w:left w:val="single" w:sz="4" w:space="0" w:color="auto"/>
@@ -28873,15 +32257,6 @@
                 <w:lang w:val="vi-VN"/>
               </w:rPr>
             </w:pPr>
-            <w:r>
-              <w:rPr>
-                <w:rFonts w:ascii="Times New Roman" w:hAnsi="Times New Roman" w:cs="Times New Roman"/>
-                <w:sz w:val="26"/>
-                <w:szCs w:val="26"/>
-                <w:lang w:val="vi-VN"/>
-              </w:rPr>
-              <w:t>2. Hiển thị danh sách dữ liệu</w:t>
-            </w:r>
           </w:p>
         </w:tc>
       </w:tr>
@@ -28891,7 +32266,67 @@
         </w:trPr>
         <w:tc>
           <w:tcPr>
-            <w:tcW w:w="2268" w:type="dxa"/>
+            <w:tcW w:w="4315" w:type="dxa"/>
+            <w:tcBorders>
+              <w:top w:val="single" w:sz="4" w:space="0" w:color="auto"/>
+              <w:left w:val="single" w:sz="4" w:space="0" w:color="auto"/>
+              <w:bottom w:val="single" w:sz="4" w:space="0" w:color="auto"/>
+              <w:right w:val="single" w:sz="4" w:space="0" w:color="auto"/>
+            </w:tcBorders>
+            <w:vAlign w:val="center"/>
+          </w:tcPr>
+          <w:p>
+            <w:pPr>
+              <w:spacing w:after="0" w:line="240" w:lineRule="auto"/>
+              <w:rPr>
+                <w:rFonts w:ascii="Times New Roman" w:hAnsi="Times New Roman" w:cs="Times New Roman"/>
+                <w:sz w:val="26"/>
+                <w:szCs w:val="26"/>
+                <w:lang w:val="vi-VN"/>
+              </w:rPr>
+            </w:pPr>
+          </w:p>
+        </w:tc>
+        <w:tc>
+          <w:tcPr>
+            <w:tcW w:w="4756" w:type="dxa"/>
+            <w:tcBorders>
+              <w:top w:val="single" w:sz="4" w:space="0" w:color="auto"/>
+              <w:left w:val="single" w:sz="4" w:space="0" w:color="auto"/>
+              <w:bottom w:val="single" w:sz="4" w:space="0" w:color="auto"/>
+              <w:right w:val="single" w:sz="4" w:space="0" w:color="auto"/>
+            </w:tcBorders>
+            <w:vAlign w:val="center"/>
+          </w:tcPr>
+          <w:p>
+            <w:pPr>
+              <w:spacing w:after="0" w:line="240" w:lineRule="auto"/>
+              <w:rPr>
+                <w:rFonts w:ascii="Times New Roman" w:hAnsi="Times New Roman" w:cs="Times New Roman"/>
+                <w:sz w:val="26"/>
+                <w:szCs w:val="26"/>
+                <w:lang w:val="vi-VN"/>
+              </w:rPr>
+            </w:pPr>
+            <w:r>
+              <w:rPr>
+                <w:rFonts w:ascii="Times New Roman" w:hAnsi="Times New Roman" w:cs="Times New Roman"/>
+                <w:sz w:val="26"/>
+                <w:szCs w:val="26"/>
+                <w:lang w:val="vi-VN"/>
+              </w:rPr>
+              <w:t>2. Hiển thị danh sách dữ liệu</w:t>
+            </w:r>
+          </w:p>
+        </w:tc>
+      </w:tr>
+      <w:tr>
+        <w:trPr>
+          <w:jc w:val="center"/>
+        </w:trPr>
+        <w:tc>
+          <w:tcPr>
+            <w:tcW w:w="4315" w:type="dxa"/>
             <w:tcBorders>
               <w:top w:val="single" w:sz="4" w:space="0" w:color="auto"/>
               <w:left w:val="single" w:sz="4" w:space="0" w:color="auto"/>
@@ -28922,7 +32357,91 @@
         </w:tc>
         <w:tc>
           <w:tcPr>
-            <w:tcW w:w="6803" w:type="dxa"/>
+            <w:tcW w:w="4756" w:type="dxa"/>
+            <w:tcBorders>
+              <w:top w:val="single" w:sz="4" w:space="0" w:color="auto"/>
+              <w:left w:val="single" w:sz="4" w:space="0" w:color="auto"/>
+              <w:bottom w:val="single" w:sz="4" w:space="0" w:color="auto"/>
+              <w:right w:val="single" w:sz="4" w:space="0" w:color="auto"/>
+            </w:tcBorders>
+            <w:vAlign w:val="center"/>
+          </w:tcPr>
+          <w:p>
+            <w:pPr>
+              <w:spacing w:after="0" w:line="240" w:lineRule="auto"/>
+              <w:rPr>
+                <w:rFonts w:ascii="Times New Roman" w:hAnsi="Times New Roman" w:cs="Times New Roman"/>
+                <w:sz w:val="26"/>
+                <w:szCs w:val="26"/>
+              </w:rPr>
+            </w:pPr>
+          </w:p>
+        </w:tc>
+      </w:tr>
+      <w:tr>
+        <w:trPr>
+          <w:jc w:val="center"/>
+        </w:trPr>
+        <w:tc>
+          <w:tcPr>
+            <w:tcW w:w="4315" w:type="dxa"/>
+            <w:tcBorders>
+              <w:top w:val="single" w:sz="4" w:space="0" w:color="auto"/>
+              <w:left w:val="single" w:sz="4" w:space="0" w:color="auto"/>
+              <w:bottom w:val="single" w:sz="4" w:space="0" w:color="auto"/>
+              <w:right w:val="single" w:sz="4" w:space="0" w:color="auto"/>
+            </w:tcBorders>
+            <w:vAlign w:val="center"/>
+          </w:tcPr>
+          <w:p>
+            <w:pPr>
+              <w:spacing w:after="0" w:line="240" w:lineRule="auto"/>
+              <w:rPr>
+                <w:rFonts w:ascii="Times New Roman" w:hAnsi="Times New Roman" w:cs="Times New Roman"/>
+                <w:sz w:val="26"/>
+                <w:szCs w:val="26"/>
+              </w:rPr>
+            </w:pPr>
+          </w:p>
+        </w:tc>
+        <w:tc>
+          <w:tcPr>
+            <w:tcW w:w="4756" w:type="dxa"/>
+            <w:tcBorders>
+              <w:top w:val="single" w:sz="4" w:space="0" w:color="auto"/>
+              <w:left w:val="single" w:sz="4" w:space="0" w:color="auto"/>
+              <w:bottom w:val="single" w:sz="4" w:space="0" w:color="auto"/>
+              <w:right w:val="single" w:sz="4" w:space="0" w:color="auto"/>
+            </w:tcBorders>
+            <w:vAlign w:val="center"/>
+          </w:tcPr>
+          <w:p>
+            <w:pPr>
+              <w:spacing w:after="0" w:line="240" w:lineRule="auto"/>
+              <w:rPr>
+                <w:rFonts w:ascii="Times New Roman" w:hAnsi="Times New Roman" w:cs="Times New Roman"/>
+                <w:sz w:val="26"/>
+                <w:szCs w:val="26"/>
+              </w:rPr>
+            </w:pPr>
+            <w:r>
+              <w:rPr>
+                <w:rFonts w:ascii="Times New Roman" w:hAnsi="Times New Roman" w:cs="Times New Roman"/>
+                <w:sz w:val="26"/>
+                <w:szCs w:val="26"/>
+              </w:rPr>
+              <w:t>4. Hiển thị biểu mẫu nhập thông tin</w:t>
+            </w:r>
+          </w:p>
+        </w:tc>
+      </w:tr>
+      <w:tr>
+        <w:trPr>
+          <w:jc w:val="center"/>
+        </w:trPr>
+        <w:tc>
+          <w:tcPr>
+            <w:tcW w:w="4315" w:type="dxa"/>
             <w:tcBorders>
               <w:top w:val="single" w:sz="4" w:space="0" w:color="auto"/>
               <w:left w:val="single" w:sz="4" w:space="0" w:color="auto"/>
@@ -28947,8 +32466,30 @@
                 <w:sz w:val="26"/>
                 <w:szCs w:val="26"/>
               </w:rPr>
-              <w:t>4. Hiển thị biểu mẫu nhập thông tin</w:t>
-            </w:r>
+              <w:t>5. Nhập thông tin cần thiết</w:t>
+            </w:r>
+          </w:p>
+        </w:tc>
+        <w:tc>
+          <w:tcPr>
+            <w:tcW w:w="4756" w:type="dxa"/>
+            <w:tcBorders>
+              <w:top w:val="single" w:sz="4" w:space="0" w:color="auto"/>
+              <w:left w:val="single" w:sz="4" w:space="0" w:color="auto"/>
+              <w:bottom w:val="single" w:sz="4" w:space="0" w:color="auto"/>
+              <w:right w:val="single" w:sz="4" w:space="0" w:color="auto"/>
+            </w:tcBorders>
+            <w:vAlign w:val="center"/>
+          </w:tcPr>
+          <w:p>
+            <w:pPr>
+              <w:spacing w:after="0" w:line="240" w:lineRule="auto"/>
+              <w:rPr>
+                <w:rFonts w:ascii="Times New Roman" w:hAnsi="Times New Roman" w:cs="Times New Roman"/>
+                <w:sz w:val="26"/>
+                <w:szCs w:val="26"/>
+              </w:rPr>
+            </w:pPr>
           </w:p>
         </w:tc>
       </w:tr>
@@ -28958,7 +32499,64 @@
         </w:trPr>
         <w:tc>
           <w:tcPr>
-            <w:tcW w:w="2268" w:type="dxa"/>
+            <w:tcW w:w="4315" w:type="dxa"/>
+            <w:tcBorders>
+              <w:top w:val="single" w:sz="4" w:space="0" w:color="auto"/>
+              <w:left w:val="single" w:sz="4" w:space="0" w:color="auto"/>
+              <w:bottom w:val="single" w:sz="4" w:space="0" w:color="auto"/>
+              <w:right w:val="single" w:sz="4" w:space="0" w:color="auto"/>
+            </w:tcBorders>
+            <w:vAlign w:val="center"/>
+          </w:tcPr>
+          <w:p>
+            <w:pPr>
+              <w:spacing w:after="0" w:line="240" w:lineRule="auto"/>
+              <w:rPr>
+                <w:rFonts w:ascii="Times New Roman" w:hAnsi="Times New Roman" w:cs="Times New Roman"/>
+                <w:sz w:val="26"/>
+                <w:szCs w:val="26"/>
+              </w:rPr>
+            </w:pPr>
+          </w:p>
+        </w:tc>
+        <w:tc>
+          <w:tcPr>
+            <w:tcW w:w="4756" w:type="dxa"/>
+            <w:tcBorders>
+              <w:top w:val="single" w:sz="4" w:space="0" w:color="auto"/>
+              <w:left w:val="single" w:sz="4" w:space="0" w:color="auto"/>
+              <w:bottom w:val="single" w:sz="4" w:space="0" w:color="auto"/>
+              <w:right w:val="single" w:sz="4" w:space="0" w:color="auto"/>
+            </w:tcBorders>
+            <w:vAlign w:val="center"/>
+          </w:tcPr>
+          <w:p>
+            <w:pPr>
+              <w:spacing w:after="0" w:line="240" w:lineRule="auto"/>
+              <w:rPr>
+                <w:rFonts w:ascii="Times New Roman" w:hAnsi="Times New Roman" w:cs="Times New Roman"/>
+                <w:sz w:val="26"/>
+                <w:szCs w:val="26"/>
+              </w:rPr>
+            </w:pPr>
+            <w:r>
+              <w:rPr>
+                <w:rFonts w:ascii="Times New Roman" w:hAnsi="Times New Roman" w:cs="Times New Roman"/>
+                <w:sz w:val="26"/>
+                <w:szCs w:val="26"/>
+              </w:rPr>
+              <w:t>6. Kiểm tra tính đầy đủ và hợp lệ của dữ liệu</w:t>
+            </w:r>
+          </w:p>
+        </w:tc>
+      </w:tr>
+      <w:tr>
+        <w:trPr>
+          <w:jc w:val="center"/>
+        </w:trPr>
+        <w:tc>
+          <w:tcPr>
+            <w:tcW w:w="4315" w:type="dxa"/>
             <w:tcBorders>
               <w:top w:val="single" w:sz="4" w:space="0" w:color="auto"/>
               <w:left w:val="single" w:sz="4" w:space="0" w:color="auto"/>
@@ -28983,13 +32581,13 @@
                 <w:sz w:val="26"/>
                 <w:szCs w:val="26"/>
               </w:rPr>
-              <w:t>5. Nhập thông tin cần thiết</w:t>
-            </w:r>
-          </w:p>
-        </w:tc>
-        <w:tc>
-          <w:tcPr>
-            <w:tcW w:w="6803" w:type="dxa"/>
+              <w:t>7. Chọn “Lưu”</w:t>
+            </w:r>
+          </w:p>
+        </w:tc>
+        <w:tc>
+          <w:tcPr>
+            <w:tcW w:w="4756" w:type="dxa"/>
             <w:tcBorders>
               <w:top w:val="single" w:sz="4" w:space="0" w:color="auto"/>
               <w:left w:val="single" w:sz="4" w:space="0" w:color="auto"/>
@@ -28997,7 +32595,6 @@
               <w:right w:val="single" w:sz="4" w:space="0" w:color="auto"/>
             </w:tcBorders>
             <w:vAlign w:val="center"/>
-            <w:hideMark/>
           </w:tcPr>
           <w:p>
             <w:pPr>
@@ -29008,14 +32605,6 @@
                 <w:szCs w:val="26"/>
               </w:rPr>
             </w:pPr>
-            <w:r>
-              <w:rPr>
-                <w:rFonts w:ascii="Times New Roman" w:hAnsi="Times New Roman" w:cs="Times New Roman"/>
-                <w:sz w:val="26"/>
-                <w:szCs w:val="26"/>
-              </w:rPr>
-              <w:t>6. Kiểm tra tính đầy đủ và hợp lệ của dữ liệu</w:t>
-            </w:r>
           </w:p>
         </w:tc>
       </w:tr>
@@ -29025,7 +32614,7 @@
         </w:trPr>
         <w:tc>
           <w:tcPr>
-            <w:tcW w:w="2268" w:type="dxa"/>
+            <w:tcW w:w="4315" w:type="dxa"/>
             <w:tcBorders>
               <w:top w:val="single" w:sz="4" w:space="0" w:color="auto"/>
               <w:left w:val="single" w:sz="4" w:space="0" w:color="auto"/>
@@ -29033,7 +32622,6 @@
               <w:right w:val="single" w:sz="4" w:space="0" w:color="auto"/>
             </w:tcBorders>
             <w:vAlign w:val="center"/>
-            <w:hideMark/>
           </w:tcPr>
           <w:p>
             <w:pPr>
@@ -29044,19 +32632,11 @@
                 <w:szCs w:val="26"/>
               </w:rPr>
             </w:pPr>
-            <w:r>
-              <w:rPr>
-                <w:rFonts w:ascii="Times New Roman" w:hAnsi="Times New Roman" w:cs="Times New Roman"/>
-                <w:sz w:val="26"/>
-                <w:szCs w:val="26"/>
-              </w:rPr>
-              <w:t>7. Chọn “Lưu”</w:t>
-            </w:r>
-          </w:p>
-        </w:tc>
-        <w:tc>
-          <w:tcPr>
-            <w:tcW w:w="6803" w:type="dxa"/>
+          </w:p>
+        </w:tc>
+        <w:tc>
+          <w:tcPr>
+            <w:tcW w:w="4756" w:type="dxa"/>
             <w:tcBorders>
               <w:top w:val="single" w:sz="4" w:space="0" w:color="auto"/>
               <w:left w:val="single" w:sz="4" w:space="0" w:color="auto"/>
@@ -29064,7 +32644,6 @@
               <w:right w:val="single" w:sz="4" w:space="0" w:color="auto"/>
             </w:tcBorders>
             <w:vAlign w:val="center"/>
-            <w:hideMark/>
           </w:tcPr>
           <w:p>
             <w:pPr>
@@ -29100,6 +32679,7 @@
               <w:bottom w:val="single" w:sz="4" w:space="0" w:color="auto"/>
               <w:right w:val="single" w:sz="4" w:space="0" w:color="auto"/>
             </w:tcBorders>
+            <w:shd w:val="clear" w:color="auto" w:fill="D9D9D9" w:themeFill="background1" w:themeFillShade="D9"/>
             <w:vAlign w:val="center"/>
             <w:hideMark/>
           </w:tcPr>
@@ -29680,6 +33260,7 @@
               <w:bottom w:val="single" w:sz="4" w:space="0" w:color="auto"/>
               <w:right w:val="single" w:sz="4" w:space="0" w:color="auto"/>
             </w:tcBorders>
+            <w:shd w:val="clear" w:color="auto" w:fill="D9D9D9" w:themeFill="background1" w:themeFillShade="D9"/>
             <w:vAlign w:val="center"/>
             <w:hideMark/>
           </w:tcPr>
@@ -29723,15 +33304,20 @@
           <w:p>
             <w:pPr>
               <w:spacing w:after="0" w:line="240" w:lineRule="auto"/>
-              <w:rPr>
-                <w:rFonts w:ascii="Times New Roman" w:hAnsi="Times New Roman" w:cs="Times New Roman"/>
-                <w:sz w:val="26"/>
-                <w:szCs w:val="26"/>
-              </w:rPr>
-            </w:pPr>
-            <w:r>
-              <w:rPr>
-                <w:rFonts w:ascii="Times New Roman" w:hAnsi="Times New Roman" w:cs="Times New Roman"/>
+              <w:jc w:val="center"/>
+              <w:rPr>
+                <w:rFonts w:ascii="Times New Roman" w:hAnsi="Times New Roman" w:cs="Times New Roman"/>
+                <w:b/>
+                <w:bCs/>
+                <w:sz w:val="26"/>
+                <w:szCs w:val="26"/>
+              </w:rPr>
+            </w:pPr>
+            <w:r>
+              <w:rPr>
+                <w:rFonts w:ascii="Times New Roman" w:hAnsi="Times New Roman" w:cs="Times New Roman"/>
+                <w:b/>
+                <w:bCs/>
                 <w:sz w:val="26"/>
                 <w:szCs w:val="26"/>
               </w:rPr>
@@ -29754,15 +33340,20 @@
           <w:p>
             <w:pPr>
               <w:spacing w:after="0" w:line="240" w:lineRule="auto"/>
-              <w:rPr>
-                <w:rFonts w:ascii="Times New Roman" w:hAnsi="Times New Roman" w:cs="Times New Roman"/>
-                <w:sz w:val="26"/>
-                <w:szCs w:val="26"/>
-              </w:rPr>
-            </w:pPr>
-            <w:r>
-              <w:rPr>
-                <w:rFonts w:ascii="Times New Roman" w:hAnsi="Times New Roman" w:cs="Times New Roman"/>
+              <w:jc w:val="center"/>
+              <w:rPr>
+                <w:rFonts w:ascii="Times New Roman" w:hAnsi="Times New Roman" w:cs="Times New Roman"/>
+                <w:b/>
+                <w:bCs/>
+                <w:sz w:val="26"/>
+                <w:szCs w:val="26"/>
+              </w:rPr>
+            </w:pPr>
+            <w:r>
+              <w:rPr>
+                <w:rFonts w:ascii="Times New Roman" w:hAnsi="Times New Roman" w:cs="Times New Roman"/>
+                <w:b/>
+                <w:bCs/>
                 <w:sz w:val="26"/>
                 <w:szCs w:val="26"/>
               </w:rPr>
@@ -29818,7 +33409,57 @@
               <w:right w:val="single" w:sz="4" w:space="0" w:color="auto"/>
             </w:tcBorders>
             <w:vAlign w:val="center"/>
-            <w:hideMark/>
+          </w:tcPr>
+          <w:p>
+            <w:pPr>
+              <w:spacing w:after="0" w:line="240" w:lineRule="auto"/>
+              <w:rPr>
+                <w:rFonts w:ascii="Times New Roman" w:hAnsi="Times New Roman" w:cs="Times New Roman"/>
+                <w:sz w:val="26"/>
+                <w:szCs w:val="26"/>
+                <w:lang w:val="vi-VN"/>
+              </w:rPr>
+            </w:pPr>
+          </w:p>
+        </w:tc>
+      </w:tr>
+      <w:tr>
+        <w:trPr>
+          <w:jc w:val="center"/>
+        </w:trPr>
+        <w:tc>
+          <w:tcPr>
+            <w:tcW w:w="2268" w:type="dxa"/>
+            <w:tcBorders>
+              <w:top w:val="single" w:sz="4" w:space="0" w:color="auto"/>
+              <w:left w:val="single" w:sz="4" w:space="0" w:color="auto"/>
+              <w:bottom w:val="single" w:sz="4" w:space="0" w:color="auto"/>
+              <w:right w:val="single" w:sz="4" w:space="0" w:color="auto"/>
+            </w:tcBorders>
+            <w:vAlign w:val="center"/>
+          </w:tcPr>
+          <w:p>
+            <w:pPr>
+              <w:spacing w:after="0" w:line="240" w:lineRule="auto"/>
+              <w:rPr>
+                <w:rFonts w:ascii="Times New Roman" w:hAnsi="Times New Roman" w:cs="Times New Roman"/>
+                <w:sz w:val="26"/>
+                <w:szCs w:val="26"/>
+                <w:lang w:val="vi-VN"/>
+              </w:rPr>
+            </w:pPr>
+          </w:p>
+        </w:tc>
+        <w:tc>
+          <w:tcPr>
+            <w:tcW w:w="6803" w:type="dxa"/>
+            <w:tcBorders>
+              <w:top w:val="single" w:sz="4" w:space="0" w:color="auto"/>
+              <w:left w:val="single" w:sz="4" w:space="0" w:color="auto"/>
+              <w:bottom w:val="single" w:sz="4" w:space="0" w:color="auto"/>
+              <w:right w:val="single" w:sz="4" w:space="0" w:color="auto"/>
+            </w:tcBorders>
+            <w:vAlign w:val="center"/>
           </w:tcPr>
           <w:p>
             <w:pPr>
@@ -29889,7 +33530,56 @@
               <w:right w:val="single" w:sz="4" w:space="0" w:color="auto"/>
             </w:tcBorders>
             <w:vAlign w:val="center"/>
-            <w:hideMark/>
+          </w:tcPr>
+          <w:p>
+            <w:pPr>
+              <w:spacing w:after="0" w:line="240" w:lineRule="auto"/>
+              <w:rPr>
+                <w:rFonts w:ascii="Times New Roman" w:hAnsi="Times New Roman" w:cs="Times New Roman"/>
+                <w:sz w:val="26"/>
+                <w:szCs w:val="26"/>
+              </w:rPr>
+            </w:pPr>
+          </w:p>
+        </w:tc>
+      </w:tr>
+      <w:tr>
+        <w:trPr>
+          <w:jc w:val="center"/>
+        </w:trPr>
+        <w:tc>
+          <w:tcPr>
+            <w:tcW w:w="2268" w:type="dxa"/>
+            <w:tcBorders>
+              <w:top w:val="single" w:sz="4" w:space="0" w:color="auto"/>
+              <w:left w:val="single" w:sz="4" w:space="0" w:color="auto"/>
+              <w:bottom w:val="single" w:sz="4" w:space="0" w:color="auto"/>
+              <w:right w:val="single" w:sz="4" w:space="0" w:color="auto"/>
+            </w:tcBorders>
+            <w:vAlign w:val="center"/>
+          </w:tcPr>
+          <w:p>
+            <w:pPr>
+              <w:spacing w:after="0" w:line="240" w:lineRule="auto"/>
+              <w:rPr>
+                <w:rFonts w:ascii="Times New Roman" w:hAnsi="Times New Roman" w:cs="Times New Roman"/>
+                <w:sz w:val="26"/>
+                <w:szCs w:val="26"/>
+                <w:lang w:val="vi-VN"/>
+              </w:rPr>
+            </w:pPr>
+          </w:p>
+        </w:tc>
+        <w:tc>
+          <w:tcPr>
+            <w:tcW w:w="6803" w:type="dxa"/>
+            <w:tcBorders>
+              <w:top w:val="single" w:sz="4" w:space="0" w:color="auto"/>
+              <w:left w:val="single" w:sz="4" w:space="0" w:color="auto"/>
+              <w:bottom w:val="single" w:sz="4" w:space="0" w:color="auto"/>
+              <w:right w:val="single" w:sz="4" w:space="0" w:color="auto"/>
+            </w:tcBorders>
+            <w:vAlign w:val="center"/>
           </w:tcPr>
           <w:p>
             <w:pPr>
@@ -29956,7 +33646,55 @@
               <w:right w:val="single" w:sz="4" w:space="0" w:color="auto"/>
             </w:tcBorders>
             <w:vAlign w:val="center"/>
-            <w:hideMark/>
+          </w:tcPr>
+          <w:p>
+            <w:pPr>
+              <w:spacing w:after="0" w:line="240" w:lineRule="auto"/>
+              <w:rPr>
+                <w:rFonts w:ascii="Times New Roman" w:hAnsi="Times New Roman" w:cs="Times New Roman"/>
+                <w:sz w:val="26"/>
+                <w:szCs w:val="26"/>
+              </w:rPr>
+            </w:pPr>
+          </w:p>
+        </w:tc>
+      </w:tr>
+      <w:tr>
+        <w:trPr>
+          <w:jc w:val="center"/>
+        </w:trPr>
+        <w:tc>
+          <w:tcPr>
+            <w:tcW w:w="2268" w:type="dxa"/>
+            <w:tcBorders>
+              <w:top w:val="single" w:sz="4" w:space="0" w:color="auto"/>
+              <w:left w:val="single" w:sz="4" w:space="0" w:color="auto"/>
+              <w:bottom w:val="single" w:sz="4" w:space="0" w:color="auto"/>
+              <w:right w:val="single" w:sz="4" w:space="0" w:color="auto"/>
+            </w:tcBorders>
+            <w:vAlign w:val="center"/>
+          </w:tcPr>
+          <w:p>
+            <w:pPr>
+              <w:spacing w:after="0" w:line="240" w:lineRule="auto"/>
+              <w:rPr>
+                <w:rFonts w:ascii="Times New Roman" w:hAnsi="Times New Roman" w:cs="Times New Roman"/>
+                <w:sz w:val="26"/>
+                <w:szCs w:val="26"/>
+              </w:rPr>
+            </w:pPr>
+          </w:p>
+        </w:tc>
+        <w:tc>
+          <w:tcPr>
+            <w:tcW w:w="6803" w:type="dxa"/>
+            <w:tcBorders>
+              <w:top w:val="single" w:sz="4" w:space="0" w:color="auto"/>
+              <w:left w:val="single" w:sz="4" w:space="0" w:color="auto"/>
+              <w:bottom w:val="single" w:sz="4" w:space="0" w:color="auto"/>
+              <w:right w:val="single" w:sz="4" w:space="0" w:color="auto"/>
+            </w:tcBorders>
+            <w:vAlign w:val="center"/>
           </w:tcPr>
           <w:p>
             <w:pPr>
@@ -29992,6 +33730,7 @@
               <w:bottom w:val="single" w:sz="4" w:space="0" w:color="auto"/>
               <w:right w:val="single" w:sz="4" w:space="0" w:color="auto"/>
             </w:tcBorders>
+            <w:shd w:val="clear" w:color="auto" w:fill="D9D9D9" w:themeFill="background1" w:themeFillShade="D9"/>
             <w:vAlign w:val="center"/>
             <w:hideMark/>
           </w:tcPr>
@@ -31144,7 +34883,7 @@
       </w:pPr>
     </w:p>
     <w:sectPr>
-      <w:footerReference w:type="default" r:id="rId11"/>
+      <w:footerReference w:type="default" r:id="rId12"/>
       <w:pgSz w:w="12240" w:h="15840" w:code="1"/>
       <w:pgMar w:top="851" w:right="851" w:bottom="851" w:left="1134" w:header="567" w:footer="567" w:gutter="0"/>
       <w:pgNumType w:start="0"/>
@@ -33609,13 +37348,6 @@
 
 <file path=word/glossary/fontTable.xml><?xml version="1.0" encoding="utf-8"?>
 <w:fonts xmlns:mc="http://schemas.openxmlformats.org/markup-compatibility/2006" xmlns:r="http://schemas.openxmlformats.org/officeDocument/2006/relationships" xmlns:w="http://schemas.openxmlformats.org/wordprocessingml/2006/main" xmlns:w14="http://schemas.microsoft.com/office/word/2010/wordml" xmlns:w15="http://schemas.microsoft.com/office/word/2012/wordml" xmlns:w16cex="http://schemas.microsoft.com/office/word/2018/wordml/cex" xmlns:w16cid="http://schemas.microsoft.com/office/word/2016/wordml/cid" xmlns:w16="http://schemas.microsoft.com/office/word/2018/wordml" xmlns:w16du="http://schemas.microsoft.com/office/word/2023/wordml/word16du" xmlns:w16sdtdh="http://schemas.microsoft.com/office/word/2020/wordml/sdtdatahash" xmlns:w16sdtfl="http://schemas.microsoft.com/office/word/2024/wordml/sdtformatlock" xmlns:w16se="http://schemas.microsoft.com/office/word/2015/wordml/symex" mc:Ignorable="w14 w15 w16se w16cid w16 w16cex w16sdtdh w16sdtfl w16du">
-  <w:font w:name="Times New Roman">
-    <w:panose1 w:val="02020603050405020304"/>
-    <w:charset w:val="00"/>
-    <w:family w:val="roman"/>
-    <w:pitch w:val="variable"/>
-    <w:sig w:usb0="E0002EFF" w:usb1="C000785B" w:usb2="00000009" w:usb3="00000000" w:csb0="000001FF" w:csb1="00000000"/>
-  </w:font>
   <w:font w:name="Calibri">
     <w:panose1 w:val="020F0502020204030204"/>
     <w:charset w:val="00"/>
@@ -33629,6 +37361,13 @@
     <w:family w:val="modern"/>
     <w:pitch w:val="fixed"/>
     <w:sig w:usb0="E0002EFF" w:usb1="C0007843" w:usb2="00000009" w:usb3="00000000" w:csb0="000001FF" w:csb1="00000000"/>
+  </w:font>
+  <w:font w:name="Times New Roman">
+    <w:panose1 w:val="02020603050405020304"/>
+    <w:charset w:val="00"/>
+    <w:family w:val="roman"/>
+    <w:pitch w:val="variable"/>
+    <w:sig w:usb0="E0002EFF" w:usb1="C000785B" w:usb2="00000009" w:usb3="00000000" w:csb0="000001FF" w:csb1="00000000"/>
   </w:font>
   <w:font w:name="Wingdings">
     <w:panose1 w:val="05000000000000000000"/>
@@ -33680,6 +37419,7 @@
     <w:rsidRoot w:val="00F152FF"/>
     <w:rsid w:val="00036A95"/>
     <w:rsid w:val="00187EB6"/>
+    <w:rsid w:val="001D771C"/>
     <w:rsid w:val="00220CD5"/>
     <w:rsid w:val="00246BF3"/>
     <w:rsid w:val="002551A2"/>
@@ -33691,6 +37431,7 @@
     <w:rsid w:val="007D4F22"/>
     <w:rsid w:val="007D731E"/>
     <w:rsid w:val="008179DC"/>
+    <w:rsid w:val="009143DA"/>
     <w:rsid w:val="00994E73"/>
     <w:rsid w:val="00AD256A"/>
     <w:rsid w:val="00B448D8"/>

--- a/doc/N04_3_ApplicationDevelopment_SRS.docx
+++ b/doc/N04_3_ApplicationDevelopment_SRS.docx
@@ -8450,21 +8450,12 @@
           <w:szCs w:val="26"/>
         </w:rPr>
       </w:pPr>
-      <w:proofErr w:type="gramStart"/>
       <w:r>
         <w:rPr>
           <w:rFonts w:ascii="Times New Roman" w:hAnsi="Times New Roman" w:cs="Times New Roman"/>
           <w:b/>
         </w:rPr>
-        <w:t>An</w:t>
-      </w:r>
-      <w:proofErr w:type="gramEnd"/>
-      <w:r>
-        <w:rPr>
-          <w:rFonts w:ascii="Times New Roman" w:hAnsi="Times New Roman" w:cs="Times New Roman"/>
-          <w:b/>
-        </w:rPr>
-        <w:t xml:space="preserve"> ninh &amp; Bảo mật: </w:t>
+        <w:t xml:space="preserve">An ninh &amp; Bảo mật: </w:t>
       </w:r>
       <w:r>
         <w:rPr>
@@ -19149,7 +19140,23 @@
                 <w:sz w:val="28"/>
                 <w:szCs w:val="28"/>
               </w:rPr>
-              <w:t>5. Thu ngân hỏi khách và nhập mã Voucher giảm giá.</w:t>
+              <w:t>5. Thu ngân hỏi khách và</w:t>
+            </w:r>
+            <w:r>
+              <w:rPr>
+                <w:rFonts w:ascii="Times New Roman" w:hAnsi="Times New Roman" w:cs="Times New Roman"/>
+                <w:sz w:val="28"/>
+                <w:szCs w:val="28"/>
+              </w:rPr>
+              <w:t xml:space="preserve"> có</w:t>
+            </w:r>
+            <w:r>
+              <w:rPr>
+                <w:rFonts w:ascii="Times New Roman" w:hAnsi="Times New Roman" w:cs="Times New Roman"/>
+                <w:sz w:val="28"/>
+                <w:szCs w:val="28"/>
+              </w:rPr>
+              <w:t xml:space="preserve"> nhập mã Voucher giảm giá.</w:t>
             </w:r>
           </w:p>
         </w:tc>
@@ -19210,7 +19217,23 @@
                 <w:sz w:val="28"/>
                 <w:szCs w:val="28"/>
               </w:rPr>
-              <w:t>6. Hệ thống tính toán lại, trừ tiền khuyến mãi và ra Tổng tiền cuối cùng.</w:t>
+              <w:t xml:space="preserve">6. Hệ thống tính toán lại, trừ tiền khuyến mãi và ra </w:t>
+            </w:r>
+            <w:r>
+              <w:rPr>
+                <w:rFonts w:ascii="Times New Roman" w:hAnsi="Times New Roman" w:cs="Times New Roman"/>
+                <w:sz w:val="28"/>
+                <w:szCs w:val="28"/>
+              </w:rPr>
+              <w:t>t</w:t>
+            </w:r>
+            <w:r>
+              <w:rPr>
+                <w:rFonts w:ascii="Times New Roman" w:hAnsi="Times New Roman" w:cs="Times New Roman"/>
+                <w:sz w:val="28"/>
+                <w:szCs w:val="28"/>
+              </w:rPr>
+              <w:t>ổng tiền cuối cùng.</w:t>
             </w:r>
           </w:p>
         </w:tc>
@@ -19231,22 +19254,6 @@
                 <w:szCs w:val="28"/>
               </w:rPr>
             </w:pPr>
-            <w:r>
-              <w:rPr>
-                <w:rFonts w:ascii="Times New Roman" w:hAnsi="Times New Roman" w:cs="Times New Roman"/>
-                <w:sz w:val="28"/>
-                <w:szCs w:val="28"/>
-              </w:rPr>
-              <w:t>7. Chọn phương thức thanh toán</w:t>
-            </w:r>
-            <w:r>
-              <w:rPr>
-                <w:rFonts w:ascii="Times New Roman" w:hAnsi="Times New Roman" w:cs="Times New Roman"/>
-                <w:sz w:val="28"/>
-                <w:szCs w:val="28"/>
-              </w:rPr>
-              <w:t>.</w:t>
-            </w:r>
           </w:p>
         </w:tc>
         <w:tc>
@@ -19264,6 +19271,38 @@
                 <w:szCs w:val="28"/>
               </w:rPr>
             </w:pPr>
+            <w:r>
+              <w:rPr>
+                <w:rFonts w:ascii="Times New Roman" w:hAnsi="Times New Roman" w:cs="Times New Roman"/>
+                <w:sz w:val="28"/>
+                <w:szCs w:val="28"/>
+              </w:rPr>
+              <w:t>7. H</w:t>
+            </w:r>
+            <w:r>
+              <w:rPr>
+                <w:rFonts w:ascii="Times New Roman" w:hAnsi="Times New Roman" w:cs="Times New Roman"/>
+                <w:sz w:val="28"/>
+                <w:szCs w:val="28"/>
+              </w:rPr>
+              <w:t xml:space="preserve">iển thị </w:t>
+            </w:r>
+            <w:r>
+              <w:rPr>
+                <w:rFonts w:ascii="Times New Roman" w:hAnsi="Times New Roman" w:cs="Times New Roman"/>
+                <w:sz w:val="28"/>
+                <w:szCs w:val="28"/>
+              </w:rPr>
+              <w:t>t</w:t>
+            </w:r>
+            <w:r>
+              <w:rPr>
+                <w:rFonts w:ascii="Times New Roman" w:hAnsi="Times New Roman" w:cs="Times New Roman"/>
+                <w:sz w:val="28"/>
+                <w:szCs w:val="28"/>
+              </w:rPr>
+              <w:t>ổng tiền cuối cùng và danh sách các tùy chọn phương thức thanh toán (Thanh toán đủ, Trả góp...).</w:t>
+            </w:r>
           </w:p>
         </w:tc>
       </w:tr>
@@ -19289,7 +19328,31 @@
                 <w:sz w:val="28"/>
                 <w:szCs w:val="28"/>
               </w:rPr>
-              <w:t>8. Bệnh nhân thanh toán xong, Thu ngân bấm "Hoàn tất thu tiền".</w:t>
+              <w:t>8</w:t>
+            </w:r>
+            <w:r>
+              <w:rPr>
+                <w:rFonts w:ascii="Times New Roman" w:hAnsi="Times New Roman" w:cs="Times New Roman"/>
+                <w:sz w:val="28"/>
+                <w:szCs w:val="28"/>
+              </w:rPr>
+              <w:t>. Chọn phương thức thanh toán</w:t>
+            </w:r>
+            <w:r>
+              <w:rPr>
+                <w:rFonts w:ascii="Times New Roman" w:hAnsi="Times New Roman" w:cs="Times New Roman"/>
+                <w:sz w:val="28"/>
+                <w:szCs w:val="28"/>
+              </w:rPr>
+              <w:t xml:space="preserve"> </w:t>
+            </w:r>
+            <w:r>
+              <w:rPr>
+                <w:rFonts w:ascii="Times New Roman" w:hAnsi="Times New Roman" w:cs="Times New Roman"/>
+                <w:sz w:val="28"/>
+                <w:szCs w:val="28"/>
+              </w:rPr>
+              <w:t>đủ.</w:t>
             </w:r>
           </w:p>
         </w:tc>
@@ -19327,6 +19390,22 @@
                 <w:szCs w:val="28"/>
               </w:rPr>
             </w:pPr>
+            <w:r>
+              <w:rPr>
+                <w:rFonts w:ascii="Times New Roman" w:hAnsi="Times New Roman" w:cs="Times New Roman"/>
+                <w:sz w:val="28"/>
+                <w:szCs w:val="28"/>
+              </w:rPr>
+              <w:t>9</w:t>
+            </w:r>
+            <w:r>
+              <w:rPr>
+                <w:rFonts w:ascii="Times New Roman" w:hAnsi="Times New Roman" w:cs="Times New Roman"/>
+                <w:sz w:val="28"/>
+                <w:szCs w:val="28"/>
+              </w:rPr>
+              <w:t>. Bệnh nhân thanh toán xong, Thu ngân bấm "Hoàn tất thu tiền".</w:t>
+            </w:r>
           </w:p>
         </w:tc>
         <w:tc>
@@ -19344,13 +19423,133 @@
                 <w:szCs w:val="28"/>
               </w:rPr>
             </w:pPr>
-            <w:r>
-              <w:rPr>
-                <w:rFonts w:ascii="Times New Roman" w:hAnsi="Times New Roman" w:cs="Times New Roman"/>
-                <w:sz w:val="28"/>
-                <w:szCs w:val="28"/>
-              </w:rPr>
-              <w:t>9. Lưu giao dịch, chuyển trạng thái hóa đơn sang "Đã thanh toán".</w:t>
+          </w:p>
+        </w:tc>
+      </w:tr>
+      <w:tr>
+        <w:tc>
+          <w:tcPr>
+            <w:tcW w:w="4518" w:type="dxa"/>
+          </w:tcPr>
+          <w:p>
+            <w:pPr>
+              <w:tabs>
+                <w:tab w:val="left" w:pos="425"/>
+              </w:tabs>
+              <w:rPr>
+                <w:rFonts w:ascii="Times New Roman" w:hAnsi="Times New Roman" w:cs="Times New Roman"/>
+                <w:sz w:val="28"/>
+                <w:szCs w:val="28"/>
+              </w:rPr>
+            </w:pPr>
+          </w:p>
+        </w:tc>
+        <w:tc>
+          <w:tcPr>
+            <w:tcW w:w="4053" w:type="dxa"/>
+          </w:tcPr>
+          <w:p>
+            <w:pPr>
+              <w:tabs>
+                <w:tab w:val="left" w:pos="425"/>
+              </w:tabs>
+              <w:rPr>
+                <w:rFonts w:ascii="Times New Roman" w:hAnsi="Times New Roman" w:cs="Times New Roman"/>
+                <w:sz w:val="28"/>
+                <w:szCs w:val="28"/>
+              </w:rPr>
+            </w:pPr>
+            <w:r>
+              <w:rPr>
+                <w:rFonts w:ascii="Times New Roman" w:hAnsi="Times New Roman" w:cs="Times New Roman"/>
+                <w:sz w:val="28"/>
+                <w:szCs w:val="28"/>
+              </w:rPr>
+              <w:t>10</w:t>
+            </w:r>
+            <w:r>
+              <w:rPr>
+                <w:rFonts w:ascii="Times New Roman" w:hAnsi="Times New Roman" w:cs="Times New Roman"/>
+                <w:sz w:val="28"/>
+                <w:szCs w:val="28"/>
+              </w:rPr>
+              <w:t>. Lưu giao dịch</w:t>
+            </w:r>
+            <w:r>
+              <w:rPr>
+                <w:rFonts w:ascii="Times New Roman" w:hAnsi="Times New Roman" w:cs="Times New Roman"/>
+                <w:sz w:val="28"/>
+                <w:szCs w:val="28"/>
+              </w:rPr>
+              <w:t xml:space="preserve">, </w:t>
+            </w:r>
+            <w:r>
+              <w:rPr>
+                <w:rFonts w:ascii="Times New Roman" w:hAnsi="Times New Roman" w:cs="Times New Roman"/>
+                <w:sz w:val="28"/>
+                <w:szCs w:val="28"/>
+              </w:rPr>
+              <w:t>chuyển trạng thái hóa đơn sang "Đã thanh toán".</w:t>
+            </w:r>
+          </w:p>
+        </w:tc>
+      </w:tr>
+      <w:tr>
+        <w:tc>
+          <w:tcPr>
+            <w:tcW w:w="4518" w:type="dxa"/>
+          </w:tcPr>
+          <w:p>
+            <w:pPr>
+              <w:tabs>
+                <w:tab w:val="left" w:pos="425"/>
+              </w:tabs>
+              <w:rPr>
+                <w:rFonts w:ascii="Times New Roman" w:hAnsi="Times New Roman" w:cs="Times New Roman"/>
+                <w:sz w:val="28"/>
+                <w:szCs w:val="28"/>
+              </w:rPr>
+            </w:pPr>
+          </w:p>
+        </w:tc>
+        <w:tc>
+          <w:tcPr>
+            <w:tcW w:w="4053" w:type="dxa"/>
+          </w:tcPr>
+          <w:p>
+            <w:pPr>
+              <w:tabs>
+                <w:tab w:val="left" w:pos="425"/>
+              </w:tabs>
+              <w:rPr>
+                <w:rFonts w:ascii="Times New Roman" w:hAnsi="Times New Roman" w:cs="Times New Roman"/>
+                <w:sz w:val="28"/>
+                <w:szCs w:val="28"/>
+              </w:rPr>
+            </w:pPr>
+            <w:r>
+              <w:rPr>
+                <w:rFonts w:ascii="Times New Roman" w:hAnsi="Times New Roman" w:cs="Times New Roman"/>
+                <w:sz w:val="28"/>
+                <w:szCs w:val="28"/>
+              </w:rPr>
+              <w:t>1</w:t>
+            </w:r>
+            <w:r>
+              <w:rPr>
+                <w:rFonts w:ascii="Times New Roman" w:hAnsi="Times New Roman" w:cs="Times New Roman"/>
+                <w:sz w:val="28"/>
+                <w:szCs w:val="28"/>
+              </w:rPr>
+              <w:t>1</w:t>
+            </w:r>
+            <w:r>
+              <w:rPr>
+                <w:rFonts w:ascii="Times New Roman" w:hAnsi="Times New Roman" w:cs="Times New Roman"/>
+                <w:sz w:val="28"/>
+                <w:szCs w:val="28"/>
+              </w:rPr>
+              <w:t>. Kết thúc Use Case.</w:t>
             </w:r>
           </w:p>
         </w:tc>
@@ -19413,23 +19612,39 @@
                 <w:sz w:val="28"/>
                 <w:szCs w:val="28"/>
               </w:rPr>
-              <w:t xml:space="preserve">Khách hàng thực hiện dịch vụ đắt </w:t>
-            </w:r>
-            <w:r>
-              <w:rPr>
-                <w:rFonts w:ascii="Times New Roman" w:hAnsi="Times New Roman" w:cs="Times New Roman"/>
-                <w:sz w:val="28"/>
-                <w:szCs w:val="28"/>
-              </w:rPr>
-              <w:t xml:space="preserve">tiền </w:t>
-            </w:r>
-            <w:r>
-              <w:rPr>
-                <w:rFonts w:ascii="Times New Roman" w:hAnsi="Times New Roman" w:cs="Times New Roman"/>
-                <w:sz w:val="28"/>
-                <w:szCs w:val="28"/>
-              </w:rPr>
-              <w:t>và xin trả góp -&gt; Thu ngân chọn phương thức "Trả góp" ở bước 7, nhập số tiền trả trước, hệ thống lưu lại Công nợ phần còn lại.</w:t>
+              <w:t xml:space="preserve">5.1 </w:t>
+            </w:r>
+            <w:r>
+              <w:rPr>
+                <w:rFonts w:ascii="Times New Roman" w:hAnsi="Times New Roman" w:cs="Times New Roman"/>
+                <w:sz w:val="28"/>
+                <w:szCs w:val="28"/>
+              </w:rPr>
+              <w:t>Thu ngân hỏi khách và</w:t>
+            </w:r>
+            <w:r>
+              <w:rPr>
+                <w:rFonts w:ascii="Times New Roman" w:hAnsi="Times New Roman" w:cs="Times New Roman"/>
+                <w:sz w:val="28"/>
+                <w:szCs w:val="28"/>
+              </w:rPr>
+              <w:t xml:space="preserve"> không</w:t>
+            </w:r>
+            <w:r>
+              <w:rPr>
+                <w:rFonts w:ascii="Times New Roman" w:hAnsi="Times New Roman" w:cs="Times New Roman"/>
+                <w:sz w:val="28"/>
+                <w:szCs w:val="28"/>
+              </w:rPr>
+              <w:t xml:space="preserve"> có</w:t>
+            </w:r>
+            <w:r>
+              <w:rPr>
+                <w:rFonts w:ascii="Times New Roman" w:hAnsi="Times New Roman" w:cs="Times New Roman"/>
+                <w:sz w:val="28"/>
+                <w:szCs w:val="28"/>
+              </w:rPr>
+              <w:t xml:space="preserve"> nhập mã Voucher giảm giá.</w:t>
             </w:r>
           </w:p>
         </w:tc>
@@ -19448,6 +19663,418 @@
                 <w:szCs w:val="28"/>
               </w:rPr>
             </w:pPr>
+          </w:p>
+        </w:tc>
+      </w:tr>
+      <w:tr>
+        <w:trPr>
+          <w:trHeight w:val="838"/>
+        </w:trPr>
+        <w:tc>
+          <w:tcPr>
+            <w:tcW w:w="4518" w:type="dxa"/>
+          </w:tcPr>
+          <w:p>
+            <w:pPr>
+              <w:tabs>
+                <w:tab w:val="left" w:pos="425"/>
+              </w:tabs>
+              <w:rPr>
+                <w:rFonts w:ascii="Times New Roman" w:hAnsi="Times New Roman" w:cs="Times New Roman"/>
+                <w:sz w:val="28"/>
+                <w:szCs w:val="28"/>
+              </w:rPr>
+            </w:pPr>
+          </w:p>
+        </w:tc>
+        <w:tc>
+          <w:tcPr>
+            <w:tcW w:w="4053" w:type="dxa"/>
+          </w:tcPr>
+          <w:p>
+            <w:pPr>
+              <w:tabs>
+                <w:tab w:val="left" w:pos="425"/>
+              </w:tabs>
+              <w:rPr>
+                <w:rFonts w:ascii="Times New Roman" w:hAnsi="Times New Roman" w:cs="Times New Roman"/>
+                <w:sz w:val="28"/>
+                <w:szCs w:val="28"/>
+              </w:rPr>
+            </w:pPr>
+            <w:r>
+              <w:rPr>
+                <w:rFonts w:ascii="Times New Roman" w:hAnsi="Times New Roman" w:cs="Times New Roman"/>
+                <w:sz w:val="28"/>
+                <w:szCs w:val="28"/>
+              </w:rPr>
+              <w:t xml:space="preserve">5.2 </w:t>
+            </w:r>
+            <w:r>
+              <w:rPr>
+                <w:rFonts w:ascii="Times New Roman" w:hAnsi="Times New Roman" w:cs="Times New Roman"/>
+                <w:sz w:val="28"/>
+                <w:szCs w:val="28"/>
+              </w:rPr>
+              <w:t>G</w:t>
+            </w:r>
+            <w:r>
+              <w:rPr>
+                <w:rFonts w:ascii="Times New Roman" w:hAnsi="Times New Roman" w:cs="Times New Roman"/>
+                <w:sz w:val="28"/>
+                <w:szCs w:val="28"/>
+              </w:rPr>
+              <w:t xml:space="preserve">iữ nguyên </w:t>
+            </w:r>
+            <w:r>
+              <w:rPr>
+                <w:rFonts w:ascii="Times New Roman" w:hAnsi="Times New Roman" w:cs="Times New Roman"/>
+                <w:sz w:val="28"/>
+                <w:szCs w:val="28"/>
+              </w:rPr>
+              <w:t>t</w:t>
+            </w:r>
+            <w:r>
+              <w:rPr>
+                <w:rFonts w:ascii="Times New Roman" w:hAnsi="Times New Roman" w:cs="Times New Roman"/>
+                <w:sz w:val="28"/>
+                <w:szCs w:val="28"/>
+              </w:rPr>
+              <w:t xml:space="preserve">ổng chi phí tạm thời </w:t>
+            </w:r>
+            <w:r>
+              <w:rPr>
+                <w:rFonts w:ascii="Times New Roman" w:hAnsi="Times New Roman" w:cs="Times New Roman"/>
+                <w:sz w:val="28"/>
+                <w:szCs w:val="28"/>
+              </w:rPr>
+              <w:t>và quay lại bước 7.</w:t>
+            </w:r>
+          </w:p>
+        </w:tc>
+      </w:tr>
+      <w:tr>
+        <w:trPr>
+          <w:trHeight w:val="838"/>
+        </w:trPr>
+        <w:tc>
+          <w:tcPr>
+            <w:tcW w:w="4518" w:type="dxa"/>
+          </w:tcPr>
+          <w:p>
+            <w:pPr>
+              <w:tabs>
+                <w:tab w:val="left" w:pos="425"/>
+              </w:tabs>
+              <w:rPr>
+                <w:rFonts w:ascii="Times New Roman" w:hAnsi="Times New Roman" w:cs="Times New Roman"/>
+                <w:sz w:val="28"/>
+                <w:szCs w:val="28"/>
+              </w:rPr>
+            </w:pPr>
+            <w:r>
+              <w:rPr>
+                <w:rFonts w:ascii="Times New Roman" w:hAnsi="Times New Roman" w:cs="Times New Roman"/>
+                <w:sz w:val="28"/>
+                <w:szCs w:val="28"/>
+              </w:rPr>
+              <w:lastRenderedPageBreak/>
+              <w:t>8</w:t>
+            </w:r>
+            <w:r>
+              <w:rPr>
+                <w:rFonts w:ascii="Times New Roman" w:hAnsi="Times New Roman" w:cs="Times New Roman"/>
+                <w:sz w:val="28"/>
+                <w:szCs w:val="28"/>
+              </w:rPr>
+              <w:t xml:space="preserve">.1 </w:t>
+            </w:r>
+            <w:r>
+              <w:rPr>
+                <w:rFonts w:ascii="Times New Roman" w:hAnsi="Times New Roman" w:cs="Times New Roman"/>
+                <w:sz w:val="28"/>
+                <w:szCs w:val="28"/>
+              </w:rPr>
+              <w:t>Chọn phương thức thanh toán</w:t>
+            </w:r>
+            <w:r>
+              <w:rPr>
+                <w:rFonts w:ascii="Times New Roman" w:hAnsi="Times New Roman" w:cs="Times New Roman"/>
+                <w:sz w:val="28"/>
+                <w:szCs w:val="28"/>
+              </w:rPr>
+              <w:t xml:space="preserve"> trả góp.</w:t>
+            </w:r>
+          </w:p>
+        </w:tc>
+        <w:tc>
+          <w:tcPr>
+            <w:tcW w:w="4053" w:type="dxa"/>
+          </w:tcPr>
+          <w:p>
+            <w:pPr>
+              <w:tabs>
+                <w:tab w:val="left" w:pos="425"/>
+              </w:tabs>
+              <w:rPr>
+                <w:rFonts w:ascii="Times New Roman" w:hAnsi="Times New Roman" w:cs="Times New Roman"/>
+                <w:sz w:val="28"/>
+                <w:szCs w:val="28"/>
+              </w:rPr>
+            </w:pPr>
+          </w:p>
+        </w:tc>
+      </w:tr>
+      <w:tr>
+        <w:trPr>
+          <w:trHeight w:val="838"/>
+        </w:trPr>
+        <w:tc>
+          <w:tcPr>
+            <w:tcW w:w="4518" w:type="dxa"/>
+          </w:tcPr>
+          <w:p>
+            <w:pPr>
+              <w:tabs>
+                <w:tab w:val="left" w:pos="425"/>
+              </w:tabs>
+              <w:rPr>
+                <w:rFonts w:ascii="Times New Roman" w:hAnsi="Times New Roman" w:cs="Times New Roman"/>
+                <w:sz w:val="28"/>
+                <w:szCs w:val="28"/>
+              </w:rPr>
+            </w:pPr>
+            <w:r>
+              <w:rPr>
+                <w:rFonts w:ascii="Times New Roman" w:hAnsi="Times New Roman" w:cs="Times New Roman"/>
+                <w:sz w:val="28"/>
+                <w:szCs w:val="28"/>
+              </w:rPr>
+              <w:t>8</w:t>
+            </w:r>
+            <w:r>
+              <w:rPr>
+                <w:rFonts w:ascii="Times New Roman" w:hAnsi="Times New Roman" w:cs="Times New Roman"/>
+                <w:sz w:val="28"/>
+                <w:szCs w:val="28"/>
+              </w:rPr>
+              <w:t xml:space="preserve">.2 </w:t>
+            </w:r>
+            <w:r>
+              <w:rPr>
+                <w:rFonts w:ascii="Times New Roman" w:hAnsi="Times New Roman" w:cs="Times New Roman"/>
+                <w:sz w:val="28"/>
+                <w:szCs w:val="28"/>
+              </w:rPr>
+              <w:t>Thu ngân nhập số tiền khách hàng thanh toán trả trước</w:t>
+            </w:r>
+            <w:r>
+              <w:rPr>
+                <w:rFonts w:ascii="Times New Roman" w:hAnsi="Times New Roman" w:cs="Times New Roman"/>
+                <w:sz w:val="28"/>
+                <w:szCs w:val="28"/>
+              </w:rPr>
+              <w:t xml:space="preserve"> và </w:t>
+            </w:r>
+            <w:r>
+              <w:rPr>
+                <w:rFonts w:ascii="Times New Roman" w:hAnsi="Times New Roman" w:cs="Times New Roman"/>
+                <w:sz w:val="28"/>
+                <w:szCs w:val="28"/>
+              </w:rPr>
+              <w:t>bấm "</w:t>
+            </w:r>
+            <w:r>
+              <w:rPr>
+                <w:rFonts w:ascii="Times New Roman" w:hAnsi="Times New Roman" w:cs="Times New Roman"/>
+                <w:sz w:val="28"/>
+                <w:szCs w:val="28"/>
+              </w:rPr>
+              <w:t>Xác nhận trả góp</w:t>
+            </w:r>
+            <w:r>
+              <w:rPr>
+                <w:rFonts w:ascii="Times New Roman" w:hAnsi="Times New Roman" w:cs="Times New Roman"/>
+                <w:sz w:val="28"/>
+                <w:szCs w:val="28"/>
+              </w:rPr>
+              <w:t>"</w:t>
+            </w:r>
+          </w:p>
+        </w:tc>
+        <w:tc>
+          <w:tcPr>
+            <w:tcW w:w="4053" w:type="dxa"/>
+          </w:tcPr>
+          <w:p>
+            <w:pPr>
+              <w:tabs>
+                <w:tab w:val="left" w:pos="425"/>
+              </w:tabs>
+              <w:rPr>
+                <w:rFonts w:ascii="Times New Roman" w:hAnsi="Times New Roman" w:cs="Times New Roman"/>
+                <w:sz w:val="28"/>
+                <w:szCs w:val="28"/>
+              </w:rPr>
+            </w:pPr>
+          </w:p>
+        </w:tc>
+      </w:tr>
+      <w:tr>
+        <w:trPr>
+          <w:trHeight w:val="838"/>
+        </w:trPr>
+        <w:tc>
+          <w:tcPr>
+            <w:tcW w:w="4518" w:type="dxa"/>
+          </w:tcPr>
+          <w:p>
+            <w:pPr>
+              <w:tabs>
+                <w:tab w:val="left" w:pos="425"/>
+              </w:tabs>
+              <w:rPr>
+                <w:rFonts w:ascii="Times New Roman" w:hAnsi="Times New Roman" w:cs="Times New Roman"/>
+                <w:sz w:val="28"/>
+                <w:szCs w:val="28"/>
+              </w:rPr>
+            </w:pPr>
+          </w:p>
+        </w:tc>
+        <w:tc>
+          <w:tcPr>
+            <w:tcW w:w="4053" w:type="dxa"/>
+          </w:tcPr>
+          <w:p>
+            <w:pPr>
+              <w:tabs>
+                <w:tab w:val="left" w:pos="425"/>
+              </w:tabs>
+              <w:rPr>
+                <w:rFonts w:ascii="Times New Roman" w:hAnsi="Times New Roman" w:cs="Times New Roman"/>
+                <w:sz w:val="28"/>
+                <w:szCs w:val="28"/>
+              </w:rPr>
+            </w:pPr>
+            <w:r>
+              <w:rPr>
+                <w:rFonts w:ascii="Times New Roman" w:hAnsi="Times New Roman" w:cs="Times New Roman"/>
+                <w:sz w:val="28"/>
+                <w:szCs w:val="28"/>
+              </w:rPr>
+              <w:t>8</w:t>
+            </w:r>
+            <w:r>
+              <w:rPr>
+                <w:rFonts w:ascii="Times New Roman" w:hAnsi="Times New Roman" w:cs="Times New Roman"/>
+                <w:sz w:val="28"/>
+                <w:szCs w:val="28"/>
+              </w:rPr>
+              <w:t xml:space="preserve">.3 </w:t>
+            </w:r>
+            <w:r>
+              <w:rPr>
+                <w:rFonts w:ascii="Times New Roman" w:hAnsi="Times New Roman" w:cs="Times New Roman"/>
+                <w:sz w:val="28"/>
+                <w:szCs w:val="28"/>
+              </w:rPr>
+              <w:t>Lưu giao dịch</w:t>
+            </w:r>
+            <w:r>
+              <w:rPr>
+                <w:rFonts w:ascii="Times New Roman" w:hAnsi="Times New Roman" w:cs="Times New Roman"/>
+                <w:sz w:val="28"/>
+                <w:szCs w:val="28"/>
+              </w:rPr>
+              <w:t>, công nợ và</w:t>
+            </w:r>
+            <w:r>
+              <w:rPr>
+                <w:rFonts w:ascii="Times New Roman" w:hAnsi="Times New Roman" w:cs="Times New Roman"/>
+                <w:sz w:val="28"/>
+                <w:szCs w:val="28"/>
+              </w:rPr>
+              <w:t xml:space="preserve"> </w:t>
+            </w:r>
+            <w:r>
+              <w:rPr>
+                <w:rFonts w:ascii="Times New Roman" w:hAnsi="Times New Roman" w:cs="Times New Roman"/>
+                <w:sz w:val="28"/>
+                <w:szCs w:val="28"/>
+              </w:rPr>
+              <w:t>chuyển trạng thái hóa đơn sang "</w:t>
+            </w:r>
+            <w:r>
+              <w:rPr>
+                <w:rFonts w:ascii="Times New Roman" w:hAnsi="Times New Roman" w:cs="Times New Roman"/>
+                <w:sz w:val="28"/>
+                <w:szCs w:val="28"/>
+              </w:rPr>
+              <w:t>Thanh toán trước</w:t>
+            </w:r>
+            <w:r>
+              <w:rPr>
+                <w:rFonts w:ascii="Times New Roman" w:hAnsi="Times New Roman" w:cs="Times New Roman"/>
+                <w:sz w:val="28"/>
+                <w:szCs w:val="28"/>
+              </w:rPr>
+              <w:t>".</w:t>
+            </w:r>
+          </w:p>
+        </w:tc>
+      </w:tr>
+      <w:tr>
+        <w:trPr>
+          <w:trHeight w:val="838"/>
+        </w:trPr>
+        <w:tc>
+          <w:tcPr>
+            <w:tcW w:w="4518" w:type="dxa"/>
+          </w:tcPr>
+          <w:p>
+            <w:pPr>
+              <w:tabs>
+                <w:tab w:val="left" w:pos="425"/>
+              </w:tabs>
+              <w:rPr>
+                <w:rFonts w:ascii="Times New Roman" w:hAnsi="Times New Roman" w:cs="Times New Roman"/>
+                <w:sz w:val="28"/>
+                <w:szCs w:val="28"/>
+              </w:rPr>
+            </w:pPr>
+          </w:p>
+        </w:tc>
+        <w:tc>
+          <w:tcPr>
+            <w:tcW w:w="4053" w:type="dxa"/>
+          </w:tcPr>
+          <w:p>
+            <w:pPr>
+              <w:tabs>
+                <w:tab w:val="left" w:pos="425"/>
+              </w:tabs>
+              <w:rPr>
+                <w:rFonts w:ascii="Times New Roman" w:hAnsi="Times New Roman" w:cs="Times New Roman"/>
+                <w:sz w:val="28"/>
+                <w:szCs w:val="28"/>
+              </w:rPr>
+            </w:pPr>
+            <w:r>
+              <w:rPr>
+                <w:rFonts w:ascii="Times New Roman" w:hAnsi="Times New Roman" w:cs="Times New Roman"/>
+                <w:sz w:val="28"/>
+                <w:szCs w:val="28"/>
+              </w:rPr>
+              <w:t>8</w:t>
+            </w:r>
+            <w:r>
+              <w:rPr>
+                <w:rFonts w:ascii="Times New Roman" w:hAnsi="Times New Roman" w:cs="Times New Roman"/>
+                <w:sz w:val="28"/>
+                <w:szCs w:val="28"/>
+              </w:rPr>
+              <w:t>.4 Quay lại bước 11.</w:t>
+            </w:r>
           </w:p>
         </w:tc>
       </w:tr>
@@ -19653,16 +20280,7 @@
                 <w:sz w:val="28"/>
                 <w:szCs w:val="28"/>
               </w:rPr>
-              <w:t xml:space="preserve">Giúp Nhân viên thu ngân lập, kiểm tra, xuất và in hóa đơn thanh </w:t>
-            </w:r>
-            <w:r>
-              <w:rPr>
-                <w:rFonts w:ascii="Times New Roman" w:hAnsi="Times New Roman" w:cs="Times New Roman"/>
-                <w:sz w:val="28"/>
-                <w:szCs w:val="28"/>
-              </w:rPr>
-              <w:lastRenderedPageBreak/>
-              <w:t>toán sau khi thanh toán thành công; đồng thời xử lý yêu cầu hủy hóa đơn hoặc hoàn tiền khi được Quản lý phê duyệt.</w:t>
+              <w:t>Giúp Nhân viên thu ngân lập, kiểm tra, xuất và in hóa đơn thanh toán sau khi thanh toán thành công; đồng thời xử lý yêu cầu hủy hóa đơn hoặc hoàn tiền khi được Quản lý phê duyệt.</w:t>
             </w:r>
           </w:p>
         </w:tc>
@@ -19689,7 +20307,6 @@
                 <w:sz w:val="28"/>
                 <w:szCs w:val="28"/>
               </w:rPr>
-              <w:lastRenderedPageBreak/>
               <w:t>Tiền điều kiện</w:t>
             </w:r>
           </w:p>
@@ -19993,16 +20610,7 @@
                 <w:sz w:val="28"/>
                 <w:szCs w:val="28"/>
               </w:rPr>
-              <w:t xml:space="preserve">1. Ngay sau khi bấm Hoàn tất thanh </w:t>
-            </w:r>
-            <w:proofErr w:type="gramStart"/>
-            <w:r>
-              <w:rPr>
-                <w:rFonts w:ascii="Times New Roman" w:hAnsi="Times New Roman" w:cs="Times New Roman"/>
-                <w:sz w:val="28"/>
-                <w:szCs w:val="28"/>
-              </w:rPr>
-              <w:t>toán,</w:t>
+              <w:t>1. Ngay sau khi bấm Hoàn tất thanh toán,</w:t>
             </w:r>
             <w:r>
               <w:rPr>
@@ -20012,7 +20620,6 @@
               </w:rPr>
               <w:t>chọn</w:t>
             </w:r>
-            <w:proofErr w:type="gramEnd"/>
             <w:r>
               <w:rPr>
                 <w:rFonts w:ascii="Times New Roman" w:hAnsi="Times New Roman" w:cs="Times New Roman"/>
@@ -20595,16 +21202,7 @@
                 <w:sz w:val="28"/>
                 <w:szCs w:val="28"/>
               </w:rPr>
-              <w:t xml:space="preserve">Bảng tổng hợp thu chi theo ca/ngày và danh sách công nợ trả </w:t>
-            </w:r>
-            <w:r>
-              <w:rPr>
-                <w:rFonts w:ascii="Times New Roman" w:hAnsi="Times New Roman" w:cs="Times New Roman"/>
-                <w:sz w:val="28"/>
-                <w:szCs w:val="28"/>
-              </w:rPr>
-              <w:lastRenderedPageBreak/>
-              <w:t>góp được hiển thị và cập nhật trong CSDL.</w:t>
+              <w:t>Bảng tổng hợp thu chi theo ca/ngày và danh sách công nợ trả góp được hiển thị và cập nhật trong CSDL.</w:t>
             </w:r>
           </w:p>
         </w:tc>
@@ -20631,7 +21229,6 @@
                 <w:sz w:val="28"/>
                 <w:szCs w:val="28"/>
               </w:rPr>
-              <w:lastRenderedPageBreak/>
               <w:t>Actor chính</w:t>
             </w:r>
           </w:p>
@@ -21139,6 +21736,7 @@
                 <w:sz w:val="28"/>
                 <w:szCs w:val="28"/>
               </w:rPr>
+              <w:lastRenderedPageBreak/>
               <w:t>8. Nhập lý do giải trình (nếu lệch tiền) và bấm "Chốt sổ ca trực".</w:t>
             </w:r>
           </w:p>
@@ -21512,7 +22110,6 @@
                 <w:sz w:val="26"/>
                 <w:szCs w:val="26"/>
               </w:rPr>
-              <w:lastRenderedPageBreak/>
               <w:t>Mô tả</w:t>
             </w:r>
           </w:p>
@@ -28116,6 +28713,7 @@
       <w:r>
         <w:rPr>
           <w:rFonts w:ascii="Times New Roman" w:eastAsia="Arial" w:hAnsi="Times New Roman" w:cs="Times New Roman"/>
+          <w:noProof/>
           <w:sz w:val="26"/>
           <w:szCs w:val="26"/>
         </w:rPr>
@@ -34239,25 +34837,7 @@
                 <w:sz w:val="20"/>
                 <w:szCs w:val="20"/>
               </w:rPr>
-              <w:t>+</w:t>
-            </w:r>
-            <w:proofErr w:type="gramStart"/>
-            <w:r>
-              <w:rPr>
-                <w:rFonts w:ascii="Times New Roman" w:hAnsi="Times New Roman" w:cs="Times New Roman"/>
-                <w:sz w:val="20"/>
-                <w:szCs w:val="20"/>
-              </w:rPr>
-              <w:t>toString(</w:t>
-            </w:r>
-            <w:proofErr w:type="gramEnd"/>
-            <w:r>
-              <w:rPr>
-                <w:rFonts w:ascii="Times New Roman" w:hAnsi="Times New Roman" w:cs="Times New Roman"/>
-                <w:sz w:val="20"/>
-                <w:szCs w:val="20"/>
-              </w:rPr>
-              <w:t>): String</w:t>
+              <w:t>+toString(): String</w:t>
             </w:r>
           </w:p>
         </w:tc>
@@ -34663,25 +35243,7 @@
                 <w:sz w:val="20"/>
                 <w:szCs w:val="20"/>
               </w:rPr>
-              <w:t>+</w:t>
-            </w:r>
-            <w:proofErr w:type="gramStart"/>
-            <w:r>
-              <w:rPr>
-                <w:rFonts w:ascii="Times New Roman" w:hAnsi="Times New Roman" w:cs="Times New Roman"/>
-                <w:sz w:val="20"/>
-                <w:szCs w:val="20"/>
-              </w:rPr>
-              <w:t>toString(</w:t>
-            </w:r>
-            <w:proofErr w:type="gramEnd"/>
-            <w:r>
-              <w:rPr>
-                <w:rFonts w:ascii="Times New Roman" w:hAnsi="Times New Roman" w:cs="Times New Roman"/>
-                <w:sz w:val="20"/>
-                <w:szCs w:val="20"/>
-              </w:rPr>
-              <w:t>): String</w:t>
+              <w:t>+toString(): String</w:t>
             </w:r>
           </w:p>
         </w:tc>
@@ -36886,7 +37448,6 @@
   <w:style w:type="character" w:default="1" w:styleId="DefaultParagraphFont">
     <w:name w:val="Default Paragraph Font"/>
     <w:uiPriority w:val="1"/>
-    <w:semiHidden/>
     <w:unhideWhenUsed/>
   </w:style>
   <w:style w:type="table" w:default="1" w:styleId="TableNormal">
@@ -37302,7 +37863,7 @@
             <w:rPr>
               <w:rFonts w:asciiTheme="majorHAnsi" w:eastAsiaTheme="majorEastAsia" w:hAnsiTheme="majorHAnsi" w:cstheme="majorBidi"/>
               <w:caps/>
-              <w:color w:val="4472C4" w:themeColor="accent1"/>
+              <w:color w:val="156082" w:themeColor="accent1"/>
               <w:sz w:val="80"/>
               <w:szCs w:val="80"/>
             </w:rPr>
@@ -37333,7 +37894,7 @@
           </w:pPr>
           <w:r>
             <w:rPr>
-              <w:color w:val="4472C4" w:themeColor="accent1"/>
+              <w:color w:val="156082" w:themeColor="accent1"/>
               <w:sz w:val="28"/>
               <w:szCs w:val="28"/>
             </w:rPr>
@@ -37397,6 +37958,18 @@
     <w:pitch w:val="variable"/>
     <w:sig w:usb0="E4002EFF" w:usb1="C200247B" w:usb2="00000009" w:usb3="00000000" w:csb0="000001FF" w:csb1="00000000"/>
   </w:font>
+  <w:font w:name="Aptos">
+    <w:charset w:val="00"/>
+    <w:family w:val="swiss"/>
+    <w:pitch w:val="variable"/>
+    <w:sig w:usb0="20000287" w:usb1="00000003" w:usb2="00000000" w:usb3="00000000" w:csb0="0000019F" w:csb1="00000000"/>
+  </w:font>
+  <w:font w:name="Aptos Display">
+    <w:charset w:val="00"/>
+    <w:family w:val="swiss"/>
+    <w:pitch w:val="variable"/>
+    <w:sig w:usb0="20000287" w:usb1="00000003" w:usb2="00000000" w:usb3="00000000" w:csb0="0000019F" w:csb1="00000000"/>
+  </w:font>
 </w:fonts>
 </file>
 
@@ -37427,6 +38000,7 @@
     <w:rsid w:val="00314A2A"/>
     <w:rsid w:val="00416DE4"/>
     <w:rsid w:val="0046780C"/>
+    <w:rsid w:val="00612AF1"/>
     <w:rsid w:val="0077570D"/>
     <w:rsid w:val="007D4F22"/>
     <w:rsid w:val="007D731E"/>
@@ -37442,6 +38016,7 @@
     <w:rsid w:val="00D82FF4"/>
     <w:rsid w:val="00DD5612"/>
     <w:rsid w:val="00F152FF"/>
+    <w:rsid w:val="00F31516"/>
   </w:rsids>
   <m:mathPr>
     <m:mathFont m:val="Cambria Math"/>

--- a/doc/N04_3_ApplicationDevelopment_SRS.docx
+++ b/doc/N04_3_ApplicationDevelopment_SRS.docx
@@ -8450,12 +8450,21 @@
           <w:szCs w:val="26"/>
         </w:rPr>
       </w:pPr>
+      <w:proofErr w:type="gramStart"/>
       <w:r>
         <w:rPr>
           <w:rFonts w:ascii="Times New Roman" w:hAnsi="Times New Roman" w:cs="Times New Roman"/>
           <w:b/>
         </w:rPr>
-        <w:t xml:space="preserve">An ninh &amp; Bảo mật: </w:t>
+        <w:t>An</w:t>
+      </w:r>
+      <w:proofErr w:type="gramEnd"/>
+      <w:r>
+        <w:rPr>
+          <w:rFonts w:ascii="Times New Roman" w:hAnsi="Times New Roman" w:cs="Times New Roman"/>
+          <w:b/>
+        </w:rPr>
+        <w:t xml:space="preserve"> ninh &amp; Bảo mật: </w:t>
       </w:r>
       <w:r>
         <w:rPr>
@@ -9485,15 +9494,7 @@
                 <w:sz w:val="28"/>
                 <w:szCs w:val="28"/>
               </w:rPr>
-              <w:t>10</w:t>
-            </w:r>
-            <w:r>
-              <w:rPr>
-                <w:rFonts w:ascii="Times New Roman" w:hAnsi="Times New Roman" w:cs="Times New Roman"/>
-                <w:sz w:val="28"/>
-                <w:szCs w:val="28"/>
-              </w:rPr>
-              <w:t>. Kết thúc.</w:t>
+              <w:t>10. Kết thúc.</w:t>
             </w:r>
           </w:p>
         </w:tc>
@@ -9669,6 +9670,7 @@
         <w:rPr>
           <w:rFonts w:ascii="Times New Roman" w:hAnsi="Times New Roman" w:cs="Times New Roman"/>
           <w:b/>
+          <w:noProof/>
           <w:sz w:val="26"/>
           <w:szCs w:val="26"/>
         </w:rPr>
@@ -12117,15 +12119,7 @@
                 <w:sz w:val="28"/>
                 <w:szCs w:val="28"/>
               </w:rPr>
-              <w:t>11</w:t>
-            </w:r>
-            <w:r>
-              <w:rPr>
-                <w:rFonts w:ascii="Times New Roman" w:hAnsi="Times New Roman" w:cs="Times New Roman"/>
-                <w:sz w:val="28"/>
-                <w:szCs w:val="28"/>
-              </w:rPr>
-              <w:t>. Kết thúc.</w:t>
+              <w:t>11. Kết thúc.</w:t>
             </w:r>
           </w:p>
         </w:tc>
@@ -12416,7 +12410,7 @@
         </w:rPr>
         <w:lastRenderedPageBreak/>
         <w:drawing>
-          <wp:inline distT="0" distB="0" distL="0" distR="0" wp14:anchorId="09F53C3F" wp14:editId="2FE7763B">
+          <wp:inline distT="0" distB="0" distL="0" distR="0" wp14:anchorId="09F53C3F" wp14:editId="432E8DA9">
             <wp:extent cx="5679569" cy="6416168"/>
             <wp:effectExtent l="0" t="0" r="0" b="3810"/>
             <wp:docPr id="1873627441" name="Picture 14"/>
@@ -13655,7 +13649,7 @@
         </w:rPr>
         <w:lastRenderedPageBreak/>
         <w:drawing>
-          <wp:inline distT="0" distB="0" distL="0" distR="0" wp14:anchorId="4B4B9BC7" wp14:editId="4D1D8BA6">
+          <wp:inline distT="0" distB="0" distL="0" distR="0" wp14:anchorId="4B4B9BC7" wp14:editId="4380E719">
             <wp:extent cx="6511925" cy="5568950"/>
             <wp:effectExtent l="0" t="0" r="3175" b="0"/>
             <wp:docPr id="1610512656" name="Picture 41"/>
@@ -14601,15 +14595,7 @@
                 <w:sz w:val="28"/>
                 <w:szCs w:val="28"/>
               </w:rPr>
-              <w:t>10</w:t>
-            </w:r>
-            <w:r>
-              <w:rPr>
-                <w:rFonts w:ascii="Times New Roman" w:hAnsi="Times New Roman" w:cs="Times New Roman"/>
-                <w:sz w:val="28"/>
-                <w:szCs w:val="28"/>
-              </w:rPr>
-              <w:t>. Kết thúc.</w:t>
+              <w:t>10. Kết thúc.</w:t>
             </w:r>
           </w:p>
         </w:tc>
@@ -17302,7 +17288,7 @@
         </w:rPr>
         <w:lastRenderedPageBreak/>
         <w:drawing>
-          <wp:inline distT="0" distB="0" distL="0" distR="0" wp14:anchorId="349AE757" wp14:editId="7C61C05C">
+          <wp:inline distT="0" distB="0" distL="0" distR="0" wp14:anchorId="349AE757" wp14:editId="47AC9946">
             <wp:extent cx="6511925" cy="5052695"/>
             <wp:effectExtent l="0" t="0" r="3175" b="0"/>
             <wp:docPr id="1249621000" name="Picture 38"/>
@@ -18308,15 +18294,7 @@
                 <w:sz w:val="28"/>
                 <w:szCs w:val="28"/>
               </w:rPr>
-              <w:t>10</w:t>
-            </w:r>
-            <w:r>
-              <w:rPr>
-                <w:rFonts w:ascii="Times New Roman" w:hAnsi="Times New Roman" w:cs="Times New Roman"/>
-                <w:sz w:val="28"/>
-                <w:szCs w:val="28"/>
-              </w:rPr>
-              <w:t>. Kết thúc.</w:t>
+              <w:t>10. Kết thúc.</w:t>
             </w:r>
           </w:p>
         </w:tc>
@@ -18420,23 +18398,7 @@
                 <w:sz w:val="28"/>
                 <w:szCs w:val="28"/>
               </w:rPr>
-              <w:t>5.</w:t>
-            </w:r>
-            <w:r>
-              <w:rPr>
-                <w:rFonts w:ascii="Times New Roman" w:hAnsi="Times New Roman" w:cs="Times New Roman"/>
-                <w:sz w:val="28"/>
-                <w:szCs w:val="28"/>
-              </w:rPr>
-              <w:t>2</w:t>
-            </w:r>
-            <w:r>
-              <w:rPr>
-                <w:rFonts w:ascii="Times New Roman" w:hAnsi="Times New Roman" w:cs="Times New Roman"/>
-                <w:sz w:val="28"/>
-                <w:szCs w:val="28"/>
-              </w:rPr>
-              <w:t xml:space="preserve"> </w:t>
+              <w:t xml:space="preserve">5.2 </w:t>
             </w:r>
             <w:r>
               <w:rPr>
@@ -19823,16 +19785,7 @@
           <w:sz w:val="28"/>
           <w:szCs w:val="28"/>
         </w:rPr>
-        <w:t xml:space="preserve"> </w:t>
-      </w:r>
-      <w:r>
-        <w:rPr>
-          <w:rFonts w:ascii="Times New Roman" w:hAnsi="Times New Roman" w:cs="Times New Roman"/>
-          <w:b/>
-          <w:sz w:val="28"/>
-          <w:szCs w:val="28"/>
-        </w:rPr>
-        <w:t>Activity</w:t>
+        <w:t xml:space="preserve"> Activity</w:t>
       </w:r>
     </w:p>
     <w:p>
@@ -19946,7 +19899,7 @@
         </w:rPr>
         <w:lastRenderedPageBreak/>
         <w:drawing>
-          <wp:inline distT="0" distB="0" distL="0" distR="0" wp14:anchorId="29895B91" wp14:editId="2D504B33">
+          <wp:inline distT="0" distB="0" distL="0" distR="0" wp14:anchorId="29895B91" wp14:editId="5941AD92">
             <wp:extent cx="6511925" cy="4912995"/>
             <wp:effectExtent l="0" t="0" r="3175" b="1905"/>
             <wp:docPr id="1116341359" name="Picture 36"/>
@@ -20977,15 +20930,7 @@
                 <w:sz w:val="28"/>
                 <w:szCs w:val="28"/>
               </w:rPr>
-              <w:t>10.</w:t>
-            </w:r>
-            <w:r>
-              <w:rPr>
-                <w:rFonts w:ascii="Times New Roman" w:hAnsi="Times New Roman" w:cs="Times New Roman"/>
-                <w:sz w:val="28"/>
-                <w:szCs w:val="28"/>
-              </w:rPr>
-              <w:t xml:space="preserve"> Kết thúc.</w:t>
+              <w:t>10. Kết thúc.</w:t>
             </w:r>
           </w:p>
         </w:tc>
@@ -21242,7 +21187,7 @@
         </w:rPr>
         <w:lastRenderedPageBreak/>
         <w:drawing>
-          <wp:inline distT="0" distB="0" distL="0" distR="0" wp14:anchorId="0A7D7D3E" wp14:editId="20AD2424">
+          <wp:inline distT="0" distB="0" distL="0" distR="0" wp14:anchorId="0A7D7D3E" wp14:editId="7205880F">
             <wp:extent cx="6511925" cy="4528820"/>
             <wp:effectExtent l="0" t="0" r="3175" b="5080"/>
             <wp:docPr id="85426584" name="Picture 35"/>
@@ -22232,15 +22177,7 @@
                 <w:sz w:val="28"/>
                 <w:szCs w:val="28"/>
               </w:rPr>
-              <w:t>10.</w:t>
-            </w:r>
-            <w:r>
-              <w:rPr>
-                <w:rFonts w:ascii="Times New Roman" w:hAnsi="Times New Roman" w:cs="Times New Roman"/>
-                <w:sz w:val="28"/>
-                <w:szCs w:val="28"/>
-              </w:rPr>
-              <w:t xml:space="preserve"> Kết thúc.</w:t>
+              <w:t>10. Kết thúc.</w:t>
             </w:r>
           </w:p>
         </w:tc>
@@ -22407,7 +22344,7 @@
         </w:rPr>
         <w:lastRenderedPageBreak/>
         <w:drawing>
-          <wp:inline distT="0" distB="0" distL="0" distR="0" wp14:anchorId="1D4C7FFD" wp14:editId="5A343A4B">
+          <wp:inline distT="0" distB="0" distL="0" distR="0" wp14:anchorId="1D4C7FFD" wp14:editId="584BE10D">
             <wp:extent cx="3153291" cy="8275705"/>
             <wp:effectExtent l="0" t="0" r="9525" b="0"/>
             <wp:docPr id="532318859" name="Picture 23"/>
@@ -23068,7 +23005,16 @@
                 <w:sz w:val="28"/>
                 <w:szCs w:val="28"/>
               </w:rPr>
-              <w:t>1. Ngay sau khi bấm Hoàn tất thanh toán,</w:t>
+              <w:t xml:space="preserve">1. Ngay sau khi bấm Hoàn tất thanh </w:t>
+            </w:r>
+            <w:proofErr w:type="gramStart"/>
+            <w:r>
+              <w:rPr>
+                <w:rFonts w:ascii="Times New Roman" w:hAnsi="Times New Roman" w:cs="Times New Roman"/>
+                <w:sz w:val="28"/>
+                <w:szCs w:val="28"/>
+              </w:rPr>
+              <w:t>toán,</w:t>
             </w:r>
             <w:r>
               <w:rPr>
@@ -23078,6 +23024,7 @@
               </w:rPr>
               <w:t>chọn</w:t>
             </w:r>
+            <w:proofErr w:type="gramEnd"/>
             <w:r>
               <w:rPr>
                 <w:rFonts w:ascii="Times New Roman" w:hAnsi="Times New Roman" w:cs="Times New Roman"/>
@@ -23321,15 +23268,7 @@
                 <w:sz w:val="28"/>
                 <w:szCs w:val="28"/>
               </w:rPr>
-              <w:t xml:space="preserve">6. </w:t>
-            </w:r>
-            <w:r>
-              <w:rPr>
-                <w:rFonts w:ascii="Times New Roman" w:hAnsi="Times New Roman" w:cs="Times New Roman"/>
-                <w:sz w:val="28"/>
-                <w:szCs w:val="28"/>
-              </w:rPr>
-              <w:t>Kết thúc.</w:t>
+              <w:t>6. Kết thúc.</w:t>
             </w:r>
           </w:p>
         </w:tc>
@@ -24538,15 +24477,7 @@
                 <w:sz w:val="28"/>
                 <w:szCs w:val="28"/>
               </w:rPr>
-              <w:t>10.</w:t>
-            </w:r>
-            <w:r>
-              <w:rPr>
-                <w:rFonts w:ascii="Times New Roman" w:hAnsi="Times New Roman" w:cs="Times New Roman"/>
-                <w:sz w:val="28"/>
-                <w:szCs w:val="28"/>
-              </w:rPr>
-              <w:t xml:space="preserve"> Kết thúc.</w:t>
+              <w:t>10. Kết thúc.</w:t>
             </w:r>
           </w:p>
         </w:tc>
@@ -24779,7 +24710,7 @@
         </w:rPr>
         <w:lastRenderedPageBreak/>
         <w:drawing>
-          <wp:inline distT="0" distB="0" distL="0" distR="0" wp14:anchorId="012B249C" wp14:editId="38F2EB28">
+          <wp:inline distT="0" distB="0" distL="0" distR="0" wp14:anchorId="012B249C" wp14:editId="756C56D3">
             <wp:extent cx="6511925" cy="4892675"/>
             <wp:effectExtent l="0" t="0" r="3175" b="3175"/>
             <wp:docPr id="1912595742" name="Picture 32"/>
@@ -25995,15 +25926,7 @@
                 <w:sz w:val="28"/>
                 <w:szCs w:val="28"/>
               </w:rPr>
-              <w:t>9.</w:t>
-            </w:r>
-            <w:r>
-              <w:rPr>
-                <w:rFonts w:ascii="Times New Roman" w:hAnsi="Times New Roman" w:cs="Times New Roman"/>
-                <w:sz w:val="28"/>
-                <w:szCs w:val="28"/>
-              </w:rPr>
-              <w:t xml:space="preserve"> Kết thúc.</w:t>
+              <w:t>9. Kết thúc.</w:t>
             </w:r>
           </w:p>
         </w:tc>
@@ -27391,15 +27314,7 @@
                 <w:sz w:val="28"/>
                 <w:szCs w:val="28"/>
               </w:rPr>
-              <w:t>7.</w:t>
-            </w:r>
-            <w:r>
-              <w:rPr>
-                <w:rFonts w:ascii="Times New Roman" w:hAnsi="Times New Roman" w:cs="Times New Roman"/>
-                <w:sz w:val="28"/>
-                <w:szCs w:val="28"/>
-              </w:rPr>
-              <w:t xml:space="preserve"> Kết thúc.</w:t>
+              <w:t>7. Kết thúc.</w:t>
             </w:r>
           </w:p>
         </w:tc>
@@ -28910,15 +28825,7 @@
                 <w:sz w:val="28"/>
                 <w:szCs w:val="28"/>
               </w:rPr>
-              <w:t>9.</w:t>
-            </w:r>
-            <w:r>
-              <w:rPr>
-                <w:rFonts w:ascii="Times New Roman" w:hAnsi="Times New Roman" w:cs="Times New Roman"/>
-                <w:sz w:val="28"/>
-                <w:szCs w:val="28"/>
-              </w:rPr>
-              <w:t xml:space="preserve"> Kết thúc.</w:t>
+              <w:t>9. Kết thúc.</w:t>
             </w:r>
           </w:p>
         </w:tc>
@@ -29114,7 +29021,7 @@
           <w:noProof/>
         </w:rPr>
         <w:drawing>
-          <wp:inline distT="0" distB="0" distL="0" distR="0" wp14:anchorId="2F645DDC" wp14:editId="621EA808">
+          <wp:inline distT="0" distB="0" distL="0" distR="0" wp14:anchorId="2F645DDC" wp14:editId="77AE5128">
             <wp:extent cx="2595011" cy="6546797"/>
             <wp:effectExtent l="0" t="0" r="0" b="6985"/>
             <wp:docPr id="22644263" name="Picture 27"/>
@@ -29191,24 +29098,65 @@
     </w:p>
     <w:p>
       <w:pPr>
-        <w:pStyle w:val="ListParagraph"/>
-        <w:ind w:left="1080"/>
         <w:rPr>
           <w:rFonts w:ascii="Times New Roman" w:eastAsia="Arial" w:hAnsi="Times New Roman" w:cs="Times New Roman"/>
           <w:sz w:val="26"/>
           <w:szCs w:val="26"/>
-          <w:lang w:val="vi-VN"/>
         </w:rPr>
       </w:pPr>
       <w:r>
         <w:rPr>
-          <w:rFonts w:ascii="Times New Roman" w:hAnsi="Times New Roman" w:cs="Times New Roman"/>
-          <w:sz w:val="26"/>
-          <w:szCs w:val="26"/>
-          <w:lang w:val="vi-VN"/>
+          <w:noProof/>
         </w:rPr>
         <w:lastRenderedPageBreak/>
-        <w:br w:type="page"/>
+        <w:drawing>
+          <wp:inline distT="0" distB="0" distL="0" distR="0" wp14:anchorId="6184C424" wp14:editId="25C0FCC8">
+            <wp:extent cx="6050483" cy="4941277"/>
+            <wp:effectExtent l="0" t="0" r="7620" b="0"/>
+            <wp:docPr id="1735015515" name="Picture 8"/>
+            <wp:cNvGraphicFramePr>
+              <a:graphicFrameLocks xmlns:a="http://schemas.openxmlformats.org/drawingml/2006/main" noChangeAspect="1"/>
+            </wp:cNvGraphicFramePr>
+            <a:graphic xmlns:a="http://schemas.openxmlformats.org/drawingml/2006/main">
+              <a:graphicData uri="http://schemas.openxmlformats.org/drawingml/2006/picture">
+                <pic:pic xmlns:pic="http://schemas.openxmlformats.org/drawingml/2006/picture">
+                  <pic:nvPicPr>
+                    <pic:cNvPr id="0" name="Picture 6"/>
+                    <pic:cNvPicPr>
+                      <a:picLocks noChangeAspect="1" noChangeArrowheads="1"/>
+                    </pic:cNvPicPr>
+                  </pic:nvPicPr>
+                  <pic:blipFill>
+                    <a:blip r:embed="rId42" cstate="print">
+                      <a:extLst>
+                        <a:ext uri="{28A0092B-C50C-407E-A947-70E740481C1C}">
+                          <a14:useLocalDpi xmlns:a14="http://schemas.microsoft.com/office/drawing/2010/main" val="0"/>
+                        </a:ext>
+                      </a:extLst>
+                    </a:blip>
+                    <a:srcRect/>
+                    <a:stretch>
+                      <a:fillRect/>
+                    </a:stretch>
+                  </pic:blipFill>
+                  <pic:spPr bwMode="auto">
+                    <a:xfrm>
+                      <a:off x="0" y="0"/>
+                      <a:ext cx="6053118" cy="4943429"/>
+                    </a:xfrm>
+                    <a:prstGeom prst="rect">
+                      <a:avLst/>
+                    </a:prstGeom>
+                    <a:noFill/>
+                    <a:ln>
+                      <a:noFill/>
+                    </a:ln>
+                  </pic:spPr>
+                </pic:pic>
+              </a:graphicData>
+            </a:graphic>
+          </wp:inline>
+        </w:drawing>
       </w:r>
     </w:p>
     <w:p>
@@ -29300,7 +29248,7 @@
                     </pic:cNvPicPr>
                   </pic:nvPicPr>
                   <pic:blipFill>
-                    <a:blip r:embed="rId42">
+                    <a:blip r:embed="rId43">
                       <a:extLst>
                         <a:ext uri="{28A0092B-C50C-407E-A947-70E740481C1C}">
                           <a14:useLocalDpi xmlns:a14="http://schemas.microsoft.com/office/drawing/2010/main" val="0"/>
@@ -29348,6 +29296,7 @@
           <w:sz w:val="22"/>
           <w:szCs w:val="18"/>
         </w:rPr>
+        <w:lastRenderedPageBreak/>
         <w:t>Biểu đồ lớp tổng quát:</w:t>
       </w:r>
       <w:bookmarkEnd w:id="26"/>
@@ -29389,445 +29338,6 @@
         <w:t xml:space="preserve"> Lớp Entity</w:t>
       </w:r>
     </w:p>
-    <w:tbl>
-      <w:tblPr>
-        <w:tblStyle w:val="TableGrid"/>
-        <w:tblpPr w:leftFromText="180" w:rightFromText="180" w:vertAnchor="text" w:horzAnchor="page" w:tblpX="1956" w:tblpY="368"/>
-        <w:tblW w:w="0" w:type="auto"/>
-        <w:shd w:val="clear" w:color="auto" w:fill="FBE4D5" w:themeFill="accent2" w:themeFillTint="33"/>
-        <w:tblLook w:val="04A0" w:firstRow="1" w:lastRow="0" w:firstColumn="1" w:lastColumn="0" w:noHBand="0" w:noVBand="1"/>
-      </w:tblPr>
-      <w:tblGrid>
-        <w:gridCol w:w="1654"/>
-      </w:tblGrid>
-      <w:tr>
-        <w:tc>
-          <w:tcPr>
-            <w:tcW w:w="1557" w:type="dxa"/>
-            <w:shd w:val="clear" w:color="auto" w:fill="FBE4D5" w:themeFill="accent2" w:themeFillTint="33"/>
-          </w:tcPr>
-          <w:p>
-            <w:pPr>
-              <w:rPr>
-                <w:rFonts w:ascii="Times New Roman" w:hAnsi="Times New Roman" w:cs="Times New Roman"/>
-                <w:i/>
-                <w:iCs/>
-              </w:rPr>
-            </w:pPr>
-            <w:r>
-              <w:rPr>
-                <w:rFonts w:ascii="Times New Roman" w:hAnsi="Times New Roman" w:cs="Times New Roman"/>
-                <w:i/>
-                <w:iCs/>
-              </w:rPr>
-              <w:t>&lt;&lt;boundary&gt;&gt;</w:t>
-            </w:r>
-          </w:p>
-          <w:p>
-            <w:pPr>
-              <w:rPr>
-                <w:rFonts w:ascii="Times New Roman" w:hAnsi="Times New Roman" w:cs="Times New Roman"/>
-              </w:rPr>
-            </w:pPr>
-            <w:r>
-              <w:rPr>
-                <w:rFonts w:ascii="Times New Roman" w:hAnsi="Times New Roman" w:cs="Times New Roman"/>
-                <w:noProof/>
-              </w:rPr>
-              <mc:AlternateContent>
-                <mc:Choice Requires="wps">
-                  <w:drawing>
-                    <wp:anchor distT="0" distB="0" distL="114300" distR="114300" simplePos="0" relativeHeight="251662336" behindDoc="0" locked="0" layoutInCell="1" allowOverlap="1" wp14:anchorId="7DB77F3B" wp14:editId="46D9F348">
-                      <wp:simplePos x="0" y="0"/>
-                      <wp:positionH relativeFrom="column">
-                        <wp:posOffset>911405</wp:posOffset>
-                      </wp:positionH>
-                      <wp:positionV relativeFrom="paragraph">
-                        <wp:posOffset>132317</wp:posOffset>
-                      </wp:positionV>
-                      <wp:extent cx="757451" cy="348018"/>
-                      <wp:effectExtent l="0" t="0" r="17780" b="20320"/>
-                      <wp:wrapNone/>
-                      <wp:docPr id="2" name="Straight Connector 2"/>
-                      <wp:cNvGraphicFramePr/>
-                      <a:graphic xmlns:a="http://schemas.openxmlformats.org/drawingml/2006/main">
-                        <a:graphicData uri="http://schemas.microsoft.com/office/word/2010/wordprocessingShape">
-                          <wps:wsp>
-                            <wps:cNvCnPr/>
-                            <wps:spPr>
-                              <a:xfrm>
-                                <a:off x="0" y="0"/>
-                                <a:ext cx="757451" cy="348018"/>
-                              </a:xfrm>
-                              <a:prstGeom prst="line">
-                                <a:avLst/>
-                              </a:prstGeom>
-                            </wps:spPr>
-                            <wps:style>
-                              <a:lnRef idx="1">
-                                <a:schemeClr val="accent1"/>
-                              </a:lnRef>
-                              <a:fillRef idx="0">
-                                <a:schemeClr val="accent1"/>
-                              </a:fillRef>
-                              <a:effectRef idx="0">
-                                <a:schemeClr val="accent1"/>
-                              </a:effectRef>
-                              <a:fontRef idx="minor">
-                                <a:schemeClr val="tx1"/>
-                              </a:fontRef>
-                            </wps:style>
-                            <wps:bodyPr/>
-                          </wps:wsp>
-                        </a:graphicData>
-                      </a:graphic>
-                    </wp:anchor>
-                  </w:drawing>
-                </mc:Choice>
-                <mc:Fallback>
-                  <w:pict>
-                    <v:line w14:anchorId="20454FE2" id="Straight Connector 2" o:spid="_x0000_s1026" style="position:absolute;z-index:251662336;visibility:visible;mso-wrap-style:square;mso-wrap-distance-left:9pt;mso-wrap-distance-top:0;mso-wrap-distance-right:9pt;mso-wrap-distance-bottom:0;mso-position-horizontal:absolute;mso-position-horizontal-relative:text;mso-position-vertical:absolute;mso-position-vertical-relative:text" from="71.75pt,10.4pt" to="131.4pt,37.8pt" o:gfxdata="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" strokecolor="#5b9bd5 [3204]" strokeweight=".5pt">
-                      <v:stroke joinstyle="miter"/>
-                    </v:line>
-                  </w:pict>
-                </mc:Fallback>
-              </mc:AlternateContent>
-            </w:r>
-            <w:r>
-              <w:rPr>
-                <w:rFonts w:ascii="Times New Roman" w:hAnsi="Times New Roman" w:cs="Times New Roman"/>
-              </w:rPr>
-              <w:t>GUI_aaa</w:t>
-            </w:r>
-          </w:p>
-        </w:tc>
-      </w:tr>
-      <w:tr>
-        <w:tc>
-          <w:tcPr>
-            <w:tcW w:w="1557" w:type="dxa"/>
-            <w:shd w:val="clear" w:color="auto" w:fill="FBE4D5" w:themeFill="accent2" w:themeFillTint="33"/>
-          </w:tcPr>
-          <w:p>
-            <w:pPr>
-              <w:rPr>
-                <w:rFonts w:ascii="Times New Roman" w:hAnsi="Times New Roman" w:cs="Times New Roman"/>
-              </w:rPr>
-            </w:pPr>
-          </w:p>
-        </w:tc>
-      </w:tr>
-      <w:tr>
-        <w:tc>
-          <w:tcPr>
-            <w:tcW w:w="1557" w:type="dxa"/>
-            <w:shd w:val="clear" w:color="auto" w:fill="FBE4D5" w:themeFill="accent2" w:themeFillTint="33"/>
-          </w:tcPr>
-          <w:p>
-            <w:pPr>
-              <w:rPr>
-                <w:rFonts w:ascii="Times New Roman" w:hAnsi="Times New Roman" w:cs="Times New Roman"/>
-              </w:rPr>
-            </w:pPr>
-            <w:r>
-              <w:rPr>
-                <w:rFonts w:ascii="Times New Roman" w:hAnsi="Times New Roman" w:cs="Times New Roman"/>
-              </w:rPr>
-              <w:t xml:space="preserve">  </w:t>
-            </w:r>
-          </w:p>
-        </w:tc>
-      </w:tr>
-    </w:tbl>
-    <w:p>
-      <w:pPr>
-        <w:rPr>
-          <w:rFonts w:ascii="Times New Roman" w:hAnsi="Times New Roman" w:cs="Times New Roman"/>
-        </w:rPr>
-      </w:pPr>
-    </w:p>
-    <w:tbl>
-      <w:tblPr>
-        <w:tblStyle w:val="TableGrid"/>
-        <w:tblpPr w:leftFromText="180" w:rightFromText="180" w:vertAnchor="text" w:horzAnchor="page" w:tblpX="8394" w:tblpY="360"/>
-        <w:tblW w:w="0" w:type="auto"/>
-        <w:shd w:val="clear" w:color="auto" w:fill="D9E2F3" w:themeFill="accent5" w:themeFillTint="33"/>
-        <w:tblLook w:val="04A0" w:firstRow="1" w:lastRow="0" w:firstColumn="1" w:lastColumn="0" w:noHBand="0" w:noVBand="1"/>
-      </w:tblPr>
-      <w:tblGrid>
-        <w:gridCol w:w="1696"/>
-      </w:tblGrid>
-      <w:tr>
-        <w:tc>
-          <w:tcPr>
-            <w:tcW w:w="1696" w:type="dxa"/>
-            <w:shd w:val="clear" w:color="auto" w:fill="D9E2F3" w:themeFill="accent5" w:themeFillTint="33"/>
-          </w:tcPr>
-          <w:p>
-            <w:pPr>
-              <w:rPr>
-                <w:rFonts w:ascii="Times New Roman" w:hAnsi="Times New Roman" w:cs="Times New Roman"/>
-                <w:i/>
-                <w:iCs/>
-              </w:rPr>
-            </w:pPr>
-            <w:r>
-              <w:rPr>
-                <w:rFonts w:ascii="Times New Roman" w:hAnsi="Times New Roman" w:cs="Times New Roman"/>
-                <w:i/>
-                <w:iCs/>
-              </w:rPr>
-              <w:t>&lt;&lt;Entity&gt;&gt;</w:t>
-            </w:r>
-          </w:p>
-          <w:p>
-            <w:pPr>
-              <w:rPr>
-                <w:rFonts w:ascii="Times New Roman" w:hAnsi="Times New Roman" w:cs="Times New Roman"/>
-              </w:rPr>
-            </w:pPr>
-            <w:r>
-              <w:rPr>
-                <w:rFonts w:ascii="Times New Roman" w:hAnsi="Times New Roman" w:cs="Times New Roman"/>
-              </w:rPr>
-              <w:t xml:space="preserve">       AA</w:t>
-            </w:r>
-          </w:p>
-        </w:tc>
-      </w:tr>
-      <w:tr>
-        <w:tc>
-          <w:tcPr>
-            <w:tcW w:w="1696" w:type="dxa"/>
-            <w:shd w:val="clear" w:color="auto" w:fill="D9E2F3" w:themeFill="accent5" w:themeFillTint="33"/>
-          </w:tcPr>
-          <w:p>
-            <w:pPr>
-              <w:pStyle w:val="ListParagraph"/>
-              <w:numPr>
-                <w:ilvl w:val="0"/>
-                <w:numId w:val="21"/>
-              </w:numPr>
-              <w:rPr>
-                <w:rFonts w:ascii="Times New Roman" w:hAnsi="Times New Roman" w:cs="Times New Roman"/>
-              </w:rPr>
-            </w:pPr>
-            <w:r>
-              <w:rPr>
-                <w:rFonts w:ascii="Times New Roman" w:hAnsi="Times New Roman" w:cs="Times New Roman"/>
-              </w:rPr>
-              <w:t>a1</w:t>
-            </w:r>
-          </w:p>
-          <w:p>
-            <w:pPr>
-              <w:pStyle w:val="ListParagraph"/>
-              <w:numPr>
-                <w:ilvl w:val="0"/>
-                <w:numId w:val="21"/>
-              </w:numPr>
-              <w:rPr>
-                <w:rFonts w:ascii="Times New Roman" w:hAnsi="Times New Roman" w:cs="Times New Roman"/>
-              </w:rPr>
-            </w:pPr>
-            <w:r>
-              <w:rPr>
-                <w:rFonts w:ascii="Times New Roman" w:hAnsi="Times New Roman" w:cs="Times New Roman"/>
-              </w:rPr>
-              <w:t>a2</w:t>
-            </w:r>
-          </w:p>
-        </w:tc>
-      </w:tr>
-      <w:tr>
-        <w:tc>
-          <w:tcPr>
-            <w:tcW w:w="1696" w:type="dxa"/>
-            <w:shd w:val="clear" w:color="auto" w:fill="D9E2F3" w:themeFill="accent5" w:themeFillTint="33"/>
-          </w:tcPr>
-          <w:p>
-            <w:pPr>
-              <w:rPr>
-                <w:rFonts w:ascii="Times New Roman" w:hAnsi="Times New Roman" w:cs="Times New Roman"/>
-              </w:rPr>
-            </w:pPr>
-            <w:r>
-              <w:rPr>
-                <w:rFonts w:ascii="Times New Roman" w:hAnsi="Times New Roman" w:cs="Times New Roman"/>
-                <w:sz w:val="20"/>
-                <w:szCs w:val="20"/>
-              </w:rPr>
-              <w:t>+toString(): String</w:t>
-            </w:r>
-          </w:p>
-        </w:tc>
-      </w:tr>
-    </w:tbl>
-    <w:p>
-      <w:pPr>
-        <w:rPr>
-          <w:rFonts w:ascii="Times New Roman" w:hAnsi="Times New Roman" w:cs="Times New Roman"/>
-        </w:rPr>
-      </w:pPr>
-    </w:p>
-    <w:tbl>
-      <w:tblPr>
-        <w:tblStyle w:val="TableGrid"/>
-        <w:tblpPr w:leftFromText="180" w:rightFromText="180" w:vertAnchor="text" w:horzAnchor="page" w:tblpX="4687" w:tblpY="18"/>
-        <w:tblW w:w="0" w:type="auto"/>
-        <w:shd w:val="clear" w:color="auto" w:fill="FFF2CC" w:themeFill="accent4" w:themeFillTint="33"/>
-        <w:tblLook w:val="04A0" w:firstRow="1" w:lastRow="0" w:firstColumn="1" w:lastColumn="0" w:noHBand="0" w:noVBand="1"/>
-      </w:tblPr>
-      <w:tblGrid>
-        <w:gridCol w:w="1557"/>
-      </w:tblGrid>
-      <w:tr>
-        <w:tc>
-          <w:tcPr>
-            <w:tcW w:w="1557" w:type="dxa"/>
-            <w:shd w:val="clear" w:color="auto" w:fill="FFF2CC" w:themeFill="accent4" w:themeFillTint="33"/>
-          </w:tcPr>
-          <w:p>
-            <w:pPr>
-              <w:rPr>
-                <w:rFonts w:ascii="Times New Roman" w:hAnsi="Times New Roman" w:cs="Times New Roman"/>
-                <w:i/>
-                <w:iCs/>
-              </w:rPr>
-            </w:pPr>
-            <w:r>
-              <w:rPr>
-                <w:rFonts w:ascii="Times New Roman" w:hAnsi="Times New Roman" w:cs="Times New Roman"/>
-                <w:i/>
-                <w:iCs/>
-              </w:rPr>
-              <w:t>&lt;&lt;Control&gt;&gt;</w:t>
-            </w:r>
-          </w:p>
-          <w:p>
-            <w:pPr>
-              <w:rPr>
-                <w:rFonts w:ascii="Times New Roman" w:hAnsi="Times New Roman" w:cs="Times New Roman"/>
-              </w:rPr>
-            </w:pPr>
-            <w:r>
-              <w:rPr>
-                <w:rFonts w:ascii="Times New Roman" w:hAnsi="Times New Roman" w:cs="Times New Roman"/>
-                <w:noProof/>
-              </w:rPr>
-              <mc:AlternateContent>
-                <mc:Choice Requires="wps">
-                  <w:drawing>
-                    <wp:anchor distT="0" distB="0" distL="114300" distR="114300" simplePos="0" relativeHeight="251664384" behindDoc="0" locked="0" layoutInCell="1" allowOverlap="1" wp14:anchorId="4978D279" wp14:editId="3558C748">
-                      <wp:simplePos x="0" y="0"/>
-                      <wp:positionH relativeFrom="column">
-                        <wp:posOffset>917310</wp:posOffset>
-                      </wp:positionH>
-                      <wp:positionV relativeFrom="paragraph">
-                        <wp:posOffset>63481</wp:posOffset>
-                      </wp:positionV>
-                      <wp:extent cx="1351128" cy="0"/>
-                      <wp:effectExtent l="0" t="0" r="8255" b="12700"/>
-                      <wp:wrapNone/>
-                      <wp:docPr id="4" name="Straight Connector 4"/>
-                      <wp:cNvGraphicFramePr/>
-                      <a:graphic xmlns:a="http://schemas.openxmlformats.org/drawingml/2006/main">
-                        <a:graphicData uri="http://schemas.microsoft.com/office/word/2010/wordprocessingShape">
-                          <wps:wsp>
-                            <wps:cNvCnPr/>
-                            <wps:spPr>
-                              <a:xfrm>
-                                <a:off x="0" y="0"/>
-                                <a:ext cx="1351128" cy="0"/>
-                              </a:xfrm>
-                              <a:prstGeom prst="line">
-                                <a:avLst/>
-                              </a:prstGeom>
-                            </wps:spPr>
-                            <wps:style>
-                              <a:lnRef idx="1">
-                                <a:schemeClr val="accent1"/>
-                              </a:lnRef>
-                              <a:fillRef idx="0">
-                                <a:schemeClr val="accent1"/>
-                              </a:fillRef>
-                              <a:effectRef idx="0">
-                                <a:schemeClr val="accent1"/>
-                              </a:effectRef>
-                              <a:fontRef idx="minor">
-                                <a:schemeClr val="tx1"/>
-                              </a:fontRef>
-                            </wps:style>
-                            <wps:bodyPr/>
-                          </wps:wsp>
-                        </a:graphicData>
-                      </a:graphic>
-                    </wp:anchor>
-                  </w:drawing>
-                </mc:Choice>
-                <mc:Fallback>
-                  <w:pict>
-                    <v:line w14:anchorId="675AE3B0" id="Straight Connector 4" o:spid="_x0000_s1026" style="position:absolute;z-index:251664384;visibility:visible;mso-wrap-style:square;mso-wrap-distance-left:9pt;mso-wrap-distance-top:0;mso-wrap-distance-right:9pt;mso-wrap-distance-bottom:0;mso-position-horizontal:absolute;mso-position-horizontal-relative:text;mso-position-vertical:absolute;mso-position-vertical-relative:text" from="72.25pt,5pt" to="178.65pt,5pt" o:gfxdata="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" strokecolor="#5b9bd5 [3204]" strokeweight=".5pt">
-                      <v:stroke joinstyle="miter"/>
-                    </v:line>
-                  </w:pict>
-                </mc:Fallback>
-              </mc:AlternateContent>
-            </w:r>
-            <w:r>
-              <w:rPr>
-                <w:rFonts w:ascii="Times New Roman" w:hAnsi="Times New Roman" w:cs="Times New Roman"/>
-              </w:rPr>
-              <w:t xml:space="preserve">     aaaaaa</w:t>
-            </w:r>
-          </w:p>
-        </w:tc>
-      </w:tr>
-      <w:tr>
-        <w:tc>
-          <w:tcPr>
-            <w:tcW w:w="1557" w:type="dxa"/>
-            <w:shd w:val="clear" w:color="auto" w:fill="FFF2CC" w:themeFill="accent4" w:themeFillTint="33"/>
-          </w:tcPr>
-          <w:p>
-            <w:pPr>
-              <w:rPr>
-                <w:rFonts w:ascii="Times New Roman" w:hAnsi="Times New Roman" w:cs="Times New Roman"/>
-              </w:rPr>
-            </w:pPr>
-          </w:p>
-        </w:tc>
-      </w:tr>
-      <w:tr>
-        <w:tc>
-          <w:tcPr>
-            <w:tcW w:w="1557" w:type="dxa"/>
-            <w:shd w:val="clear" w:color="auto" w:fill="FFF2CC" w:themeFill="accent4" w:themeFillTint="33"/>
-          </w:tcPr>
-          <w:p>
-            <w:pPr>
-              <w:rPr>
-                <w:rFonts w:ascii="Times New Roman" w:hAnsi="Times New Roman" w:cs="Times New Roman"/>
-              </w:rPr>
-            </w:pPr>
-          </w:p>
-        </w:tc>
-      </w:tr>
-    </w:tbl>
-    <w:p>
-      <w:pPr>
-        <w:rPr>
-          <w:rFonts w:ascii="Times New Roman" w:hAnsi="Times New Roman" w:cs="Times New Roman"/>
-        </w:rPr>
-      </w:pPr>
-    </w:p>
-    <w:p>
-      <w:pPr>
-        <w:rPr>
-          <w:rFonts w:ascii="Times New Roman" w:hAnsi="Times New Roman" w:cs="Times New Roman"/>
-        </w:rPr>
-      </w:pPr>
-    </w:p>
     <w:p>
       <w:pPr>
         <w:rPr>
@@ -29837,351 +29347,43 @@
       <w:r>
         <w:rPr>
           <w:rFonts w:ascii="Times New Roman" w:hAnsi="Times New Roman" w:cs="Times New Roman"/>
-          <w:noProof/>
         </w:rPr>
-        <mc:AlternateContent>
-          <mc:Choice Requires="wps">
-            <w:drawing>
-              <wp:anchor distT="0" distB="0" distL="114300" distR="114300" simplePos="0" relativeHeight="251665408" behindDoc="0" locked="0" layoutInCell="1" allowOverlap="1" wp14:anchorId="5FADFF87" wp14:editId="334D132B">
-                <wp:simplePos x="0" y="0"/>
-                <wp:positionH relativeFrom="column">
-                  <wp:posOffset>5121152</wp:posOffset>
-                </wp:positionH>
-                <wp:positionV relativeFrom="paragraph">
-                  <wp:posOffset>253782</wp:posOffset>
-                </wp:positionV>
-                <wp:extent cx="0" cy="443552"/>
-                <wp:effectExtent l="0" t="0" r="12700" b="13970"/>
-                <wp:wrapNone/>
-                <wp:docPr id="5" name="Straight Connector 5"/>
-                <wp:cNvGraphicFramePr/>
-                <a:graphic xmlns:a="http://schemas.openxmlformats.org/drawingml/2006/main">
-                  <a:graphicData uri="http://schemas.microsoft.com/office/word/2010/wordprocessingShape">
-                    <wps:wsp>
-                      <wps:cNvCnPr/>
-                      <wps:spPr>
-                        <a:xfrm>
-                          <a:off x="0" y="0"/>
-                          <a:ext cx="0" cy="443552"/>
-                        </a:xfrm>
-                        <a:prstGeom prst="line">
-                          <a:avLst/>
-                        </a:prstGeom>
-                      </wps:spPr>
-                      <wps:style>
-                        <a:lnRef idx="1">
-                          <a:schemeClr val="accent1"/>
-                        </a:lnRef>
-                        <a:fillRef idx="0">
-                          <a:schemeClr val="accent1"/>
-                        </a:fillRef>
-                        <a:effectRef idx="0">
-                          <a:schemeClr val="accent1"/>
-                        </a:effectRef>
-                        <a:fontRef idx="minor">
-                          <a:schemeClr val="tx1"/>
-                        </a:fontRef>
-                      </wps:style>
-                      <wps:bodyPr/>
-                    </wps:wsp>
-                  </a:graphicData>
-                </a:graphic>
-              </wp:anchor>
-            </w:drawing>
-          </mc:Choice>
-          <mc:Fallback>
-            <w:pict>
-              <v:line w14:anchorId="1ADCF60B" id="Straight Connector 5" o:spid="_x0000_s1026" style="position:absolute;z-index:251665408;visibility:visible;mso-wrap-style:square;mso-wrap-distance-left:9pt;mso-wrap-distance-top:0;mso-wrap-distance-right:9pt;mso-wrap-distance-bottom:0;mso-position-horizontal:absolute;mso-position-horizontal-relative:text;mso-position-vertical:absolute;mso-position-vertical-relative:text" from="403.25pt,20pt" to="403.25pt,54.95pt" o:gfxdata="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" strokecolor="#5b9bd5 [3204]" strokeweight=".5pt">
-                <v:stroke joinstyle="miter"/>
-              </v:line>
-            </w:pict>
-          </mc:Fallback>
-        </mc:AlternateContent>
+        <w:drawing>
+          <wp:inline distT="0" distB="0" distL="0" distR="0" wp14:anchorId="268C9E1A" wp14:editId="7145C138">
+            <wp:extent cx="6511925" cy="2288540"/>
+            <wp:effectExtent l="0" t="0" r="3175" b="0"/>
+            <wp:docPr id="1406917901" name="Picture 1"/>
+            <wp:cNvGraphicFramePr>
+              <a:graphicFrameLocks xmlns:a="http://schemas.openxmlformats.org/drawingml/2006/main" noChangeAspect="1"/>
+            </wp:cNvGraphicFramePr>
+            <a:graphic xmlns:a="http://schemas.openxmlformats.org/drawingml/2006/main">
+              <a:graphicData uri="http://schemas.openxmlformats.org/drawingml/2006/picture">
+                <pic:pic xmlns:pic="http://schemas.openxmlformats.org/drawingml/2006/picture">
+                  <pic:nvPicPr>
+                    <pic:cNvPr id="1406917901" name=""/>
+                    <pic:cNvPicPr/>
+                  </pic:nvPicPr>
+                  <pic:blipFill>
+                    <a:blip r:embed="rId44"/>
+                    <a:stretch>
+                      <a:fillRect/>
+                    </a:stretch>
+                  </pic:blipFill>
+                  <pic:spPr>
+                    <a:xfrm>
+                      <a:off x="0" y="0"/>
+                      <a:ext cx="6511925" cy="2288540"/>
+                    </a:xfrm>
+                    <a:prstGeom prst="rect">
+                      <a:avLst/>
+                    </a:prstGeom>
+                  </pic:spPr>
+                </pic:pic>
+              </a:graphicData>
+            </a:graphic>
+          </wp:inline>
+        </w:drawing>
       </w:r>
-      <w:r>
-        <w:rPr>
-          <w:rFonts w:ascii="Times New Roman" w:hAnsi="Times New Roman" w:cs="Times New Roman"/>
-          <w:noProof/>
-        </w:rPr>
-        <mc:AlternateContent>
-          <mc:Choice Requires="wps">
-            <w:drawing>
-              <wp:anchor distT="0" distB="0" distL="114300" distR="114300" simplePos="0" relativeHeight="251663360" behindDoc="0" locked="0" layoutInCell="1" allowOverlap="1" wp14:anchorId="2C92C43D" wp14:editId="78206007">
-                <wp:simplePos x="0" y="0"/>
-                <wp:positionH relativeFrom="column">
-                  <wp:posOffset>2739617</wp:posOffset>
-                </wp:positionH>
-                <wp:positionV relativeFrom="paragraph">
-                  <wp:posOffset>158248</wp:posOffset>
-                </wp:positionV>
-                <wp:extent cx="0" cy="457200"/>
-                <wp:effectExtent l="0" t="0" r="12700" b="12700"/>
-                <wp:wrapNone/>
-                <wp:docPr id="3" name="Straight Connector 3"/>
-                <wp:cNvGraphicFramePr/>
-                <a:graphic xmlns:a="http://schemas.openxmlformats.org/drawingml/2006/main">
-                  <a:graphicData uri="http://schemas.microsoft.com/office/word/2010/wordprocessingShape">
-                    <wps:wsp>
-                      <wps:cNvCnPr/>
-                      <wps:spPr>
-                        <a:xfrm>
-                          <a:off x="0" y="0"/>
-                          <a:ext cx="0" cy="457200"/>
-                        </a:xfrm>
-                        <a:prstGeom prst="line">
-                          <a:avLst/>
-                        </a:prstGeom>
-                      </wps:spPr>
-                      <wps:style>
-                        <a:lnRef idx="1">
-                          <a:schemeClr val="accent1"/>
-                        </a:lnRef>
-                        <a:fillRef idx="0">
-                          <a:schemeClr val="accent1"/>
-                        </a:fillRef>
-                        <a:effectRef idx="0">
-                          <a:schemeClr val="accent1"/>
-                        </a:effectRef>
-                        <a:fontRef idx="minor">
-                          <a:schemeClr val="tx1"/>
-                        </a:fontRef>
-                      </wps:style>
-                      <wps:bodyPr/>
-                    </wps:wsp>
-                  </a:graphicData>
-                </a:graphic>
-              </wp:anchor>
-            </w:drawing>
-          </mc:Choice>
-          <mc:Fallback>
-            <w:pict>
-              <v:line w14:anchorId="606A5493" id="Straight Connector 3" o:spid="_x0000_s1026" style="position:absolute;z-index:251663360;visibility:visible;mso-wrap-style:square;mso-wrap-distance-left:9pt;mso-wrap-distance-top:0;mso-wrap-distance-right:9pt;mso-wrap-distance-bottom:0;mso-position-horizontal:absolute;mso-position-horizontal-relative:text;mso-position-vertical:absolute;mso-position-vertical-relative:text" from="215.7pt,12.45pt" to="215.7pt,48.45pt" o:gfxdata="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" strokecolor="#5b9bd5 [3204]" strokeweight=".5pt">
-                <v:stroke joinstyle="miter"/>
-              </v:line>
-            </w:pict>
-          </mc:Fallback>
-        </mc:AlternateContent>
-      </w:r>
-    </w:p>
-    <w:p>
-      <w:pPr>
-        <w:rPr>
-          <w:rFonts w:ascii="Times New Roman" w:hAnsi="Times New Roman" w:cs="Times New Roman"/>
-        </w:rPr>
-      </w:pPr>
-    </w:p>
-    <w:tbl>
-      <w:tblPr>
-        <w:tblStyle w:val="TableGrid"/>
-        <w:tblpPr w:leftFromText="180" w:rightFromText="180" w:vertAnchor="text" w:horzAnchor="page" w:tblpX="8436" w:tblpY="184"/>
-        <w:tblW w:w="0" w:type="auto"/>
-        <w:shd w:val="clear" w:color="auto" w:fill="D9E2F3" w:themeFill="accent5" w:themeFillTint="33"/>
-        <w:tblLook w:val="04A0" w:firstRow="1" w:lastRow="0" w:firstColumn="1" w:lastColumn="0" w:noHBand="0" w:noVBand="1"/>
-      </w:tblPr>
-      <w:tblGrid>
-        <w:gridCol w:w="1696"/>
-      </w:tblGrid>
-      <w:tr>
-        <w:tc>
-          <w:tcPr>
-            <w:tcW w:w="1696" w:type="dxa"/>
-            <w:shd w:val="clear" w:color="auto" w:fill="D9E2F3" w:themeFill="accent5" w:themeFillTint="33"/>
-          </w:tcPr>
-          <w:p>
-            <w:pPr>
-              <w:rPr>
-                <w:rFonts w:ascii="Times New Roman" w:hAnsi="Times New Roman" w:cs="Times New Roman"/>
-                <w:i/>
-                <w:iCs/>
-              </w:rPr>
-            </w:pPr>
-            <w:r>
-              <w:rPr>
-                <w:rFonts w:ascii="Times New Roman" w:hAnsi="Times New Roman" w:cs="Times New Roman"/>
-                <w:i/>
-                <w:iCs/>
-              </w:rPr>
-              <w:t>&lt;&lt;Entity&gt;&gt;</w:t>
-            </w:r>
-          </w:p>
-          <w:p>
-            <w:pPr>
-              <w:rPr>
-                <w:rFonts w:ascii="Times New Roman" w:hAnsi="Times New Roman" w:cs="Times New Roman"/>
-              </w:rPr>
-            </w:pPr>
-            <w:r>
-              <w:rPr>
-                <w:rFonts w:ascii="Times New Roman" w:hAnsi="Times New Roman" w:cs="Times New Roman"/>
-              </w:rPr>
-              <w:t xml:space="preserve">     BBBB</w:t>
-            </w:r>
-          </w:p>
-        </w:tc>
-      </w:tr>
-      <w:tr>
-        <w:tc>
-          <w:tcPr>
-            <w:tcW w:w="1696" w:type="dxa"/>
-            <w:shd w:val="clear" w:color="auto" w:fill="D9E2F3" w:themeFill="accent5" w:themeFillTint="33"/>
-          </w:tcPr>
-          <w:p>
-            <w:pPr>
-              <w:pStyle w:val="ListParagraph"/>
-              <w:numPr>
-                <w:ilvl w:val="0"/>
-                <w:numId w:val="21"/>
-              </w:numPr>
-              <w:rPr>
-                <w:rFonts w:ascii="Times New Roman" w:hAnsi="Times New Roman" w:cs="Times New Roman"/>
-              </w:rPr>
-            </w:pPr>
-            <w:r>
-              <w:rPr>
-                <w:rFonts w:ascii="Times New Roman" w:hAnsi="Times New Roman" w:cs="Times New Roman"/>
-              </w:rPr>
-              <w:t xml:space="preserve">bb </w:t>
-            </w:r>
-          </w:p>
-        </w:tc>
-      </w:tr>
-      <w:tr>
-        <w:tc>
-          <w:tcPr>
-            <w:tcW w:w="1696" w:type="dxa"/>
-            <w:shd w:val="clear" w:color="auto" w:fill="D9E2F3" w:themeFill="accent5" w:themeFillTint="33"/>
-          </w:tcPr>
-          <w:p>
-            <w:pPr>
-              <w:rPr>
-                <w:rFonts w:ascii="Times New Roman" w:hAnsi="Times New Roman" w:cs="Times New Roman"/>
-              </w:rPr>
-            </w:pPr>
-            <w:r>
-              <w:rPr>
-                <w:rFonts w:ascii="Times New Roman" w:hAnsi="Times New Roman" w:cs="Times New Roman"/>
-                <w:sz w:val="20"/>
-                <w:szCs w:val="20"/>
-              </w:rPr>
-              <w:t>+toString(): String</w:t>
-            </w:r>
-          </w:p>
-        </w:tc>
-      </w:tr>
-    </w:tbl>
-    <w:tbl>
-      <w:tblPr>
-        <w:tblStyle w:val="TableGrid"/>
-        <w:tblpPr w:leftFromText="180" w:rightFromText="180" w:vertAnchor="text" w:horzAnchor="page" w:tblpX="4687" w:tblpY="18"/>
-        <w:tblW w:w="0" w:type="auto"/>
-        <w:tblLook w:val="04A0" w:firstRow="1" w:lastRow="0" w:firstColumn="1" w:lastColumn="0" w:noHBand="0" w:noVBand="1"/>
-      </w:tblPr>
-      <w:tblGrid>
-        <w:gridCol w:w="1557"/>
-      </w:tblGrid>
-      <w:tr>
-        <w:tc>
-          <w:tcPr>
-            <w:tcW w:w="1557" w:type="dxa"/>
-            <w:shd w:val="clear" w:color="auto" w:fill="FFF2CC" w:themeFill="accent4" w:themeFillTint="33"/>
-          </w:tcPr>
-          <w:p>
-            <w:pPr>
-              <w:rPr>
-                <w:rFonts w:ascii="Times New Roman" w:hAnsi="Times New Roman" w:cs="Times New Roman"/>
-                <w:i/>
-                <w:iCs/>
-              </w:rPr>
-            </w:pPr>
-            <w:r>
-              <w:rPr>
-                <w:rFonts w:ascii="Times New Roman" w:hAnsi="Times New Roman" w:cs="Times New Roman"/>
-                <w:i/>
-                <w:iCs/>
-              </w:rPr>
-              <w:t>&lt;&lt;Control&gt;&gt;</w:t>
-            </w:r>
-          </w:p>
-          <w:p>
-            <w:pPr>
-              <w:rPr>
-                <w:rFonts w:ascii="Times New Roman" w:hAnsi="Times New Roman" w:cs="Times New Roman"/>
-              </w:rPr>
-            </w:pPr>
-            <w:r>
-              <w:rPr>
-                <w:rFonts w:ascii="Times New Roman" w:hAnsi="Times New Roman" w:cs="Times New Roman"/>
-              </w:rPr>
-              <w:t xml:space="preserve">     cccccc</w:t>
-            </w:r>
-          </w:p>
-        </w:tc>
-      </w:tr>
-      <w:tr>
-        <w:tc>
-          <w:tcPr>
-            <w:tcW w:w="1557" w:type="dxa"/>
-            <w:shd w:val="clear" w:color="auto" w:fill="FFF2CC" w:themeFill="accent4" w:themeFillTint="33"/>
-          </w:tcPr>
-          <w:p>
-            <w:pPr>
-              <w:rPr>
-                <w:rFonts w:ascii="Times New Roman" w:hAnsi="Times New Roman" w:cs="Times New Roman"/>
-              </w:rPr>
-            </w:pPr>
-          </w:p>
-        </w:tc>
-      </w:tr>
-      <w:tr>
-        <w:tc>
-          <w:tcPr>
-            <w:tcW w:w="1557" w:type="dxa"/>
-            <w:shd w:val="clear" w:color="auto" w:fill="FFF2CC" w:themeFill="accent4" w:themeFillTint="33"/>
-          </w:tcPr>
-          <w:p>
-            <w:pPr>
-              <w:rPr>
-                <w:rFonts w:ascii="Times New Roman" w:hAnsi="Times New Roman" w:cs="Times New Roman"/>
-              </w:rPr>
-            </w:pPr>
-          </w:p>
-        </w:tc>
-      </w:tr>
-    </w:tbl>
-    <w:p>
-      <w:pPr>
-        <w:rPr>
-          <w:rFonts w:ascii="Times New Roman" w:hAnsi="Times New Roman" w:cs="Times New Roman"/>
-        </w:rPr>
-      </w:pPr>
-    </w:p>
-    <w:p>
-      <w:pPr>
-        <w:rPr>
-          <w:rFonts w:ascii="Times New Roman" w:hAnsi="Times New Roman" w:cs="Times New Roman"/>
-        </w:rPr>
-      </w:pPr>
-    </w:p>
-    <w:p>
-      <w:pPr>
-        <w:rPr>
-          <w:rFonts w:ascii="Times New Roman" w:hAnsi="Times New Roman" w:cs="Times New Roman"/>
-        </w:rPr>
-      </w:pPr>
-    </w:p>
-    <w:p>
-      <w:pPr>
-        <w:rPr>
-          <w:rFonts w:ascii="Times New Roman" w:hAnsi="Times New Roman" w:cs="Times New Roman"/>
-        </w:rPr>
-      </w:pPr>
-    </w:p>
-    <w:p>
-      <w:pPr>
-        <w:rPr>
-          <w:rFonts w:ascii="Times New Roman" w:hAnsi="Times New Roman" w:cs="Times New Roman"/>
-        </w:rPr>
-      </w:pPr>
     </w:p>
     <w:p>
       <w:pPr>
@@ -30265,7 +29467,7 @@
       </w:pPr>
     </w:p>
     <w:sectPr>
-      <w:footerReference w:type="default" r:id="rId43"/>
+      <w:footerReference w:type="default" r:id="rId45"/>
       <w:pgSz w:w="12240" w:h="15840" w:code="1"/>
       <w:pgMar w:top="851" w:right="851" w:bottom="851" w:left="1134" w:header="567" w:footer="567" w:gutter="0"/>
       <w:pgNumType w:start="0"/>
@@ -32384,6 +31586,7 @@
   <w:style w:type="character" w:default="1" w:styleId="DefaultParagraphFont">
     <w:name w:val="Default Paragraph Font"/>
     <w:uiPriority w:val="1"/>
+    <w:semiHidden/>
     <w:unhideWhenUsed/>
   </w:style>
   <w:style w:type="table" w:default="1" w:styleId="TableNormal">
@@ -32940,6 +32143,8 @@
     <w:rsid w:val="003D3D84"/>
     <w:rsid w:val="00416DE4"/>
     <w:rsid w:val="0046780C"/>
+    <w:rsid w:val="004C4FC1"/>
+    <w:rsid w:val="006F2D6E"/>
     <w:rsid w:val="0077570D"/>
     <w:rsid w:val="007D4F22"/>
     <w:rsid w:val="007D731E"/>
